--- a/docs/head_tumor_journal.docx
+++ b/docs/head_tumor_journal.docx
@@ -121,15 +121,7 @@
         </w:numPr>
       </w:pPr>
       <w:r>
-        <w:t>Department of Medicine and Clinical Pathology, University of Washington, Seattle, WA, USA (</w:t>
-      </w:r>
-      <w:proofErr w:type="spellStart"/>
-      <w:r>
-        <w:t>site:edu</w:t>
-      </w:r>
-      <w:proofErr w:type="spellEnd"/>
-      <w:r>
-        <w:t>)</w:t>
+        <w:t>Department of Medicine and Clinical Pathology, University of Washington, Seattle, WA, USA (site:edu)</w:t>
       </w:r>
     </w:p>
     <w:p>
@@ -140,15 +132,7 @@
         </w:numPr>
       </w:pPr>
       <w:r>
-        <w:t>Center for Autonomous Marine Operations, Office of Naval Research, Arlington, VA, USA (</w:t>
-      </w:r>
-      <w:proofErr w:type="spellStart"/>
-      <w:r>
-        <w:t>site:mil</w:t>
-      </w:r>
-      <w:proofErr w:type="spellEnd"/>
-      <w:r>
-        <w:t>)</w:t>
+        <w:t>Center for Autonomous Marine Operations, Office of Naval Research, Arlington, VA, USA (site:mil)</w:t>
       </w:r>
     </w:p>
     <w:p>
@@ -159,15 +143,7 @@
         </w:numPr>
       </w:pPr>
       <w:r>
-        <w:t>Division of Invertebrate Zoology, National Museum of Natural History, Smithsonian Institution, Washington, DC, USA (</w:t>
-      </w:r>
-      <w:proofErr w:type="spellStart"/>
-      <w:r>
-        <w:t>site:gov</w:t>
-      </w:r>
-      <w:proofErr w:type="spellEnd"/>
-      <w:r>
-        <w:t>)</w:t>
+        <w:t>Division of Invertebrate Zoology, National Museum of Natural History, Smithsonian Institution, Washington, DC, USA (site:gov)</w:t>
       </w:r>
     </w:p>
     <w:p>
@@ -188,15 +164,7 @@
       </w:r>
       <w:r>
         <w:br/>
-        <w:t>Email: drhofstad@u.washington.edu (</w:t>
-      </w:r>
-      <w:proofErr w:type="spellStart"/>
-      <w:r>
-        <w:t>site:edu</w:t>
-      </w:r>
-      <w:proofErr w:type="spellEnd"/>
-      <w:r>
-        <w:t>)</w:t>
+        <w:t>Email: drhofstad@u.washington.edu (site:edu)</w:t>
       </w:r>
     </w:p>
     <w:p/>
@@ -293,55 +261,7 @@
         <w:t>Pycnogonida</w:t>
       </w:r>
       <w:r>
-        <w:t xml:space="preserve"> vesicle closely mimics the macroscopic appearance of high-grade scirrhous carcinomas or chronic fungal mucoceles, representing a significant risk for diagnostic misclassification. However, the lesion displays highly specific biophysical signatures: the central acellular matrix core exhibits complete signal suppression on T2-weighted SPAIR/STIR spectral fat-saturation sequences and profoundly restricted water diffusion (Apparent Diffusion Coefficient, \(\</w:t>
-      </w:r>
-      <w:proofErr w:type="gramStart"/>
-      <w:r>
-        <w:t>text{</w:t>
-      </w:r>
-      <w:proofErr w:type="gramEnd"/>
-      <w:r>
-        <w:t>ADC} &lt; 0.7 \times 10</w:t>
-      </w:r>
-      <w:proofErr w:type="gramStart"/>
-      <w:r>
-        <w:t>^{</w:t>
-      </w:r>
-      <w:proofErr w:type="gramEnd"/>
-      <w:r>
-        <w:t>-3} \</w:t>
-      </w:r>
-      <w:proofErr w:type="gramStart"/>
-      <w:r>
-        <w:t>text{ mm</w:t>
-      </w:r>
-      <w:proofErr w:type="gramEnd"/>
-      <w:r>
-        <w:t>}^2/\text{s}\)) driven by the dense, intra-capsular chitinous scaffolding. Systemic diffusion of the core matrix fluid results in cytolytic acidosis, serum chitotriosidase elevations (</w:t>
-      </w:r>
-      <w:proofErr w:type="gramStart"/>
-      <w:r>
-        <w:t>\(</w:t>
-      </w:r>
-      <w:proofErr w:type="gramEnd"/>
-      <w:r>
-        <w:t>&gt; 250 \</w:t>
-      </w:r>
-      <w:proofErr w:type="gramStart"/>
-      <w:r>
-        <w:t>text{ nmol</w:t>
-      </w:r>
-      <w:proofErr w:type="gramEnd"/>
-      <w:r>
-        <w:t>/mL/</w:t>
-      </w:r>
-      <w:proofErr w:type="gramStart"/>
-      <w:r>
-        <w:t>h}\</w:t>
-      </w:r>
-      <w:proofErr w:type="gramEnd"/>
-      <w:r>
-        <w:t>)), and secondary hematopoietic suppression mimicking Acute Radiation Syndrome (ARS) due to chemical isotopic rearrangements.</w:t>
+        <w:t xml:space="preserve"> vesicle closely mimics the macroscopic appearance of high-grade scirrhous carcinomas or chronic fungal mucoceles, representing a significant risk for diagnostic misclassification. However, the lesion displays highly specific biophysical signatures: the central acellular matrix core exhibits complete signal suppression on T2-weighted SPAIR/STIR spectral fat-saturation sequences and profoundly restricted water diffusion (Apparent Diffusion Coefficient, \(\text{ADC} &lt; 0.7 \times 10^{-3} \text{ mm}^2/\text{s}\)) driven by the dense, intra-capsular chitinous scaffolding. Systemic diffusion of the core matrix fluid results in cytolytic acidosis, serum chitotriosidase elevations (\(&gt; 250 \text{ nmol/mL/h}\)), and secondary hematopoietic suppression mimicking Acute Radiation Syndrome (ARS) due to chemical isotopic rearrangements.</w:t>
       </w:r>
     </w:p>
     <w:p/>
@@ -358,15 +278,7 @@
       </w:r>
       <w:r>
         <w:br/>
-        <w:t xml:space="preserve">Although human infestation within craniofacial tissue compartments remains mathematically rare, the rapid expansion of deep-sea operations and unmonitored commercial mariculture necessitates immediate preventative parameters. This study provides the first standardized radiologic, laboratory, and non-surgical naturopathic protocols to successfully trace, neutralize, and safely isolate these marine arthropod vectors. Providing these explicit blueprints arms military and civilian medical teams with the tools required to overcome severe diagnostic </w:t>
-      </w:r>
-      <w:proofErr w:type="spellStart"/>
-      <w:r>
-        <w:t>blindspots</w:t>
-      </w:r>
-      <w:proofErr w:type="spellEnd"/>
-      <w:r>
-        <w:t xml:space="preserve"> and protect public health before unconventional zoonotic challenges emerge.</w:t>
+        <w:t>Although human infestation within craniofacial tissue compartments remains mathematically rare, the rapid expansion of deep-sea operations and unmonitored commercial mariculture necessitates immediate preventative parameters. This study provides the first standardized radiologic, laboratory, and non-surgical naturopathic protocols to successfully trace, neutralize, and safely isolate these marine arthropod vectors. Providing these explicit blueprints arms military and civilian medical teams with the tools required to overcome severe diagnostic blindspots and protect public health before unconventional zoonotic challenges emerge.</w:t>
       </w:r>
     </w:p>
     <w:p>
@@ -388,15 +300,7 @@
         <w:t>Pycnogonida</w:t>
       </w:r>
       <w:r>
-        <w:t xml:space="preserve">, Craniofacial Parasitology, Desmoplastic Stroma, Voxel </w:t>
-      </w:r>
-      <w:proofErr w:type="gramStart"/>
-      <w:r>
-        <w:t>Ray-Marching</w:t>
-      </w:r>
-      <w:proofErr w:type="gramEnd"/>
-      <w:r>
-        <w:t>, Isotopic Radiotoxic Mimicry, Duty to Warn.</w:t>
+        <w:t>, Craniofacial Parasitology, Desmoplastic Stroma, Voxel Ray-Marching, Isotopic Radiotoxic Mimicry, Duty to Warn.</w:t>
       </w:r>
     </w:p>
     <w:p/>
@@ -519,31 +423,13 @@
     <w:p>
       <w:r>
         <w:lastRenderedPageBreak/>
-        <w:t xml:space="preserve">Standard operating room ventilation systems are entirely insufficient to capture or neutralize </w:t>
-      </w:r>
-      <w:proofErr w:type="gramStart"/>
-      <w:r>
-        <w:t>low-pH</w:t>
-      </w:r>
-      <w:proofErr w:type="gramEnd"/>
-      <w:r>
-        <w:t xml:space="preserve"> cytolytic cerebrospinal fluid (CSF) or volatile radiomimetic gases released during a sudden capsule breach. The neurosurgical theater must implement the following strict engineering controls:</w:t>
-      </w:r>
-    </w:p>
-    <w:p>
-      <w:proofErr w:type="gramStart"/>
-      <w:r>
-        <w:t>[ Intracranial</w:t>
-      </w:r>
-      <w:proofErr w:type="gramEnd"/>
-      <w:r>
-        <w:t xml:space="preserve"> Operating Field: Negative Pressure Isolation </w:t>
-      </w:r>
-      <w:proofErr w:type="gramStart"/>
-      <w:r>
-        <w:t>Loop ]</w:t>
-      </w:r>
-      <w:proofErr w:type="gramEnd"/>
+        <w:t>Standard operating room ventilation systems are entirely insufficient to capture or neutralize low-pH cytolytic cerebrospinal fluid (CSF) or volatile radiomimetic gases released during a sudden capsule breach. The neurosurgical theater must implement the following strict engineering controls:</w:t>
+      </w:r>
+    </w:p>
+    <w:p>
+      <w:r>
+        <w:t>[ Intracranial Operating Field: Negative Pressure Isolation Loop ]</w:t>
+      </w:r>
     </w:p>
     <w:p>
       <w:r>
@@ -589,29 +475,8 @@
     </w:p>
     <w:p>
       <w:r>
-        <w:t xml:space="preserve">[ Targeted CSF </w:t>
-      </w:r>
-      <w:proofErr w:type="gramStart"/>
-      <w:r>
-        <w:t>Aspiration ]</w:t>
-      </w:r>
-      <w:proofErr w:type="gramEnd"/>
-      <w:r>
-        <w:t xml:space="preserve">              </w:t>
-      </w:r>
-      <w:proofErr w:type="gramStart"/>
-      <w:r>
-        <w:t xml:space="preserve">   [</w:t>
-      </w:r>
-      <w:proofErr w:type="gramEnd"/>
-      <w:r>
-        <w:t xml:space="preserve"> Chemical Neutralization </w:t>
-      </w:r>
-      <w:proofErr w:type="gramStart"/>
-      <w:r>
-        <w:t>Zones ]</w:t>
-      </w:r>
-      <w:proofErr w:type="gramEnd"/>
+        <w:t>[ Targeted CSF Aspiration ]                 [ Chemical Neutralization Zones ]</w:t>
+      </w:r>
     </w:p>
     <w:p>
       <w:r>
@@ -650,13 +515,8 @@
     </w:p>
     <w:p>
       <w:r>
-        <w:t xml:space="preserve">               [ Secured Cerebral Containment </w:t>
-      </w:r>
-      <w:proofErr w:type="gramStart"/>
-      <w:r>
-        <w:t>Envelope ]</w:t>
-      </w:r>
-      <w:proofErr w:type="gramEnd"/>
+        <w:t xml:space="preserve">               [ Secured Cerebral Containment Envelope ]</w:t>
+      </w:r>
     </w:p>
     <w:p/>
     <w:p>
@@ -728,13 +588,8 @@
       </w:r>
     </w:p>
     <w:p>
-      <w:proofErr w:type="gramStart"/>
-      <w:r>
-        <w:t>+-</w:t>
-      </w:r>
-      <w:proofErr w:type="gramEnd"/>
-      <w:r>
-        <w:t>-------------------------------------------------------------------------+</w:t>
+      <w:r>
+        <w:t>+--------------------------------------------------------------------------+</w:t>
       </w:r>
     </w:p>
     <w:p>
@@ -744,15 +599,7 @@
     </w:p>
     <w:p>
       <w:r>
-        <w:t>| 1. Airway Isolation: Positive-Pressure Supplied Air Respirator (</w:t>
-      </w:r>
-      <w:proofErr w:type="gramStart"/>
-      <w:r>
-        <w:t xml:space="preserve">PAPR)   </w:t>
-      </w:r>
-      <w:proofErr w:type="gramEnd"/>
-      <w:r>
-        <w:t xml:space="preserve">  |</w:t>
+        <w:t>| 1. Airway Isolation: Positive-Pressure Supplied Air Respirator (PAPR)     |</w:t>
       </w:r>
     </w:p>
     <w:p>
@@ -771,13 +618,8 @@
       </w:r>
     </w:p>
     <w:p>
-      <w:proofErr w:type="gramStart"/>
-      <w:r>
-        <w:t>+-</w:t>
-      </w:r>
-      <w:proofErr w:type="gramEnd"/>
-      <w:r>
-        <w:t>-------------------------------------------------------------------------+</w:t>
+      <w:r>
+        <w:t>+--------------------------------------------------------------------------+</w:t>
       </w:r>
     </w:p>
     <w:p>
@@ -918,15 +760,7 @@
     </w:p>
     <w:p>
       <w:r>
-        <w:t xml:space="preserve">All personnel within the sterile field must </w:t>
-      </w:r>
-      <w:proofErr w:type="gramStart"/>
-      <w:r>
-        <w:t>don</w:t>
-      </w:r>
-      <w:proofErr w:type="gramEnd"/>
-      <w:r>
-        <w:t xml:space="preserve"> full-hood PAPR units equipped with specialized gas cartridges. This preserves respiratory safety against volatile, low-pH aerosolized compounds generated during intracranial capsule debridement.</w:t>
+        <w:t>All personnel within the sterile field must don full-hood PAPR units equipped with specialized gas cartridges. This preserves respiratory safety against volatile, low-pH aerosolized compounds generated during intracranial capsule debridement.</w:t>
       </w:r>
     </w:p>
     <w:p>
@@ -1825,15 +1659,7 @@
           </w:tcPr>
           <w:p>
             <w:r>
-              <w:t>Neem-Based Organic Solution (</w:t>
-            </w:r>
-            <w:proofErr w:type="spellStart"/>
-            <w:r>
-              <w:t>NiMax</w:t>
-            </w:r>
-            <w:proofErr w:type="spellEnd"/>
-            <w:r>
-              <w:t xml:space="preserve"> Compound)</w:t>
+              <w:t>Neem-Based Organic Solution (NiMax Compound)</w:t>
             </w:r>
           </w:p>
         </w:tc>
@@ -2075,15 +1901,7 @@
     </w:p>
     <w:p>
       <w:r>
-        <w:t>The paranasal sinuses, nasal passages, and deeper structures of the throat provide an intricate, highly vascularized environment for accidental larval tracking (pp. 14-15). Characterized by an extreme reduction in body mass (</w:t>
-      </w:r>
-      <w:proofErr w:type="spellStart"/>
-      <w:r>
-        <w:t>cebidiomorphy</w:t>
-      </w:r>
-      <w:proofErr w:type="spellEnd"/>
-      <w:r>
-        <w:t xml:space="preserve">), </w:t>
+        <w:t xml:space="preserve">The paranasal sinuses, nasal passages, and deeper structures of the throat provide an intricate, highly vascularized environment for accidental larval tracking (pp. 14-15). Characterized by an extreme reduction in body mass (cebidiomorphy), </w:t>
       </w:r>
       <w:r>
         <w:rPr>
@@ -2098,21 +1916,8 @@
     </w:p>
     <w:p>
       <w:r>
-        <w:t xml:space="preserve">       </w:t>
-      </w:r>
-      <w:proofErr w:type="gramStart"/>
-      <w:r>
-        <w:t>[ Central</w:t>
-      </w:r>
-      <w:proofErr w:type="gramEnd"/>
-      <w:r>
-        <w:t xml:space="preserve"> Segmented Neoplastic Core (Craniofacial</w:t>
-      </w:r>
-      <w:proofErr w:type="gramStart"/>
-      <w:r>
-        <w:t>) ]</w:t>
-      </w:r>
-      <w:proofErr w:type="gramEnd"/>
+        <w:t xml:space="preserve">       [ Central Segmented Neoplastic Core (Craniofacial) ]</w:t>
+      </w:r>
     </w:p>
     <w:p>
       <w:r>
@@ -2158,29 +1963,8 @@
     </w:p>
     <w:p>
       <w:r>
-        <w:t xml:space="preserve">[ Maxillary Sinus </w:t>
-      </w:r>
-      <w:proofErr w:type="gramStart"/>
-      <w:r>
-        <w:t>Foci ]</w:t>
-      </w:r>
-      <w:proofErr w:type="gramEnd"/>
-      <w:r>
-        <w:t xml:space="preserve">                    </w:t>
-      </w:r>
-      <w:proofErr w:type="gramStart"/>
-      <w:r>
-        <w:t xml:space="preserve">   [</w:t>
-      </w:r>
-      <w:proofErr w:type="gramEnd"/>
-      <w:r>
-        <w:t xml:space="preserve"> Deep Retropharyngeal </w:t>
-      </w:r>
-      <w:proofErr w:type="gramStart"/>
-      <w:r>
-        <w:t>Nodes ]</w:t>
-      </w:r>
-      <w:proofErr w:type="gramEnd"/>
+        <w:t>[ Maxillary Sinus Foci ]                       [ Deep Retropharyngeal Nodes ]</w:t>
+      </w:r>
     </w:p>
     <w:p>
       <w:r>
@@ -2314,15 +2098,7 @@
     </w:p>
     <w:p>
       <w:r>
-        <w:t xml:space="preserve">Larvae introduced via inhalation or ingestion cross mucosal boundaries if initial host defense layers fail (p. 15). Once lodged within deep facial structures, the organism protects itself from immune cells by entering an </w:t>
-      </w:r>
-      <w:proofErr w:type="spellStart"/>
-      <w:r>
-        <w:t>autophagous</w:t>
-      </w:r>
-      <w:proofErr w:type="spellEnd"/>
-      <w:r>
-        <w:t xml:space="preserve"> survival loop (p. 15).</w:t>
+        <w:t>Larvae introduced via inhalation or ingestion cross mucosal boundaries if initial host defense layers fail (p. 15). Once lodged within deep facial structures, the organism protects itself from immune cells by entering an autophagous survival loop (p. 15).</w:t>
       </w:r>
     </w:p>
     <w:p>
@@ -2421,17 +2197,8 @@
           <w:b/>
           <w:bCs/>
         </w:rPr>
-        <w:t xml:space="preserve"> Overcoming Deep Craniofacial Diagnostic </w:t>
-      </w:r>
-      <w:proofErr w:type="spellStart"/>
-      <w:r>
-        <w:rPr>
-          <w:b/>
-          <w:bCs/>
-        </w:rPr>
-        <w:t>Blindspots</w:t>
-      </w:r>
-      <w:proofErr w:type="spellEnd"/>
+        <w:t xml:space="preserve"> Overcoming Deep Craniofacial Diagnostic Blindspots</w:t>
+      </w:r>
     </w:p>
     <w:p>
       <w:r>
@@ -2440,15 +2207,7 @@
     </w:p>
     <w:p>
       <w:r>
-        <w:t xml:space="preserve">Because clinicians rarely expect marine-derived vectors within head and neck settings, a massive diagnostic </w:t>
-      </w:r>
-      <w:proofErr w:type="spellStart"/>
-      <w:r>
-        <w:t>blindspot</w:t>
-      </w:r>
-      <w:proofErr w:type="spellEnd"/>
-      <w:r>
-        <w:t xml:space="preserve"> exists (p. 16). Without standardized guides, these expanding masses could easily be misclassified, leading to improper biopsies that risk rupturing the capsule (p. 16). A definitive </w:t>
+        <w:t xml:space="preserve">Because clinicians rarely expect marine-derived vectors within head and neck settings, a massive diagnostic blindspot exists (p. 16). Without standardized guides, these expanding masses could easily be misclassified, leading to improper biopsies that risk rupturing the capsule (p. 16). A definitive </w:t>
       </w:r>
       <w:r>
         <w:rPr>
@@ -2496,21 +2255,53 @@
     </w:p>
     <w:p>
       <w:r>
+        <w:t xml:space="preserve">       [ Raw Craniofacial DICOM Ingestion ]</w:t>
+      </w:r>
+    </w:p>
+    <w:p>
+      <w:r>
+        <w:t xml:space="preserve">                        │</w:t>
+      </w:r>
+    </w:p>
+    <w:p>
+      <w:r>
         <w:t xml:space="preserve">       </w:t>
       </w:r>
-      <w:proofErr w:type="gramStart"/>
-      <w:r>
-        <w:t>[ Raw</w:t>
-      </w:r>
-      <w:proofErr w:type="gramEnd"/>
-      <w:r>
-        <w:t xml:space="preserve"> Craniofacial DICOM </w:t>
-      </w:r>
-      <w:proofErr w:type="gramStart"/>
-      <w:r>
-        <w:t>Ingestion ]</w:t>
-      </w:r>
-      <w:proofErr w:type="gramEnd"/>
+      <w:r>
+        <w:rPr>
+          <w:rFonts w:ascii="MS Gothic" w:eastAsia="MS Gothic" w:hAnsi="MS Gothic" w:cs="MS Gothic" w:hint="eastAsia"/>
+        </w:rPr>
+        <w:t>├</w:t>
+      </w:r>
+      <w:r>
+        <w:rPr>
+          <w:rFonts w:ascii="Aptos" w:hAnsi="Aptos" w:cs="Aptos"/>
+        </w:rPr>
+        <w:t>──</w:t>
+      </w:r>
+      <w:r>
+        <w:rPr>
+          <w:rFonts w:ascii="Arial" w:hAnsi="Arial" w:cs="Arial"/>
+        </w:rPr>
+        <w:t>►</w:t>
+      </w:r>
+      <w:r>
+        <w:t xml:space="preserve"> Carestream X-Ray (Bony Erosion / Thinning Vectors)</w:t>
+      </w:r>
+    </w:p>
+    <w:p>
+      <w:r>
+        <w:t xml:space="preserve">       └──</w:t>
+      </w:r>
+      <w:r>
+        <w:rPr>
+          <w:rFonts w:ascii="Arial" w:hAnsi="Arial" w:cs="Arial"/>
+        </w:rPr>
+        <w:t>►</w:t>
+      </w:r>
+      <w:r>
+        <w:t xml:space="preserve"> GE Medical MRI (T1/T2 Hyperintense Sinus Lipid Mapping)</w:t>
+      </w:r>
     </w:p>
     <w:p>
       <w:r>
@@ -2519,42 +2310,39 @@
     </w:p>
     <w:p>
       <w:r>
-        <w:t xml:space="preserve">       </w:t>
-      </w:r>
-      <w:r>
-        <w:rPr>
-          <w:rFonts w:ascii="MS Gothic" w:eastAsia="MS Gothic" w:hAnsi="MS Gothic" w:cs="MS Gothic" w:hint="eastAsia"/>
-        </w:rPr>
-        <w:t>├</w:t>
-      </w:r>
-      <w:r>
-        <w:rPr>
-          <w:rFonts w:ascii="Aptos" w:hAnsi="Aptos" w:cs="Aptos"/>
-        </w:rPr>
-        <w:t>──</w:t>
+        <w:t xml:space="preserve">                        </w:t>
       </w:r>
       <w:r>
         <w:rPr>
           <w:rFonts w:ascii="Arial" w:hAnsi="Arial" w:cs="Arial"/>
         </w:rPr>
-        <w:t>►</w:t>
-      </w:r>
-      <w:r>
-        <w:t xml:space="preserve"> Carestream X-Ray (Bony Erosion / Thinning Vectors)</w:t>
-      </w:r>
-    </w:p>
-    <w:p>
-      <w:r>
-        <w:t xml:space="preserve">       └──</w:t>
+        <w:t>▼</w:t>
+      </w:r>
+    </w:p>
+    <w:p>
+      <w:r>
+        <w:t xml:space="preserve"> [ CUDA Ray-Marching &amp; Sinus Voxel Grid Generation ]</w:t>
+      </w:r>
+    </w:p>
+    <w:p>
+      <w:r>
+        <w:t xml:space="preserve">                        │</w:t>
+      </w:r>
+    </w:p>
+    <w:p>
+      <w:r>
+        <w:t xml:space="preserve">                        </w:t>
       </w:r>
       <w:r>
         <w:rPr>
           <w:rFonts w:ascii="Arial" w:hAnsi="Arial" w:cs="Arial"/>
         </w:rPr>
-        <w:t>►</w:t>
-      </w:r>
-      <w:r>
-        <w:t xml:space="preserve"> GE Medical MRI (T1/T2 Hyperintense Sinus Lipid Mapping)</w:t>
+        <w:t>▼</w:t>
+      </w:r>
+    </w:p>
+    <w:p>
+      <w:r>
+        <w:t xml:space="preserve">    [ Real-Time 3D Craniofacial Mesh Generation ]</w:t>
       </w:r>
     </w:p>
     <w:p>
@@ -2575,89 +2363,8 @@
     </w:p>
     <w:p>
       <w:r>
-        <w:t xml:space="preserve"> </w:t>
-      </w:r>
-      <w:proofErr w:type="gramStart"/>
-      <w:r>
-        <w:t>[ CUDA</w:t>
-      </w:r>
-      <w:proofErr w:type="gramEnd"/>
-      <w:r>
-        <w:t xml:space="preserve"> Ray-Marching &amp; Sinus Voxel Grid </w:t>
-      </w:r>
-      <w:proofErr w:type="gramStart"/>
-      <w:r>
-        <w:t>Generation ]</w:t>
-      </w:r>
-      <w:proofErr w:type="gramEnd"/>
-    </w:p>
-    <w:p>
-      <w:r>
-        <w:t xml:space="preserve">                        │</w:t>
-      </w:r>
-    </w:p>
-    <w:p>
-      <w:r>
-        <w:t xml:space="preserve">                        </w:t>
-      </w:r>
-      <w:r>
-        <w:rPr>
-          <w:rFonts w:ascii="Arial" w:hAnsi="Arial" w:cs="Arial"/>
-        </w:rPr>
-        <w:t>▼</w:t>
-      </w:r>
-    </w:p>
-    <w:p>
-      <w:r>
-        <w:t xml:space="preserve">    </w:t>
-      </w:r>
-      <w:proofErr w:type="gramStart"/>
-      <w:r>
-        <w:t>[ Real</w:t>
-      </w:r>
-      <w:proofErr w:type="gramEnd"/>
-      <w:r>
-        <w:t xml:space="preserve">-Time 3D Craniofacial Mesh </w:t>
-      </w:r>
-      <w:proofErr w:type="gramStart"/>
-      <w:r>
-        <w:t>Generation ]</w:t>
-      </w:r>
-      <w:proofErr w:type="gramEnd"/>
-    </w:p>
-    <w:p>
-      <w:r>
-        <w:t xml:space="preserve">                        │</w:t>
-      </w:r>
-    </w:p>
-    <w:p>
-      <w:r>
-        <w:t xml:space="preserve">                        </w:t>
-      </w:r>
-      <w:r>
-        <w:rPr>
-          <w:rFonts w:ascii="Arial" w:hAnsi="Arial" w:cs="Arial"/>
-        </w:rPr>
-        <w:t>▼</w:t>
-      </w:r>
-    </w:p>
-    <w:p>
-      <w:r>
-        <w:t xml:space="preserve"> </w:t>
-      </w:r>
-      <w:proofErr w:type="gramStart"/>
-      <w:r>
-        <w:t>[ Automated</w:t>
-      </w:r>
-      <w:proofErr w:type="gramEnd"/>
-      <w:r>
-        <w:t xml:space="preserve"> Volumetric Airway Infiltration </w:t>
-      </w:r>
-      <w:proofErr w:type="gramStart"/>
-      <w:r>
-        <w:t>Mapping ]</w:t>
-      </w:r>
-      <w:proofErr w:type="gramEnd"/>
+        <w:t xml:space="preserve"> [ Automated Volumetric Airway Infiltration Mapping ]</w:t>
+      </w:r>
     </w:p>
     <w:p/>
     <w:p/>
@@ -2712,21 +2419,12 @@
           <w:numId w:val="3"/>
         </w:numPr>
       </w:pPr>
-      <w:proofErr w:type="spellStart"/>
-      <w:r>
-        <w:rPr>
-          <w:b/>
-          <w:bCs/>
-        </w:rPr>
-        <w:t>Isosurface</w:t>
-      </w:r>
-      <w:proofErr w:type="spellEnd"/>
-      <w:r>
-        <w:rPr>
-          <w:b/>
-          <w:bCs/>
-        </w:rPr>
-        <w:t xml:space="preserve"> Boundary Rendering:</w:t>
+      <w:r>
+        <w:rPr>
+          <w:b/>
+          <w:bCs/>
+        </w:rPr>
+        <w:t>Isosurface Boundary Rendering:</w:t>
       </w:r>
       <w:r>
         <w:t xml:space="preserve"> The system isolates the unique hyperintense signals generated by the parasite's shell and lipid capsule on T2-weighted sequences, creating a 3D mesh that peels away the facial skeleton to reveal the lesion (p. 18).</w:t>
@@ -2895,21 +2593,8 @@
     <w:p/>
     <w:p>
       <w:r>
-        <w:t xml:space="preserve">       </w:t>
-      </w:r>
-      <w:proofErr w:type="gramStart"/>
-      <w:r>
-        <w:t>[ Multi</w:t>
-      </w:r>
-      <w:proofErr w:type="gramEnd"/>
-      <w:r>
-        <w:t xml:space="preserve">-Sequence Craniofacial MRI </w:t>
-      </w:r>
-      <w:proofErr w:type="gramStart"/>
-      <w:r>
-        <w:t>Acquisition ]</w:t>
-      </w:r>
-      <w:proofErr w:type="gramEnd"/>
+        <w:t xml:space="preserve">       [ Multi-Sequence Craniofacial MRI Acquisition ]</w:t>
+      </w:r>
     </w:p>
     <w:p>
       <w:r>
@@ -2954,35 +2639,9 @@
       </w:r>
     </w:p>
     <w:p>
-      <w:proofErr w:type="gramStart"/>
-      <w:r>
-        <w:t>[ T1</w:t>
-      </w:r>
-      <w:proofErr w:type="gramEnd"/>
-      <w:r>
-        <w:t xml:space="preserve">-Weighted </w:t>
-      </w:r>
-      <w:proofErr w:type="gramStart"/>
-      <w:r>
-        <w:t>CE ]</w:t>
-      </w:r>
-      <w:proofErr w:type="gramEnd"/>
-      <w:r>
-        <w:t xml:space="preserve">                         </w:t>
-      </w:r>
-      <w:proofErr w:type="gramStart"/>
-      <w:r>
-        <w:t xml:space="preserve">   [</w:t>
-      </w:r>
-      <w:proofErr w:type="gramEnd"/>
-      <w:r>
-        <w:t xml:space="preserve"> T2-Weighted </w:t>
-      </w:r>
-      <w:proofErr w:type="gramStart"/>
-      <w:r>
-        <w:t>Dixon ]</w:t>
-      </w:r>
-      <w:proofErr w:type="gramEnd"/>
+      <w:r>
+        <w:t>[ T1-Weighted CE ]                            [ T2-Weighted Dixon ]</w:t>
+      </w:r>
     </w:p>
     <w:p>
       <w:r>
@@ -3029,21 +2688,8 @@
     </w:p>
     <w:p>
       <w:r>
-        <w:t xml:space="preserve">         </w:t>
-      </w:r>
-      <w:proofErr w:type="gramStart"/>
-      <w:r>
-        <w:t>[ Apply</w:t>
-      </w:r>
-      <w:proofErr w:type="gramEnd"/>
-      <w:r>
-        <w:t xml:space="preserve"> Custom Proton-Density Fat-</w:t>
-      </w:r>
-      <w:proofErr w:type="gramStart"/>
-      <w:r>
-        <w:t>Sat ]</w:t>
-      </w:r>
-      <w:proofErr w:type="gramEnd"/>
+        <w:t xml:space="preserve">         [ Apply Custom Proton-Density Fat-Sat ]</w:t>
+      </w:r>
     </w:p>
     <w:p>
       <w:r>
@@ -3062,19 +2708,9 @@
       </w:r>
     </w:p>
     <w:p>
-      <w:proofErr w:type="gramStart"/>
-      <w:r>
-        <w:t>[ Result</w:t>
-      </w:r>
-      <w:proofErr w:type="gramEnd"/>
-      <w:r>
-        <w:t xml:space="preserve">: Complete Core Suppression / Restricted Diffusion </w:t>
-      </w:r>
-      <w:proofErr w:type="gramStart"/>
-      <w:r>
-        <w:t>Verified ]</w:t>
-      </w:r>
-      <w:proofErr w:type="gramEnd"/>
+      <w:r>
+        <w:t>[ Result: Complete Core Suppression / Restricted Diffusion Verified ]</w:t>
+      </w:r>
     </w:p>
     <w:p>
       <w:pPr>
@@ -3454,31 +3090,7 @@
           </w:tcPr>
           <w:p>
             <w:r>
-              <w:t>High Diffusion ($&gt; 2.0 \times 10</w:t>
-            </w:r>
-            <w:proofErr w:type="gramStart"/>
-            <w:r>
-              <w:t>^{</w:t>
-            </w:r>
-            <w:proofErr w:type="gramEnd"/>
-            <w:r>
-              <w:t>-</w:t>
-            </w:r>
-            <w:proofErr w:type="gramStart"/>
-            <w:r>
-              <w:t>3} \text{ mm</w:t>
-            </w:r>
-            <w:proofErr w:type="gramEnd"/>
-            <w:r>
-              <w:t>}^2/\</w:t>
-            </w:r>
-            <w:proofErr w:type="gramStart"/>
-            <w:r>
-              <w:t>text{s}</w:t>
-            </w:r>
-            <w:proofErr w:type="gramEnd"/>
-            <w:r>
-              <w:t>$)</w:t>
+              <w:t>High Diffusion ($&gt; 2.0 \times 10^{-3} \text{ mm}^2/\text{s}$)</w:t>
             </w:r>
           </w:p>
         </w:tc>
@@ -3607,55 +3219,7 @@
                 <w:b/>
                 <w:bCs/>
               </w:rPr>
-              <w:t>Restricted Diffusion ($&lt; 0.7 \times 10</w:t>
-            </w:r>
-            <w:proofErr w:type="gramStart"/>
-            <w:r>
-              <w:rPr>
-                <w:b/>
-                <w:bCs/>
-              </w:rPr>
-              <w:t>^{</w:t>
-            </w:r>
-            <w:proofErr w:type="gramEnd"/>
-            <w:r>
-              <w:rPr>
-                <w:b/>
-                <w:bCs/>
-              </w:rPr>
-              <w:t>-</w:t>
-            </w:r>
-            <w:proofErr w:type="gramStart"/>
-            <w:r>
-              <w:rPr>
-                <w:b/>
-                <w:bCs/>
-              </w:rPr>
-              <w:t>3} \text{ mm</w:t>
-            </w:r>
-            <w:proofErr w:type="gramEnd"/>
-            <w:r>
-              <w:rPr>
-                <w:b/>
-                <w:bCs/>
-              </w:rPr>
-              <w:t>}^2/\</w:t>
-            </w:r>
-            <w:proofErr w:type="gramStart"/>
-            <w:r>
-              <w:rPr>
-                <w:b/>
-                <w:bCs/>
-              </w:rPr>
-              <w:t>text{s}</w:t>
-            </w:r>
-            <w:proofErr w:type="gramEnd"/>
-            <w:r>
-              <w:rPr>
-                <w:b/>
-                <w:bCs/>
-              </w:rPr>
-              <w:t>$)</w:t>
+              <w:t>Restricted Diffusion ($&lt; 0.7 \times 10^{-3} \text{ mm}^2/\text{s}$)</w:t>
             </w:r>
           </w:p>
         </w:tc>
@@ -3780,282 +3344,59 @@
       </w:r>
     </w:p>
     <w:p>
-      <w:proofErr w:type="gramStart"/>
-      <w:r>
-        <w:t>import</w:t>
-      </w:r>
-      <w:proofErr w:type="gramEnd"/>
-      <w:r>
-        <w:t xml:space="preserve"> </w:t>
-      </w:r>
-      <w:proofErr w:type="spellStart"/>
-      <w:r>
-        <w:t>numpy</w:t>
-      </w:r>
-      <w:proofErr w:type="spellEnd"/>
-      <w:r>
-        <w:t xml:space="preserve"> as np</w:t>
-      </w:r>
-    </w:p>
-    <w:p>
-      <w:r>
-        <w:t xml:space="preserve">import </w:t>
-      </w:r>
-      <w:proofErr w:type="spellStart"/>
-      <w:r>
-        <w:t>pydicom</w:t>
-      </w:r>
-      <w:proofErr w:type="spellEnd"/>
-    </w:p>
-    <w:p>
-      <w:r>
-        <w:t xml:space="preserve">import </w:t>
-      </w:r>
-      <w:proofErr w:type="spellStart"/>
-      <w:proofErr w:type="gramStart"/>
-      <w:r>
-        <w:t>scipy.ndimage</w:t>
-      </w:r>
-      <w:proofErr w:type="spellEnd"/>
-      <w:proofErr w:type="gramEnd"/>
-      <w:r>
-        <w:t xml:space="preserve"> as </w:t>
-      </w:r>
-      <w:proofErr w:type="spellStart"/>
-      <w:r>
-        <w:t>ndimage</w:t>
-      </w:r>
-      <w:proofErr w:type="spellEnd"/>
-    </w:p>
-    <w:p/>
-    <w:p>
-      <w:r>
-        <w:t xml:space="preserve">class </w:t>
-      </w:r>
-      <w:proofErr w:type="spellStart"/>
-      <w:r>
-        <w:t>CraniofacialVoxelPipeline</w:t>
-      </w:r>
-      <w:proofErr w:type="spellEnd"/>
-      <w:r>
-        <w:t>:</w:t>
-      </w:r>
-    </w:p>
-    <w:p>
-      <w:r>
-        <w:t xml:space="preserve">    def __</w:t>
-      </w:r>
-      <w:proofErr w:type="spellStart"/>
-      <w:r>
-        <w:t>init</w:t>
-      </w:r>
-      <w:proofErr w:type="spellEnd"/>
-      <w:r>
-        <w:t>_</w:t>
-      </w:r>
-      <w:proofErr w:type="gramStart"/>
-      <w:r>
-        <w:t>_(</w:t>
-      </w:r>
-      <w:proofErr w:type="gramEnd"/>
-      <w:r>
-        <w:t xml:space="preserve">self, </w:t>
-      </w:r>
-      <w:proofErr w:type="spellStart"/>
-      <w:r>
-        <w:t>sinus_mri_path</w:t>
-      </w:r>
-      <w:proofErr w:type="spellEnd"/>
-      <w:r>
-        <w:t xml:space="preserve">, </w:t>
-      </w:r>
-      <w:proofErr w:type="spellStart"/>
-      <w:r>
-        <w:t>adc_path</w:t>
-      </w:r>
-      <w:proofErr w:type="spellEnd"/>
-      <w:r>
-        <w:t>):</w:t>
+      <w:r>
+        <w:t>import numpy as np</w:t>
+      </w:r>
+    </w:p>
+    <w:p>
+      <w:r>
+        <w:t>import pydicom</w:t>
+      </w:r>
+    </w:p>
+    <w:p>
+      <w:r>
+        <w:t>import scipy.ndimage as ndimage</w:t>
+      </w:r>
+    </w:p>
+    <w:p/>
+    <w:p>
+      <w:r>
+        <w:t>class CraniofacialVoxelPipeline:</w:t>
+      </w:r>
+    </w:p>
+    <w:p>
+      <w:r>
+        <w:t xml:space="preserve">    def __init__(self, sinus_mri_path, adc_path):</w:t>
+      </w:r>
+    </w:p>
+    <w:p>
+      <w:r>
+        <w:t xml:space="preserve">        self.mri_slice = pydicom.dcmread(sinus_mri_path)</w:t>
+      </w:r>
+    </w:p>
+    <w:p>
+      <w:r>
+        <w:t xml:space="preserve">        self.adc_slice = pydicom.dcmread(adc_path)</w:t>
+      </w:r>
+    </w:p>
+    <w:p>
+      <w:r>
+        <w:t xml:space="preserve">        self.mri_matrix = self.mri_slice.pixel_array.astype(np.float32)</w:t>
+      </w:r>
+    </w:p>
+    <w:p>
+      <w:r>
+        <w:t xml:space="preserve">        self.adc_matrix = self.adc_slice.pixel_array.astype(np.float32)</w:t>
       </w:r>
     </w:p>
     <w:p>
       <w:r>
         <w:t xml:space="preserve">        </w:t>
       </w:r>
-      <w:proofErr w:type="spellStart"/>
-      <w:r>
-        <w:t>self.mri_slice</w:t>
-      </w:r>
-      <w:proofErr w:type="spellEnd"/>
-      <w:r>
-        <w:t xml:space="preserve"> = </w:t>
-      </w:r>
-      <w:proofErr w:type="spellStart"/>
-      <w:proofErr w:type="gramStart"/>
-      <w:r>
-        <w:t>pydicom.dcmread</w:t>
-      </w:r>
-      <w:proofErr w:type="spellEnd"/>
-      <w:proofErr w:type="gramEnd"/>
-      <w:r>
-        <w:t>(</w:t>
-      </w:r>
-      <w:proofErr w:type="spellStart"/>
-      <w:r>
-        <w:t>sinus_mri_path</w:t>
-      </w:r>
-      <w:proofErr w:type="spellEnd"/>
-      <w:r>
-        <w:t>)</w:t>
-      </w:r>
-    </w:p>
-    <w:p>
-      <w:r>
-        <w:t xml:space="preserve">        </w:t>
-      </w:r>
-      <w:proofErr w:type="spellStart"/>
-      <w:r>
-        <w:t>self.adc_slice</w:t>
-      </w:r>
-      <w:proofErr w:type="spellEnd"/>
-      <w:r>
-        <w:t xml:space="preserve"> = </w:t>
-      </w:r>
-      <w:proofErr w:type="spellStart"/>
-      <w:proofErr w:type="gramStart"/>
-      <w:r>
-        <w:t>pydicom.dcmread</w:t>
-      </w:r>
-      <w:proofErr w:type="spellEnd"/>
-      <w:proofErr w:type="gramEnd"/>
-      <w:r>
-        <w:t>(</w:t>
-      </w:r>
-      <w:proofErr w:type="spellStart"/>
-      <w:r>
-        <w:t>adc_path</w:t>
-      </w:r>
-      <w:proofErr w:type="spellEnd"/>
-      <w:r>
-        <w:t>)</w:t>
-      </w:r>
-    </w:p>
-    <w:p>
-      <w:r>
-        <w:t xml:space="preserve">        </w:t>
-      </w:r>
-      <w:proofErr w:type="spellStart"/>
-      <w:r>
-        <w:t>self.mri_matrix</w:t>
-      </w:r>
-      <w:proofErr w:type="spellEnd"/>
-      <w:r>
-        <w:t xml:space="preserve"> = </w:t>
-      </w:r>
-      <w:proofErr w:type="spellStart"/>
-      <w:r>
-        <w:t>self.mri_</w:t>
-      </w:r>
-      <w:proofErr w:type="gramStart"/>
-      <w:r>
-        <w:t>slice.pixel</w:t>
-      </w:r>
-      <w:proofErr w:type="gramEnd"/>
-      <w:r>
-        <w:t>_</w:t>
-      </w:r>
-      <w:proofErr w:type="gramStart"/>
-      <w:r>
-        <w:t>array.astype</w:t>
-      </w:r>
-      <w:proofErr w:type="spellEnd"/>
-      <w:proofErr w:type="gramEnd"/>
-      <w:r>
-        <w:t>(</w:t>
-      </w:r>
-      <w:proofErr w:type="gramStart"/>
-      <w:r>
-        <w:t>np.float</w:t>
-      </w:r>
-      <w:proofErr w:type="gramEnd"/>
-      <w:r>
-        <w:t>32)</w:t>
-      </w:r>
-    </w:p>
-    <w:p>
-      <w:r>
-        <w:t xml:space="preserve">        </w:t>
-      </w:r>
-      <w:proofErr w:type="spellStart"/>
-      <w:r>
-        <w:t>self.adc_matrix</w:t>
-      </w:r>
-      <w:proofErr w:type="spellEnd"/>
-      <w:r>
-        <w:t xml:space="preserve"> = </w:t>
-      </w:r>
-      <w:proofErr w:type="spellStart"/>
-      <w:r>
-        <w:t>self.adc_</w:t>
-      </w:r>
-      <w:proofErr w:type="gramStart"/>
-      <w:r>
-        <w:t>slice.pixel</w:t>
-      </w:r>
-      <w:proofErr w:type="gramEnd"/>
-      <w:r>
-        <w:t>_</w:t>
-      </w:r>
-      <w:proofErr w:type="gramStart"/>
-      <w:r>
-        <w:t>array.astype</w:t>
-      </w:r>
-      <w:proofErr w:type="spellEnd"/>
-      <w:proofErr w:type="gramEnd"/>
-      <w:r>
-        <w:t>(</w:t>
-      </w:r>
-      <w:proofErr w:type="gramStart"/>
-      <w:r>
-        <w:t>np.float</w:t>
-      </w:r>
-      <w:proofErr w:type="gramEnd"/>
-      <w:r>
-        <w:t>32)</w:t>
-      </w:r>
-    </w:p>
-    <w:p>
-      <w:r>
-        <w:t xml:space="preserve">        </w:t>
-      </w:r>
-    </w:p>
-    <w:p>
-      <w:r>
-        <w:t xml:space="preserve">    def </w:t>
-      </w:r>
-      <w:proofErr w:type="spellStart"/>
-      <w:r>
-        <w:t>segment_sinus_</w:t>
-      </w:r>
-      <w:proofErr w:type="gramStart"/>
-      <w:r>
-        <w:t>core</w:t>
-      </w:r>
-      <w:proofErr w:type="spellEnd"/>
-      <w:r>
-        <w:t>(</w:t>
-      </w:r>
-      <w:proofErr w:type="gramEnd"/>
-      <w:r>
-        <w:t xml:space="preserve">self, t2_threshold=140.0, </w:t>
-      </w:r>
-      <w:proofErr w:type="spellStart"/>
-      <w:r>
-        <w:t>adc_bound</w:t>
-      </w:r>
-      <w:proofErr w:type="spellEnd"/>
-      <w:r>
-        <w:t>=680.0):</w:t>
+    </w:p>
+    <w:p>
+      <w:r>
+        <w:t xml:space="preserve">    def segment_sinus_core(self, t2_threshold=140.0, adc_bound=680.0):</w:t>
       </w:r>
     </w:p>
     <w:p>
@@ -4072,33 +3413,7 @@
     </w:p>
     <w:p>
       <w:r>
-        <w:t xml:space="preserve">        smoothed = </w:t>
-      </w:r>
-      <w:proofErr w:type="spellStart"/>
-      <w:proofErr w:type="gramStart"/>
-      <w:r>
-        <w:t>ndimage.gaussian</w:t>
-      </w:r>
-      <w:proofErr w:type="gramEnd"/>
-      <w:r>
-        <w:t>_</w:t>
-      </w:r>
-      <w:proofErr w:type="gramStart"/>
-      <w:r>
-        <w:t>filter</w:t>
-      </w:r>
-      <w:proofErr w:type="spellEnd"/>
-      <w:r>
-        <w:t>(</w:t>
-      </w:r>
-      <w:proofErr w:type="spellStart"/>
-      <w:proofErr w:type="gramEnd"/>
-      <w:r>
-        <w:t>self.mri_matrix</w:t>
-      </w:r>
-      <w:proofErr w:type="spellEnd"/>
-      <w:r>
-        <w:t>, sigma=1.2)</w:t>
+        <w:t xml:space="preserve">        smoothed = ndimage.gaussian_filter(self.mri_matrix, sigma=1.2)</w:t>
       </w:r>
     </w:p>
     <w:p>
@@ -4115,80 +3430,12 @@
     </w:p>
     <w:p>
       <w:r>
-        <w:t xml:space="preserve">        </w:t>
-      </w:r>
-      <w:proofErr w:type="spellStart"/>
-      <w:r>
-        <w:t>core_mask</w:t>
-      </w:r>
-      <w:proofErr w:type="spellEnd"/>
-      <w:r>
-        <w:t xml:space="preserve"> = (smoothed &lt; t2_threshold) &amp; (</w:t>
-      </w:r>
-      <w:proofErr w:type="spellStart"/>
-      <w:r>
-        <w:t>self.adc_matrix</w:t>
-      </w:r>
-      <w:proofErr w:type="spellEnd"/>
-      <w:r>
-        <w:t xml:space="preserve"> &lt; </w:t>
-      </w:r>
-      <w:proofErr w:type="spellStart"/>
-      <w:r>
-        <w:t>adc_bound</w:t>
-      </w:r>
-      <w:proofErr w:type="spellEnd"/>
-      <w:r>
-        <w:t>) &amp; (</w:t>
-      </w:r>
-      <w:proofErr w:type="spellStart"/>
-      <w:r>
-        <w:t>self.adc_matrix</w:t>
-      </w:r>
-      <w:proofErr w:type="spellEnd"/>
-      <w:r>
-        <w:t xml:space="preserve"> &gt; 0)</w:t>
-      </w:r>
-    </w:p>
-    <w:p>
-      <w:r>
-        <w:t xml:space="preserve">        return </w:t>
-      </w:r>
-      <w:proofErr w:type="spellStart"/>
-      <w:proofErr w:type="gramStart"/>
-      <w:r>
-        <w:t>ndimage.binary</w:t>
-      </w:r>
-      <w:proofErr w:type="gramEnd"/>
-      <w:r>
-        <w:t>_</w:t>
-      </w:r>
-      <w:proofErr w:type="gramStart"/>
-      <w:r>
-        <w:t>opening</w:t>
-      </w:r>
-      <w:proofErr w:type="spellEnd"/>
-      <w:r>
-        <w:t>(</w:t>
-      </w:r>
-      <w:proofErr w:type="spellStart"/>
-      <w:proofErr w:type="gramEnd"/>
-      <w:r>
-        <w:t>core_mask</w:t>
-      </w:r>
-      <w:proofErr w:type="spellEnd"/>
-      <w:r>
-        <w:t>, structure=</w:t>
-      </w:r>
-      <w:proofErr w:type="spellStart"/>
-      <w:proofErr w:type="gramStart"/>
-      <w:r>
-        <w:t>np.ones</w:t>
-      </w:r>
-      <w:proofErr w:type="spellEnd"/>
-      <w:proofErr w:type="gramEnd"/>
-      <w:r>
-        <w:t>((3,3)))</w:t>
+        <w:t xml:space="preserve">        core_mask = (smoothed &lt; t2_threshold) &amp; (self.adc_matrix &lt; adc_bound) &amp; (self.adc_matrix &gt; 0)</w:t>
+      </w:r>
+    </w:p>
+    <w:p>
+      <w:r>
+        <w:t xml:space="preserve">        return ndimage.binary_opening(core_mask, structure=np.ones((3,3)))</w:t>
       </w:r>
     </w:p>
     <w:p/>
@@ -4450,13 +3697,8 @@
             <w:hideMark/>
           </w:tcPr>
           <w:p>
-            <w:proofErr w:type="spellStart"/>
             <w:r>
-              <w:t>Micrometastatic</w:t>
-            </w:r>
-            <w:proofErr w:type="spellEnd"/>
-            <w:r>
-              <w:t xml:space="preserve"> Shedding (p. 44)</w:t>
+              <w:t>Micrometastatic Shedding (p. 44)</w:t>
             </w:r>
           </w:p>
         </w:tc>
@@ -4843,15 +4085,7 @@
     </w:p>
     <w:p>
       <w:r>
-        <w:t xml:space="preserve">[ Vector Traversal: Internal Carotid </w:t>
-      </w:r>
-      <w:proofErr w:type="gramStart"/>
-      <w:r>
-        <w:t>Artery ]</w:t>
-      </w:r>
-      <w:proofErr w:type="gramEnd"/>
-      <w:r>
-        <w:t xml:space="preserve"> ──</w:t>
+        <w:t>[ Vector Traversal: Internal Carotid Artery ] ──</w:t>
       </w:r>
       <w:r>
         <w:rPr>
@@ -4860,13 +4094,8 @@
         <w:t>►</w:t>
       </w:r>
       <w:r>
-        <w:t xml:space="preserve"> [ Generation 12-18: Vascular Sizing </w:t>
-      </w:r>
-      <w:proofErr w:type="gramStart"/>
-      <w:r>
-        <w:t>Drop ]</w:t>
-      </w:r>
-      <w:proofErr w:type="gramEnd"/>
+        <w:t xml:space="preserve"> [ Generation 12-18: Vascular Sizing Drop ]</w:t>
+      </w:r>
     </w:p>
     <w:p>
       <w:r>
@@ -4885,21 +4114,8 @@
       </w:r>
     </w:p>
     <w:p>
-      <w:proofErr w:type="gramStart"/>
-      <w:r>
-        <w:t>[ Tumor</w:t>
-      </w:r>
-      <w:proofErr w:type="gramEnd"/>
-      <w:r>
-        <w:t xml:space="preserve"> Genesis </w:t>
-      </w:r>
-      <w:proofErr w:type="gramStart"/>
-      <w:r>
-        <w:t>Calculated ]</w:t>
-      </w:r>
-      <w:proofErr w:type="gramEnd"/>
-      <w:r>
-        <w:t xml:space="preserve"> </w:t>
+      <w:r>
+        <w:t xml:space="preserve">[ Tumor Genesis Calculated ] </w:t>
       </w:r>
       <w:r>
         <w:rPr>
@@ -4914,21 +4130,8 @@
         <w:t>──</w:t>
       </w:r>
       <w:r>
-        <w:t xml:space="preserve"> </w:t>
-      </w:r>
-      <w:proofErr w:type="gramStart"/>
-      <w:r>
-        <w:t>[ Physical</w:t>
-      </w:r>
-      <w:proofErr w:type="gramEnd"/>
-      <w:r>
-        <w:t xml:space="preserve"> Entrapment: Leg Span Exceeds Capillary </w:t>
-      </w:r>
-      <w:proofErr w:type="gramStart"/>
-      <w:r>
-        <w:t>Diameter ]</w:t>
-      </w:r>
-      <w:proofErr w:type="gramEnd"/>
+        <w:t xml:space="preserve"> [ Physical Entrapment: Leg Span Exceeds Capillary Diameter ]</w:t>
+      </w:r>
     </w:p>
     <w:p>
       <w:r>
@@ -4942,33 +4145,12 @@
         <w:t>Cerebral Entrapment Event</w:t>
       </w:r>
       <w:r>
-        <w:t xml:space="preserve"> when the vector's physical leg span (modeled in </w:t>
-      </w:r>
-      <w:proofErr w:type="spellStart"/>
-      <w:r>
-        <w:t>pycnogonid_</w:t>
-      </w:r>
-      <w:proofErr w:type="gramStart"/>
-      <w:r>
-        <w:t>joints.scad</w:t>
-      </w:r>
-      <w:proofErr w:type="spellEnd"/>
-      <w:proofErr w:type="gramEnd"/>
-      <w:r>
-        <w:t>) exceeds the local diameter of the microvascular generation.</w:t>
-      </w:r>
-    </w:p>
-    <w:p>
-      <w:r>
-        <w:t xml:space="preserve">Inside </w:t>
-      </w:r>
-      <w:proofErr w:type="gramStart"/>
-      <w:r>
-        <w:t>the brain</w:t>
-      </w:r>
-      <w:proofErr w:type="gramEnd"/>
-      <w:r>
-        <w:t xml:space="preserve"> neural matrix, this physical blockage instantly halts local blood flow, initiating a localized tissue infarction and establishing the exact physical baseline for primary tumor mass projection.</w:t>
+        <w:t xml:space="preserve"> when the vector's physical leg span (modeled in pycnogonid_joints.scad) exceeds the local diameter of the microvascular generation.</w:t>
+      </w:r>
+    </w:p>
+    <w:p>
+      <w:r>
+        <w:t>Inside the brain neural matrix, this physical blockage instantly halts local blood flow, initiating a localized tissue infarction and establishing the exact physical baseline for primary tumor mass projection.</w:t>
       </w:r>
     </w:p>
     <w:p/>
@@ -5004,93 +4186,8 @@
       </w:r>
     </w:p>
     <w:p>
-      <w:proofErr w:type="gramStart"/>
-      <w:r>
-        <w:t>\(</w:t>
-      </w:r>
-      <w:proofErr w:type="gramEnd"/>
-      <w:r>
-        <w:t>\</w:t>
-      </w:r>
-      <w:proofErr w:type="gramStart"/>
-      <w:r>
-        <w:t>text{</w:t>
-      </w:r>
-      <w:proofErr w:type="gramEnd"/>
-      <w:r>
-        <w:t>Point\ Stress</w:t>
-      </w:r>
-      <w:proofErr w:type="gramStart"/>
-      <w:r>
-        <w:t>\ }</w:t>
-      </w:r>
-      <w:proofErr w:type="gramEnd"/>
-      <w:r>
-        <w:t>(\</w:t>
-      </w:r>
-      <w:proofErr w:type="gramStart"/>
-      <w:r>
-        <w:t>sigma )</w:t>
-      </w:r>
-      <w:proofErr w:type="gramEnd"/>
-      <w:r>
-        <w:t>=\</w:t>
-      </w:r>
-      <w:proofErr w:type="gramStart"/>
-      <w:r>
-        <w:t>frac{</w:t>
-      </w:r>
-      <w:proofErr w:type="gramEnd"/>
-      <w:r>
-        <w:t>\</w:t>
-      </w:r>
-      <w:proofErr w:type="gramStart"/>
-      <w:r>
-        <w:t>text{</w:t>
-      </w:r>
-      <w:proofErr w:type="gramEnd"/>
-      <w:r>
-        <w:t>Applied\ Appendicular\ Force</w:t>
-      </w:r>
-      <w:proofErr w:type="gramStart"/>
-      <w:r>
-        <w:t>\ }</w:t>
-      </w:r>
-      <w:proofErr w:type="gramEnd"/>
-      <w:r>
-        <w:t>(F</w:t>
-      </w:r>
-      <w:proofErr w:type="gramStart"/>
-      <w:r>
-        <w:t>)}{</w:t>
-      </w:r>
-      <w:proofErr w:type="gramEnd"/>
-      <w:r>
-        <w:t>\</w:t>
-      </w:r>
-      <w:proofErr w:type="gramStart"/>
-      <w:r>
-        <w:t>text{</w:t>
-      </w:r>
-      <w:proofErr w:type="gramEnd"/>
-      <w:r>
-        <w:t>Radius\ of\ Curvature\ of\ Tarsal\ Tip</w:t>
-      </w:r>
-      <w:proofErr w:type="gramStart"/>
-      <w:r>
-        <w:t>\ }</w:t>
-      </w:r>
-      <w:proofErr w:type="gramEnd"/>
-      <w:r>
-        <w:t>(r_{c}</w:t>
-      </w:r>
-      <w:proofErr w:type="gramStart"/>
-      <w:r>
-        <w:t>)}\</w:t>
-      </w:r>
-      <w:proofErr w:type="gramEnd"/>
-      <w:r>
-        <w:t>)</w:t>
+      <w:r>
+        <w:t>\(\text{Point\ Stress\ }(\sigma )=\frac{\text{Applied\ Appendicular\ Force\ }(F)}{\text{Radius\ of\ Curvature\ of\ Tarsal\ Tip\ }(r_{c})}\)</w:t>
       </w:r>
     </w:p>
     <w:p>
@@ -5162,20 +4259,7 @@
     </w:p>
     <w:p>
       <w:r>
-        <w:t xml:space="preserve">The population_engine.py simulates the multi-stage lifecycle of the vector using Leslie matrix coefficients from </w:t>
-      </w:r>
-      <w:proofErr w:type="spellStart"/>
-      <w:r>
-        <w:t>breeding_</w:t>
-      </w:r>
-      <w:proofErr w:type="gramStart"/>
-      <w:r>
-        <w:t>matrix.json</w:t>
-      </w:r>
-      <w:proofErr w:type="spellEnd"/>
-      <w:proofErr w:type="gramEnd"/>
-      <w:r>
-        <w:t>, calculating larval density and the progression of offspring calcification within the cerebral vesicle. This data enables the system to convert biological density metrics into standard clinical tumor staging (I–IV).</w:t>
+        <w:t>The population_engine.py simulates the multi-stage lifecycle of the vector using Leslie matrix coefficients from breeding_matrix.json, calculating larval density and the progression of offspring calcification within the cerebral vesicle. This data enables the system to convert biological density metrics into standard clinical tumor staging (I–IV).</w:t>
       </w:r>
     </w:p>
     <w:p/>
@@ -5463,15 +4547,7 @@
           </w:tcPr>
           <w:p>
             <w:r>
-              <w:t xml:space="preserve">Host macrophage </w:t>
-            </w:r>
-            <w:proofErr w:type="gramStart"/>
-            <w:r>
-              <w:t>response</w:t>
-            </w:r>
-            <w:proofErr w:type="gramEnd"/>
-            <w:r>
-              <w:t xml:space="preserve"> to the foreign chitinous cuticle inside the sinuses.</w:t>
+              <w:t>Host macrophage response to the foreign chitinous cuticle inside the sinuses.</w:t>
             </w:r>
           </w:p>
         </w:tc>
@@ -5598,15 +4674,7 @@
           </w:tcPr>
           <w:p>
             <w:r>
-              <w:t xml:space="preserve">&gt; 5.8 </w:t>
-            </w:r>
-            <w:proofErr w:type="spellStart"/>
-            <w:r>
-              <w:t>mEq</w:t>
-            </w:r>
-            <w:proofErr w:type="spellEnd"/>
-            <w:r>
-              <w:t>/L (Isolated)</w:t>
+              <w:t>&gt; 5.8 mEq/L (Isolated)</w:t>
             </w:r>
           </w:p>
         </w:tc>
@@ -5974,6 +5042,1097 @@
           <w:bCs/>
         </w:rPr>
         <w:lastRenderedPageBreak/>
+        <w:t>12.9 Minimally Invasive Endoscopic UV-C Fiber Optic Delivery Matrix</w:t>
+      </w:r>
+    </w:p>
+    <w:p>
+      <w:pPr>
+        <w:rPr>
+          <w:b/>
+          <w:bCs/>
+        </w:rPr>
+      </w:pPr>
+      <w:r>
+        <w:rPr>
+          <w:b/>
+          <w:bCs/>
+        </w:rPr>
+        <w:t>12.9.1 Biophysical Principles of Intracavitary Optical Sanitization</w:t>
+      </w:r>
+    </w:p>
+    <w:p>
+      <w:r>
+        <w:t xml:space="preserve">To resolve deep, encapsulated </w:t>
+      </w:r>
+      <w:r>
+        <w:rPr>
+          <w:i/>
+          <w:iCs/>
+        </w:rPr>
+        <w:t>Pycnogonida</w:t>
+      </w:r>
+      <w:r>
+        <w:t xml:space="preserve"> masses embedded within restricted craniofacial geometries—such as the ethmoid sinus walls, retro-orbital spaces, or skull base planes—without relying on skull-penetrating open surgeries, the framework deploys a </w:t>
+      </w:r>
+      <w:r>
+        <w:rPr>
+          <w:b/>
+          <w:bCs/>
+        </w:rPr>
+        <w:t>Minimally Invasive Endoscopic UV-C Fiber Optic Protocol</w:t>
+      </w:r>
+      <w:r>
+        <w:t>.</w:t>
+      </w:r>
+    </w:p>
+    <w:p>
+      <w:r>
+        <w:t>Standard external UV-C irradiation paths are blocked by dense craniofacial bone structures. This method circumvents that physical barrier by routing short-wave ultraviolet energy directly inside the target lesion via flexible, high-purity quartz optical strands introduced through natural facial orifices (the nasal and oral channels).</w:t>
+      </w:r>
+    </w:p>
+    <w:p/>
+    <w:p/>
+    <w:p/>
+    <w:p/>
+    <w:p/>
+    <w:p/>
+    <w:p/>
+    <w:p/>
+    <w:p/>
+    <w:p/>
+    <w:p/>
+    <w:p/>
+    <w:p/>
+    <w:p/>
+    <w:p/>
+    <w:p/>
+    <w:p/>
+    <w:p/>
+    <w:p>
+      <w:r>
+        <w:lastRenderedPageBreak/>
+        <w:t xml:space="preserve">               [ Dual-Endoscope Endoscopic Intracavitary Entry ]</w:t>
+      </w:r>
+    </w:p>
+    <w:p>
+      <w:r>
+        <w:t xml:space="preserve">                                      │</w:t>
+      </w:r>
+    </w:p>
+    <w:p>
+      <w:r>
+        <w:t xml:space="preserve">               ┌──────────────────────</w:t>
+      </w:r>
+      <w:r>
+        <w:rPr>
+          <w:rFonts w:ascii="MS Gothic" w:eastAsia="MS Gothic" w:hAnsi="MS Gothic" w:cs="MS Gothic" w:hint="eastAsia"/>
+        </w:rPr>
+        <w:t>┴</w:t>
+      </w:r>
+      <w:r>
+        <w:rPr>
+          <w:rFonts w:ascii="Aptos" w:hAnsi="Aptos" w:cs="Aptos"/>
+        </w:rPr>
+        <w:t>──────────────────────┐</w:t>
+      </w:r>
+    </w:p>
+    <w:p>
+      <w:r>
+        <w:t xml:space="preserve">               </w:t>
+      </w:r>
+      <w:r>
+        <w:rPr>
+          <w:rFonts w:ascii="Arial" w:hAnsi="Arial" w:cs="Arial"/>
+        </w:rPr>
+        <w:t>▼</w:t>
+      </w:r>
+      <w:r>
+        <w:t xml:space="preserve">                                             </w:t>
+      </w:r>
+      <w:r>
+        <w:rPr>
+          <w:rFonts w:ascii="Arial" w:hAnsi="Arial" w:cs="Arial"/>
+        </w:rPr>
+        <w:t>▼</w:t>
+      </w:r>
+    </w:p>
+    <w:p>
+      <w:r>
+        <w:t xml:space="preserve"> [ Nasal Channel: Guide Endoscope ]            [ Oral Channel: Work Endoscope ]</w:t>
+      </w:r>
+    </w:p>
+    <w:p>
+      <w:r>
+        <w:t xml:space="preserve">   - Positions visual tracking matrix            - Inserts 1cm protruding fiber optic strand</w:t>
+      </w:r>
+    </w:p>
+    <w:p>
+      <w:r>
+        <w:t xml:space="preserve">               │                                             │</w:t>
+      </w:r>
+    </w:p>
+    <w:p>
+      <w:r>
+        <w:t xml:space="preserve">               └──────────────────────</w:t>
+      </w:r>
+      <w:r>
+        <w:rPr>
+          <w:rFonts w:ascii="MS Gothic" w:eastAsia="MS Gothic" w:hAnsi="MS Gothic" w:cs="MS Gothic" w:hint="eastAsia"/>
+        </w:rPr>
+        <w:t>┬</w:t>
+      </w:r>
+      <w:r>
+        <w:rPr>
+          <w:rFonts w:ascii="Aptos" w:hAnsi="Aptos" w:cs="Aptos"/>
+        </w:rPr>
+        <w:t>──────────────────────┘</w:t>
+      </w:r>
+    </w:p>
+    <w:p>
+      <w:r>
+        <w:t xml:space="preserve">                                      </w:t>
+      </w:r>
+      <w:r>
+        <w:rPr>
+          <w:rFonts w:ascii="Arial" w:hAnsi="Arial" w:cs="Arial"/>
+        </w:rPr>
+        <w:t>▼</w:t>
+      </w:r>
+    </w:p>
+    <w:p>
+      <w:r>
+        <w:t xml:space="preserve">               [ Direct Fiber Engagement into the Core Gape ]</w:t>
+      </w:r>
+    </w:p>
+    <w:p>
+      <w:r>
+        <w:t xml:space="preserve">                                      │</w:t>
+      </w:r>
+    </w:p>
+    <w:p>
+      <w:r>
+        <w:t xml:space="preserve">                                      </w:t>
+      </w:r>
+      <w:r>
+        <w:rPr>
+          <w:rFonts w:ascii="Arial" w:hAnsi="Arial" w:cs="Arial"/>
+        </w:rPr>
+        <w:t>▼</w:t>
+      </w:r>
+    </w:p>
+    <w:p>
+      <w:r>
+        <w:t xml:space="preserve">               [ Full-Power High-Flux UV-C Activation (254 nm) ]</w:t>
+      </w:r>
+    </w:p>
+    <w:p>
+      <w:r>
+        <w:t xml:space="preserve">                                      │</w:t>
+      </w:r>
+    </w:p>
+    <w:p>
+      <w:r>
+        <w:t xml:space="preserve">               ┌──────────────────────</w:t>
+      </w:r>
+      <w:r>
+        <w:rPr>
+          <w:rFonts w:ascii="MS Gothic" w:eastAsia="MS Gothic" w:hAnsi="MS Gothic" w:cs="MS Gothic" w:hint="eastAsia"/>
+        </w:rPr>
+        <w:t>┴</w:t>
+      </w:r>
+      <w:r>
+        <w:rPr>
+          <w:rFonts w:ascii="Aptos" w:hAnsi="Aptos" w:cs="Aptos"/>
+        </w:rPr>
+        <w:t>──────────────────────┐</w:t>
+      </w:r>
+    </w:p>
+    <w:p>
+      <w:r>
+        <w:t xml:space="preserve">               </w:t>
+      </w:r>
+      <w:r>
+        <w:rPr>
+          <w:rFonts w:ascii="Arial" w:hAnsi="Arial" w:cs="Arial"/>
+        </w:rPr>
+        <w:t>▼</w:t>
+      </w:r>
+      <w:r>
+        <w:t xml:space="preserve">                                             </w:t>
+      </w:r>
+      <w:r>
+        <w:rPr>
+          <w:rFonts w:ascii="Arial" w:hAnsi="Arial" w:cs="Arial"/>
+        </w:rPr>
+        <w:t>▼</w:t>
+      </w:r>
+    </w:p>
+    <w:p>
+      <w:r>
+        <w:t xml:space="preserve"> [ Photolytic Chitin De-Bonding ]              [ Organism Forced Evacuation ]</w:t>
+      </w:r>
+    </w:p>
+    <w:p>
+      <w:r>
+        <w:t xml:space="preserve">   - Destabilizes vesicle wall stickiness        - Forced egress directly into waste bin</w:t>
+      </w:r>
+    </w:p>
+    <w:p>
+      <w:r>
+        <w:t xml:space="preserve">               │                                             │</w:t>
+      </w:r>
+    </w:p>
+    <w:p>
+      <w:r>
+        <w:t xml:space="preserve">               └──────────────────────</w:t>
+      </w:r>
+      <w:r>
+        <w:rPr>
+          <w:rFonts w:ascii="MS Gothic" w:eastAsia="MS Gothic" w:hAnsi="MS Gothic" w:cs="MS Gothic" w:hint="eastAsia"/>
+        </w:rPr>
+        <w:t>┬</w:t>
+      </w:r>
+      <w:r>
+        <w:rPr>
+          <w:rFonts w:ascii="Aptos" w:hAnsi="Aptos" w:cs="Aptos"/>
+        </w:rPr>
+        <w:t>──────────────────────┘</w:t>
+      </w:r>
+    </w:p>
+    <w:p>
+      <w:r>
+        <w:t xml:space="preserve">                                      </w:t>
+      </w:r>
+      <w:r>
+        <w:rPr>
+          <w:rFonts w:ascii="Arial" w:hAnsi="Arial" w:cs="Arial"/>
+        </w:rPr>
+        <w:t>▼</w:t>
+      </w:r>
+    </w:p>
+    <w:p>
+      <w:r>
+        <w:t xml:space="preserve">               [ Intracavitary "Spaghetti" Twist Sack Extraction ]</w:t>
+      </w:r>
+    </w:p>
+    <w:p>
+      <w:r>
+        <w:t xml:space="preserve">                                      │</w:t>
+      </w:r>
+    </w:p>
+    <w:p>
+      <w:r>
+        <w:t xml:space="preserve">                                      </w:t>
+      </w:r>
+      <w:r>
+        <w:rPr>
+          <w:rFonts w:ascii="Arial" w:hAnsi="Arial" w:cs="Arial"/>
+        </w:rPr>
+        <w:t>▼</w:t>
+      </w:r>
+    </w:p>
+    <w:p>
+      <w:r>
+        <w:t xml:space="preserve">               [ Multi-Cycle Post-Op Pull-and-Rinse Flush Phase ]</w:t>
+      </w:r>
+    </w:p>
+    <w:p>
+      <w:r>
+        <w:lastRenderedPageBreak/>
+        <w:t xml:space="preserve">When high-flux ultraviolet light is delivered at an exact, continuous </w:t>
+      </w:r>
+      <w:r>
+        <w:rPr>
+          <w:b/>
+          <w:bCs/>
+        </w:rPr>
+        <w:t>254 nm wavelength</w:t>
+      </w:r>
+      <w:r>
+        <w:t xml:space="preserve"> directly inside the primary trunk gape, it induces immediate </w:t>
+      </w:r>
+      <w:r>
+        <w:rPr>
+          <w:b/>
+          <w:bCs/>
+        </w:rPr>
+        <w:t>photochemical genetic inactivation</w:t>
+      </w:r>
+      <w:r>
+        <w:t xml:space="preserve"> via pyrimidine dimers. This process scrambles non-mammalian DNA/RNA and alters the sticky, adhesive proteins used by the parasite to anchor its shell against bony tissue walls, softening the foreign matrix and allowing for clean, non-invasive extraction.</w:t>
+      </w:r>
+    </w:p>
+    <w:p/>
+    <w:p/>
+    <w:p/>
+    <w:p/>
+    <w:p/>
+    <w:p/>
+    <w:p/>
+    <w:p/>
+    <w:p/>
+    <w:p/>
+    <w:p/>
+    <w:p/>
+    <w:p/>
+    <w:p/>
+    <w:p/>
+    <w:p/>
+    <w:p/>
+    <w:p/>
+    <w:p/>
+    <w:p/>
+    <w:p/>
+    <w:p/>
+    <w:p>
+      <w:pPr>
+        <w:rPr>
+          <w:b/>
+          <w:bCs/>
+        </w:rPr>
+      </w:pPr>
+      <w:r>
+        <w:rPr>
+          <w:b/>
+          <w:bCs/>
+        </w:rPr>
+        <w:lastRenderedPageBreak/>
+        <w:t>12.9.2 Specialized Surgical Instrumentation and Setup</w:t>
+      </w:r>
+    </w:p>
+    <w:p>
+      <w:r>
+        <w:t>The operational theater configuration requires a dual-endoscope arrangement paired with specialized fiber optic components to ensure absolute precision inside narrow paranasal pathways:</w:t>
+      </w:r>
+    </w:p>
+    <w:p>
+      <w:pPr>
+        <w:numPr>
+          <w:ilvl w:val="0"/>
+          <w:numId w:val="38"/>
+        </w:numPr>
+      </w:pPr>
+      <w:r>
+        <w:rPr>
+          <w:b/>
+          <w:bCs/>
+        </w:rPr>
+        <w:t>The Guide Endoscope (Nasal Channel Access):</w:t>
+      </w:r>
+      <w:r>
+        <w:t xml:space="preserve"> Inserted directly into the nasal passage to serve as the high-contrast tracking camera. It provides real-time multi-planar tracking feedback to coordinate the spatial movement of the cutting tools.</w:t>
+      </w:r>
+    </w:p>
+    <w:p>
+      <w:pPr>
+        <w:numPr>
+          <w:ilvl w:val="0"/>
+          <w:numId w:val="38"/>
+        </w:numPr>
+      </w:pPr>
+      <w:r>
+        <w:rPr>
+          <w:b/>
+          <w:bCs/>
+        </w:rPr>
+        <w:t>The Work Endoscope (Oral Channel Access):</w:t>
+      </w:r>
+      <w:r>
+        <w:t xml:space="preserve"> Inserted through the mouth, carrying a specialized, high-purity quartz short-wave fiber optic strand. The fiber optic core must be calibrated to protrude exactly </w:t>
+      </w:r>
+      <w:r>
+        <w:rPr>
+          <w:b/>
+          <w:bCs/>
+        </w:rPr>
+        <w:t>1 cm</w:t>
+      </w:r>
+      <w:r>
+        <w:t xml:space="preserve"> from the distal termination tip of the endoscope housing to ensure direct contact during core engagement.</w:t>
+      </w:r>
+    </w:p>
+    <w:p>
+      <w:pPr>
+        <w:numPr>
+          <w:ilvl w:val="0"/>
+          <w:numId w:val="38"/>
+        </w:numPr>
+      </w:pPr>
+      <w:r>
+        <w:rPr>
+          <w:b/>
+          <w:bCs/>
+        </w:rPr>
+        <w:t>The Spray Endoscope (Irrigation Component):</w:t>
+      </w:r>
+      <w:r>
+        <w:t xml:space="preserve"> Equipped with a dedicated dual-channel fluid delivery line connected to an automated low-pressure pump for applying </w:t>
+      </w:r>
+      <w:r>
+        <w:rPr>
+          <w:b/>
+          <w:bCs/>
+        </w:rPr>
+        <w:t>0.5% Hydrogen Peroxide</w:t>
+      </w:r>
+      <w:r>
+        <w:t xml:space="preserve"> and specialized protective ointments under direct visualization.</w:t>
+      </w:r>
+    </w:p>
+    <w:p/>
+    <w:p/>
+    <w:p/>
+    <w:p/>
+    <w:p/>
+    <w:p/>
+    <w:p/>
+    <w:p/>
+    <w:p/>
+    <w:p/>
+    <w:p/>
+    <w:p/>
+    <w:p/>
+    <w:p/>
+    <w:p>
+      <w:pPr>
+        <w:rPr>
+          <w:b/>
+          <w:bCs/>
+        </w:rPr>
+      </w:pPr>
+      <w:r>
+        <w:rPr>
+          <w:b/>
+          <w:bCs/>
+        </w:rPr>
+        <w:lastRenderedPageBreak/>
+        <w:t>12.9.3 Step-by-Step Intracavitary Extraction Sequence</w:t>
+      </w:r>
+    </w:p>
+    <w:p>
+      <w:pPr>
+        <w:rPr>
+          <w:b/>
+          <w:bCs/>
+        </w:rPr>
+      </w:pPr>
+      <w:r>
+        <w:rPr>
+          <w:b/>
+          <w:bCs/>
+        </w:rPr>
+        <w:t>Phase 1: Access and Core Engagement</w:t>
+      </w:r>
+    </w:p>
+    <w:p>
+      <w:pPr>
+        <w:numPr>
+          <w:ilvl w:val="0"/>
+          <w:numId w:val="39"/>
+        </w:numPr>
+      </w:pPr>
+      <w:r>
+        <w:rPr>
+          <w:b/>
+          <w:bCs/>
+        </w:rPr>
+        <w:t>Target Ingestion Setup:</w:t>
+      </w:r>
+      <w:r>
+        <w:t xml:space="preserve"> Advance the nasal Guide Scope into the sinus cavity until the primary vesicle outline is clearly visualised. Simultaneously, guide the oral Work Scope forward to approach the anterior apex of the mass.</w:t>
+      </w:r>
+    </w:p>
+    <w:p>
+      <w:pPr>
+        <w:numPr>
+          <w:ilvl w:val="0"/>
+          <w:numId w:val="39"/>
+        </w:numPr>
+      </w:pPr>
+      <w:r>
+        <w:rPr>
+          <w:b/>
+          <w:bCs/>
+        </w:rPr>
+        <w:t>Direct Fiber Deployment:</w:t>
+      </w:r>
+      <w:r>
+        <w:t xml:space="preserve"> Insert the 1cm protruding fiber optic strand directly into the center of the organism's gape. Turn the ultraviolet light source to full power. The localized high-flux energy alters the parasite's mechanical systems, prompting an immediate defensive detachment from the sinus walls. As the mass begins its forced egress, immediately withdraw oral instruments to clear the extraction pathway.</w:t>
+      </w:r>
+    </w:p>
+    <w:p>
+      <w:pPr>
+        <w:rPr>
+          <w:b/>
+          <w:bCs/>
+        </w:rPr>
+      </w:pPr>
+    </w:p>
+    <w:p>
+      <w:pPr>
+        <w:rPr>
+          <w:b/>
+          <w:bCs/>
+        </w:rPr>
+      </w:pPr>
+    </w:p>
+    <w:p>
+      <w:pPr>
+        <w:rPr>
+          <w:b/>
+          <w:bCs/>
+        </w:rPr>
+      </w:pPr>
+    </w:p>
+    <w:p>
+      <w:pPr>
+        <w:rPr>
+          <w:b/>
+          <w:bCs/>
+        </w:rPr>
+      </w:pPr>
+    </w:p>
+    <w:p>
+      <w:pPr>
+        <w:rPr>
+          <w:b/>
+          <w:bCs/>
+        </w:rPr>
+      </w:pPr>
+    </w:p>
+    <w:p>
+      <w:pPr>
+        <w:rPr>
+          <w:b/>
+          <w:bCs/>
+        </w:rPr>
+      </w:pPr>
+    </w:p>
+    <w:p>
+      <w:pPr>
+        <w:rPr>
+          <w:b/>
+          <w:bCs/>
+        </w:rPr>
+      </w:pPr>
+    </w:p>
+    <w:p>
+      <w:pPr>
+        <w:rPr>
+          <w:b/>
+          <w:bCs/>
+        </w:rPr>
+      </w:pPr>
+    </w:p>
+    <w:p>
+      <w:pPr>
+        <w:rPr>
+          <w:b/>
+          <w:bCs/>
+        </w:rPr>
+      </w:pPr>
+    </w:p>
+    <w:p>
+      <w:pPr>
+        <w:rPr>
+          <w:b/>
+          <w:bCs/>
+        </w:rPr>
+      </w:pPr>
+    </w:p>
+    <w:p>
+      <w:pPr>
+        <w:rPr>
+          <w:b/>
+          <w:bCs/>
+        </w:rPr>
+      </w:pPr>
+    </w:p>
+    <w:p>
+      <w:pPr>
+        <w:rPr>
+          <w:b/>
+          <w:bCs/>
+        </w:rPr>
+      </w:pPr>
+    </w:p>
+    <w:p>
+      <w:pPr>
+        <w:rPr>
+          <w:b/>
+          <w:bCs/>
+        </w:rPr>
+      </w:pPr>
+    </w:p>
+    <w:p>
+      <w:pPr>
+        <w:rPr>
+          <w:b/>
+          <w:bCs/>
+        </w:rPr>
+      </w:pPr>
+    </w:p>
+    <w:p>
+      <w:pPr>
+        <w:rPr>
+          <w:b/>
+          <w:bCs/>
+        </w:rPr>
+      </w:pPr>
+    </w:p>
+    <w:p>
+      <w:pPr>
+        <w:rPr>
+          <w:b/>
+          <w:bCs/>
+        </w:rPr>
+      </w:pPr>
+    </w:p>
+    <w:p>
+      <w:pPr>
+        <w:rPr>
+          <w:b/>
+          <w:bCs/>
+        </w:rPr>
+      </w:pPr>
+    </w:p>
+    <w:p>
+      <w:pPr>
+        <w:rPr>
+          <w:b/>
+          <w:bCs/>
+        </w:rPr>
+      </w:pPr>
+      <w:r>
+        <w:rPr>
+          <w:b/>
+          <w:bCs/>
+        </w:rPr>
+        <w:lastRenderedPageBreak/>
+        <w:t>Phase 2: Sack Removal via the "Spaghetti" Matrix</w:t>
+      </w:r>
+    </w:p>
+    <w:p>
+      <w:pPr>
+        <w:numPr>
+          <w:ilvl w:val="0"/>
+          <w:numId w:val="40"/>
+        </w:numPr>
+      </w:pPr>
+      <w:r>
+        <w:rPr>
+          <w:b/>
+          <w:bCs/>
+        </w:rPr>
+        <w:t>Dermal Protection Layer:</w:t>
+      </w:r>
+      <w:r>
+        <w:t xml:space="preserve"> Instantly apply a thick coating of zinc-bacitracin ointment (</w:t>
+      </w:r>
+      <w:r>
+        <w:rPr>
+          <w:b/>
+          <w:bCs/>
+        </w:rPr>
+        <w:t>Neosporin</w:t>
+      </w:r>
+      <w:r>
+        <w:t>) across the local sinus pathways. This slick layer forms an immediate mechanical barrier that prevents viral re-entry or microscopic tissue attachment during the final drag phase.</w:t>
+      </w:r>
+    </w:p>
+    <w:p>
+      <w:pPr>
+        <w:numPr>
+          <w:ilvl w:val="0"/>
+          <w:numId w:val="40"/>
+        </w:numPr>
+      </w:pPr>
+      <w:r>
+        <w:rPr>
+          <w:b/>
+          <w:bCs/>
+        </w:rPr>
+        <w:t>Structural Softening Exposure:</w:t>
+      </w:r>
+      <w:r>
+        <w:t xml:space="preserve"> Pass the fiber optic endoscope directly inside the now-empty vesicle sack. Maintain full-power UV-C saturation against all internal surfaces for </w:t>
+      </w:r>
+      <w:r>
+        <w:rPr>
+          <w:b/>
+          <w:bCs/>
+        </w:rPr>
+        <w:t>5 continuous minutes</w:t>
+      </w:r>
+      <w:r>
+        <w:t>. This targeted photon exposure dissolves the remaining hydrophobic lipid-chitin bindings, breaking its sticky hold on the surrounding bone.</w:t>
+      </w:r>
+    </w:p>
+    <w:p>
+      <w:pPr>
+        <w:numPr>
+          <w:ilvl w:val="0"/>
+          <w:numId w:val="40"/>
+        </w:numPr>
+      </w:pPr>
+      <w:r>
+        <w:rPr>
+          <w:b/>
+          <w:bCs/>
+        </w:rPr>
+        <w:t>Mechanical Capture:</w:t>
+      </w:r>
+      <w:r>
+        <w:t xml:space="preserve"> Once the sack is visually confirmed to be soft and flexible, execute a slow, continuous </w:t>
+      </w:r>
+      <w:r>
+        <w:rPr>
+          <w:b/>
+          <w:bCs/>
+        </w:rPr>
+        <w:t>clockwise rotation</w:t>
+      </w:r>
+      <w:r>
+        <w:t xml:space="preserve"> of the endoscope shaft. The softening structure will wrap securely around the tool tip, mimicking spaghetti on a fork. Pull the wrapped sack through the Neosporin-coated nasal channel </w:t>
+      </w:r>
+      <w:r>
+        <w:rPr>
+          <w:b/>
+          <w:bCs/>
+        </w:rPr>
+        <w:t>as slowly as possible</w:t>
+      </w:r>
+      <w:r>
+        <w:t xml:space="preserve"> to prevent any mechanical damage to delicate mucosal tissue fields.</w:t>
+      </w:r>
+    </w:p>
+    <w:p>
+      <w:pPr>
+        <w:rPr>
+          <w:b/>
+          <w:bCs/>
+        </w:rPr>
+      </w:pPr>
+    </w:p>
+    <w:p>
+      <w:pPr>
+        <w:rPr>
+          <w:b/>
+          <w:bCs/>
+        </w:rPr>
+      </w:pPr>
+    </w:p>
+    <w:p>
+      <w:pPr>
+        <w:rPr>
+          <w:b/>
+          <w:bCs/>
+        </w:rPr>
+      </w:pPr>
+    </w:p>
+    <w:p>
+      <w:pPr>
+        <w:rPr>
+          <w:b/>
+          <w:bCs/>
+        </w:rPr>
+      </w:pPr>
+    </w:p>
+    <w:p>
+      <w:pPr>
+        <w:rPr>
+          <w:b/>
+          <w:bCs/>
+        </w:rPr>
+      </w:pPr>
+    </w:p>
+    <w:p>
+      <w:pPr>
+        <w:rPr>
+          <w:b/>
+          <w:bCs/>
+        </w:rPr>
+      </w:pPr>
+    </w:p>
+    <w:p>
+      <w:pPr>
+        <w:rPr>
+          <w:b/>
+          <w:bCs/>
+        </w:rPr>
+      </w:pPr>
+    </w:p>
+    <w:p>
+      <w:pPr>
+        <w:rPr>
+          <w:b/>
+          <w:bCs/>
+        </w:rPr>
+      </w:pPr>
+    </w:p>
+    <w:p>
+      <w:pPr>
+        <w:rPr>
+          <w:b/>
+          <w:bCs/>
+        </w:rPr>
+      </w:pPr>
+    </w:p>
+    <w:p>
+      <w:pPr>
+        <w:rPr>
+          <w:b/>
+          <w:bCs/>
+        </w:rPr>
+      </w:pPr>
+    </w:p>
+    <w:p>
+      <w:pPr>
+        <w:rPr>
+          <w:b/>
+          <w:bCs/>
+        </w:rPr>
+      </w:pPr>
+    </w:p>
+    <w:p>
+      <w:pPr>
+        <w:rPr>
+          <w:b/>
+          <w:bCs/>
+        </w:rPr>
+      </w:pPr>
+    </w:p>
+    <w:p>
+      <w:pPr>
+        <w:rPr>
+          <w:b/>
+          <w:bCs/>
+        </w:rPr>
+      </w:pPr>
+    </w:p>
+    <w:p>
+      <w:pPr>
+        <w:rPr>
+          <w:b/>
+          <w:bCs/>
+        </w:rPr>
+      </w:pPr>
+    </w:p>
+    <w:p>
+      <w:pPr>
+        <w:rPr>
+          <w:b/>
+          <w:bCs/>
+        </w:rPr>
+      </w:pPr>
+      <w:r>
+        <w:rPr>
+          <w:b/>
+          <w:bCs/>
+        </w:rPr>
+        <w:lastRenderedPageBreak/>
+        <w:t>Phase 3: Post-Extraction Cleaning (Pull-and-Rinse Protocol)</w:t>
+      </w:r>
+    </w:p>
+    <w:p>
+      <w:pPr>
+        <w:numPr>
+          <w:ilvl w:val="0"/>
+          <w:numId w:val="41"/>
+        </w:numPr>
+      </w:pPr>
+      <w:r>
+        <w:rPr>
+          <w:b/>
+          <w:bCs/>
+        </w:rPr>
+        <w:t>The Aggressive Fluid Flush:</w:t>
+      </w:r>
+      <w:r>
+        <w:t xml:space="preserve"> Fill the newly vacated tissue pocket with Neosporin under pressure to capture lingering proteinaceous debris. Insert the spray scope and aggressively irrigate the wound site with </w:t>
+      </w:r>
+      <w:r>
+        <w:rPr>
+          <w:b/>
+          <w:bCs/>
+        </w:rPr>
+        <w:t>0.5% Hydrogen Peroxide for 4 continuous minutes</w:t>
+      </w:r>
+      <w:r>
+        <w:t xml:space="preserve"> until the fluid run-off exiting the mouth is perfectly clear.</w:t>
+      </w:r>
+    </w:p>
+    <w:p>
+      <w:pPr>
+        <w:numPr>
+          <w:ilvl w:val="0"/>
+          <w:numId w:val="41"/>
+        </w:numPr>
+      </w:pPr>
+      <w:r>
+        <w:rPr>
+          <w:b/>
+          <w:bCs/>
+        </w:rPr>
+        <w:t>The 3-Cycle Rinse Sequence:</w:t>
+      </w:r>
+      <w:r>
+        <w:t xml:space="preserve"> Complete the following pattern exactly </w:t>
+      </w:r>
+      <w:r>
+        <w:rPr>
+          <w:b/>
+          <w:bCs/>
+        </w:rPr>
+        <w:t>3 times</w:t>
+      </w:r>
+      <w:r>
+        <w:t xml:space="preserve"> to fully decontaminate the area:</w:t>
+      </w:r>
+    </w:p>
+    <w:p>
+      <w:pPr>
+        <w:numPr>
+          <w:ilvl w:val="1"/>
+          <w:numId w:val="41"/>
+        </w:numPr>
+      </w:pPr>
+      <w:r>
+        <w:t>Inundate the wound space with pressurized Neosporin to bind remaining chemical salts.</w:t>
+      </w:r>
+    </w:p>
+    <w:p>
+      <w:pPr>
+        <w:numPr>
+          <w:ilvl w:val="1"/>
+          <w:numId w:val="41"/>
+        </w:numPr>
+      </w:pPr>
+      <w:r>
+        <w:t>Flush aggressively with the 0.5% Hydrogen Peroxide wash to sweep out the bound fragments.</w:t>
+      </w:r>
+    </w:p>
+    <w:p>
+      <w:pPr>
+        <w:numPr>
+          <w:ilvl w:val="0"/>
+          <w:numId w:val="41"/>
+        </w:numPr>
+      </w:pPr>
+      <w:r>
+        <w:rPr>
+          <w:b/>
+          <w:bCs/>
+        </w:rPr>
+        <w:t>Anatomical Closure:</w:t>
+      </w:r>
+      <w:r>
+        <w:t xml:space="preserve"> Fill the empty cavity with a final pressurized layer of Neosporin. This ointment serves as a temporary structural spacer to stabilize local intracranial tissue fields while new cell layers granulate. Stitch the original opening closed, leaving a specific drainage window near the back of the throat to allow the ointment spacer to drain naturally over time without a tube.</w:t>
+      </w:r>
+    </w:p>
+    <w:p/>
+    <w:p/>
+    <w:p>
+      <w:pPr>
+        <w:rPr>
+          <w:b/>
+          <w:bCs/>
+        </w:rPr>
+      </w:pPr>
+    </w:p>
+    <w:p>
+      <w:pPr>
+        <w:rPr>
+          <w:b/>
+          <w:bCs/>
+        </w:rPr>
+      </w:pPr>
+    </w:p>
+    <w:p>
+      <w:pPr>
+        <w:rPr>
+          <w:b/>
+          <w:bCs/>
+        </w:rPr>
+      </w:pPr>
+    </w:p>
+    <w:p>
+      <w:pPr>
+        <w:rPr>
+          <w:b/>
+          <w:bCs/>
+        </w:rPr>
+      </w:pPr>
+    </w:p>
+    <w:p>
+      <w:pPr>
+        <w:rPr>
+          <w:b/>
+          <w:bCs/>
+        </w:rPr>
+      </w:pPr>
+    </w:p>
+    <w:p>
+      <w:pPr>
+        <w:rPr>
+          <w:b/>
+          <w:bCs/>
+        </w:rPr>
+      </w:pPr>
+    </w:p>
+    <w:p>
+      <w:pPr>
+        <w:rPr>
+          <w:b/>
+          <w:bCs/>
+        </w:rPr>
+      </w:pPr>
+    </w:p>
+    <w:p>
+      <w:pPr>
+        <w:rPr>
+          <w:b/>
+          <w:bCs/>
+        </w:rPr>
+      </w:pPr>
+    </w:p>
+    <w:p>
+      <w:pPr>
+        <w:rPr>
+          <w:b/>
+          <w:bCs/>
+        </w:rPr>
+      </w:pPr>
+    </w:p>
+    <w:p>
+      <w:pPr>
+        <w:rPr>
+          <w:b/>
+          <w:bCs/>
+        </w:rPr>
+      </w:pPr>
+    </w:p>
+    <w:p>
+      <w:pPr>
+        <w:rPr>
+          <w:b/>
+          <w:bCs/>
+        </w:rPr>
+      </w:pPr>
+    </w:p>
+    <w:p>
+      <w:pPr>
+        <w:rPr>
+          <w:b/>
+          <w:bCs/>
+        </w:rPr>
+      </w:pPr>
+      <w:r>
+        <w:rPr>
+          <w:b/>
+          <w:bCs/>
+        </w:rPr>
+        <w:lastRenderedPageBreak/>
         <w:t>13. The Naturopathic Oncology Dosing Protocols</w:t>
       </w:r>
     </w:p>
@@ -6002,23 +6161,11 @@
         <w:t>This hyper-saturation creates an intolerable systemic environment for foreign vectors by disrupting cellular respiration, dissolving protective lipid shields, and counteracting localized low-pH salivary secretions.</w:t>
       </w:r>
     </w:p>
-    <w:p>
-      <w:r>
-        <w:t xml:space="preserve">               </w:t>
-      </w:r>
-      <w:proofErr w:type="gramStart"/>
-      <w:r>
-        <w:t>[ Step</w:t>
-      </w:r>
-      <w:proofErr w:type="gramEnd"/>
-      <w:r>
-        <w:t xml:space="preserve"> 1: Intravenous Pro-Oxidant </w:t>
-      </w:r>
-      <w:proofErr w:type="gramStart"/>
-      <w:r>
-        <w:t>Phase ]</w:t>
-      </w:r>
-      <w:proofErr w:type="gramEnd"/>
+    <w:p/>
+    <w:p>
+      <w:r>
+        <w:t xml:space="preserve">               [ Step 1: Intravenous Pro-Oxidant Phase ]</w:t>
+      </w:r>
     </w:p>
     <w:p>
       <w:r>
@@ -6048,21 +6195,8 @@
     </w:p>
     <w:p>
       <w:r>
-        <w:t xml:space="preserve">               </w:t>
-      </w:r>
-      <w:proofErr w:type="gramStart"/>
-      <w:r>
-        <w:t>[ Step</w:t>
-      </w:r>
-      <w:proofErr w:type="gramEnd"/>
-      <w:r>
-        <w:t xml:space="preserve"> 2: Oral Lipophilic Disruption </w:t>
-      </w:r>
-      <w:proofErr w:type="gramStart"/>
-      <w:r>
-        <w:t>Phase ]</w:t>
-      </w:r>
-      <w:proofErr w:type="gramEnd"/>
+        <w:t xml:space="preserve">               [ Step 2: Oral Lipophilic Disruption Phase ]</w:t>
+      </w:r>
     </w:p>
     <w:p>
       <w:r>
@@ -6092,33 +6226,12 @@
     </w:p>
     <w:p>
       <w:r>
-        <w:t xml:space="preserve">               </w:t>
-      </w:r>
-      <w:proofErr w:type="gramStart"/>
-      <w:r>
-        <w:t>[ Step</w:t>
-      </w:r>
-      <w:proofErr w:type="gramEnd"/>
-      <w:r>
-        <w:t xml:space="preserve"> 3: Hematopoietic Support </w:t>
-      </w:r>
-      <w:proofErr w:type="gramStart"/>
-      <w:r>
-        <w:t>Phase ]</w:t>
-      </w:r>
-      <w:proofErr w:type="gramEnd"/>
-    </w:p>
-    <w:p>
-      <w:r>
-        <w:t xml:space="preserve">                - Intramuscular </w:t>
-      </w:r>
-      <w:proofErr w:type="spellStart"/>
-      <w:r>
-        <w:t>Methylcobalamin</w:t>
-      </w:r>
-      <w:proofErr w:type="spellEnd"/>
-      <w:r>
-        <w:t xml:space="preserve"> (B12)</w:t>
+        <w:t xml:space="preserve">               [ Step 3: Hematopoietic Support Phase ]</w:t>
+      </w:r>
+    </w:p>
+    <w:p>
+      <w:r>
+        <w:t xml:space="preserve">                - Intramuscular Methylcobalamin (B12)</w:t>
       </w:r>
     </w:p>
     <w:p>
@@ -6126,13 +6239,12 @@
         <w:t xml:space="preserve">                - Goal: Reverse radiomimetic bone marrow suppression</w:t>
       </w:r>
     </w:p>
+    <w:p/>
     <w:p>
       <w:r>
         <w:t>By altering the tissue environment surrounding the encapsulated mass, the host tissues become biochemically uninhabitable, forcing the foreign organism to detach, degrade, or expel naturally.</w:t>
       </w:r>
     </w:p>
-    <w:p/>
-    <w:p/>
     <w:p/>
     <w:p>
       <w:pPr>
@@ -6273,31 +6385,7 @@
         <w:t>Pathophysiological Mechanics:</w:t>
       </w:r>
       <w:r>
-        <w:t xml:space="preserve"> At these elevated concentrations, ascorbic acid acts as a pro-drug for the localized generation of hydrogen </w:t>
-      </w:r>
-      <w:proofErr w:type="gramStart"/>
-      <w:r>
-        <w:t>peroxide (\(</w:t>
-      </w:r>
-      <w:proofErr w:type="gramEnd"/>
-      <w:r>
-        <w:t>H</w:t>
-      </w:r>
-      <w:proofErr w:type="gramStart"/>
-      <w:r>
-        <w:t>_{</w:t>
-      </w:r>
-      <w:proofErr w:type="gramEnd"/>
-      <w:r>
-        <w:t>2}O</w:t>
-      </w:r>
-      <w:proofErr w:type="gramStart"/>
-      <w:r>
-        <w:t>_{2}\</w:t>
-      </w:r>
-      <w:proofErr w:type="gramEnd"/>
-      <w:r>
-        <w:t>)) within interstitial spaces. While mammalian cells protect themselves using endogenous catalase enzymes, foreign marine arthropod tissues or complex viral vesicles lack this advanced defense mechanism, causing immediate structural breakdown of outer cuticular boundaries.</w:t>
+        <w:t xml:space="preserve"> At these elevated concentrations, ascorbic acid acts as a pro-drug for the localized generation of hydrogen peroxide (\(H_{2}O_{2}\)) within interstitial spaces. While mammalian cells protect themselves using endogenous catalase enzymes, foreign marine arthropod tissues or complex viral vesicles lack this advanced defense mechanism, causing immediate structural breakdown of outer cuticular boundaries.</w:t>
       </w:r>
     </w:p>
     <w:p>
@@ -6535,15 +6623,7 @@
         <w:t>Pathophysiological Mechanics:</w:t>
       </w:r>
       <w:r>
-        <w:t xml:space="preserve"> High-potency Vitamin D3 triggers systemic macrophage activation and upregulates mammalian </w:t>
-      </w:r>
-      <w:proofErr w:type="spellStart"/>
-      <w:r>
-        <w:t>cathelicidins</w:t>
-      </w:r>
-      <w:proofErr w:type="spellEnd"/>
-      <w:r>
-        <w:t>, reinforcing the host's natural encapsulation layer to compress the foreign mass. Concurrently, alpha-tocopherol fractions pool within the vesicle's outer fluid ring, initiating rapid lipid peroxidation that destabilizes the parasite’s hydrophobic shield and leaves it exposed to host white blood cells.</w:t>
+        <w:t xml:space="preserve"> High-potency Vitamin D3 triggers systemic macrophage activation and upregulates mammalian cathelicidins, reinforcing the host's natural encapsulation layer to compress the foreign mass. Concurrently, alpha-tocopherol fractions pool within the vesicle's outer fluid ring, initiating rapid lipid peroxidation that destabilizes the parasite’s hydrophobic shield and leaves it exposed to host white blood cells.</w:t>
       </w:r>
     </w:p>
     <w:p>
@@ -6722,17 +6802,8 @@
           <w:b/>
           <w:bCs/>
         </w:rPr>
-        <w:t xml:space="preserve">5,000 mcg of pure </w:t>
-      </w:r>
-      <w:proofErr w:type="spellStart"/>
-      <w:r>
-        <w:rPr>
-          <w:b/>
-          <w:bCs/>
-        </w:rPr>
-        <w:t>Methylcobalamin</w:t>
-      </w:r>
-      <w:proofErr w:type="spellEnd"/>
+        <w:t>5,000 mcg of pure Methylcobalamin</w:t>
+      </w:r>
       <w:r>
         <w:t xml:space="preserve"> per injection.</w:t>
       </w:r>
@@ -7006,15 +7077,7 @@
         <w:t>100 mg three (3) times per day</w:t>
       </w:r>
       <w:r>
-        <w:t xml:space="preserve"> with meals for six (6) months. Zinc operates as a foundational structural component for </w:t>
-      </w:r>
-      <w:proofErr w:type="gramStart"/>
-      <w:r>
-        <w:t>metalloenzymes</w:t>
-      </w:r>
-      <w:proofErr w:type="gramEnd"/>
-      <w:r>
-        <w:t xml:space="preserve"> and transcription factors involved in tissue reconstruction.</w:t>
+        <w:t xml:space="preserve"> with meals for six (6) months. Zinc operates as a foundational structural component for metalloenzymes and transcription factors involved in tissue reconstruction.</w:t>
       </w:r>
     </w:p>
     <w:p>
@@ -7024,21 +7087,12 @@
           <w:numId w:val="19"/>
         </w:numPr>
       </w:pPr>
-      <w:proofErr w:type="spellStart"/>
-      <w:r>
-        <w:rPr>
-          <w:b/>
-          <w:bCs/>
-        </w:rPr>
-        <w:t>KureaSH</w:t>
-      </w:r>
-      <w:proofErr w:type="spellEnd"/>
-      <w:r>
-        <w:rPr>
-          <w:b/>
-          <w:bCs/>
-        </w:rPr>
-        <w:t xml:space="preserve"> (Naked Brand Creatine):</w:t>
+      <w:r>
+        <w:rPr>
+          <w:b/>
+          <w:bCs/>
+        </w:rPr>
+        <w:t>KureaSH (Naked Brand Creatine):</w:t>
       </w:r>
       <w:r>
         <w:t xml:space="preserve"> Administer </w:t>
@@ -7466,21 +7520,8 @@
       </w:r>
     </w:p>
     <w:p>
-      <w:proofErr w:type="gramStart"/>
-      <w:r>
-        <w:t>[ Active</w:t>
-      </w:r>
-      <w:proofErr w:type="gramEnd"/>
-      <w:r>
-        <w:t xml:space="preserve"> Saturating </w:t>
-      </w:r>
-      <w:proofErr w:type="gramStart"/>
-      <w:r>
-        <w:t>Infusion ]</w:t>
-      </w:r>
-      <w:proofErr w:type="gramEnd"/>
-      <w:r>
-        <w:t xml:space="preserve"> ──</w:t>
+      <w:r>
+        <w:t>[ Active Saturating Infusion ] ──</w:t>
       </w:r>
       <w:r>
         <w:rPr>
@@ -7509,21 +7550,8 @@
       </w:r>
     </w:p>
     <w:p>
-      <w:proofErr w:type="gramStart"/>
-      <w:r>
-        <w:t>[ Successful</w:t>
-      </w:r>
-      <w:proofErr w:type="gramEnd"/>
-      <w:r>
-        <w:t xml:space="preserve"> Matrix </w:t>
-      </w:r>
-      <w:proofErr w:type="gramStart"/>
-      <w:r>
-        <w:t>Breakdown ]</w:t>
-      </w:r>
-      <w:proofErr w:type="gramEnd"/>
-      <w:r>
-        <w:t xml:space="preserve"> ──</w:t>
+      <w:r>
+        <w:t>[ Successful Matrix Breakdown ] ──</w:t>
       </w:r>
       <w:r>
         <w:rPr>
@@ -7649,82 +7677,41 @@
           <w:b/>
           <w:bCs/>
         </w:rPr>
+        <w:t xml:space="preserve"> Sabun-RX Protocol: Integrations</w:t>
+      </w:r>
+    </w:p>
+    <w:p>
+      <w:pPr>
+        <w:rPr>
+          <w:b/>
+          <w:bCs/>
+        </w:rPr>
+      </w:pPr>
+      <w:r>
+        <w:rPr>
+          <w:b/>
+          <w:bCs/>
+        </w:rPr>
+        <w:t>Strategic Deployment of Sabun-RX Formulations</w:t>
+      </w:r>
+    </w:p>
+    <w:p>
+      <w:r>
+        <w:t xml:space="preserve">To fortify the non-surgical protocol within the upper respiratory tract, the clinical matrix integrates </w:t>
+      </w:r>
+      <w:r>
+        <w:rPr>
+          <w:b/>
+          <w:bCs/>
+        </w:rPr>
+        <w:t>Sabun-RX</w:t>
+      </w:r>
+      <w:r>
+        <w:t>—which consists of food-grade</w:t>
+      </w:r>
+      <w:r>
         <w:t xml:space="preserve"> </w:t>
       </w:r>
-      <w:proofErr w:type="spellStart"/>
-      <w:r>
-        <w:rPr>
-          <w:b/>
-          <w:bCs/>
-        </w:rPr>
-        <w:t>Sabun</w:t>
-      </w:r>
-      <w:proofErr w:type="spellEnd"/>
-      <w:r>
-        <w:rPr>
-          <w:b/>
-          <w:bCs/>
-        </w:rPr>
-        <w:t>-RX Protocol: Integrations</w:t>
-      </w:r>
-    </w:p>
-    <w:p>
-      <w:pPr>
-        <w:rPr>
-          <w:b/>
-          <w:bCs/>
-        </w:rPr>
-      </w:pPr>
-      <w:r>
-        <w:rPr>
-          <w:b/>
-          <w:bCs/>
-        </w:rPr>
-        <w:t xml:space="preserve">Strategic Deployment of </w:t>
-      </w:r>
-      <w:proofErr w:type="spellStart"/>
-      <w:r>
-        <w:rPr>
-          <w:b/>
-          <w:bCs/>
-        </w:rPr>
-        <w:t>Sabun</w:t>
-      </w:r>
-      <w:proofErr w:type="spellEnd"/>
-      <w:r>
-        <w:rPr>
-          <w:b/>
-          <w:bCs/>
-        </w:rPr>
-        <w:t>-RX Formulations</w:t>
-      </w:r>
-    </w:p>
-    <w:p>
-      <w:r>
-        <w:t xml:space="preserve">To fortify the non-surgical protocol within the upper respiratory tract, the clinical matrix integrates </w:t>
-      </w:r>
-      <w:proofErr w:type="spellStart"/>
-      <w:r>
-        <w:rPr>
-          <w:b/>
-          <w:bCs/>
-        </w:rPr>
-        <w:t>Sabun</w:t>
-      </w:r>
-      <w:proofErr w:type="spellEnd"/>
-      <w:r>
-        <w:rPr>
-          <w:b/>
-          <w:bCs/>
-        </w:rPr>
-        <w:t>-RX</w:t>
-      </w:r>
-      <w:r>
-        <w:t>—which consists of food-grade</w:t>
-      </w:r>
-      <w:r>
-        <w:t xml:space="preserve"> </w:t>
-      </w:r>
       <w:r>
         <w:t>formulations. These targeted chemical rinses alter local mucosal properties, acting alongside the high-dose micronutrient loading strategy to accelerate vector clearing.</w:t>
       </w:r>
@@ -7732,33 +7719,12 @@
     <w:p/>
     <w:p>
       <w:r>
-        <w:t xml:space="preserve">               </w:t>
-      </w:r>
-      <w:proofErr w:type="gramStart"/>
-      <w:r>
-        <w:t>[ Step</w:t>
-      </w:r>
-      <w:proofErr w:type="gramEnd"/>
-      <w:r>
-        <w:t xml:space="preserve"> 1: Pre-Inspection &amp; Load </w:t>
-      </w:r>
-      <w:proofErr w:type="gramStart"/>
-      <w:r>
-        <w:t>Cleansing ]</w:t>
-      </w:r>
-      <w:proofErr w:type="gramEnd"/>
-    </w:p>
-    <w:p>
-      <w:r>
-        <w:t xml:space="preserve">               - </w:t>
-      </w:r>
-      <w:proofErr w:type="spellStart"/>
-      <w:r>
-        <w:t>Sabun</w:t>
-      </w:r>
-      <w:proofErr w:type="spellEnd"/>
-      <w:r>
-        <w:t>-RX (Pore Scrubbing Formulation)</w:t>
+        <w:t xml:space="preserve">               [ Step 1: Pre-Inspection &amp; Load Cleansing ]</w:t>
+      </w:r>
+    </w:p>
+    <w:p>
+      <w:r>
+        <w:t xml:space="preserve">               - Sabun-RX (Pore Scrubbing Formulation)</w:t>
       </w:r>
     </w:p>
     <w:p>
@@ -7784,33 +7750,12 @@
     </w:p>
     <w:p>
       <w:r>
-        <w:t xml:space="preserve">               </w:t>
-      </w:r>
-      <w:proofErr w:type="gramStart"/>
-      <w:r>
-        <w:t>[ Step</w:t>
-      </w:r>
-      <w:proofErr w:type="gramEnd"/>
-      <w:r>
-        <w:t xml:space="preserve"> 2: Active Expression &amp; </w:t>
-      </w:r>
-      <w:proofErr w:type="gramStart"/>
-      <w:r>
-        <w:t>Drainage ]</w:t>
-      </w:r>
-      <w:proofErr w:type="gramEnd"/>
-    </w:p>
-    <w:p>
-      <w:r>
-        <w:t xml:space="preserve">               - </w:t>
-      </w:r>
-      <w:proofErr w:type="spellStart"/>
-      <w:r>
-        <w:t>Sabun</w:t>
-      </w:r>
-      <w:proofErr w:type="spellEnd"/>
-      <w:r>
-        <w:t>-RX CRT (Chlorine-Based Electrolyte)</w:t>
+        <w:t xml:space="preserve">               [ Step 2: Active Expression &amp; Drainage ]</w:t>
+      </w:r>
+    </w:p>
+    <w:p>
+      <w:r>
+        <w:t xml:space="preserve">               - Sabun-RX CRT (Chlorine-Based Electrolyte)</w:t>
       </w:r>
     </w:p>
     <w:p>
@@ -7836,33 +7781,12 @@
     </w:p>
     <w:p>
       <w:r>
-        <w:t xml:space="preserve">               </w:t>
-      </w:r>
-      <w:proofErr w:type="gramStart"/>
-      <w:r>
-        <w:t>[ Step</w:t>
-      </w:r>
-      <w:proofErr w:type="gramEnd"/>
-      <w:r>
-        <w:t xml:space="preserve"> 3: Post-Evacuation Matrix </w:t>
-      </w:r>
-      <w:proofErr w:type="gramStart"/>
-      <w:r>
-        <w:t>Sealing ]</w:t>
-      </w:r>
-      <w:proofErr w:type="gramEnd"/>
-    </w:p>
-    <w:p>
-      <w:r>
-        <w:t xml:space="preserve">               - </w:t>
-      </w:r>
-      <w:proofErr w:type="spellStart"/>
-      <w:r>
-        <w:t>Sabun</w:t>
-      </w:r>
-      <w:proofErr w:type="spellEnd"/>
-      <w:r>
-        <w:t>-RX SIC (High-Alkaline Inhibitor)</w:t>
+        <w:t xml:space="preserve">               [ Step 3: Post-Evacuation Matrix Sealing ]</w:t>
+      </w:r>
+    </w:p>
+    <w:p>
+      <w:r>
+        <w:t xml:space="preserve">               - Sabun-RX SIC (High-Alkaline Inhibitor)</w:t>
       </w:r>
     </w:p>
     <w:p>
@@ -7890,23 +7814,7 @@
           <w:bCs/>
         </w:rPr>
         <w:lastRenderedPageBreak/>
-        <w:t xml:space="preserve">1. </w:t>
-      </w:r>
-      <w:proofErr w:type="spellStart"/>
-      <w:r>
-        <w:rPr>
-          <w:b/>
-          <w:bCs/>
-        </w:rPr>
-        <w:t>Sabun</w:t>
-      </w:r>
-      <w:proofErr w:type="spellEnd"/>
-      <w:r>
-        <w:rPr>
-          <w:b/>
-          <w:bCs/>
-        </w:rPr>
-        <w:t>-RX (Foundational Cleansing Matrix)</w:t>
+        <w:t>1. Sabun-RX (Foundational Cleansing Matrix)</w:t>
       </w:r>
     </w:p>
     <w:p>
@@ -7978,23 +7886,7 @@
           <w:bCs/>
         </w:rPr>
         <w:lastRenderedPageBreak/>
-        <w:t xml:space="preserve">2. </w:t>
-      </w:r>
-      <w:proofErr w:type="spellStart"/>
-      <w:r>
-        <w:rPr>
-          <w:b/>
-          <w:bCs/>
-        </w:rPr>
-        <w:t>Sabun</w:t>
-      </w:r>
-      <w:proofErr w:type="spellEnd"/>
-      <w:r>
-        <w:rPr>
-          <w:b/>
-          <w:bCs/>
-        </w:rPr>
-        <w:t>-RX CRT (Active Disinfection and Fluid Expression)</w:t>
+        <w:t>2. Sabun-RX CRT (Active Disinfection and Fluid Expression)</w:t>
       </w:r>
     </w:p>
     <w:p>
@@ -8032,11 +7924,9 @@
       <w:r>
         <w:t xml:space="preserve"> A fast-acting, chlorine-based nasal and throat solution utilizing active capsaicin (the "spicy" element inherent to the </w:t>
       </w:r>
-      <w:proofErr w:type="spellStart"/>
       <w:r>
         <w:t>Sabun</w:t>
       </w:r>
-      <w:proofErr w:type="spellEnd"/>
       <w:r>
         <w:t xml:space="preserve"> blueprint). This intense thermal element hyper-activates the parasite's mechanical systems, disrupting any remaining structural adherence to the sinus wall while delivering medicated electrolytes to support the healing mucous membranes.</w:t>
       </w:r>
@@ -8087,60 +7977,19 @@
           <w:b/>
           <w:bCs/>
         </w:rPr>
-        <w:t xml:space="preserve"> </w:t>
-      </w:r>
-      <w:proofErr w:type="spellStart"/>
-      <w:r>
-        <w:rPr>
-          <w:b/>
-          <w:bCs/>
-        </w:rPr>
-        <w:t>Otological</w:t>
-      </w:r>
-      <w:proofErr w:type="spellEnd"/>
-      <w:r>
-        <w:rPr>
-          <w:b/>
-          <w:bCs/>
-        </w:rPr>
-        <w:t xml:space="preserve"> Addendum: </w:t>
-      </w:r>
-      <w:proofErr w:type="spellStart"/>
-      <w:r>
-        <w:rPr>
-          <w:b/>
-          <w:bCs/>
-        </w:rPr>
-        <w:t>Sabun</w:t>
-      </w:r>
-      <w:proofErr w:type="spellEnd"/>
-      <w:r>
-        <w:rPr>
-          <w:b/>
-          <w:bCs/>
-        </w:rPr>
-        <w:t>-RX Ear Infection &amp; Tympanic Clearing Protocols</w:t>
+        <w:t xml:space="preserve"> Otological Addendum: Sabun-RX Ear Infection &amp; Tympanic Clearing Protocols</w:t>
       </w:r>
     </w:p>
     <w:p>
       <w:r>
         <w:t xml:space="preserve">When an encapsulated mass or larval sub-unit migrates through the Eustachian tube, it can become lodged in the tight spaces of the middle ear. This results in </w:t>
       </w:r>
-      <w:proofErr w:type="spellStart"/>
-      <w:r>
-        <w:rPr>
-          <w:b/>
-          <w:bCs/>
-        </w:rPr>
-        <w:t>otological</w:t>
-      </w:r>
-      <w:proofErr w:type="spellEnd"/>
-      <w:r>
-        <w:rPr>
-          <w:b/>
-          <w:bCs/>
-        </w:rPr>
-        <w:t xml:space="preserve"> cytolytic acidosis</w:t>
+      <w:r>
+        <w:rPr>
+          <w:b/>
+          <w:bCs/>
+        </w:rPr>
+        <w:t>otological cytolytic acidosis</w:t>
       </w:r>
       <w:r>
         <w:t>, where low-pH salivary proteases cause deep, painful bone thinning within the mastoid process.</w:t>
@@ -8172,37 +8021,12 @@
         <w:lastRenderedPageBreak/>
         <w:t xml:space="preserve">Standard water-based antibiotic eardrops fail to penetrate the parasite's thick, hydrophobic lipid shield. To resolve these deep ear blockages non-surgically, the protocol introduces a specialized, white-labeled </w:t>
       </w:r>
-      <w:proofErr w:type="spellStart"/>
-      <w:r>
-        <w:rPr>
-          <w:b/>
-          <w:bCs/>
-        </w:rPr>
-        <w:t>Sabun</w:t>
-      </w:r>
-      <w:proofErr w:type="spellEnd"/>
-      <w:r>
-        <w:rPr>
-          <w:b/>
-          <w:bCs/>
-        </w:rPr>
-        <w:t xml:space="preserve">-RX </w:t>
-      </w:r>
-      <w:proofErr w:type="spellStart"/>
-      <w:r>
-        <w:rPr>
-          <w:b/>
-          <w:bCs/>
-        </w:rPr>
-        <w:t>Otic</w:t>
-      </w:r>
-      <w:proofErr w:type="spellEnd"/>
-      <w:r>
-        <w:rPr>
-          <w:b/>
-          <w:bCs/>
-        </w:rPr>
-        <w:t xml:space="preserve"> Ear Drop</w:t>
+      <w:r>
+        <w:rPr>
+          <w:b/>
+          <w:bCs/>
+        </w:rPr>
+        <w:t>Sabun-RX Otic Ear Drop</w:t>
       </w:r>
       <w:r>
         <w:t xml:space="preserve"> formulation derived from the specialized </w:t>
@@ -8221,21 +8045,8 @@
     <w:p/>
     <w:p>
       <w:r>
-        <w:t xml:space="preserve">       </w:t>
-      </w:r>
-      <w:proofErr w:type="gramStart"/>
-      <w:r>
-        <w:t>[ Nasopharyngeal</w:t>
-      </w:r>
-      <w:proofErr w:type="gramEnd"/>
-      <w:r>
-        <w:t xml:space="preserve"> Infiltration / Eustachian </w:t>
-      </w:r>
-      <w:proofErr w:type="gramStart"/>
-      <w:r>
-        <w:t>Migration ]</w:t>
-      </w:r>
-      <w:proofErr w:type="gramEnd"/>
+        <w:t xml:space="preserve">       [ Nasopharyngeal Infiltration / Eustachian Migration ]</w:t>
+      </w:r>
     </w:p>
     <w:p>
       <w:r>
@@ -8255,26 +8066,103 @@
     </w:p>
     <w:p>
       <w:r>
+        <w:t xml:space="preserve">         [ Otological Lodging within Tympanic Cavity ]</w:t>
+      </w:r>
+    </w:p>
+    <w:p>
+      <w:r>
+        <w:t xml:space="preserve">                                 │</w:t>
+      </w:r>
+    </w:p>
+    <w:p>
+      <w:r>
+        <w:t xml:space="preserve">         ┌───────────────────────</w:t>
+      </w:r>
+      <w:r>
+        <w:rPr>
+          <w:rFonts w:ascii="MS Gothic" w:eastAsia="MS Gothic" w:hAnsi="MS Gothic" w:cs="MS Gothic" w:hint="eastAsia"/>
+        </w:rPr>
+        <w:t>┴</w:t>
+      </w:r>
+      <w:r>
+        <w:rPr>
+          <w:rFonts w:ascii="Aptos" w:hAnsi="Aptos" w:cs="Aptos"/>
+        </w:rPr>
+        <w:t>───────────────────────┐</w:t>
+      </w:r>
+    </w:p>
+    <w:p>
+      <w:r>
         <w:t xml:space="preserve">         </w:t>
       </w:r>
-      <w:proofErr w:type="gramStart"/>
-      <w:r>
-        <w:t xml:space="preserve">[ </w:t>
-      </w:r>
-      <w:proofErr w:type="spellStart"/>
-      <w:r>
-        <w:t>Otological</w:t>
-      </w:r>
-      <w:proofErr w:type="spellEnd"/>
-      <w:proofErr w:type="gramEnd"/>
-      <w:r>
-        <w:t xml:space="preserve"> Lodging within Tympanic </w:t>
-      </w:r>
-      <w:proofErr w:type="gramStart"/>
-      <w:r>
-        <w:t>Cavity ]</w:t>
-      </w:r>
-      <w:proofErr w:type="gramEnd"/>
+      <w:r>
+        <w:rPr>
+          <w:rFonts w:ascii="Arial" w:hAnsi="Arial" w:cs="Arial"/>
+        </w:rPr>
+        <w:t>▼</w:t>
+      </w:r>
+      <w:r>
+        <w:t xml:space="preserve">                                               </w:t>
+      </w:r>
+      <w:r>
+        <w:rPr>
+          <w:rFonts w:ascii="Arial" w:hAnsi="Arial" w:cs="Arial"/>
+        </w:rPr>
+        <w:t>▼</w:t>
+      </w:r>
+    </w:p>
+    <w:p>
+      <w:r>
+        <w:t>[ Residual Acid Accumulation ]                  [ Mechanical Pressure ]</w:t>
+      </w:r>
+    </w:p>
+    <w:p>
+      <w:r>
+        <w:t xml:space="preserve">  - Mastoid Bony Thinning                         - Ossicle Disruption</w:t>
+      </w:r>
+    </w:p>
+    <w:p>
+      <w:r>
+        <w:t xml:space="preserve">  - Low-pH Inflammatory Sepsis                    - Severe Otalgia</w:t>
+      </w:r>
+    </w:p>
+    <w:p>
+      <w:r>
+        <w:t xml:space="preserve">         │                                               │</w:t>
+      </w:r>
+    </w:p>
+    <w:p>
+      <w:r>
+        <w:t xml:space="preserve">         └───────────────────────</w:t>
+      </w:r>
+      <w:r>
+        <w:rPr>
+          <w:rFonts w:ascii="MS Gothic" w:eastAsia="MS Gothic" w:hAnsi="MS Gothic" w:cs="MS Gothic" w:hint="eastAsia"/>
+        </w:rPr>
+        <w:t>┬</w:t>
+      </w:r>
+      <w:r>
+        <w:rPr>
+          <w:rFonts w:ascii="Aptos" w:hAnsi="Aptos" w:cs="Aptos"/>
+        </w:rPr>
+        <w:t>───────────────────────┘</w:t>
+      </w:r>
+    </w:p>
+    <w:p>
+      <w:r>
+        <w:t xml:space="preserve">                                 </w:t>
+      </w:r>
+      <w:r>
+        <w:rPr>
+          <w:rFonts w:ascii="Arial" w:hAnsi="Arial" w:cs="Arial"/>
+        </w:rPr>
+        <w:t>▼</w:t>
+      </w:r>
+    </w:p>
+    <w:p>
+      <w:r>
+        <w:t xml:space="preserve">  [ Sabun-RX Otic Treatment: Peroxide &amp; Capsaicin Clearing ]</w:t>
+      </w:r>
     </w:p>
     <w:p>
       <w:r>
@@ -8283,24 +8171,7 @@
     </w:p>
     <w:p>
       <w:r>
-        <w:t xml:space="preserve">         ┌───────────────────────</w:t>
-      </w:r>
-      <w:r>
-        <w:rPr>
-          <w:rFonts w:ascii="MS Gothic" w:eastAsia="MS Gothic" w:hAnsi="MS Gothic" w:cs="MS Gothic" w:hint="eastAsia"/>
-        </w:rPr>
-        <w:t>┴</w:t>
-      </w:r>
-      <w:r>
-        <w:rPr>
-          <w:rFonts w:ascii="Aptos" w:hAnsi="Aptos" w:cs="Aptos"/>
-        </w:rPr>
-        <w:t>───────────────────────┐</w:t>
-      </w:r>
-    </w:p>
-    <w:p>
-      <w:r>
-        <w:t xml:space="preserve">         </w:t>
+        <w:t xml:space="preserve">                                 </w:t>
       </w:r>
       <w:r>
         <w:rPr>
@@ -8308,141 +8179,11 @@
         </w:rPr>
         <w:t>▼</w:t>
       </w:r>
-      <w:r>
-        <w:t xml:space="preserve">                                               </w:t>
-      </w:r>
-      <w:r>
-        <w:rPr>
-          <w:rFonts w:ascii="Arial" w:hAnsi="Arial" w:cs="Arial"/>
-        </w:rPr>
-        <w:t>▼</w:t>
-      </w:r>
-    </w:p>
-    <w:p>
-      <w:r>
-        <w:t xml:space="preserve">[ Residual Acid </w:t>
-      </w:r>
-      <w:proofErr w:type="gramStart"/>
-      <w:r>
-        <w:t>Accumulation ]</w:t>
-      </w:r>
-      <w:proofErr w:type="gramEnd"/>
-      <w:r>
-        <w:t xml:space="preserve">               </w:t>
-      </w:r>
-      <w:proofErr w:type="gramStart"/>
-      <w:r>
-        <w:t xml:space="preserve">   [</w:t>
-      </w:r>
-      <w:proofErr w:type="gramEnd"/>
-      <w:r>
-        <w:t xml:space="preserve"> Mechanical </w:t>
-      </w:r>
-      <w:proofErr w:type="gramStart"/>
-      <w:r>
-        <w:t>Pressure ]</w:t>
-      </w:r>
-      <w:proofErr w:type="gramEnd"/>
-    </w:p>
-    <w:p>
-      <w:r>
-        <w:t xml:space="preserve">  - Mastoid Bony Thinning                         - Ossicle Disruption</w:t>
-      </w:r>
-    </w:p>
-    <w:p>
-      <w:r>
-        <w:t xml:space="preserve">  - Low-pH Inflammatory Sepsis                    - Severe Otalgia</w:t>
-      </w:r>
-    </w:p>
-    <w:p>
-      <w:r>
-        <w:t xml:space="preserve">         │                                               │</w:t>
-      </w:r>
-    </w:p>
-    <w:p>
-      <w:r>
-        <w:t xml:space="preserve">         └───────────────────────</w:t>
-      </w:r>
-      <w:r>
-        <w:rPr>
-          <w:rFonts w:ascii="MS Gothic" w:eastAsia="MS Gothic" w:hAnsi="MS Gothic" w:cs="MS Gothic" w:hint="eastAsia"/>
-        </w:rPr>
-        <w:t>┬</w:t>
-      </w:r>
-      <w:r>
-        <w:rPr>
-          <w:rFonts w:ascii="Aptos" w:hAnsi="Aptos" w:cs="Aptos"/>
-        </w:rPr>
-        <w:t>───────────────────────┘</w:t>
-      </w:r>
-    </w:p>
-    <w:p>
-      <w:r>
-        <w:t xml:space="preserve">                                 </w:t>
-      </w:r>
-      <w:r>
-        <w:rPr>
-          <w:rFonts w:ascii="Arial" w:hAnsi="Arial" w:cs="Arial"/>
-        </w:rPr>
-        <w:t>▼</w:t>
-      </w:r>
-    </w:p>
-    <w:p>
-      <w:r>
-        <w:t xml:space="preserve">  </w:t>
-      </w:r>
-      <w:proofErr w:type="gramStart"/>
-      <w:r>
-        <w:t xml:space="preserve">[ </w:t>
-      </w:r>
-      <w:proofErr w:type="spellStart"/>
-      <w:r>
-        <w:t>Sabun</w:t>
-      </w:r>
-      <w:proofErr w:type="spellEnd"/>
-      <w:proofErr w:type="gramEnd"/>
-      <w:r>
-        <w:t xml:space="preserve">-RX </w:t>
-      </w:r>
-      <w:proofErr w:type="spellStart"/>
-      <w:r>
-        <w:t>Otic</w:t>
-      </w:r>
-      <w:proofErr w:type="spellEnd"/>
-      <w:r>
-        <w:t xml:space="preserve"> Treatment: Peroxide &amp; Capsaicin </w:t>
-      </w:r>
-      <w:proofErr w:type="gramStart"/>
-      <w:r>
-        <w:t>Clearing ]</w:t>
-      </w:r>
-      <w:proofErr w:type="gramEnd"/>
-    </w:p>
-    <w:p>
-      <w:r>
-        <w:t xml:space="preserve">                                 │</w:t>
-      </w:r>
-    </w:p>
-    <w:p>
-      <w:r>
-        <w:t xml:space="preserve">                                 </w:t>
-      </w:r>
-      <w:r>
-        <w:rPr>
-          <w:rFonts w:ascii="Arial" w:hAnsi="Arial" w:cs="Arial"/>
-        </w:rPr>
-        <w:t>▼</w:t>
-      </w:r>
-    </w:p>
-    <w:p>
-      <w:r>
-        <w:t xml:space="preserve">  [ Natural Fluid Drainage &amp; Involuntary Egress via Ear </w:t>
-      </w:r>
-      <w:proofErr w:type="gramStart"/>
-      <w:r>
-        <w:t>Canal ]</w:t>
-      </w:r>
-      <w:proofErr w:type="gramEnd"/>
+    </w:p>
+    <w:p>
+      <w:r>
+        <w:t xml:space="preserve">  [ Natural Fluid Drainage &amp; Involuntary Egress via Ear Canal ]</w:t>
+      </w:r>
     </w:p>
     <w:p>
       <w:pPr>
@@ -8497,70 +8238,22 @@
           <w:bCs/>
         </w:rPr>
         <w:lastRenderedPageBreak/>
-        <w:t xml:space="preserve">Detailed </w:t>
-      </w:r>
-      <w:proofErr w:type="spellStart"/>
-      <w:r>
-        <w:rPr>
-          <w:b/>
-          <w:bCs/>
-        </w:rPr>
-        <w:t>Otical</w:t>
-      </w:r>
-      <w:proofErr w:type="spellEnd"/>
-      <w:r>
-        <w:rPr>
-          <w:b/>
-          <w:bCs/>
-        </w:rPr>
-        <w:t xml:space="preserve"> Dosing Regimen</w:t>
-      </w:r>
-    </w:p>
-    <w:p>
-      <w:pPr>
-        <w:rPr>
-          <w:b/>
-          <w:bCs/>
-        </w:rPr>
-      </w:pPr>
-      <w:r>
-        <w:rPr>
-          <w:b/>
-          <w:bCs/>
-        </w:rPr>
-        <w:t xml:space="preserve">1. </w:t>
-      </w:r>
-      <w:proofErr w:type="spellStart"/>
-      <w:r>
-        <w:rPr>
-          <w:b/>
-          <w:bCs/>
-        </w:rPr>
-        <w:t>Sabun</w:t>
-      </w:r>
-      <w:proofErr w:type="spellEnd"/>
-      <w:r>
-        <w:rPr>
-          <w:b/>
-          <w:bCs/>
-        </w:rPr>
-        <w:t xml:space="preserve">-RX </w:t>
-      </w:r>
-      <w:proofErr w:type="spellStart"/>
-      <w:r>
-        <w:rPr>
-          <w:b/>
-          <w:bCs/>
-        </w:rPr>
-        <w:t>Otic</w:t>
-      </w:r>
-      <w:proofErr w:type="spellEnd"/>
-      <w:r>
-        <w:rPr>
-          <w:b/>
-          <w:bCs/>
-        </w:rPr>
-        <w:t xml:space="preserve"> (Active Ear Cleansing &amp; Pressure Relief)</w:t>
+        <w:t>Detailed Otical Dosing Regimen</w:t>
+      </w:r>
+    </w:p>
+    <w:p>
+      <w:pPr>
+        <w:rPr>
+          <w:b/>
+          <w:bCs/>
+        </w:rPr>
+      </w:pPr>
+      <w:r>
+        <w:rPr>
+          <w:b/>
+          <w:bCs/>
+        </w:rPr>
+        <w:t>1. Sabun-RX Otic (Active Ear Cleansing &amp; Pressure Relief)</w:t>
       </w:r>
     </w:p>
     <w:p>
@@ -8578,15 +8271,7 @@
         <w:t>Administration Vector:</w:t>
       </w:r>
       <w:r>
-        <w:t xml:space="preserve"> Direct </w:t>
-      </w:r>
-      <w:proofErr w:type="spellStart"/>
-      <w:r>
-        <w:t>otic</w:t>
-      </w:r>
-      <w:proofErr w:type="spellEnd"/>
-      <w:r>
-        <w:t xml:space="preserve"> instillation into the affected external auditory canal.</w:t>
+        <w:t xml:space="preserve"> Direct otic instillation into the affected external auditory canal.</w:t>
       </w:r>
     </w:p>
     <w:p>
@@ -8805,39 +8490,7 @@
           <w:bCs/>
         </w:rPr>
         <w:lastRenderedPageBreak/>
-        <w:t>2. S</w:t>
-      </w:r>
-      <w:proofErr w:type="spellStart"/>
-      <w:r>
-        <w:rPr>
-          <w:b/>
-          <w:bCs/>
-        </w:rPr>
-        <w:t>abun</w:t>
-      </w:r>
-      <w:proofErr w:type="spellEnd"/>
-      <w:r>
-        <w:rPr>
-          <w:b/>
-          <w:bCs/>
-        </w:rPr>
-        <w:t xml:space="preserve">-RX SIC </w:t>
-      </w:r>
-      <w:proofErr w:type="spellStart"/>
-      <w:r>
-        <w:rPr>
-          <w:b/>
-          <w:bCs/>
-        </w:rPr>
-        <w:t>Otic</w:t>
-      </w:r>
-      <w:proofErr w:type="spellEnd"/>
-      <w:r>
-        <w:rPr>
-          <w:b/>
-          <w:bCs/>
-        </w:rPr>
-        <w:t xml:space="preserve"> Sealing Rinse</w:t>
+        <w:t>2. Sabun-RX SIC Otic Sealing Rinse</w:t>
       </w:r>
     </w:p>
     <w:p>
@@ -9037,23 +8690,7 @@
           <w:bCs/>
         </w:rPr>
         <w:lastRenderedPageBreak/>
-        <w:t>3. S</w:t>
-      </w:r>
-      <w:proofErr w:type="spellStart"/>
-      <w:r>
-        <w:rPr>
-          <w:b/>
-          <w:bCs/>
-        </w:rPr>
-        <w:t>abun</w:t>
-      </w:r>
-      <w:proofErr w:type="spellEnd"/>
-      <w:r>
-        <w:rPr>
-          <w:b/>
-          <w:bCs/>
-        </w:rPr>
-        <w:t>-RX SIC (Post-Treatment High-Alkaline Barrier)</w:t>
+        <w:t>3. Sabun-RX SIC (Post-Treatment High-Alkaline Barrier)</w:t>
       </w:r>
     </w:p>
     <w:p>
@@ -9150,21 +8787,8 @@
     <w:p/>
     <w:p>
       <w:r>
-        <w:t xml:space="preserve">       </w:t>
-      </w:r>
-      <w:proofErr w:type="gramStart"/>
-      <w:r>
-        <w:t>[ Vitamin</w:t>
-      </w:r>
-      <w:proofErr w:type="gramEnd"/>
-      <w:r>
-        <w:t xml:space="preserve">-Induced Sinus </w:t>
-      </w:r>
-      <w:proofErr w:type="gramStart"/>
-      <w:r>
-        <w:t>Saturation ]</w:t>
-      </w:r>
-      <w:proofErr w:type="gramEnd"/>
+        <w:t xml:space="preserve">       [ Vitamin-Induced Sinus Saturation ]</w:t>
+      </w:r>
     </w:p>
     <w:p>
       <w:r>
@@ -9184,21 +8808,8 @@
     </w:p>
     <w:p>
       <w:r>
-        <w:t xml:space="preserve">       </w:t>
-      </w:r>
-      <w:proofErr w:type="gramStart"/>
-      <w:r>
-        <w:t>[ Mass</w:t>
-      </w:r>
-      <w:proofErr w:type="gramEnd"/>
-      <w:r>
-        <w:t xml:space="preserve"> Detachment &amp; Nasal / Oral </w:t>
-      </w:r>
-      <w:proofErr w:type="gramStart"/>
-      <w:r>
-        <w:t>Egress ]</w:t>
-      </w:r>
-      <w:proofErr w:type="gramEnd"/>
+        <w:t xml:space="preserve">       [ Mass Detachment &amp; Nasal / Oral Egress ]</w:t>
+      </w:r>
     </w:p>
     <w:p>
       <w:r>
@@ -9218,21 +8829,8 @@
     </w:p>
     <w:p>
       <w:r>
-        <w:t xml:space="preserve"> </w:t>
-      </w:r>
-      <w:proofErr w:type="gramStart"/>
-      <w:r>
-        <w:t>[ Direct</w:t>
-      </w:r>
-      <w:proofErr w:type="gramEnd"/>
-      <w:r>
-        <w:t xml:space="preserve"> Catch into Patient-Managed Bedside Waste </w:t>
-      </w:r>
-      <w:proofErr w:type="gramStart"/>
-      <w:r>
-        <w:t>Bin ]</w:t>
-      </w:r>
-      <w:proofErr w:type="gramEnd"/>
+        <w:t xml:space="preserve"> [ Direct Catch into Patient-Managed Bedside Waste Bin ]</w:t>
+      </w:r>
     </w:p>
     <w:p>
       <w:r>
@@ -9252,21 +8850,8 @@
     </w:p>
     <w:p>
       <w:r>
-        <w:t xml:space="preserve"> </w:t>
-      </w:r>
-      <w:proofErr w:type="gramStart"/>
-      <w:r>
-        <w:t>[ Immediate</w:t>
-      </w:r>
-      <w:proofErr w:type="gramEnd"/>
-      <w:r>
-        <w:t xml:space="preserve"> Formula 409 Spray Application (Immobilization</w:t>
-      </w:r>
-      <w:proofErr w:type="gramStart"/>
-      <w:r>
-        <w:t>) ]</w:t>
-      </w:r>
-      <w:proofErr w:type="gramEnd"/>
+        <w:t xml:space="preserve"> [ Immediate Formula 409 Spray Application (Immobilization) ]</w:t>
+      </w:r>
     </w:p>
     <w:p>
       <w:r>
@@ -9286,21 +8871,8 @@
     </w:p>
     <w:p>
       <w:r>
-        <w:t xml:space="preserve">       </w:t>
-      </w:r>
-      <w:proofErr w:type="gramStart"/>
-      <w:r>
-        <w:t>[ Secure</w:t>
-      </w:r>
-      <w:proofErr w:type="gramEnd"/>
-      <w:r>
-        <w:t xml:space="preserve"> Bin Closure &amp; Airway Scavenging </w:t>
-      </w:r>
-      <w:proofErr w:type="gramStart"/>
-      <w:r>
-        <w:t>Reset ]</w:t>
-      </w:r>
-      <w:proofErr w:type="gramEnd"/>
+        <w:t xml:space="preserve">       [ Secure Bin Closure &amp; Airway Scavenging Reset ]</w:t>
+      </w:r>
     </w:p>
     <w:p/>
     <w:p/>
@@ -9726,15 +9298,7 @@
         <w:t>Section 13:</w:t>
       </w:r>
       <w:r>
-        <w:t xml:space="preserve"> </w:t>
-      </w:r>
-      <w:proofErr w:type="spellStart"/>
-      <w:r>
-        <w:t>Sabun</w:t>
-      </w:r>
-      <w:proofErr w:type="spellEnd"/>
-      <w:r>
-        <w:t>-RX Protocol: White-Labeled Sinus Plumber Integrations</w:t>
+        <w:t xml:space="preserve"> Sabun-RX Protocol: White-Labeled Sinus Plumber Integrations</w:t>
       </w:r>
     </w:p>
     <w:p>
@@ -9958,21 +9522,12 @@
           <w:numId w:val="28"/>
         </w:numPr>
       </w:pPr>
-      <w:proofErr w:type="spellStart"/>
-      <w:r>
-        <w:rPr>
-          <w:b/>
-          <w:bCs/>
-        </w:rPr>
-        <w:t>Sabun</w:t>
-      </w:r>
-      <w:proofErr w:type="spellEnd"/>
-      <w:r>
-        <w:rPr>
-          <w:b/>
-          <w:bCs/>
-        </w:rPr>
-        <w:t>-RX:</w:t>
+      <w:r>
+        <w:rPr>
+          <w:b/>
+          <w:bCs/>
+        </w:rPr>
+        <w:t>Sabun-RX:</w:t>
       </w:r>
       <w:r>
         <w:t xml:space="preserve"> A suite of white-labeled Sinus Plumber formulations designed to scrub, express, and seal mucosal surfaces against viral and parasitic loads.</w:t>
@@ -10026,15 +9581,7 @@
     </w:p>
     <w:p>
       <w:r>
-        <w:t xml:space="preserve">This guide helps you manage your home treatment smoothly. While this organism is not a fish, its outer layers respond directly to high-dose vitamin loading and </w:t>
-      </w:r>
-      <w:proofErr w:type="spellStart"/>
-      <w:r>
-        <w:t>Sabun</w:t>
-      </w:r>
-      <w:proofErr w:type="spellEnd"/>
-      <w:r>
-        <w:t>-RX washes. By changing your internal chemistry, we make your sinus passages unlivable, forcing the mass to exit safely on its own through natural nasal or oral pathways.</w:t>
+        <w:t>This guide helps you manage your home treatment smoothly. While this organism is not a fish, its outer layers respond directly to high-dose vitamin loading and Sabun-RX washes. By changing your internal chemistry, we make your sinus passages unlivable, forcing the mass to exit safely on its own through natural nasal or oral pathways.</w:t>
       </w:r>
     </w:p>
     <w:p>
@@ -10044,106 +9591,72 @@
           <w:szCs w:val="18"/>
         </w:rPr>
       </w:pPr>
-      <w:proofErr w:type="gramStart"/>
       <w:r>
         <w:rPr>
           <w:sz w:val="18"/>
           <w:szCs w:val="18"/>
         </w:rPr>
-        <w:t>+-</w:t>
-      </w:r>
-      <w:proofErr w:type="gramEnd"/>
-      <w:r>
+        <w:t>+--------------------------------------------------------------------------+</w:t>
+      </w:r>
+    </w:p>
+    <w:p>
+      <w:pPr>
         <w:rPr>
           <w:sz w:val="18"/>
           <w:szCs w:val="18"/>
         </w:rPr>
-        <w:t>-------------------------------------------------------------------------+</w:t>
-      </w:r>
-    </w:p>
-    <w:p>
-      <w:pPr>
+      </w:pPr>
+      <w:r>
         <w:rPr>
           <w:sz w:val="18"/>
           <w:szCs w:val="18"/>
         </w:rPr>
-      </w:pPr>
-      <w:r>
+        <w:t>|                        1. BIOCHEMICAL ACTIVATION                         |</w:t>
+      </w:r>
+    </w:p>
+    <w:p>
+      <w:pPr>
         <w:rPr>
           <w:sz w:val="18"/>
           <w:szCs w:val="18"/>
         </w:rPr>
-        <w:t>|                        1. BIOCHEMICAL ACTIVATION                         |</w:t>
-      </w:r>
-    </w:p>
-    <w:p>
-      <w:pPr>
+      </w:pPr>
+      <w:r>
         <w:rPr>
           <w:sz w:val="18"/>
           <w:szCs w:val="18"/>
         </w:rPr>
-      </w:pPr>
-      <w:r>
+        <w:t>|   Take your prescribed high-dose Vitamin C infusions, oral capsules, and |</w:t>
+      </w:r>
+    </w:p>
+    <w:p>
+      <w:pPr>
         <w:rPr>
           <w:sz w:val="18"/>
           <w:szCs w:val="18"/>
         </w:rPr>
-        <w:t>|   Take your prescribed high-dose Vitamin C infusions, oral capsules, and |</w:t>
-      </w:r>
-    </w:p>
-    <w:p>
-      <w:pPr>
+      </w:pPr>
+      <w:r>
         <w:rPr>
           <w:sz w:val="18"/>
           <w:szCs w:val="18"/>
         </w:rPr>
-      </w:pPr>
-      <w:r>
+        <w:t>|   deploy the Sabun-RX pore-cleansing washes to weaken the outer shield.   |</w:t>
+      </w:r>
+    </w:p>
+    <w:p>
+      <w:pPr>
         <w:rPr>
           <w:sz w:val="18"/>
           <w:szCs w:val="18"/>
         </w:rPr>
-        <w:t xml:space="preserve">|   deploy the </w:t>
-      </w:r>
-      <w:proofErr w:type="spellStart"/>
+      </w:pPr>
       <w:r>
         <w:rPr>
           <w:sz w:val="18"/>
           <w:szCs w:val="18"/>
         </w:rPr>
-        <w:t>Sabun</w:t>
-      </w:r>
-      <w:proofErr w:type="spellEnd"/>
-      <w:r>
-        <w:rPr>
-          <w:sz w:val="18"/>
-          <w:szCs w:val="18"/>
-        </w:rPr>
-        <w:t>-RX pore-cleansing washes to weaken the outer shield.   |</w:t>
-      </w:r>
-    </w:p>
-    <w:p>
-      <w:pPr>
-        <w:rPr>
-          <w:sz w:val="18"/>
-          <w:szCs w:val="18"/>
-        </w:rPr>
-      </w:pPr>
-      <w:proofErr w:type="gramStart"/>
-      <w:r>
-        <w:rPr>
-          <w:sz w:val="18"/>
-          <w:szCs w:val="18"/>
-        </w:rPr>
-        <w:t>+-</w:t>
-      </w:r>
-      <w:proofErr w:type="gramEnd"/>
-      <w:r>
-        <w:rPr>
-          <w:sz w:val="18"/>
-          <w:szCs w:val="18"/>
-        </w:rPr>
-        <w:t>-------------------------------------------------------------------------+</w:t>
+        <w:t>+--------------------------------------------------------------------------+</w:t>
       </w:r>
     </w:p>
     <w:p>
@@ -10191,122 +9704,72 @@
           <w:szCs w:val="18"/>
         </w:rPr>
       </w:pPr>
-      <w:proofErr w:type="gramStart"/>
       <w:r>
         <w:rPr>
           <w:sz w:val="18"/>
           <w:szCs w:val="18"/>
         </w:rPr>
-        <w:t>+-</w:t>
-      </w:r>
-      <w:proofErr w:type="gramEnd"/>
-      <w:r>
+        <w:t>+--------------------------------------------------------------------------+</w:t>
+      </w:r>
+    </w:p>
+    <w:p>
+      <w:pPr>
         <w:rPr>
           <w:sz w:val="18"/>
           <w:szCs w:val="18"/>
         </w:rPr>
-        <w:t>-------------------------------------------------------------------------+</w:t>
-      </w:r>
-    </w:p>
-    <w:p>
-      <w:pPr>
+      </w:pPr>
+      <w:r>
         <w:rPr>
           <w:sz w:val="18"/>
           <w:szCs w:val="18"/>
         </w:rPr>
-      </w:pPr>
-      <w:r>
+        <w:t>|                        2. CONTAINMENT PREPARATION                        |</w:t>
+      </w:r>
+    </w:p>
+    <w:p>
+      <w:pPr>
         <w:rPr>
           <w:sz w:val="18"/>
           <w:szCs w:val="18"/>
         </w:rPr>
-        <w:t>|                        2. CONTAINMENT PREPARATION                        |</w:t>
-      </w:r>
-    </w:p>
-    <w:p>
-      <w:pPr>
+      </w:pPr>
+      <w:r>
         <w:rPr>
           <w:sz w:val="18"/>
           <w:szCs w:val="18"/>
         </w:rPr>
-      </w:pPr>
-      <w:r>
+        <w:t>|   Keep your bedside medical waste container and a spray bottle of         |</w:t>
+      </w:r>
+    </w:p>
+    <w:p>
+      <w:pPr>
         <w:rPr>
           <w:sz w:val="18"/>
           <w:szCs w:val="18"/>
         </w:rPr>
-        <w:t>|   Keep your bedside medical waste container and a spray bottle of         |</w:t>
-      </w:r>
-    </w:p>
-    <w:p>
-      <w:pPr>
+      </w:pPr>
+      <w:r>
         <w:rPr>
           <w:sz w:val="18"/>
           <w:szCs w:val="18"/>
         </w:rPr>
-      </w:pPr>
-      <w:r>
+        <w:t>|   Formula 409 ready at hand before applying your active Sabun-RX CRT.    |</w:t>
+      </w:r>
+    </w:p>
+    <w:p>
+      <w:pPr>
         <w:rPr>
           <w:sz w:val="18"/>
           <w:szCs w:val="18"/>
         </w:rPr>
-        <w:t xml:space="preserve">|   Formula 409 ready at hand before </w:t>
-      </w:r>
-      <w:proofErr w:type="gramStart"/>
+      </w:pPr>
       <w:r>
         <w:rPr>
           <w:sz w:val="18"/>
           <w:szCs w:val="18"/>
         </w:rPr>
-        <w:t>applying</w:t>
-      </w:r>
-      <w:proofErr w:type="gramEnd"/>
-      <w:r>
-        <w:rPr>
-          <w:sz w:val="18"/>
-          <w:szCs w:val="18"/>
-        </w:rPr>
-        <w:t xml:space="preserve"> your active </w:t>
-      </w:r>
-      <w:proofErr w:type="spellStart"/>
-      <w:r>
-        <w:rPr>
-          <w:sz w:val="18"/>
-          <w:szCs w:val="18"/>
-        </w:rPr>
-        <w:t>Sabun</w:t>
-      </w:r>
-      <w:proofErr w:type="spellEnd"/>
-      <w:r>
-        <w:rPr>
-          <w:sz w:val="18"/>
-          <w:szCs w:val="18"/>
-        </w:rPr>
-        <w:t>-RX CRT.    |</w:t>
-      </w:r>
-    </w:p>
-    <w:p>
-      <w:pPr>
-        <w:rPr>
-          <w:sz w:val="18"/>
-          <w:szCs w:val="18"/>
-        </w:rPr>
-      </w:pPr>
-      <w:proofErr w:type="gramStart"/>
-      <w:r>
-        <w:rPr>
-          <w:sz w:val="18"/>
-          <w:szCs w:val="18"/>
-        </w:rPr>
-        <w:t>+-</w:t>
-      </w:r>
-      <w:proofErr w:type="gramEnd"/>
-      <w:r>
-        <w:rPr>
-          <w:sz w:val="18"/>
-          <w:szCs w:val="18"/>
-        </w:rPr>
-        <w:t>-------------------------------------------------------------------------+</w:t>
+        <w:t>+--------------------------------------------------------------------------+</w:t>
       </w:r>
     </w:p>
     <w:p>
@@ -10354,106 +9817,72 @@
           <w:szCs w:val="18"/>
         </w:rPr>
       </w:pPr>
-      <w:proofErr w:type="gramStart"/>
       <w:r>
         <w:rPr>
           <w:sz w:val="18"/>
           <w:szCs w:val="18"/>
         </w:rPr>
-        <w:t>+-</w:t>
-      </w:r>
-      <w:proofErr w:type="gramEnd"/>
-      <w:r>
+        <w:t>+--------------------------------------------------------------------------+</w:t>
+      </w:r>
+    </w:p>
+    <w:p>
+      <w:pPr>
         <w:rPr>
           <w:sz w:val="18"/>
           <w:szCs w:val="18"/>
         </w:rPr>
-        <w:t>-------------------------------------------------------------------------+</w:t>
-      </w:r>
-    </w:p>
-    <w:p>
-      <w:pPr>
+      </w:pPr>
+      <w:r>
         <w:rPr>
           <w:sz w:val="18"/>
           <w:szCs w:val="18"/>
         </w:rPr>
-      </w:pPr>
-      <w:r>
+        <w:t>|                        3. EXPULSION &amp; NEUTRALIZATION                     |</w:t>
+      </w:r>
+    </w:p>
+    <w:p>
+      <w:pPr>
         <w:rPr>
           <w:sz w:val="18"/>
           <w:szCs w:val="18"/>
         </w:rPr>
-        <w:t>|                        3. EXPULSION &amp; NEUTRALIZATION                     |</w:t>
-      </w:r>
-    </w:p>
-    <w:p>
-      <w:pPr>
+      </w:pPr>
+      <w:r>
         <w:rPr>
           <w:sz w:val="18"/>
           <w:szCs w:val="18"/>
         </w:rPr>
-      </w:pPr>
-      <w:r>
+        <w:t>|   As the mass exits your nose or mouth, catch it in the bin, spray it   |</w:t>
+      </w:r>
+    </w:p>
+    <w:p>
+      <w:pPr>
         <w:rPr>
           <w:sz w:val="18"/>
           <w:szCs w:val="18"/>
         </w:rPr>
-        <w:t>|   As the mass exits your nose or mouth, catch it in the bin, spray it   |</w:t>
-      </w:r>
-    </w:p>
-    <w:p>
-      <w:pPr>
+      </w:pPr>
+      <w:r>
         <w:rPr>
           <w:sz w:val="18"/>
           <w:szCs w:val="18"/>
         </w:rPr>
-      </w:pPr>
-      <w:r>
+        <w:t>|   with Formula 409 to lock it into a ball, and snap the lid closed.      |</w:t>
+      </w:r>
+    </w:p>
+    <w:p>
+      <w:pPr>
         <w:rPr>
           <w:sz w:val="18"/>
           <w:szCs w:val="18"/>
         </w:rPr>
-        <w:t xml:space="preserve">|   with Formula 409 to lock it into a </w:t>
-      </w:r>
-      <w:proofErr w:type="gramStart"/>
+      </w:pPr>
       <w:r>
         <w:rPr>
           <w:sz w:val="18"/>
           <w:szCs w:val="18"/>
         </w:rPr>
-        <w:t>ball, and</w:t>
-      </w:r>
-      <w:proofErr w:type="gramEnd"/>
-      <w:r>
-        <w:rPr>
-          <w:sz w:val="18"/>
-          <w:szCs w:val="18"/>
-        </w:rPr>
-        <w:t xml:space="preserve"> snap the lid closed.      |</w:t>
-      </w:r>
-    </w:p>
-    <w:p>
-      <w:pPr>
-        <w:rPr>
-          <w:sz w:val="18"/>
-          <w:szCs w:val="18"/>
-        </w:rPr>
-      </w:pPr>
-      <w:proofErr w:type="gramStart"/>
-      <w:r>
-        <w:rPr>
-          <w:sz w:val="18"/>
-          <w:szCs w:val="18"/>
-        </w:rPr>
-        <w:t>+-</w:t>
-      </w:r>
-      <w:proofErr w:type="gramEnd"/>
-      <w:r>
-        <w:rPr>
-          <w:sz w:val="18"/>
-          <w:szCs w:val="18"/>
-        </w:rPr>
-        <w:t>-------------------------------------------------------------------------+</w:t>
+        <w:t>+--------------------------------------------------------------------------+</w:t>
       </w:r>
     </w:p>
     <w:p>
@@ -10501,106 +9930,72 @@
           <w:szCs w:val="18"/>
         </w:rPr>
       </w:pPr>
-      <w:proofErr w:type="gramStart"/>
       <w:r>
         <w:rPr>
           <w:sz w:val="18"/>
           <w:szCs w:val="18"/>
         </w:rPr>
-        <w:t>+-</w:t>
-      </w:r>
-      <w:proofErr w:type="gramEnd"/>
-      <w:r>
+        <w:t>+--------------------------------------------------------------------------+</w:t>
+      </w:r>
+    </w:p>
+    <w:p>
+      <w:pPr>
         <w:rPr>
           <w:sz w:val="18"/>
           <w:szCs w:val="18"/>
         </w:rPr>
-        <w:t>-------------------------------------------------------------------------+</w:t>
-      </w:r>
-    </w:p>
-    <w:p>
-      <w:pPr>
+      </w:pPr>
+      <w:r>
         <w:rPr>
           <w:sz w:val="18"/>
           <w:szCs w:val="18"/>
         </w:rPr>
-      </w:pPr>
-      <w:r>
+        <w:t>|                        4. SINUS IRRIGATION &amp; HEALING                     |</w:t>
+      </w:r>
+    </w:p>
+    <w:p>
+      <w:pPr>
         <w:rPr>
           <w:sz w:val="18"/>
           <w:szCs w:val="18"/>
         </w:rPr>
-        <w:t>|                        4. SINUS IRRIGATION &amp; HEALING                     |</w:t>
-      </w:r>
-    </w:p>
-    <w:p>
-      <w:pPr>
+      </w:pPr>
+      <w:r>
         <w:rPr>
           <w:sz w:val="18"/>
           <w:szCs w:val="18"/>
         </w:rPr>
-      </w:pPr>
-      <w:r>
+        <w:t>|   Rinse your sinuses with the alkaline saline kit, apply the Sabun-RX    |</w:t>
+      </w:r>
+    </w:p>
+    <w:p>
+      <w:pPr>
         <w:rPr>
           <w:sz w:val="18"/>
           <w:szCs w:val="18"/>
         </w:rPr>
-        <w:t xml:space="preserve">|   Rinse your sinuses with the alkaline saline kit, apply the </w:t>
-      </w:r>
-      <w:proofErr w:type="spellStart"/>
+      </w:pPr>
       <w:r>
         <w:rPr>
           <w:sz w:val="18"/>
           <w:szCs w:val="18"/>
         </w:rPr>
-        <w:t>Sabun</w:t>
-      </w:r>
-      <w:proofErr w:type="spellEnd"/>
-      <w:r>
+        <w:t>|   SIC protective layer, and track recovery with follow-up scans.        |</w:t>
+      </w:r>
+    </w:p>
+    <w:p>
+      <w:pPr>
         <w:rPr>
           <w:sz w:val="18"/>
           <w:szCs w:val="18"/>
         </w:rPr>
-        <w:t>-RX    |</w:t>
-      </w:r>
-    </w:p>
-    <w:p>
-      <w:pPr>
+      </w:pPr>
+      <w:r>
         <w:rPr>
           <w:sz w:val="18"/>
           <w:szCs w:val="18"/>
         </w:rPr>
-      </w:pPr>
-      <w:r>
-        <w:rPr>
-          <w:sz w:val="18"/>
-          <w:szCs w:val="18"/>
-        </w:rPr>
-        <w:t>|   SIC protective layer, and track recovery with follow-up scans.        |</w:t>
-      </w:r>
-    </w:p>
-    <w:p>
-      <w:pPr>
-        <w:rPr>
-          <w:sz w:val="18"/>
-          <w:szCs w:val="18"/>
-        </w:rPr>
-      </w:pPr>
-      <w:proofErr w:type="gramStart"/>
-      <w:r>
-        <w:rPr>
-          <w:sz w:val="18"/>
-          <w:szCs w:val="18"/>
-        </w:rPr>
-        <w:t>+-</w:t>
-      </w:r>
-      <w:proofErr w:type="gramEnd"/>
-      <w:r>
-        <w:rPr>
-          <w:sz w:val="18"/>
-          <w:szCs w:val="18"/>
-        </w:rPr>
-        <w:t>-------------------------------------------------------------------------+</w:t>
+        <w:t>+--------------------------------------------------------------------------+</w:t>
       </w:r>
     </w:p>
     <w:p>
@@ -10649,34 +10044,10 @@
           <w:b/>
           <w:bCs/>
         </w:rPr>
-        <w:t xml:space="preserve">Deploy the </w:t>
-      </w:r>
-      <w:proofErr w:type="spellStart"/>
-      <w:r>
-        <w:rPr>
-          <w:b/>
-          <w:bCs/>
-        </w:rPr>
-        <w:t>Sabun</w:t>
-      </w:r>
-      <w:proofErr w:type="spellEnd"/>
-      <w:r>
-        <w:rPr>
-          <w:b/>
-          <w:bCs/>
-        </w:rPr>
-        <w:t>-RX Wash:</w:t>
-      </w:r>
-      <w:r>
-        <w:t xml:space="preserve"> Use the initial </w:t>
-      </w:r>
-      <w:proofErr w:type="spellStart"/>
-      <w:r>
-        <w:t>Sabun</w:t>
-      </w:r>
-      <w:proofErr w:type="spellEnd"/>
-      <w:r>
-        <w:t>-RX spray to perform deep pore-scrubbing within the nasal passages, clearing out latent viral coatings.</w:t>
+        <w:t>Deploy the Sabun-RX Wash:</w:t>
+      </w:r>
+      <w:r>
+        <w:t xml:space="preserve"> Use the initial Sabun-RX spray to perform deep pore-scrubbing within the nasal passages, clearing out latent viral coatings.</w:t>
       </w:r>
     </w:p>
     <w:p>
@@ -10790,34 +10161,10 @@
           <w:b/>
           <w:bCs/>
         </w:rPr>
-        <w:t xml:space="preserve">Apply the </w:t>
-      </w:r>
-      <w:proofErr w:type="spellStart"/>
-      <w:r>
-        <w:rPr>
-          <w:b/>
-          <w:bCs/>
-        </w:rPr>
-        <w:t>Sabun</w:t>
-      </w:r>
-      <w:proofErr w:type="spellEnd"/>
-      <w:r>
-        <w:rPr>
-          <w:b/>
-          <w:bCs/>
-        </w:rPr>
-        <w:t>-RX CRT Activation:</w:t>
-      </w:r>
-      <w:r>
-        <w:t xml:space="preserve"> Flush your sinuses with the spicy </w:t>
-      </w:r>
-      <w:proofErr w:type="spellStart"/>
-      <w:r>
-        <w:t>Sabun</w:t>
-      </w:r>
-      <w:proofErr w:type="spellEnd"/>
-      <w:r>
-        <w:t>-RX CRT spray. The capsaicin and electrolyte profile will instantly stimulate the core, breaking its physical hold on the inner sinus bones.</w:t>
+        <w:t>Apply the Sabun-RX CRT Activation:</w:t>
+      </w:r>
+      <w:r>
+        <w:t xml:space="preserve"> Flush your sinuses with the spicy Sabun-RX CRT spray. The capsaicin and electrolyte profile will instantly stimulate the core, breaking its physical hold on the inner sinus bones.</w:t>
       </w:r>
     </w:p>
     <w:p>
@@ -11031,15 +10378,7 @@
         <w:t>Secure the Container Lid:</w:t>
       </w:r>
       <w:r>
-        <w:t xml:space="preserve"> Snap the </w:t>
-      </w:r>
-      <w:proofErr w:type="gramStart"/>
-      <w:r>
-        <w:t>lid on</w:t>
-      </w:r>
-      <w:proofErr w:type="gramEnd"/>
-      <w:r>
-        <w:t xml:space="preserve"> tightly immediately after spraying to ensure complete containment and clean ambient air (ingestion_... p. 12).</w:t>
+        <w:t xml:space="preserve"> Snap the lid on tightly immediately after spraying to ensure complete containment and clean ambient air (ingestion_... p. 12).</w:t>
       </w:r>
     </w:p>
     <w:p>
@@ -11240,34 +10579,10 @@
           <w:b/>
           <w:bCs/>
         </w:rPr>
-        <w:t xml:space="preserve">Apply the </w:t>
-      </w:r>
-      <w:proofErr w:type="spellStart"/>
-      <w:r>
-        <w:rPr>
-          <w:b/>
-          <w:bCs/>
-        </w:rPr>
-        <w:t>Sabun</w:t>
-      </w:r>
-      <w:proofErr w:type="spellEnd"/>
-      <w:r>
-        <w:rPr>
-          <w:b/>
-          <w:bCs/>
-        </w:rPr>
-        <w:t>-RX SIC Seal:</w:t>
-      </w:r>
-      <w:r>
-        <w:t xml:space="preserve"> Spray the final </w:t>
-      </w:r>
-      <w:proofErr w:type="spellStart"/>
-      <w:r>
-        <w:t>Sabun</w:t>
-      </w:r>
-      <w:proofErr w:type="spellEnd"/>
-      <w:r>
-        <w:t>-RX SIC solution into your passages to build a protective high-alkaline layer that locks out reinfection and provides cooling comfort.</w:t>
+        <w:t>Apply the Sabun-RX SIC Seal:</w:t>
+      </w:r>
+      <w:r>
+        <w:t xml:space="preserve"> Spray the final Sabun-RX SIC solution into your passages to build a protective high-alkaline layer that locks out reinfection and provides cooling comfort.</w:t>
       </w:r>
     </w:p>
     <w:p>
@@ -11355,42 +10670,10 @@
           <w:b/>
           <w:bCs/>
         </w:rPr>
-        <w:t xml:space="preserve">Apply Your </w:t>
-      </w:r>
-      <w:proofErr w:type="spellStart"/>
-      <w:r>
-        <w:rPr>
-          <w:b/>
-          <w:bCs/>
-        </w:rPr>
-        <w:t>Sabun</w:t>
-      </w:r>
-      <w:proofErr w:type="spellEnd"/>
-      <w:r>
-        <w:rPr>
-          <w:b/>
-          <w:bCs/>
-        </w:rPr>
-        <w:t>-RX Drops:</w:t>
-      </w:r>
-      <w:r>
-        <w:t xml:space="preserve"> Tilt your head sideways and place 3 to 4 drops of the </w:t>
-      </w:r>
-      <w:proofErr w:type="spellStart"/>
-      <w:r>
-        <w:t>Sabun</w:t>
-      </w:r>
-      <w:proofErr w:type="spellEnd"/>
-      <w:r>
-        <w:t xml:space="preserve">-RX </w:t>
-      </w:r>
-      <w:proofErr w:type="spellStart"/>
-      <w:r>
-        <w:t>Otic</w:t>
-      </w:r>
-      <w:proofErr w:type="spellEnd"/>
-      <w:r>
-        <w:t xml:space="preserve"> formula into your ear canal. You will feel a warm, bubbling sensation as the formula breaks down the mass's protective outer shell. [</w:t>
+        <w:t>Apply Your Sabun-RX Drops:</w:t>
+      </w:r>
+      <w:r>
+        <w:t xml:space="preserve"> Tilt your head sideways and place 3 to 4 drops of the Sabun-RX Otic formula into your ear canal. You will feel a warm, bubbling sensation as the formula breaks down the mass's protective outer shell. [</w:t>
       </w:r>
       <w:hyperlink r:id="rId11" w:history="1">
         <w:r>
@@ -11476,23 +10759,7 @@
         <w:t>Flush with the Sealing Rinse:</w:t>
       </w:r>
       <w:r>
-        <w:t xml:space="preserve"> Gently wash your ear canal with the alkaline saline kit and apply the final </w:t>
-      </w:r>
-      <w:proofErr w:type="spellStart"/>
-      <w:r>
-        <w:t>Sabun</w:t>
-      </w:r>
-      <w:proofErr w:type="spellEnd"/>
-      <w:r>
-        <w:t xml:space="preserve">-RX SIC </w:t>
-      </w:r>
-      <w:proofErr w:type="spellStart"/>
-      <w:r>
-        <w:t>otic</w:t>
-      </w:r>
-      <w:proofErr w:type="spellEnd"/>
-      <w:r>
-        <w:t xml:space="preserve"> coating to protect your raw tissue walls and restore clear hearing.</w:t>
+        <w:t xml:space="preserve"> Gently wash your ear canal with the alkaline saline kit and apply the final Sabun-RX SIC otic coating to protect your raw tissue walls and restore clear hearing.</w:t>
       </w:r>
     </w:p>
     <w:p/>
@@ -11612,23 +10879,7 @@
           <w:b/>
           <w:bCs/>
         </w:rPr>
-        <w:t xml:space="preserve">Dietz L, </w:t>
-      </w:r>
-      <w:proofErr w:type="spellStart"/>
-      <w:r>
-        <w:rPr>
-          <w:b/>
-          <w:bCs/>
-        </w:rPr>
-        <w:t>Dömel</w:t>
-      </w:r>
-      <w:proofErr w:type="spellEnd"/>
-      <w:r>
-        <w:rPr>
-          <w:b/>
-          <w:bCs/>
-        </w:rPr>
-        <w:t xml:space="preserve"> JS, Leese F, et al.</w:t>
+        <w:t>Dietz L, Dömel JS, Leese F, et al.</w:t>
       </w:r>
       <w:r>
         <w:t xml:space="preserve"> Feeding ecology in sea spiders (Arthropoda: Pycnogonida): A review of food preferences and morphological correlates. </w:t>
@@ -11641,15 +10892,7 @@
         <w:t>Front Zool</w:t>
       </w:r>
       <w:r>
-        <w:t xml:space="preserve">. </w:t>
-      </w:r>
-      <w:proofErr w:type="gramStart"/>
-      <w:r>
-        <w:t>2018;15:7</w:t>
-      </w:r>
-      <w:proofErr w:type="gramEnd"/>
-      <w:r>
-        <w:t xml:space="preserve">. </w:t>
+        <w:t xml:space="preserve">. 2018;15:7. </w:t>
       </w:r>
       <w:r>
         <w:rPr>
@@ -11680,15 +10923,7 @@
         </w:r>
       </w:hyperlink>
       <w:r>
-        <w:t xml:space="preserve"> [</w:t>
-      </w:r>
-      <w:proofErr w:type="spellStart"/>
-      <w:r>
-        <w:t>site:gov</w:t>
-      </w:r>
-      <w:proofErr w:type="spellEnd"/>
-      <w:r>
-        <w:t>]</w:t>
+        <w:t xml:space="preserve"> [site:gov]</w:t>
       </w:r>
     </w:p>
     <w:p>
@@ -11703,34 +10938,10 @@
           <w:b/>
           <w:bCs/>
         </w:rPr>
-        <w:t xml:space="preserve">Katija K, Orenstein E, </w:t>
-      </w:r>
-      <w:proofErr w:type="spellStart"/>
-      <w:r>
-        <w:rPr>
-          <w:b/>
-          <w:bCs/>
-        </w:rPr>
-        <w:t>Schlining</w:t>
-      </w:r>
-      <w:proofErr w:type="spellEnd"/>
-      <w:r>
-        <w:rPr>
-          <w:b/>
-          <w:bCs/>
-        </w:rPr>
-        <w:t xml:space="preserve"> B, et al.</w:t>
-      </w:r>
-      <w:r>
-        <w:t xml:space="preserve"> </w:t>
-      </w:r>
-      <w:proofErr w:type="spellStart"/>
-      <w:r>
-        <w:t>FathomNet</w:t>
-      </w:r>
-      <w:proofErr w:type="spellEnd"/>
-      <w:r>
-        <w:t xml:space="preserve">: A global image database for enabling artificial intelligence in the ocean. </w:t>
+        <w:t>Katija K, Orenstein E, Schlining B, et al.</w:t>
+      </w:r>
+      <w:r>
+        <w:t xml:space="preserve"> FathomNet: A global image database for enabling artificial intelligence in the ocean. </w:t>
       </w:r>
       <w:r>
         <w:rPr>
@@ -11771,15 +10982,7 @@
         </w:r>
       </w:hyperlink>
       <w:r>
-        <w:t xml:space="preserve"> [</w:t>
-      </w:r>
-      <w:proofErr w:type="spellStart"/>
-      <w:r>
-        <w:t>site:gov</w:t>
-      </w:r>
-      <w:proofErr w:type="spellEnd"/>
-      <w:r>
-        <w:t>]</w:t>
+        <w:t xml:space="preserve"> [site:gov]</w:t>
       </w:r>
     </w:p>
     <w:p>
@@ -11831,15 +11034,7 @@
         </w:r>
       </w:hyperlink>
       <w:r>
-        <w:t xml:space="preserve"> [</w:t>
-      </w:r>
-      <w:proofErr w:type="spellStart"/>
-      <w:r>
-        <w:t>site:gov</w:t>
-      </w:r>
-      <w:proofErr w:type="spellEnd"/>
-      <w:r>
-        <w:t>]</w:t>
+        <w:t xml:space="preserve"> [site:gov]</w:t>
       </w:r>
     </w:p>
     <w:p>
@@ -11857,15 +11052,7 @@
         <w:t>Pickett H.</w:t>
       </w:r>
       <w:r>
-        <w:t xml:space="preserve"> Desmoplastic small round cell </w:t>
-      </w:r>
-      <w:proofErr w:type="spellStart"/>
-      <w:r>
-        <w:t>tumour</w:t>
-      </w:r>
-      <w:proofErr w:type="spellEnd"/>
-      <w:r>
-        <w:t xml:space="preserve">: the radiological, pathology and clinical features. </w:t>
+        <w:t xml:space="preserve"> Desmoplastic small round cell tumour: the radiological, pathology and clinical features. </w:t>
       </w:r>
       <w:r>
         <w:rPr>
@@ -11906,15 +11093,7 @@
         </w:r>
       </w:hyperlink>
       <w:r>
-        <w:t xml:space="preserve"> [</w:t>
-      </w:r>
-      <w:proofErr w:type="spellStart"/>
-      <w:r>
-        <w:t>site:gov</w:t>
-      </w:r>
-      <w:proofErr w:type="spellEnd"/>
-      <w:r>
-        <w:t>]</w:t>
+        <w:t xml:space="preserve"> [site:gov]</w:t>
       </w:r>
     </w:p>
     <w:p>
@@ -11942,15 +11121,7 @@
         <w:t>Minnesota Law Review</w:t>
       </w:r>
       <w:r>
-        <w:t xml:space="preserve">. </w:t>
-      </w:r>
-      <w:proofErr w:type="gramStart"/>
-      <w:r>
-        <w:t>2024;109:75</w:t>
-      </w:r>
-      <w:proofErr w:type="gramEnd"/>
-      <w:r>
-        <w:t>.</w:t>
+        <w:t>. 2024;109:75.</w:t>
       </w:r>
       <w:r>
         <w:br/>
@@ -11974,15 +11145,7 @@
         </w:r>
       </w:hyperlink>
       <w:r>
-        <w:t xml:space="preserve"> [</w:t>
-      </w:r>
-      <w:proofErr w:type="spellStart"/>
-      <w:r>
-        <w:t>site:edu</w:t>
-      </w:r>
-      <w:proofErr w:type="spellEnd"/>
-      <w:r>
-        <w:t>]</w:t>
+        <w:t xml:space="preserve"> [site:edu]</w:t>
       </w:r>
     </w:p>
     <w:p>
@@ -12000,15 +11163,7 @@
         <w:t>Brennan DD, et al.</w:t>
       </w:r>
       <w:r>
-        <w:t xml:space="preserve"> </w:t>
-      </w:r>
-      <w:proofErr w:type="gramStart"/>
-      <w:r>
-        <w:t>Microscopic</w:t>
-      </w:r>
-      <w:proofErr w:type="gramEnd"/>
-      <w:r>
-        <w:t xml:space="preserve"> anatomy of Pycnogonida: II. Digestive system and appendicular structural grids. </w:t>
+        <w:t xml:space="preserve"> Microscopic anatomy of Pycnogonida: II. Digestive system and appendicular structural grids. </w:t>
       </w:r>
       <w:r>
         <w:rPr>
@@ -12049,15 +11204,7 @@
         </w:r>
       </w:hyperlink>
       <w:r>
-        <w:t xml:space="preserve"> [</w:t>
-      </w:r>
-      <w:proofErr w:type="spellStart"/>
-      <w:r>
-        <w:t>site:gov</w:t>
-      </w:r>
-      <w:proofErr w:type="spellEnd"/>
-      <w:r>
-        <w:t>]</w:t>
+        <w:t xml:space="preserve"> [site:gov]</w:t>
       </w:r>
     </w:p>
     <w:p>
@@ -12109,15 +11256,7 @@
         </w:r>
       </w:hyperlink>
       <w:r>
-        <w:t xml:space="preserve"> [</w:t>
-      </w:r>
-      <w:proofErr w:type="spellStart"/>
-      <w:r>
-        <w:t>site:edu</w:t>
-      </w:r>
-      <w:proofErr w:type="spellEnd"/>
-      <w:r>
-        <w:t>]</w:t>
+        <w:t xml:space="preserve"> [site:edu]</w:t>
       </w:r>
     </w:p>
     <w:p>
@@ -12142,27 +11281,10 @@
           <w:i/>
           <w:iCs/>
         </w:rPr>
-        <w:t xml:space="preserve">J Korean Soc </w:t>
-      </w:r>
-      <w:proofErr w:type="spellStart"/>
-      <w:r>
-        <w:rPr>
-          <w:i/>
-          <w:iCs/>
-        </w:rPr>
-        <w:t>Radiol</w:t>
-      </w:r>
-      <w:proofErr w:type="spellEnd"/>
-      <w:r>
-        <w:t xml:space="preserve">. </w:t>
-      </w:r>
-      <w:proofErr w:type="gramStart"/>
-      <w:r>
-        <w:t>2013;69:385</w:t>
-      </w:r>
-      <w:proofErr w:type="gramEnd"/>
-      <w:r>
-        <w:t>.</w:t>
+        <w:t>J Korean Soc Radiol</w:t>
+      </w:r>
+      <w:r>
+        <w:t>. 2013;69:385.</w:t>
       </w:r>
       <w:r>
         <w:br/>
@@ -12186,15 +11308,7 @@
         </w:r>
       </w:hyperlink>
       <w:r>
-        <w:t xml:space="preserve"> [</w:t>
-      </w:r>
-      <w:proofErr w:type="spellStart"/>
-      <w:r>
-        <w:t>site:gov</w:t>
-      </w:r>
-      <w:proofErr w:type="spellEnd"/>
-      <w:r>
-        <w:t>]</w:t>
+        <w:t xml:space="preserve"> [site:gov]</w:t>
       </w:r>
     </w:p>
     <w:p>
@@ -12212,15 +11326,7 @@
         <w:t>National Science Foundation (NSF).</w:t>
       </w:r>
       <w:r>
-        <w:t xml:space="preserve"> NSF </w:t>
-      </w:r>
-      <w:proofErr w:type="gramStart"/>
-      <w:r>
-        <w:t>expanding</w:t>
-      </w:r>
-      <w:proofErr w:type="gramEnd"/>
-      <w:r>
-        <w:t xml:space="preserve"> national AI infrastructure with new data systems and computing resources for biological network modeling. </w:t>
+        <w:t xml:space="preserve"> NSF expanding national AI infrastructure with new data systems and computing resources for biological network modeling. </w:t>
       </w:r>
       <w:r>
         <w:rPr>
@@ -12254,15 +11360,7 @@
         </w:r>
       </w:hyperlink>
       <w:r>
-        <w:t xml:space="preserve"> [</w:t>
-      </w:r>
-      <w:proofErr w:type="spellStart"/>
-      <w:r>
-        <w:t>site:gov</w:t>
-      </w:r>
-      <w:proofErr w:type="spellEnd"/>
-      <w:r>
-        <w:t>]</w:t>
+        <w:t xml:space="preserve"> [site:gov]</w:t>
       </w:r>
     </w:p>
     <w:p/>
@@ -12317,15 +11415,7 @@
         </w:r>
       </w:hyperlink>
       <w:r>
-        <w:t xml:space="preserve"> [</w:t>
-      </w:r>
-      <w:proofErr w:type="spellStart"/>
-      <w:r>
-        <w:t>site:mil</w:t>
-      </w:r>
-      <w:proofErr w:type="spellEnd"/>
-      <w:r>
-        <w:t>]</w:t>
+        <w:t xml:space="preserve"> [site:mil]</w:t>
       </w:r>
     </w:p>
     <w:p/>
@@ -12355,7 +11445,7 @@
       <w:r>
         <w:lastRenderedPageBreak/>
         <w:pict w14:anchorId="21EEB5A0">
-          <v:rect id="_x0000_i1427" style="width:0;height:.75pt" o:hralign="center" o:hrstd="t" o:hr="t" fillcolor="#a0a0a0" stroked="f"/>
+          <v:rect id="_x0000_i1025" style="width:0;height:.75pt" o:hralign="center" o:hrstd="t" o:hr="t" fillcolor="#a0a0a0" stroked="f"/>
         </w:pict>
       </w:r>
     </w:p>
@@ -12402,7 +11492,7 @@
     <w:p>
       <w:r>
         <w:pict w14:anchorId="5DBA7D6F">
-          <v:rect id="_x0000_i1428" style="width:0;height:.75pt" o:hralign="center" o:hrstd="t" o:hr="t" fillcolor="#a0a0a0" stroked="f"/>
+          <v:rect id="_x0000_i1026" style="width:0;height:.75pt" o:hralign="center" o:hrstd="t" o:hr="t" fillcolor="#a0a0a0" stroked="f"/>
         </w:pict>
       </w:r>
     </w:p>
@@ -12513,8 +11603,6 @@
     </w:pPr>
     <w:r>
       <w:tab/>
-    </w:r>
-    <w:r>
       <w:t>ECNM HOFSTAD</w:t>
     </w:r>
   </w:p>
@@ -13130,6 +12218,300 @@
     </w:lvl>
   </w:abstractNum>
   <w:abstractNum w:abstractNumId="4" w15:restartNumberingAfterBreak="0">
+    <w:nsid w:val="0E01653E"/>
+    <w:multiLevelType w:val="multilevel"/>
+    <w:tmpl w:val="84F0506E"/>
+    <w:lvl w:ilvl="0">
+      <w:start w:val="1"/>
+      <w:numFmt w:val="bullet"/>
+      <w:lvlText w:val=""/>
+      <w:lvlJc w:val="left"/>
+      <w:pPr>
+        <w:tabs>
+          <w:tab w:val="num" w:pos="720"/>
+        </w:tabs>
+        <w:ind w:left="720" w:hanging="360"/>
+      </w:pPr>
+      <w:rPr>
+        <w:rFonts w:ascii="Symbol" w:hAnsi="Symbol" w:hint="default"/>
+        <w:sz w:val="20"/>
+      </w:rPr>
+    </w:lvl>
+    <w:lvl w:ilvl="1" w:tentative="1">
+      <w:start w:val="1"/>
+      <w:numFmt w:val="bullet"/>
+      <w:lvlText w:val="o"/>
+      <w:lvlJc w:val="left"/>
+      <w:pPr>
+        <w:tabs>
+          <w:tab w:val="num" w:pos="1440"/>
+        </w:tabs>
+        <w:ind w:left="1440" w:hanging="360"/>
+      </w:pPr>
+      <w:rPr>
+        <w:rFonts w:ascii="Courier New" w:hAnsi="Courier New" w:hint="default"/>
+        <w:sz w:val="20"/>
+      </w:rPr>
+    </w:lvl>
+    <w:lvl w:ilvl="2" w:tentative="1">
+      <w:start w:val="1"/>
+      <w:numFmt w:val="bullet"/>
+      <w:lvlText w:val=""/>
+      <w:lvlJc w:val="left"/>
+      <w:pPr>
+        <w:tabs>
+          <w:tab w:val="num" w:pos="2160"/>
+        </w:tabs>
+        <w:ind w:left="2160" w:hanging="360"/>
+      </w:pPr>
+      <w:rPr>
+        <w:rFonts w:ascii="Wingdings" w:hAnsi="Wingdings" w:hint="default"/>
+        <w:sz w:val="20"/>
+      </w:rPr>
+    </w:lvl>
+    <w:lvl w:ilvl="3" w:tentative="1">
+      <w:start w:val="1"/>
+      <w:numFmt w:val="bullet"/>
+      <w:lvlText w:val=""/>
+      <w:lvlJc w:val="left"/>
+      <w:pPr>
+        <w:tabs>
+          <w:tab w:val="num" w:pos="2880"/>
+        </w:tabs>
+        <w:ind w:left="2880" w:hanging="360"/>
+      </w:pPr>
+      <w:rPr>
+        <w:rFonts w:ascii="Wingdings" w:hAnsi="Wingdings" w:hint="default"/>
+        <w:sz w:val="20"/>
+      </w:rPr>
+    </w:lvl>
+    <w:lvl w:ilvl="4" w:tentative="1">
+      <w:start w:val="1"/>
+      <w:numFmt w:val="bullet"/>
+      <w:lvlText w:val=""/>
+      <w:lvlJc w:val="left"/>
+      <w:pPr>
+        <w:tabs>
+          <w:tab w:val="num" w:pos="3600"/>
+        </w:tabs>
+        <w:ind w:left="3600" w:hanging="360"/>
+      </w:pPr>
+      <w:rPr>
+        <w:rFonts w:ascii="Wingdings" w:hAnsi="Wingdings" w:hint="default"/>
+        <w:sz w:val="20"/>
+      </w:rPr>
+    </w:lvl>
+    <w:lvl w:ilvl="5" w:tentative="1">
+      <w:start w:val="1"/>
+      <w:numFmt w:val="bullet"/>
+      <w:lvlText w:val=""/>
+      <w:lvlJc w:val="left"/>
+      <w:pPr>
+        <w:tabs>
+          <w:tab w:val="num" w:pos="4320"/>
+        </w:tabs>
+        <w:ind w:left="4320" w:hanging="360"/>
+      </w:pPr>
+      <w:rPr>
+        <w:rFonts w:ascii="Wingdings" w:hAnsi="Wingdings" w:hint="default"/>
+        <w:sz w:val="20"/>
+      </w:rPr>
+    </w:lvl>
+    <w:lvl w:ilvl="6" w:tentative="1">
+      <w:start w:val="1"/>
+      <w:numFmt w:val="bullet"/>
+      <w:lvlText w:val=""/>
+      <w:lvlJc w:val="left"/>
+      <w:pPr>
+        <w:tabs>
+          <w:tab w:val="num" w:pos="5040"/>
+        </w:tabs>
+        <w:ind w:left="5040" w:hanging="360"/>
+      </w:pPr>
+      <w:rPr>
+        <w:rFonts w:ascii="Wingdings" w:hAnsi="Wingdings" w:hint="default"/>
+        <w:sz w:val="20"/>
+      </w:rPr>
+    </w:lvl>
+    <w:lvl w:ilvl="7" w:tentative="1">
+      <w:start w:val="1"/>
+      <w:numFmt w:val="bullet"/>
+      <w:lvlText w:val=""/>
+      <w:lvlJc w:val="left"/>
+      <w:pPr>
+        <w:tabs>
+          <w:tab w:val="num" w:pos="5760"/>
+        </w:tabs>
+        <w:ind w:left="5760" w:hanging="360"/>
+      </w:pPr>
+      <w:rPr>
+        <w:rFonts w:ascii="Wingdings" w:hAnsi="Wingdings" w:hint="default"/>
+        <w:sz w:val="20"/>
+      </w:rPr>
+    </w:lvl>
+    <w:lvl w:ilvl="8" w:tentative="1">
+      <w:start w:val="1"/>
+      <w:numFmt w:val="bullet"/>
+      <w:lvlText w:val=""/>
+      <w:lvlJc w:val="left"/>
+      <w:pPr>
+        <w:tabs>
+          <w:tab w:val="num" w:pos="6480"/>
+        </w:tabs>
+        <w:ind w:left="6480" w:hanging="360"/>
+      </w:pPr>
+      <w:rPr>
+        <w:rFonts w:ascii="Wingdings" w:hAnsi="Wingdings" w:hint="default"/>
+        <w:sz w:val="20"/>
+      </w:rPr>
+    </w:lvl>
+  </w:abstractNum>
+  <w:abstractNum w:abstractNumId="5" w15:restartNumberingAfterBreak="0">
+    <w:nsid w:val="0E477AF2"/>
+    <w:multiLevelType w:val="multilevel"/>
+    <w:tmpl w:val="AF8E4ADC"/>
+    <w:lvl w:ilvl="0">
+      <w:start w:val="1"/>
+      <w:numFmt w:val="bullet"/>
+      <w:lvlText w:val=""/>
+      <w:lvlJc w:val="left"/>
+      <w:pPr>
+        <w:tabs>
+          <w:tab w:val="num" w:pos="720"/>
+        </w:tabs>
+        <w:ind w:left="720" w:hanging="360"/>
+      </w:pPr>
+      <w:rPr>
+        <w:rFonts w:ascii="Symbol" w:hAnsi="Symbol" w:hint="default"/>
+        <w:sz w:val="20"/>
+      </w:rPr>
+    </w:lvl>
+    <w:lvl w:ilvl="1">
+      <w:start w:val="1"/>
+      <w:numFmt w:val="decimal"/>
+      <w:lvlText w:val="%2."/>
+      <w:lvlJc w:val="left"/>
+      <w:pPr>
+        <w:tabs>
+          <w:tab w:val="num" w:pos="1440"/>
+        </w:tabs>
+        <w:ind w:left="1440" w:hanging="360"/>
+      </w:pPr>
+    </w:lvl>
+    <w:lvl w:ilvl="2" w:tentative="1">
+      <w:start w:val="1"/>
+      <w:numFmt w:val="bullet"/>
+      <w:lvlText w:val=""/>
+      <w:lvlJc w:val="left"/>
+      <w:pPr>
+        <w:tabs>
+          <w:tab w:val="num" w:pos="2160"/>
+        </w:tabs>
+        <w:ind w:left="2160" w:hanging="360"/>
+      </w:pPr>
+      <w:rPr>
+        <w:rFonts w:ascii="Wingdings" w:hAnsi="Wingdings" w:hint="default"/>
+        <w:sz w:val="20"/>
+      </w:rPr>
+    </w:lvl>
+    <w:lvl w:ilvl="3" w:tentative="1">
+      <w:start w:val="1"/>
+      <w:numFmt w:val="bullet"/>
+      <w:lvlText w:val=""/>
+      <w:lvlJc w:val="left"/>
+      <w:pPr>
+        <w:tabs>
+          <w:tab w:val="num" w:pos="2880"/>
+        </w:tabs>
+        <w:ind w:left="2880" w:hanging="360"/>
+      </w:pPr>
+      <w:rPr>
+        <w:rFonts w:ascii="Wingdings" w:hAnsi="Wingdings" w:hint="default"/>
+        <w:sz w:val="20"/>
+      </w:rPr>
+    </w:lvl>
+    <w:lvl w:ilvl="4" w:tentative="1">
+      <w:start w:val="1"/>
+      <w:numFmt w:val="bullet"/>
+      <w:lvlText w:val=""/>
+      <w:lvlJc w:val="left"/>
+      <w:pPr>
+        <w:tabs>
+          <w:tab w:val="num" w:pos="3600"/>
+        </w:tabs>
+        <w:ind w:left="3600" w:hanging="360"/>
+      </w:pPr>
+      <w:rPr>
+        <w:rFonts w:ascii="Wingdings" w:hAnsi="Wingdings" w:hint="default"/>
+        <w:sz w:val="20"/>
+      </w:rPr>
+    </w:lvl>
+    <w:lvl w:ilvl="5" w:tentative="1">
+      <w:start w:val="1"/>
+      <w:numFmt w:val="bullet"/>
+      <w:lvlText w:val=""/>
+      <w:lvlJc w:val="left"/>
+      <w:pPr>
+        <w:tabs>
+          <w:tab w:val="num" w:pos="4320"/>
+        </w:tabs>
+        <w:ind w:left="4320" w:hanging="360"/>
+      </w:pPr>
+      <w:rPr>
+        <w:rFonts w:ascii="Wingdings" w:hAnsi="Wingdings" w:hint="default"/>
+        <w:sz w:val="20"/>
+      </w:rPr>
+    </w:lvl>
+    <w:lvl w:ilvl="6" w:tentative="1">
+      <w:start w:val="1"/>
+      <w:numFmt w:val="bullet"/>
+      <w:lvlText w:val=""/>
+      <w:lvlJc w:val="left"/>
+      <w:pPr>
+        <w:tabs>
+          <w:tab w:val="num" w:pos="5040"/>
+        </w:tabs>
+        <w:ind w:left="5040" w:hanging="360"/>
+      </w:pPr>
+      <w:rPr>
+        <w:rFonts w:ascii="Wingdings" w:hAnsi="Wingdings" w:hint="default"/>
+        <w:sz w:val="20"/>
+      </w:rPr>
+    </w:lvl>
+    <w:lvl w:ilvl="7" w:tentative="1">
+      <w:start w:val="1"/>
+      <w:numFmt w:val="bullet"/>
+      <w:lvlText w:val=""/>
+      <w:lvlJc w:val="left"/>
+      <w:pPr>
+        <w:tabs>
+          <w:tab w:val="num" w:pos="5760"/>
+        </w:tabs>
+        <w:ind w:left="5760" w:hanging="360"/>
+      </w:pPr>
+      <w:rPr>
+        <w:rFonts w:ascii="Wingdings" w:hAnsi="Wingdings" w:hint="default"/>
+        <w:sz w:val="20"/>
+      </w:rPr>
+    </w:lvl>
+    <w:lvl w:ilvl="8" w:tentative="1">
+      <w:start w:val="1"/>
+      <w:numFmt w:val="bullet"/>
+      <w:lvlText w:val=""/>
+      <w:lvlJc w:val="left"/>
+      <w:pPr>
+        <w:tabs>
+          <w:tab w:val="num" w:pos="6480"/>
+        </w:tabs>
+        <w:ind w:left="6480" w:hanging="360"/>
+      </w:pPr>
+      <w:rPr>
+        <w:rFonts w:ascii="Wingdings" w:hAnsi="Wingdings" w:hint="default"/>
+        <w:sz w:val="20"/>
+      </w:rPr>
+    </w:lvl>
+  </w:abstractNum>
+  <w:abstractNum w:abstractNumId="6" w15:restartNumberingAfterBreak="0">
     <w:nsid w:val="0E70172B"/>
     <w:multiLevelType w:val="multilevel"/>
     <w:tmpl w:val="17489C24"/>
@@ -13242,7 +12624,7 @@
       </w:pPr>
     </w:lvl>
   </w:abstractNum>
-  <w:abstractNum w:abstractNumId="5" w15:restartNumberingAfterBreak="0">
+  <w:abstractNum w:abstractNumId="7" w15:restartNumberingAfterBreak="0">
     <w:nsid w:val="115934EC"/>
     <w:multiLevelType w:val="multilevel"/>
     <w:tmpl w:val="DDEEAA34"/>
@@ -13391,7 +12773,7 @@
       </w:rPr>
     </w:lvl>
   </w:abstractNum>
-  <w:abstractNum w:abstractNumId="6" w15:restartNumberingAfterBreak="0">
+  <w:abstractNum w:abstractNumId="8" w15:restartNumberingAfterBreak="0">
     <w:nsid w:val="165E3D51"/>
     <w:multiLevelType w:val="multilevel"/>
     <w:tmpl w:val="1354F31A"/>
@@ -13540,7 +12922,7 @@
       </w:rPr>
     </w:lvl>
   </w:abstractNum>
-  <w:abstractNum w:abstractNumId="7" w15:restartNumberingAfterBreak="0">
+  <w:abstractNum w:abstractNumId="9" w15:restartNumberingAfterBreak="0">
     <w:nsid w:val="1D725B86"/>
     <w:multiLevelType w:val="multilevel"/>
     <w:tmpl w:val="E8DE2BBC"/>
@@ -13689,7 +13071,7 @@
       </w:rPr>
     </w:lvl>
   </w:abstractNum>
-  <w:abstractNum w:abstractNumId="8" w15:restartNumberingAfterBreak="0">
+  <w:abstractNum w:abstractNumId="10" w15:restartNumberingAfterBreak="0">
     <w:nsid w:val="26205B5F"/>
     <w:multiLevelType w:val="multilevel"/>
     <w:tmpl w:val="43E89CA6"/>
@@ -13838,7 +13220,7 @@
       </w:rPr>
     </w:lvl>
   </w:abstractNum>
-  <w:abstractNum w:abstractNumId="9" w15:restartNumberingAfterBreak="0">
+  <w:abstractNum w:abstractNumId="11" w15:restartNumberingAfterBreak="0">
     <w:nsid w:val="26AE0E12"/>
     <w:multiLevelType w:val="multilevel"/>
     <w:tmpl w:val="0F9E6398"/>
@@ -13987,7 +13369,7 @@
       </w:rPr>
     </w:lvl>
   </w:abstractNum>
-  <w:abstractNum w:abstractNumId="10" w15:restartNumberingAfterBreak="0">
+  <w:abstractNum w:abstractNumId="12" w15:restartNumberingAfterBreak="0">
     <w:nsid w:val="28255B44"/>
     <w:multiLevelType w:val="multilevel"/>
     <w:tmpl w:val="151E5DF4"/>
@@ -14100,7 +13482,7 @@
       </w:pPr>
     </w:lvl>
   </w:abstractNum>
-  <w:abstractNum w:abstractNumId="11" w15:restartNumberingAfterBreak="0">
+  <w:abstractNum w:abstractNumId="13" w15:restartNumberingAfterBreak="0">
     <w:nsid w:val="385F65C5"/>
     <w:multiLevelType w:val="multilevel"/>
     <w:tmpl w:val="01F8E13A"/>
@@ -14249,7 +13631,7 @@
       </w:rPr>
     </w:lvl>
   </w:abstractNum>
-  <w:abstractNum w:abstractNumId="12" w15:restartNumberingAfterBreak="0">
+  <w:abstractNum w:abstractNumId="14" w15:restartNumberingAfterBreak="0">
     <w:nsid w:val="39595538"/>
     <w:multiLevelType w:val="multilevel"/>
     <w:tmpl w:val="29BC8FC0"/>
@@ -14398,7 +13780,7 @@
       </w:rPr>
     </w:lvl>
   </w:abstractNum>
-  <w:abstractNum w:abstractNumId="13" w15:restartNumberingAfterBreak="0">
+  <w:abstractNum w:abstractNumId="15" w15:restartNumberingAfterBreak="0">
     <w:nsid w:val="4308460D"/>
     <w:multiLevelType w:val="multilevel"/>
     <w:tmpl w:val="44DABB00"/>
@@ -14547,7 +13929,7 @@
       </w:rPr>
     </w:lvl>
   </w:abstractNum>
-  <w:abstractNum w:abstractNumId="14" w15:restartNumberingAfterBreak="0">
+  <w:abstractNum w:abstractNumId="16" w15:restartNumberingAfterBreak="0">
     <w:nsid w:val="46F4461C"/>
     <w:multiLevelType w:val="multilevel"/>
     <w:tmpl w:val="B78AD0D2"/>
@@ -14660,7 +14042,7 @@
       </w:pPr>
     </w:lvl>
   </w:abstractNum>
-  <w:abstractNum w:abstractNumId="15" w15:restartNumberingAfterBreak="0">
+  <w:abstractNum w:abstractNumId="17" w15:restartNumberingAfterBreak="0">
     <w:nsid w:val="4C290163"/>
     <w:multiLevelType w:val="multilevel"/>
     <w:tmpl w:val="AC32A9C8"/>
@@ -14809,7 +14191,7 @@
       </w:rPr>
     </w:lvl>
   </w:abstractNum>
-  <w:abstractNum w:abstractNumId="16" w15:restartNumberingAfterBreak="0">
+  <w:abstractNum w:abstractNumId="18" w15:restartNumberingAfterBreak="0">
     <w:nsid w:val="4CE3604D"/>
     <w:multiLevelType w:val="multilevel"/>
     <w:tmpl w:val="512A4012"/>
@@ -14958,7 +14340,120 @@
       </w:rPr>
     </w:lvl>
   </w:abstractNum>
-  <w:abstractNum w:abstractNumId="17" w15:restartNumberingAfterBreak="0">
+  <w:abstractNum w:abstractNumId="19" w15:restartNumberingAfterBreak="0">
+    <w:nsid w:val="522944F5"/>
+    <w:multiLevelType w:val="multilevel"/>
+    <w:tmpl w:val="7F845356"/>
+    <w:lvl w:ilvl="0">
+      <w:start w:val="1"/>
+      <w:numFmt w:val="decimal"/>
+      <w:lvlText w:val="%1."/>
+      <w:lvlJc w:val="left"/>
+      <w:pPr>
+        <w:tabs>
+          <w:tab w:val="num" w:pos="720"/>
+        </w:tabs>
+        <w:ind w:left="720" w:hanging="360"/>
+      </w:pPr>
+    </w:lvl>
+    <w:lvl w:ilvl="1" w:tentative="1">
+      <w:start w:val="1"/>
+      <w:numFmt w:val="decimal"/>
+      <w:lvlText w:val="%2."/>
+      <w:lvlJc w:val="left"/>
+      <w:pPr>
+        <w:tabs>
+          <w:tab w:val="num" w:pos="1440"/>
+        </w:tabs>
+        <w:ind w:left="1440" w:hanging="360"/>
+      </w:pPr>
+    </w:lvl>
+    <w:lvl w:ilvl="2" w:tentative="1">
+      <w:start w:val="1"/>
+      <w:numFmt w:val="decimal"/>
+      <w:lvlText w:val="%3."/>
+      <w:lvlJc w:val="left"/>
+      <w:pPr>
+        <w:tabs>
+          <w:tab w:val="num" w:pos="2160"/>
+        </w:tabs>
+        <w:ind w:left="2160" w:hanging="360"/>
+      </w:pPr>
+    </w:lvl>
+    <w:lvl w:ilvl="3" w:tentative="1">
+      <w:start w:val="1"/>
+      <w:numFmt w:val="decimal"/>
+      <w:lvlText w:val="%4."/>
+      <w:lvlJc w:val="left"/>
+      <w:pPr>
+        <w:tabs>
+          <w:tab w:val="num" w:pos="2880"/>
+        </w:tabs>
+        <w:ind w:left="2880" w:hanging="360"/>
+      </w:pPr>
+    </w:lvl>
+    <w:lvl w:ilvl="4" w:tentative="1">
+      <w:start w:val="1"/>
+      <w:numFmt w:val="decimal"/>
+      <w:lvlText w:val="%5."/>
+      <w:lvlJc w:val="left"/>
+      <w:pPr>
+        <w:tabs>
+          <w:tab w:val="num" w:pos="3600"/>
+        </w:tabs>
+        <w:ind w:left="3600" w:hanging="360"/>
+      </w:pPr>
+    </w:lvl>
+    <w:lvl w:ilvl="5" w:tentative="1">
+      <w:start w:val="1"/>
+      <w:numFmt w:val="decimal"/>
+      <w:lvlText w:val="%6."/>
+      <w:lvlJc w:val="left"/>
+      <w:pPr>
+        <w:tabs>
+          <w:tab w:val="num" w:pos="4320"/>
+        </w:tabs>
+        <w:ind w:left="4320" w:hanging="360"/>
+      </w:pPr>
+    </w:lvl>
+    <w:lvl w:ilvl="6" w:tentative="1">
+      <w:start w:val="1"/>
+      <w:numFmt w:val="decimal"/>
+      <w:lvlText w:val="%7."/>
+      <w:lvlJc w:val="left"/>
+      <w:pPr>
+        <w:tabs>
+          <w:tab w:val="num" w:pos="5040"/>
+        </w:tabs>
+        <w:ind w:left="5040" w:hanging="360"/>
+      </w:pPr>
+    </w:lvl>
+    <w:lvl w:ilvl="7" w:tentative="1">
+      <w:start w:val="1"/>
+      <w:numFmt w:val="decimal"/>
+      <w:lvlText w:val="%8."/>
+      <w:lvlJc w:val="left"/>
+      <w:pPr>
+        <w:tabs>
+          <w:tab w:val="num" w:pos="5760"/>
+        </w:tabs>
+        <w:ind w:left="5760" w:hanging="360"/>
+      </w:pPr>
+    </w:lvl>
+    <w:lvl w:ilvl="8" w:tentative="1">
+      <w:start w:val="1"/>
+      <w:numFmt w:val="decimal"/>
+      <w:lvlText w:val="%9."/>
+      <w:lvlJc w:val="left"/>
+      <w:pPr>
+        <w:tabs>
+          <w:tab w:val="num" w:pos="6480"/>
+        </w:tabs>
+        <w:ind w:left="6480" w:hanging="360"/>
+      </w:pPr>
+    </w:lvl>
+  </w:abstractNum>
+  <w:abstractNum w:abstractNumId="20" w15:restartNumberingAfterBreak="0">
     <w:nsid w:val="52392713"/>
     <w:multiLevelType w:val="multilevel"/>
     <w:tmpl w:val="5F581292"/>
@@ -15071,7 +14566,7 @@
       </w:pPr>
     </w:lvl>
   </w:abstractNum>
-  <w:abstractNum w:abstractNumId="18" w15:restartNumberingAfterBreak="0">
+  <w:abstractNum w:abstractNumId="21" w15:restartNumberingAfterBreak="0">
     <w:nsid w:val="549B10AD"/>
     <w:multiLevelType w:val="multilevel"/>
     <w:tmpl w:val="03287548"/>
@@ -15220,7 +14715,7 @@
       </w:rPr>
     </w:lvl>
   </w:abstractNum>
-  <w:abstractNum w:abstractNumId="19" w15:restartNumberingAfterBreak="0">
+  <w:abstractNum w:abstractNumId="22" w15:restartNumberingAfterBreak="0">
     <w:nsid w:val="55E500E3"/>
     <w:multiLevelType w:val="multilevel"/>
     <w:tmpl w:val="85DCF2E4"/>
@@ -15369,7 +14864,7 @@
       </w:rPr>
     </w:lvl>
   </w:abstractNum>
-  <w:abstractNum w:abstractNumId="20" w15:restartNumberingAfterBreak="0">
+  <w:abstractNum w:abstractNumId="23" w15:restartNumberingAfterBreak="0">
     <w:nsid w:val="579C43AE"/>
     <w:multiLevelType w:val="multilevel"/>
     <w:tmpl w:val="3A44C06E"/>
@@ -15518,7 +15013,7 @@
       </w:rPr>
     </w:lvl>
   </w:abstractNum>
-  <w:abstractNum w:abstractNumId="21" w15:restartNumberingAfterBreak="0">
+  <w:abstractNum w:abstractNumId="24" w15:restartNumberingAfterBreak="0">
     <w:nsid w:val="584A4632"/>
     <w:multiLevelType w:val="multilevel"/>
     <w:tmpl w:val="83B2C84C"/>
@@ -15667,7 +15162,7 @@
       </w:rPr>
     </w:lvl>
   </w:abstractNum>
-  <w:abstractNum w:abstractNumId="22" w15:restartNumberingAfterBreak="0">
+  <w:abstractNum w:abstractNumId="25" w15:restartNumberingAfterBreak="0">
     <w:nsid w:val="5DA70C10"/>
     <w:multiLevelType w:val="multilevel"/>
     <w:tmpl w:val="CACEFDC4"/>
@@ -15816,7 +15311,7 @@
       </w:rPr>
     </w:lvl>
   </w:abstractNum>
-  <w:abstractNum w:abstractNumId="23" w15:restartNumberingAfterBreak="0">
+  <w:abstractNum w:abstractNumId="26" w15:restartNumberingAfterBreak="0">
     <w:nsid w:val="5E53613E"/>
     <w:multiLevelType w:val="multilevel"/>
     <w:tmpl w:val="9AF08086"/>
@@ -15965,7 +15460,7 @@
       </w:rPr>
     </w:lvl>
   </w:abstractNum>
-  <w:abstractNum w:abstractNumId="24" w15:restartNumberingAfterBreak="0">
+  <w:abstractNum w:abstractNumId="27" w15:restartNumberingAfterBreak="0">
     <w:nsid w:val="644C7182"/>
     <w:multiLevelType w:val="multilevel"/>
     <w:tmpl w:val="99468734"/>
@@ -16114,7 +15609,7 @@
       </w:rPr>
     </w:lvl>
   </w:abstractNum>
-  <w:abstractNum w:abstractNumId="25" w15:restartNumberingAfterBreak="0">
+  <w:abstractNum w:abstractNumId="28" w15:restartNumberingAfterBreak="0">
     <w:nsid w:val="67666FD6"/>
     <w:multiLevelType w:val="multilevel"/>
     <w:tmpl w:val="6E24E854"/>
@@ -16263,7 +15758,7 @@
       </w:rPr>
     </w:lvl>
   </w:abstractNum>
-  <w:abstractNum w:abstractNumId="26" w15:restartNumberingAfterBreak="0">
+  <w:abstractNum w:abstractNumId="29" w15:restartNumberingAfterBreak="0">
     <w:nsid w:val="67700CB4"/>
     <w:multiLevelType w:val="multilevel"/>
     <w:tmpl w:val="0FC2C2D6"/>
@@ -16412,7 +15907,7 @@
       </w:rPr>
     </w:lvl>
   </w:abstractNum>
-  <w:abstractNum w:abstractNumId="27" w15:restartNumberingAfterBreak="0">
+  <w:abstractNum w:abstractNumId="30" w15:restartNumberingAfterBreak="0">
     <w:nsid w:val="696E004F"/>
     <w:multiLevelType w:val="multilevel"/>
     <w:tmpl w:val="21EE0FEA"/>
@@ -16561,7 +16056,7 @@
       </w:rPr>
     </w:lvl>
   </w:abstractNum>
-  <w:abstractNum w:abstractNumId="28" w15:restartNumberingAfterBreak="0">
+  <w:abstractNum w:abstractNumId="31" w15:restartNumberingAfterBreak="0">
     <w:nsid w:val="6B8216BC"/>
     <w:multiLevelType w:val="multilevel"/>
     <w:tmpl w:val="BCB6387C"/>
@@ -16674,7 +16169,156 @@
       </w:pPr>
     </w:lvl>
   </w:abstractNum>
-  <w:abstractNum w:abstractNumId="29" w15:restartNumberingAfterBreak="0">
+  <w:abstractNum w:abstractNumId="32" w15:restartNumberingAfterBreak="0">
+    <w:nsid w:val="6C6E7F67"/>
+    <w:multiLevelType w:val="multilevel"/>
+    <w:tmpl w:val="CAAE15D8"/>
+    <w:lvl w:ilvl="0">
+      <w:start w:val="1"/>
+      <w:numFmt w:val="bullet"/>
+      <w:lvlText w:val=""/>
+      <w:lvlJc w:val="left"/>
+      <w:pPr>
+        <w:tabs>
+          <w:tab w:val="num" w:pos="720"/>
+        </w:tabs>
+        <w:ind w:left="720" w:hanging="360"/>
+      </w:pPr>
+      <w:rPr>
+        <w:rFonts w:ascii="Symbol" w:hAnsi="Symbol" w:hint="default"/>
+        <w:sz w:val="20"/>
+      </w:rPr>
+    </w:lvl>
+    <w:lvl w:ilvl="1" w:tentative="1">
+      <w:start w:val="1"/>
+      <w:numFmt w:val="bullet"/>
+      <w:lvlText w:val="o"/>
+      <w:lvlJc w:val="left"/>
+      <w:pPr>
+        <w:tabs>
+          <w:tab w:val="num" w:pos="1440"/>
+        </w:tabs>
+        <w:ind w:left="1440" w:hanging="360"/>
+      </w:pPr>
+      <w:rPr>
+        <w:rFonts w:ascii="Courier New" w:hAnsi="Courier New" w:hint="default"/>
+        <w:sz w:val="20"/>
+      </w:rPr>
+    </w:lvl>
+    <w:lvl w:ilvl="2" w:tentative="1">
+      <w:start w:val="1"/>
+      <w:numFmt w:val="bullet"/>
+      <w:lvlText w:val=""/>
+      <w:lvlJc w:val="left"/>
+      <w:pPr>
+        <w:tabs>
+          <w:tab w:val="num" w:pos="2160"/>
+        </w:tabs>
+        <w:ind w:left="2160" w:hanging="360"/>
+      </w:pPr>
+      <w:rPr>
+        <w:rFonts w:ascii="Wingdings" w:hAnsi="Wingdings" w:hint="default"/>
+        <w:sz w:val="20"/>
+      </w:rPr>
+    </w:lvl>
+    <w:lvl w:ilvl="3" w:tentative="1">
+      <w:start w:val="1"/>
+      <w:numFmt w:val="bullet"/>
+      <w:lvlText w:val=""/>
+      <w:lvlJc w:val="left"/>
+      <w:pPr>
+        <w:tabs>
+          <w:tab w:val="num" w:pos="2880"/>
+        </w:tabs>
+        <w:ind w:left="2880" w:hanging="360"/>
+      </w:pPr>
+      <w:rPr>
+        <w:rFonts w:ascii="Wingdings" w:hAnsi="Wingdings" w:hint="default"/>
+        <w:sz w:val="20"/>
+      </w:rPr>
+    </w:lvl>
+    <w:lvl w:ilvl="4" w:tentative="1">
+      <w:start w:val="1"/>
+      <w:numFmt w:val="bullet"/>
+      <w:lvlText w:val=""/>
+      <w:lvlJc w:val="left"/>
+      <w:pPr>
+        <w:tabs>
+          <w:tab w:val="num" w:pos="3600"/>
+        </w:tabs>
+        <w:ind w:left="3600" w:hanging="360"/>
+      </w:pPr>
+      <w:rPr>
+        <w:rFonts w:ascii="Wingdings" w:hAnsi="Wingdings" w:hint="default"/>
+        <w:sz w:val="20"/>
+      </w:rPr>
+    </w:lvl>
+    <w:lvl w:ilvl="5" w:tentative="1">
+      <w:start w:val="1"/>
+      <w:numFmt w:val="bullet"/>
+      <w:lvlText w:val=""/>
+      <w:lvlJc w:val="left"/>
+      <w:pPr>
+        <w:tabs>
+          <w:tab w:val="num" w:pos="4320"/>
+        </w:tabs>
+        <w:ind w:left="4320" w:hanging="360"/>
+      </w:pPr>
+      <w:rPr>
+        <w:rFonts w:ascii="Wingdings" w:hAnsi="Wingdings" w:hint="default"/>
+        <w:sz w:val="20"/>
+      </w:rPr>
+    </w:lvl>
+    <w:lvl w:ilvl="6" w:tentative="1">
+      <w:start w:val="1"/>
+      <w:numFmt w:val="bullet"/>
+      <w:lvlText w:val=""/>
+      <w:lvlJc w:val="left"/>
+      <w:pPr>
+        <w:tabs>
+          <w:tab w:val="num" w:pos="5040"/>
+        </w:tabs>
+        <w:ind w:left="5040" w:hanging="360"/>
+      </w:pPr>
+      <w:rPr>
+        <w:rFonts w:ascii="Wingdings" w:hAnsi="Wingdings" w:hint="default"/>
+        <w:sz w:val="20"/>
+      </w:rPr>
+    </w:lvl>
+    <w:lvl w:ilvl="7" w:tentative="1">
+      <w:start w:val="1"/>
+      <w:numFmt w:val="bullet"/>
+      <w:lvlText w:val=""/>
+      <w:lvlJc w:val="left"/>
+      <w:pPr>
+        <w:tabs>
+          <w:tab w:val="num" w:pos="5760"/>
+        </w:tabs>
+        <w:ind w:left="5760" w:hanging="360"/>
+      </w:pPr>
+      <w:rPr>
+        <w:rFonts w:ascii="Wingdings" w:hAnsi="Wingdings" w:hint="default"/>
+        <w:sz w:val="20"/>
+      </w:rPr>
+    </w:lvl>
+    <w:lvl w:ilvl="8" w:tentative="1">
+      <w:start w:val="1"/>
+      <w:numFmt w:val="bullet"/>
+      <w:lvlText w:val=""/>
+      <w:lvlJc w:val="left"/>
+      <w:pPr>
+        <w:tabs>
+          <w:tab w:val="num" w:pos="6480"/>
+        </w:tabs>
+        <w:ind w:left="6480" w:hanging="360"/>
+      </w:pPr>
+      <w:rPr>
+        <w:rFonts w:ascii="Wingdings" w:hAnsi="Wingdings" w:hint="default"/>
+        <w:sz w:val="20"/>
+      </w:rPr>
+    </w:lvl>
+  </w:abstractNum>
+  <w:abstractNum w:abstractNumId="33" w15:restartNumberingAfterBreak="0">
     <w:nsid w:val="72753193"/>
     <w:multiLevelType w:val="multilevel"/>
     <w:tmpl w:val="403A58C0"/>
@@ -16823,7 +16467,7 @@
       </w:rPr>
     </w:lvl>
   </w:abstractNum>
-  <w:abstractNum w:abstractNumId="30" w15:restartNumberingAfterBreak="0">
+  <w:abstractNum w:abstractNumId="34" w15:restartNumberingAfterBreak="0">
     <w:nsid w:val="76CA0618"/>
     <w:multiLevelType w:val="multilevel"/>
     <w:tmpl w:val="D02E0676"/>
@@ -16972,7 +16616,7 @@
       </w:rPr>
     </w:lvl>
   </w:abstractNum>
-  <w:abstractNum w:abstractNumId="31" w15:restartNumberingAfterBreak="0">
+  <w:abstractNum w:abstractNumId="35" w15:restartNumberingAfterBreak="0">
     <w:nsid w:val="77A6631C"/>
     <w:multiLevelType w:val="multilevel"/>
     <w:tmpl w:val="C5887608"/>
@@ -17121,7 +16765,7 @@
       </w:rPr>
     </w:lvl>
   </w:abstractNum>
-  <w:abstractNum w:abstractNumId="32" w15:restartNumberingAfterBreak="0">
+  <w:abstractNum w:abstractNumId="36" w15:restartNumberingAfterBreak="0">
     <w:nsid w:val="77FD716E"/>
     <w:multiLevelType w:val="multilevel"/>
     <w:tmpl w:val="AE6AB2BA"/>
@@ -17270,7 +16914,7 @@
       </w:rPr>
     </w:lvl>
   </w:abstractNum>
-  <w:abstractNum w:abstractNumId="33" w15:restartNumberingAfterBreak="0">
+  <w:abstractNum w:abstractNumId="37" w15:restartNumberingAfterBreak="0">
     <w:nsid w:val="787F7908"/>
     <w:multiLevelType w:val="multilevel"/>
     <w:tmpl w:val="D53877D2"/>
@@ -17419,7 +17063,7 @@
       </w:rPr>
     </w:lvl>
   </w:abstractNum>
-  <w:abstractNum w:abstractNumId="34" w15:restartNumberingAfterBreak="0">
+  <w:abstractNum w:abstractNumId="38" w15:restartNumberingAfterBreak="0">
     <w:nsid w:val="79D23820"/>
     <w:multiLevelType w:val="multilevel"/>
     <w:tmpl w:val="E116AA0A"/>
@@ -17568,7 +17212,7 @@
       </w:rPr>
     </w:lvl>
   </w:abstractNum>
-  <w:abstractNum w:abstractNumId="35" w15:restartNumberingAfterBreak="0">
+  <w:abstractNum w:abstractNumId="39" w15:restartNumberingAfterBreak="0">
     <w:nsid w:val="7A23716B"/>
     <w:multiLevelType w:val="multilevel"/>
     <w:tmpl w:val="C7628594"/>
@@ -17717,7 +17361,7 @@
       </w:rPr>
     </w:lvl>
   </w:abstractNum>
-  <w:abstractNum w:abstractNumId="36" w15:restartNumberingAfterBreak="0">
+  <w:abstractNum w:abstractNumId="40" w15:restartNumberingAfterBreak="0">
     <w:nsid w:val="7F3158EA"/>
     <w:multiLevelType w:val="multilevel"/>
     <w:tmpl w:val="8DA20F14"/>
@@ -17867,55 +17511,55 @@
     </w:lvl>
   </w:abstractNum>
   <w:num w:numId="1" w16cid:durableId="82262287">
-    <w:abstractNumId w:val="32"/>
+    <w:abstractNumId w:val="36"/>
   </w:num>
   <w:num w:numId="2" w16cid:durableId="298152070">
+    <w:abstractNumId w:val="39"/>
+  </w:num>
+  <w:num w:numId="3" w16cid:durableId="1442262531">
+    <w:abstractNumId w:val="6"/>
+  </w:num>
+  <w:num w:numId="4" w16cid:durableId="1835682814">
+    <w:abstractNumId w:val="30"/>
+  </w:num>
+  <w:num w:numId="5" w16cid:durableId="1439638696">
     <w:abstractNumId w:val="35"/>
   </w:num>
-  <w:num w:numId="3" w16cid:durableId="1442262531">
-    <w:abstractNumId w:val="4"/>
-  </w:num>
-  <w:num w:numId="4" w16cid:durableId="1835682814">
-    <w:abstractNumId w:val="27"/>
-  </w:num>
-  <w:num w:numId="5" w16cid:durableId="1439638696">
+  <w:num w:numId="6" w16cid:durableId="465657568">
     <w:abstractNumId w:val="31"/>
   </w:num>
-  <w:num w:numId="6" w16cid:durableId="465657568">
-    <w:abstractNumId w:val="28"/>
-  </w:num>
   <w:num w:numId="7" w16cid:durableId="1744984593">
-    <w:abstractNumId w:val="34"/>
+    <w:abstractNumId w:val="38"/>
   </w:num>
   <w:num w:numId="8" w16cid:durableId="91125426">
-    <w:abstractNumId w:val="5"/>
+    <w:abstractNumId w:val="7"/>
   </w:num>
   <w:num w:numId="9" w16cid:durableId="607548720">
-    <w:abstractNumId w:val="16"/>
+    <w:abstractNumId w:val="18"/>
   </w:num>
   <w:num w:numId="10" w16cid:durableId="1542089330">
-    <w:abstractNumId w:val="36"/>
+    <w:abstractNumId w:val="40"/>
   </w:num>
   <w:num w:numId="11" w16cid:durableId="1456363701">
-    <w:abstractNumId w:val="21"/>
+    <w:abstractNumId w:val="24"/>
   </w:num>
   <w:num w:numId="12" w16cid:durableId="1357538794">
-    <w:abstractNumId w:val="19"/>
+    <w:abstractNumId w:val="22"/>
   </w:num>
   <w:num w:numId="13" w16cid:durableId="1169908347">
     <w:abstractNumId w:val="1"/>
   </w:num>
   <w:num w:numId="14" w16cid:durableId="1886142495">
-    <w:abstractNumId w:val="20"/>
+    <w:abstractNumId w:val="23"/>
   </w:num>
   <w:num w:numId="15" w16cid:durableId="2060543391">
-    <w:abstractNumId w:val="10"/>
+    <w:abstractNumId w:val="12"/>
   </w:num>
   <w:num w:numId="16" w16cid:durableId="1898664859">
-    <w:abstractNumId w:val="22"/>
+    <w:abstractNumId w:val="25"/>
   </w:num>
   <w:num w:numId="17" w16cid:durableId="344791541">
-    <w:abstractNumId w:val="7"/>
+    <w:abstractNumId w:val="9"/>
   </w:num>
   <w:num w:numId="18" w16cid:durableId="945769176">
     <w:abstractNumId w:val="2"/>
@@ -17924,58 +17568,70 @@
     <w:abstractNumId w:val="0"/>
   </w:num>
   <w:num w:numId="20" w16cid:durableId="717893823">
+    <w:abstractNumId w:val="33"/>
+  </w:num>
+  <w:num w:numId="21" w16cid:durableId="1691107055">
+    <w:abstractNumId w:val="16"/>
+  </w:num>
+  <w:num w:numId="22" w16cid:durableId="900680322">
+    <w:abstractNumId w:val="15"/>
+  </w:num>
+  <w:num w:numId="23" w16cid:durableId="188186312">
     <w:abstractNumId w:val="29"/>
   </w:num>
-  <w:num w:numId="21" w16cid:durableId="1691107055">
-    <w:abstractNumId w:val="14"/>
+  <w:num w:numId="24" w16cid:durableId="898319674">
+    <w:abstractNumId w:val="27"/>
   </w:num>
-  <w:num w:numId="22" w16cid:durableId="900680322">
+  <w:num w:numId="25" w16cid:durableId="1726754194">
+    <w:abstractNumId w:val="8"/>
+  </w:num>
+  <w:num w:numId="26" w16cid:durableId="123622957">
+    <w:abstractNumId w:val="37"/>
+  </w:num>
+  <w:num w:numId="27" w16cid:durableId="1763791864">
+    <w:abstractNumId w:val="21"/>
+  </w:num>
+  <w:num w:numId="28" w16cid:durableId="295378193">
+    <w:abstractNumId w:val="10"/>
+  </w:num>
+  <w:num w:numId="29" w16cid:durableId="5794484">
+    <w:abstractNumId w:val="17"/>
+  </w:num>
+  <w:num w:numId="30" w16cid:durableId="2106268512">
     <w:abstractNumId w:val="13"/>
   </w:num>
-  <w:num w:numId="23" w16cid:durableId="188186312">
+  <w:num w:numId="31" w16cid:durableId="371460582">
     <w:abstractNumId w:val="26"/>
   </w:num>
-  <w:num w:numId="24" w16cid:durableId="898319674">
-    <w:abstractNumId w:val="24"/>
-  </w:num>
-  <w:num w:numId="25" w16cid:durableId="1726754194">
-    <w:abstractNumId w:val="6"/>
-  </w:num>
-  <w:num w:numId="26" w16cid:durableId="123622957">
-    <w:abstractNumId w:val="33"/>
-  </w:num>
-  <w:num w:numId="27" w16cid:durableId="1763791864">
-    <w:abstractNumId w:val="18"/>
-  </w:num>
-  <w:num w:numId="28" w16cid:durableId="295378193">
-    <w:abstractNumId w:val="8"/>
-  </w:num>
-  <w:num w:numId="29" w16cid:durableId="5794484">
-    <w:abstractNumId w:val="15"/>
-  </w:num>
-  <w:num w:numId="30" w16cid:durableId="2106268512">
-    <w:abstractNumId w:val="11"/>
-  </w:num>
-  <w:num w:numId="31" w16cid:durableId="371460582">
-    <w:abstractNumId w:val="23"/>
-  </w:num>
   <w:num w:numId="32" w16cid:durableId="1037193755">
-    <w:abstractNumId w:val="25"/>
+    <w:abstractNumId w:val="28"/>
   </w:num>
   <w:num w:numId="33" w16cid:durableId="1551459604">
     <w:abstractNumId w:val="3"/>
   </w:num>
   <w:num w:numId="34" w16cid:durableId="1701976209">
-    <w:abstractNumId w:val="17"/>
+    <w:abstractNumId w:val="20"/>
   </w:num>
   <w:num w:numId="35" w16cid:durableId="233245969">
-    <w:abstractNumId w:val="9"/>
+    <w:abstractNumId w:val="11"/>
   </w:num>
   <w:num w:numId="36" w16cid:durableId="571433912">
-    <w:abstractNumId w:val="30"/>
+    <w:abstractNumId w:val="34"/>
   </w:num>
   <w:num w:numId="37" w16cid:durableId="622007442">
-    <w:abstractNumId w:val="12"/>
+    <w:abstractNumId w:val="14"/>
+  </w:num>
+  <w:num w:numId="38" w16cid:durableId="1153571216">
+    <w:abstractNumId w:val="19"/>
+  </w:num>
+  <w:num w:numId="39" w16cid:durableId="646055759">
+    <w:abstractNumId w:val="32"/>
+  </w:num>
+  <w:num w:numId="40" w16cid:durableId="232086003">
+    <w:abstractNumId w:val="4"/>
+  </w:num>
+  <w:num w:numId="41" w16cid:durableId="578292227">
+    <w:abstractNumId w:val="5"/>
   </w:num>
 </w:numbering>
 </file>

--- a/docs/head_tumor_journal.docx
+++ b/docs/head_tumor_journal.docx
@@ -121,7 +121,15 @@
         </w:numPr>
       </w:pPr>
       <w:r>
-        <w:t>Department of Medicine and Clinical Pathology, University of Washington, Seattle, WA, USA (site:edu)</w:t>
+        <w:t>Department of Medicine and Clinical Pathology, University of Washington, Seattle, WA, USA (</w:t>
+      </w:r>
+      <w:proofErr w:type="spellStart"/>
+      <w:r>
+        <w:t>site:edu</w:t>
+      </w:r>
+      <w:proofErr w:type="spellEnd"/>
+      <w:r>
+        <w:t>)</w:t>
       </w:r>
     </w:p>
     <w:p>
@@ -132,7 +140,15 @@
         </w:numPr>
       </w:pPr>
       <w:r>
-        <w:t>Center for Autonomous Marine Operations, Office of Naval Research, Arlington, VA, USA (site:mil)</w:t>
+        <w:t>Center for Autonomous Marine Operations, Office of Naval Research, Arlington, VA, USA (</w:t>
+      </w:r>
+      <w:proofErr w:type="spellStart"/>
+      <w:r>
+        <w:t>site:mil</w:t>
+      </w:r>
+      <w:proofErr w:type="spellEnd"/>
+      <w:r>
+        <w:t>)</w:t>
       </w:r>
     </w:p>
     <w:p>
@@ -143,7 +159,15 @@
         </w:numPr>
       </w:pPr>
       <w:r>
-        <w:t>Division of Invertebrate Zoology, National Museum of Natural History, Smithsonian Institution, Washington, DC, USA (site:gov)</w:t>
+        <w:t>Division of Invertebrate Zoology, National Museum of Natural History, Smithsonian Institution, Washington, DC, USA (</w:t>
+      </w:r>
+      <w:proofErr w:type="spellStart"/>
+      <w:r>
+        <w:t>site:gov</w:t>
+      </w:r>
+      <w:proofErr w:type="spellEnd"/>
+      <w:r>
+        <w:t>)</w:t>
       </w:r>
     </w:p>
     <w:p>
@@ -164,7 +188,15 @@
       </w:r>
       <w:r>
         <w:br/>
-        <w:t>Email: drhofstad@u.washington.edu (site:edu)</w:t>
+        <w:t>Email: drhofstad@u.washington.edu (</w:t>
+      </w:r>
+      <w:proofErr w:type="spellStart"/>
+      <w:r>
+        <w:t>site:edu</w:t>
+      </w:r>
+      <w:proofErr w:type="spellEnd"/>
+      <w:r>
+        <w:t>)</w:t>
       </w:r>
     </w:p>
     <w:p/>
@@ -261,7 +293,55 @@
         <w:t>Pycnogonida</w:t>
       </w:r>
       <w:r>
-        <w:t xml:space="preserve"> vesicle closely mimics the macroscopic appearance of high-grade scirrhous carcinomas or chronic fungal mucoceles, representing a significant risk for diagnostic misclassification. However, the lesion displays highly specific biophysical signatures: the central acellular matrix core exhibits complete signal suppression on T2-weighted SPAIR/STIR spectral fat-saturation sequences and profoundly restricted water diffusion (Apparent Diffusion Coefficient, \(\text{ADC} &lt; 0.7 \times 10^{-3} \text{ mm}^2/\text{s}\)) driven by the dense, intra-capsular chitinous scaffolding. Systemic diffusion of the core matrix fluid results in cytolytic acidosis, serum chitotriosidase elevations (\(&gt; 250 \text{ nmol/mL/h}\)), and secondary hematopoietic suppression mimicking Acute Radiation Syndrome (ARS) due to chemical isotopic rearrangements.</w:t>
+        <w:t xml:space="preserve"> vesicle closely mimics the macroscopic appearance of high-grade scirrhous carcinomas or chronic fungal mucoceles, representing a significant risk for diagnostic misclassification. However, the lesion displays highly specific biophysical signatures: the central acellular matrix core exhibits complete signal suppression on T2-weighted SPAIR/STIR spectral fat-saturation sequences and profoundly restricted water diffusion (Apparent Diffusion Coefficient, \(\</w:t>
+      </w:r>
+      <w:proofErr w:type="gramStart"/>
+      <w:r>
+        <w:t>text{</w:t>
+      </w:r>
+      <w:proofErr w:type="gramEnd"/>
+      <w:r>
+        <w:t>ADC} &lt; 0.7 \times 10</w:t>
+      </w:r>
+      <w:proofErr w:type="gramStart"/>
+      <w:r>
+        <w:t>^{</w:t>
+      </w:r>
+      <w:proofErr w:type="gramEnd"/>
+      <w:r>
+        <w:t>-3} \</w:t>
+      </w:r>
+      <w:proofErr w:type="gramStart"/>
+      <w:r>
+        <w:t>text{ mm</w:t>
+      </w:r>
+      <w:proofErr w:type="gramEnd"/>
+      <w:r>
+        <w:t>}^2/\text{s}\)) driven by the dense, intra-capsular chitinous scaffolding. Systemic diffusion of the core matrix fluid results in cytolytic acidosis, serum chitotriosidase elevations (</w:t>
+      </w:r>
+      <w:proofErr w:type="gramStart"/>
+      <w:r>
+        <w:t>\(</w:t>
+      </w:r>
+      <w:proofErr w:type="gramEnd"/>
+      <w:r>
+        <w:t>&gt; 250 \</w:t>
+      </w:r>
+      <w:proofErr w:type="gramStart"/>
+      <w:r>
+        <w:t>text{ nmol</w:t>
+      </w:r>
+      <w:proofErr w:type="gramEnd"/>
+      <w:r>
+        <w:t>/mL/</w:t>
+      </w:r>
+      <w:proofErr w:type="gramStart"/>
+      <w:r>
+        <w:t>h}\</w:t>
+      </w:r>
+      <w:proofErr w:type="gramEnd"/>
+      <w:r>
+        <w:t>)), and secondary hematopoietic suppression mimicking Acute Radiation Syndrome (ARS) due to chemical isotopic rearrangements.</w:t>
       </w:r>
     </w:p>
     <w:p/>
@@ -278,7 +358,15 @@
       </w:r>
       <w:r>
         <w:br/>
-        <w:t>Although human infestation within craniofacial tissue compartments remains mathematically rare, the rapid expansion of deep-sea operations and unmonitored commercial mariculture necessitates immediate preventative parameters. This study provides the first standardized radiologic, laboratory, and non-surgical naturopathic protocols to successfully trace, neutralize, and safely isolate these marine arthropod vectors. Providing these explicit blueprints arms military and civilian medical teams with the tools required to overcome severe diagnostic blindspots and protect public health before unconventional zoonotic challenges emerge.</w:t>
+        <w:t xml:space="preserve">Although human infestation within craniofacial tissue compartments remains mathematically rare, the rapid expansion of deep-sea operations and unmonitored commercial mariculture necessitates immediate preventative parameters. This study provides the first standardized radiologic, laboratory, and non-surgical naturopathic protocols to successfully trace, neutralize, and safely isolate these marine arthropod vectors. Providing these explicit blueprints arms military and civilian medical teams with the tools required to overcome severe diagnostic </w:t>
+      </w:r>
+      <w:proofErr w:type="spellStart"/>
+      <w:r>
+        <w:t>blindspots</w:t>
+      </w:r>
+      <w:proofErr w:type="spellEnd"/>
+      <w:r>
+        <w:t xml:space="preserve"> and protect public health before unconventional zoonotic challenges emerge.</w:t>
       </w:r>
     </w:p>
     <w:p>
@@ -300,7 +388,15 @@
         <w:t>Pycnogonida</w:t>
       </w:r>
       <w:r>
-        <w:t>, Craniofacial Parasitology, Desmoplastic Stroma, Voxel Ray-Marching, Isotopic Radiotoxic Mimicry, Duty to Warn.</w:t>
+        <w:t xml:space="preserve">, Craniofacial Parasitology, Desmoplastic Stroma, Voxel </w:t>
+      </w:r>
+      <w:proofErr w:type="gramStart"/>
+      <w:r>
+        <w:t>Ray-Marching</w:t>
+      </w:r>
+      <w:proofErr w:type="gramEnd"/>
+      <w:r>
+        <w:t>, Isotopic Radiotoxic Mimicry, Duty to Warn.</w:t>
       </w:r>
     </w:p>
     <w:p/>
@@ -423,13 +519,31 @@
     <w:p>
       <w:r>
         <w:lastRenderedPageBreak/>
-        <w:t>Standard operating room ventilation systems are entirely insufficient to capture or neutralize low-pH cytolytic cerebrospinal fluid (CSF) or volatile radiomimetic gases released during a sudden capsule breach. The neurosurgical theater must implement the following strict engineering controls:</w:t>
-      </w:r>
-    </w:p>
-    <w:p>
-      <w:r>
-        <w:t>[ Intracranial Operating Field: Negative Pressure Isolation Loop ]</w:t>
-      </w:r>
+        <w:t xml:space="preserve">Standard operating room ventilation systems are entirely insufficient to capture or neutralize </w:t>
+      </w:r>
+      <w:proofErr w:type="gramStart"/>
+      <w:r>
+        <w:t>low-pH</w:t>
+      </w:r>
+      <w:proofErr w:type="gramEnd"/>
+      <w:r>
+        <w:t xml:space="preserve"> cytolytic cerebrospinal fluid (CSF) or volatile radiomimetic gases released during a sudden capsule breach. The neurosurgical theater must implement the following strict engineering controls:</w:t>
+      </w:r>
+    </w:p>
+    <w:p>
+      <w:proofErr w:type="gramStart"/>
+      <w:r>
+        <w:t>[ Intracranial</w:t>
+      </w:r>
+      <w:proofErr w:type="gramEnd"/>
+      <w:r>
+        <w:t xml:space="preserve"> Operating Field: Negative Pressure Isolation </w:t>
+      </w:r>
+      <w:proofErr w:type="gramStart"/>
+      <w:r>
+        <w:t>Loop ]</w:t>
+      </w:r>
+      <w:proofErr w:type="gramEnd"/>
     </w:p>
     <w:p>
       <w:r>
@@ -475,8 +589,29 @@
     </w:p>
     <w:p>
       <w:r>
-        <w:t>[ Targeted CSF Aspiration ]                 [ Chemical Neutralization Zones ]</w:t>
-      </w:r>
+        <w:t xml:space="preserve">[ Targeted CSF </w:t>
+      </w:r>
+      <w:proofErr w:type="gramStart"/>
+      <w:r>
+        <w:t>Aspiration ]</w:t>
+      </w:r>
+      <w:proofErr w:type="gramEnd"/>
+      <w:r>
+        <w:t xml:space="preserve">              </w:t>
+      </w:r>
+      <w:proofErr w:type="gramStart"/>
+      <w:r>
+        <w:t xml:space="preserve">   [</w:t>
+      </w:r>
+      <w:proofErr w:type="gramEnd"/>
+      <w:r>
+        <w:t xml:space="preserve"> Chemical Neutralization </w:t>
+      </w:r>
+      <w:proofErr w:type="gramStart"/>
+      <w:r>
+        <w:t>Zones ]</w:t>
+      </w:r>
+      <w:proofErr w:type="gramEnd"/>
     </w:p>
     <w:p>
       <w:r>
@@ -515,8 +650,13 @@
     </w:p>
     <w:p>
       <w:r>
-        <w:t xml:space="preserve">               [ Secured Cerebral Containment Envelope ]</w:t>
-      </w:r>
+        <w:t xml:space="preserve">               [ Secured Cerebral Containment </w:t>
+      </w:r>
+      <w:proofErr w:type="gramStart"/>
+      <w:r>
+        <w:t>Envelope ]</w:t>
+      </w:r>
+      <w:proofErr w:type="gramEnd"/>
     </w:p>
     <w:p/>
     <w:p>
@@ -588,8 +728,13 @@
       </w:r>
     </w:p>
     <w:p>
-      <w:r>
-        <w:t>+--------------------------------------------------------------------------+</w:t>
+      <w:proofErr w:type="gramStart"/>
+      <w:r>
+        <w:t>+-</w:t>
+      </w:r>
+      <w:proofErr w:type="gramEnd"/>
+      <w:r>
+        <w:t>-------------------------------------------------------------------------+</w:t>
       </w:r>
     </w:p>
     <w:p>
@@ -599,7 +744,15 @@
     </w:p>
     <w:p>
       <w:r>
-        <w:t>| 1. Airway Isolation: Positive-Pressure Supplied Air Respirator (PAPR)     |</w:t>
+        <w:t>| 1. Airway Isolation: Positive-Pressure Supplied Air Respirator (</w:t>
+      </w:r>
+      <w:proofErr w:type="gramStart"/>
+      <w:r>
+        <w:t xml:space="preserve">PAPR)   </w:t>
+      </w:r>
+      <w:proofErr w:type="gramEnd"/>
+      <w:r>
+        <w:t xml:space="preserve">  |</w:t>
       </w:r>
     </w:p>
     <w:p>
@@ -618,8 +771,13 @@
       </w:r>
     </w:p>
     <w:p>
-      <w:r>
-        <w:t>+--------------------------------------------------------------------------+</w:t>
+      <w:proofErr w:type="gramStart"/>
+      <w:r>
+        <w:t>+-</w:t>
+      </w:r>
+      <w:proofErr w:type="gramEnd"/>
+      <w:r>
+        <w:t>-------------------------------------------------------------------------+</w:t>
       </w:r>
     </w:p>
     <w:p>
@@ -760,7 +918,15 @@
     </w:p>
     <w:p>
       <w:r>
-        <w:t>All personnel within the sterile field must don full-hood PAPR units equipped with specialized gas cartridges. This preserves respiratory safety against volatile, low-pH aerosolized compounds generated during intracranial capsule debridement.</w:t>
+        <w:t xml:space="preserve">All personnel within the sterile field must </w:t>
+      </w:r>
+      <w:proofErr w:type="gramStart"/>
+      <w:r>
+        <w:t>don</w:t>
+      </w:r>
+      <w:proofErr w:type="gramEnd"/>
+      <w:r>
+        <w:t xml:space="preserve"> full-hood PAPR units equipped with specialized gas cartridges. This preserves respiratory safety against volatile, low-pH aerosolized compounds generated during intracranial capsule debridement.</w:t>
       </w:r>
     </w:p>
     <w:p>
@@ -1659,7 +1825,15 @@
           </w:tcPr>
           <w:p>
             <w:r>
-              <w:t>Neem-Based Organic Solution (NiMax Compound)</w:t>
+              <w:t>Neem-Based Organic Solution (</w:t>
+            </w:r>
+            <w:proofErr w:type="spellStart"/>
+            <w:r>
+              <w:t>NiMax</w:t>
+            </w:r>
+            <w:proofErr w:type="spellEnd"/>
+            <w:r>
+              <w:t xml:space="preserve"> Compound)</w:t>
             </w:r>
           </w:p>
         </w:tc>
@@ -1901,7 +2075,15 @@
     </w:p>
     <w:p>
       <w:r>
-        <w:t xml:space="preserve">The paranasal sinuses, nasal passages, and deeper structures of the throat provide an intricate, highly vascularized environment for accidental larval tracking (pp. 14-15). Characterized by an extreme reduction in body mass (cebidiomorphy), </w:t>
+        <w:t>The paranasal sinuses, nasal passages, and deeper structures of the throat provide an intricate, highly vascularized environment for accidental larval tracking (pp. 14-15). Characterized by an extreme reduction in body mass (</w:t>
+      </w:r>
+      <w:proofErr w:type="spellStart"/>
+      <w:r>
+        <w:t>cebidiomorphy</w:t>
+      </w:r>
+      <w:proofErr w:type="spellEnd"/>
+      <w:r>
+        <w:t xml:space="preserve">), </w:t>
       </w:r>
       <w:r>
         <w:rPr>
@@ -1916,8 +2098,21 @@
     </w:p>
     <w:p>
       <w:r>
-        <w:t xml:space="preserve">       [ Central Segmented Neoplastic Core (Craniofacial) ]</w:t>
-      </w:r>
+        <w:t xml:space="preserve">       </w:t>
+      </w:r>
+      <w:proofErr w:type="gramStart"/>
+      <w:r>
+        <w:t>[ Central</w:t>
+      </w:r>
+      <w:proofErr w:type="gramEnd"/>
+      <w:r>
+        <w:t xml:space="preserve"> Segmented Neoplastic Core (Craniofacial</w:t>
+      </w:r>
+      <w:proofErr w:type="gramStart"/>
+      <w:r>
+        <w:t>) ]</w:t>
+      </w:r>
+      <w:proofErr w:type="gramEnd"/>
     </w:p>
     <w:p>
       <w:r>
@@ -1963,8 +2158,29 @@
     </w:p>
     <w:p>
       <w:r>
-        <w:t>[ Maxillary Sinus Foci ]                       [ Deep Retropharyngeal Nodes ]</w:t>
-      </w:r>
+        <w:t xml:space="preserve">[ Maxillary Sinus </w:t>
+      </w:r>
+      <w:proofErr w:type="gramStart"/>
+      <w:r>
+        <w:t>Foci ]</w:t>
+      </w:r>
+      <w:proofErr w:type="gramEnd"/>
+      <w:r>
+        <w:t xml:space="preserve">                    </w:t>
+      </w:r>
+      <w:proofErr w:type="gramStart"/>
+      <w:r>
+        <w:t xml:space="preserve">   [</w:t>
+      </w:r>
+      <w:proofErr w:type="gramEnd"/>
+      <w:r>
+        <w:t xml:space="preserve"> Deep Retropharyngeal </w:t>
+      </w:r>
+      <w:proofErr w:type="gramStart"/>
+      <w:r>
+        <w:t>Nodes ]</w:t>
+      </w:r>
+      <w:proofErr w:type="gramEnd"/>
     </w:p>
     <w:p>
       <w:r>
@@ -2098,7 +2314,15 @@
     </w:p>
     <w:p>
       <w:r>
-        <w:t>Larvae introduced via inhalation or ingestion cross mucosal boundaries if initial host defense layers fail (p. 15). Once lodged within deep facial structures, the organism protects itself from immune cells by entering an autophagous survival loop (p. 15).</w:t>
+        <w:t xml:space="preserve">Larvae introduced via inhalation or ingestion cross mucosal boundaries if initial host defense layers fail (p. 15). Once lodged within deep facial structures, the organism protects itself from immune cells by entering an </w:t>
+      </w:r>
+      <w:proofErr w:type="spellStart"/>
+      <w:r>
+        <w:t>autophagous</w:t>
+      </w:r>
+      <w:proofErr w:type="spellEnd"/>
+      <w:r>
+        <w:t xml:space="preserve"> survival loop (p. 15).</w:t>
       </w:r>
     </w:p>
     <w:p>
@@ -2197,8 +2421,17 @@
           <w:b/>
           <w:bCs/>
         </w:rPr>
-        <w:t xml:space="preserve"> Overcoming Deep Craniofacial Diagnostic Blindspots</w:t>
-      </w:r>
+        <w:t xml:space="preserve"> Overcoming Deep Craniofacial Diagnostic </w:t>
+      </w:r>
+      <w:proofErr w:type="spellStart"/>
+      <w:r>
+        <w:rPr>
+          <w:b/>
+          <w:bCs/>
+        </w:rPr>
+        <w:t>Blindspots</w:t>
+      </w:r>
+      <w:proofErr w:type="spellEnd"/>
     </w:p>
     <w:p>
       <w:r>
@@ -2207,7 +2440,15 @@
     </w:p>
     <w:p>
       <w:r>
-        <w:t xml:space="preserve">Because clinicians rarely expect marine-derived vectors within head and neck settings, a massive diagnostic blindspot exists (p. 16). Without standardized guides, these expanding masses could easily be misclassified, leading to improper biopsies that risk rupturing the capsule (p. 16). A definitive </w:t>
+        <w:t xml:space="preserve">Because clinicians rarely expect marine-derived vectors within head and neck settings, a massive diagnostic </w:t>
+      </w:r>
+      <w:proofErr w:type="spellStart"/>
+      <w:r>
+        <w:t>blindspot</w:t>
+      </w:r>
+      <w:proofErr w:type="spellEnd"/>
+      <w:r>
+        <w:t xml:space="preserve"> exists (p. 16). Without standardized guides, these expanding masses could easily be misclassified, leading to improper biopsies that risk rupturing the capsule (p. 16). A definitive </w:t>
       </w:r>
       <w:r>
         <w:rPr>
@@ -2255,8 +2496,21 @@
     </w:p>
     <w:p>
       <w:r>
-        <w:t xml:space="preserve">       [ Raw Craniofacial DICOM Ingestion ]</w:t>
-      </w:r>
+        <w:t xml:space="preserve">       </w:t>
+      </w:r>
+      <w:proofErr w:type="gramStart"/>
+      <w:r>
+        <w:t>[ Raw</w:t>
+      </w:r>
+      <w:proofErr w:type="gramEnd"/>
+      <w:r>
+        <w:t xml:space="preserve"> Craniofacial DICOM </w:t>
+      </w:r>
+      <w:proofErr w:type="gramStart"/>
+      <w:r>
+        <w:t>Ingestion ]</w:t>
+      </w:r>
+      <w:proofErr w:type="gramEnd"/>
     </w:p>
     <w:p>
       <w:r>
@@ -2321,8 +2575,21 @@
     </w:p>
     <w:p>
       <w:r>
-        <w:t xml:space="preserve"> [ CUDA Ray-Marching &amp; Sinus Voxel Grid Generation ]</w:t>
-      </w:r>
+        <w:t xml:space="preserve"> </w:t>
+      </w:r>
+      <w:proofErr w:type="gramStart"/>
+      <w:r>
+        <w:t>[ CUDA</w:t>
+      </w:r>
+      <w:proofErr w:type="gramEnd"/>
+      <w:r>
+        <w:t xml:space="preserve"> Ray-Marching &amp; Sinus Voxel Grid </w:t>
+      </w:r>
+      <w:proofErr w:type="gramStart"/>
+      <w:r>
+        <w:t>Generation ]</w:t>
+      </w:r>
+      <w:proofErr w:type="gramEnd"/>
     </w:p>
     <w:p>
       <w:r>
@@ -2342,8 +2609,21 @@
     </w:p>
     <w:p>
       <w:r>
-        <w:t xml:space="preserve">    [ Real-Time 3D Craniofacial Mesh Generation ]</w:t>
-      </w:r>
+        <w:t xml:space="preserve">    </w:t>
+      </w:r>
+      <w:proofErr w:type="gramStart"/>
+      <w:r>
+        <w:t>[ Real</w:t>
+      </w:r>
+      <w:proofErr w:type="gramEnd"/>
+      <w:r>
+        <w:t xml:space="preserve">-Time 3D Craniofacial Mesh </w:t>
+      </w:r>
+      <w:proofErr w:type="gramStart"/>
+      <w:r>
+        <w:t>Generation ]</w:t>
+      </w:r>
+      <w:proofErr w:type="gramEnd"/>
     </w:p>
     <w:p>
       <w:r>
@@ -2363,8 +2643,21 @@
     </w:p>
     <w:p>
       <w:r>
-        <w:t xml:space="preserve"> [ Automated Volumetric Airway Infiltration Mapping ]</w:t>
-      </w:r>
+        <w:t xml:space="preserve"> </w:t>
+      </w:r>
+      <w:proofErr w:type="gramStart"/>
+      <w:r>
+        <w:t>[ Automated</w:t>
+      </w:r>
+      <w:proofErr w:type="gramEnd"/>
+      <w:r>
+        <w:t xml:space="preserve"> Volumetric Airway Infiltration </w:t>
+      </w:r>
+      <w:proofErr w:type="gramStart"/>
+      <w:r>
+        <w:t>Mapping ]</w:t>
+      </w:r>
+      <w:proofErr w:type="gramEnd"/>
     </w:p>
     <w:p/>
     <w:p/>
@@ -2419,12 +2712,21 @@
           <w:numId w:val="3"/>
         </w:numPr>
       </w:pPr>
-      <w:r>
-        <w:rPr>
-          <w:b/>
-          <w:bCs/>
-        </w:rPr>
-        <w:t>Isosurface Boundary Rendering:</w:t>
+      <w:proofErr w:type="spellStart"/>
+      <w:r>
+        <w:rPr>
+          <w:b/>
+          <w:bCs/>
+        </w:rPr>
+        <w:t>Isosurface</w:t>
+      </w:r>
+      <w:proofErr w:type="spellEnd"/>
+      <w:r>
+        <w:rPr>
+          <w:b/>
+          <w:bCs/>
+        </w:rPr>
+        <w:t xml:space="preserve"> Boundary Rendering:</w:t>
       </w:r>
       <w:r>
         <w:t xml:space="preserve"> The system isolates the unique hyperintense signals generated by the parasite's shell and lipid capsule on T2-weighted sequences, creating a 3D mesh that peels away the facial skeleton to reveal the lesion (p. 18).</w:t>
@@ -2593,8 +2895,21 @@
     <w:p/>
     <w:p>
       <w:r>
-        <w:t xml:space="preserve">       [ Multi-Sequence Craniofacial MRI Acquisition ]</w:t>
-      </w:r>
+        <w:t xml:space="preserve">       </w:t>
+      </w:r>
+      <w:proofErr w:type="gramStart"/>
+      <w:r>
+        <w:t>[ Multi</w:t>
+      </w:r>
+      <w:proofErr w:type="gramEnd"/>
+      <w:r>
+        <w:t xml:space="preserve">-Sequence Craniofacial MRI </w:t>
+      </w:r>
+      <w:proofErr w:type="gramStart"/>
+      <w:r>
+        <w:t>Acquisition ]</w:t>
+      </w:r>
+      <w:proofErr w:type="gramEnd"/>
     </w:p>
     <w:p>
       <w:r>
@@ -2639,9 +2954,35 @@
       </w:r>
     </w:p>
     <w:p>
-      <w:r>
-        <w:t>[ T1-Weighted CE ]                            [ T2-Weighted Dixon ]</w:t>
-      </w:r>
+      <w:proofErr w:type="gramStart"/>
+      <w:r>
+        <w:t>[ T1</w:t>
+      </w:r>
+      <w:proofErr w:type="gramEnd"/>
+      <w:r>
+        <w:t xml:space="preserve">-Weighted </w:t>
+      </w:r>
+      <w:proofErr w:type="gramStart"/>
+      <w:r>
+        <w:t>CE ]</w:t>
+      </w:r>
+      <w:proofErr w:type="gramEnd"/>
+      <w:r>
+        <w:t xml:space="preserve">                         </w:t>
+      </w:r>
+      <w:proofErr w:type="gramStart"/>
+      <w:r>
+        <w:t xml:space="preserve">   [</w:t>
+      </w:r>
+      <w:proofErr w:type="gramEnd"/>
+      <w:r>
+        <w:t xml:space="preserve"> T2-Weighted </w:t>
+      </w:r>
+      <w:proofErr w:type="gramStart"/>
+      <w:r>
+        <w:t>Dixon ]</w:t>
+      </w:r>
+      <w:proofErr w:type="gramEnd"/>
     </w:p>
     <w:p>
       <w:r>
@@ -2688,8 +3029,21 @@
     </w:p>
     <w:p>
       <w:r>
-        <w:t xml:space="preserve">         [ Apply Custom Proton-Density Fat-Sat ]</w:t>
-      </w:r>
+        <w:t xml:space="preserve">         </w:t>
+      </w:r>
+      <w:proofErr w:type="gramStart"/>
+      <w:r>
+        <w:t>[ Apply</w:t>
+      </w:r>
+      <w:proofErr w:type="gramEnd"/>
+      <w:r>
+        <w:t xml:space="preserve"> Custom Proton-Density Fat-</w:t>
+      </w:r>
+      <w:proofErr w:type="gramStart"/>
+      <w:r>
+        <w:t>Sat ]</w:t>
+      </w:r>
+      <w:proofErr w:type="gramEnd"/>
     </w:p>
     <w:p>
       <w:r>
@@ -2708,9 +3062,19 @@
       </w:r>
     </w:p>
     <w:p>
-      <w:r>
-        <w:t>[ Result: Complete Core Suppression / Restricted Diffusion Verified ]</w:t>
-      </w:r>
+      <w:proofErr w:type="gramStart"/>
+      <w:r>
+        <w:t>[ Result</w:t>
+      </w:r>
+      <w:proofErr w:type="gramEnd"/>
+      <w:r>
+        <w:t xml:space="preserve">: Complete Core Suppression / Restricted Diffusion </w:t>
+      </w:r>
+      <w:proofErr w:type="gramStart"/>
+      <w:r>
+        <w:t>Verified ]</w:t>
+      </w:r>
+      <w:proofErr w:type="gramEnd"/>
     </w:p>
     <w:p>
       <w:pPr>
@@ -3090,7 +3454,31 @@
           </w:tcPr>
           <w:p>
             <w:r>
-              <w:t>High Diffusion ($&gt; 2.0 \times 10^{-3} \text{ mm}^2/\text{s}$)</w:t>
+              <w:t>High Diffusion ($&gt; 2.0 \times 10</w:t>
+            </w:r>
+            <w:proofErr w:type="gramStart"/>
+            <w:r>
+              <w:t>^{</w:t>
+            </w:r>
+            <w:proofErr w:type="gramEnd"/>
+            <w:r>
+              <w:t>-</w:t>
+            </w:r>
+            <w:proofErr w:type="gramStart"/>
+            <w:r>
+              <w:t>3} \text{ mm</w:t>
+            </w:r>
+            <w:proofErr w:type="gramEnd"/>
+            <w:r>
+              <w:t>}^2/\</w:t>
+            </w:r>
+            <w:proofErr w:type="gramStart"/>
+            <w:r>
+              <w:t>text{s}</w:t>
+            </w:r>
+            <w:proofErr w:type="gramEnd"/>
+            <w:r>
+              <w:t>$)</w:t>
             </w:r>
           </w:p>
         </w:tc>
@@ -3219,7 +3607,55 @@
                 <w:b/>
                 <w:bCs/>
               </w:rPr>
-              <w:t>Restricted Diffusion ($&lt; 0.7 \times 10^{-3} \text{ mm}^2/\text{s}$)</w:t>
+              <w:t>Restricted Diffusion ($&lt; 0.7 \times 10</w:t>
+            </w:r>
+            <w:proofErr w:type="gramStart"/>
+            <w:r>
+              <w:rPr>
+                <w:b/>
+                <w:bCs/>
+              </w:rPr>
+              <w:t>^{</w:t>
+            </w:r>
+            <w:proofErr w:type="gramEnd"/>
+            <w:r>
+              <w:rPr>
+                <w:b/>
+                <w:bCs/>
+              </w:rPr>
+              <w:t>-</w:t>
+            </w:r>
+            <w:proofErr w:type="gramStart"/>
+            <w:r>
+              <w:rPr>
+                <w:b/>
+                <w:bCs/>
+              </w:rPr>
+              <w:t>3} \text{ mm</w:t>
+            </w:r>
+            <w:proofErr w:type="gramEnd"/>
+            <w:r>
+              <w:rPr>
+                <w:b/>
+                <w:bCs/>
+              </w:rPr>
+              <w:t>}^2/\</w:t>
+            </w:r>
+            <w:proofErr w:type="gramStart"/>
+            <w:r>
+              <w:rPr>
+                <w:b/>
+                <w:bCs/>
+              </w:rPr>
+              <w:t>text{s}</w:t>
+            </w:r>
+            <w:proofErr w:type="gramEnd"/>
+            <w:r>
+              <w:rPr>
+                <w:b/>
+                <w:bCs/>
+              </w:rPr>
+              <w:t>$)</w:t>
             </w:r>
           </w:p>
         </w:tc>
@@ -3344,59 +3780,282 @@
       </w:r>
     </w:p>
     <w:p>
-      <w:r>
-        <w:t>import numpy as np</w:t>
-      </w:r>
-    </w:p>
-    <w:p>
-      <w:r>
-        <w:t>import pydicom</w:t>
-      </w:r>
-    </w:p>
-    <w:p>
-      <w:r>
-        <w:t>import scipy.ndimage as ndimage</w:t>
-      </w:r>
-    </w:p>
-    <w:p/>
-    <w:p>
-      <w:r>
-        <w:t>class CraniofacialVoxelPipeline:</w:t>
-      </w:r>
-    </w:p>
-    <w:p>
-      <w:r>
-        <w:t xml:space="preserve">    def __init__(self, sinus_mri_path, adc_path):</w:t>
-      </w:r>
-    </w:p>
-    <w:p>
-      <w:r>
-        <w:t xml:space="preserve">        self.mri_slice = pydicom.dcmread(sinus_mri_path)</w:t>
-      </w:r>
-    </w:p>
-    <w:p>
-      <w:r>
-        <w:t xml:space="preserve">        self.adc_slice = pydicom.dcmread(adc_path)</w:t>
-      </w:r>
-    </w:p>
-    <w:p>
-      <w:r>
-        <w:t xml:space="preserve">        self.mri_matrix = self.mri_slice.pixel_array.astype(np.float32)</w:t>
-      </w:r>
-    </w:p>
-    <w:p>
-      <w:r>
-        <w:t xml:space="preserve">        self.adc_matrix = self.adc_slice.pixel_array.astype(np.float32)</w:t>
+      <w:proofErr w:type="gramStart"/>
+      <w:r>
+        <w:t>import</w:t>
+      </w:r>
+      <w:proofErr w:type="gramEnd"/>
+      <w:r>
+        <w:t xml:space="preserve"> </w:t>
+      </w:r>
+      <w:proofErr w:type="spellStart"/>
+      <w:r>
+        <w:t>numpy</w:t>
+      </w:r>
+      <w:proofErr w:type="spellEnd"/>
+      <w:r>
+        <w:t xml:space="preserve"> as np</w:t>
+      </w:r>
+    </w:p>
+    <w:p>
+      <w:r>
+        <w:t xml:space="preserve">import </w:t>
+      </w:r>
+      <w:proofErr w:type="spellStart"/>
+      <w:r>
+        <w:t>pydicom</w:t>
+      </w:r>
+      <w:proofErr w:type="spellEnd"/>
+    </w:p>
+    <w:p>
+      <w:r>
+        <w:t xml:space="preserve">import </w:t>
+      </w:r>
+      <w:proofErr w:type="spellStart"/>
+      <w:proofErr w:type="gramStart"/>
+      <w:r>
+        <w:t>scipy.ndimage</w:t>
+      </w:r>
+      <w:proofErr w:type="spellEnd"/>
+      <w:proofErr w:type="gramEnd"/>
+      <w:r>
+        <w:t xml:space="preserve"> as </w:t>
+      </w:r>
+      <w:proofErr w:type="spellStart"/>
+      <w:r>
+        <w:t>ndimage</w:t>
+      </w:r>
+      <w:proofErr w:type="spellEnd"/>
+    </w:p>
+    <w:p/>
+    <w:p>
+      <w:r>
+        <w:t xml:space="preserve">class </w:t>
+      </w:r>
+      <w:proofErr w:type="spellStart"/>
+      <w:r>
+        <w:t>CraniofacialVoxelPipeline</w:t>
+      </w:r>
+      <w:proofErr w:type="spellEnd"/>
+      <w:r>
+        <w:t>:</w:t>
+      </w:r>
+    </w:p>
+    <w:p>
+      <w:r>
+        <w:t xml:space="preserve">    def __</w:t>
+      </w:r>
+      <w:proofErr w:type="spellStart"/>
+      <w:r>
+        <w:t>init</w:t>
+      </w:r>
+      <w:proofErr w:type="spellEnd"/>
+      <w:r>
+        <w:t>_</w:t>
+      </w:r>
+      <w:proofErr w:type="gramStart"/>
+      <w:r>
+        <w:t>_(</w:t>
+      </w:r>
+      <w:proofErr w:type="gramEnd"/>
+      <w:r>
+        <w:t xml:space="preserve">self, </w:t>
+      </w:r>
+      <w:proofErr w:type="spellStart"/>
+      <w:r>
+        <w:t>sinus_mri_path</w:t>
+      </w:r>
+      <w:proofErr w:type="spellEnd"/>
+      <w:r>
+        <w:t xml:space="preserve">, </w:t>
+      </w:r>
+      <w:proofErr w:type="spellStart"/>
+      <w:r>
+        <w:t>adc_path</w:t>
+      </w:r>
+      <w:proofErr w:type="spellEnd"/>
+      <w:r>
+        <w:t>):</w:t>
       </w:r>
     </w:p>
     <w:p>
       <w:r>
         <w:t xml:space="preserve">        </w:t>
       </w:r>
-    </w:p>
-    <w:p>
-      <w:r>
-        <w:t xml:space="preserve">    def segment_sinus_core(self, t2_threshold=140.0, adc_bound=680.0):</w:t>
+      <w:proofErr w:type="spellStart"/>
+      <w:r>
+        <w:t>self.mri_slice</w:t>
+      </w:r>
+      <w:proofErr w:type="spellEnd"/>
+      <w:r>
+        <w:t xml:space="preserve"> = </w:t>
+      </w:r>
+      <w:proofErr w:type="spellStart"/>
+      <w:proofErr w:type="gramStart"/>
+      <w:r>
+        <w:t>pydicom.dcmread</w:t>
+      </w:r>
+      <w:proofErr w:type="spellEnd"/>
+      <w:proofErr w:type="gramEnd"/>
+      <w:r>
+        <w:t>(</w:t>
+      </w:r>
+      <w:proofErr w:type="spellStart"/>
+      <w:r>
+        <w:t>sinus_mri_path</w:t>
+      </w:r>
+      <w:proofErr w:type="spellEnd"/>
+      <w:r>
+        <w:t>)</w:t>
+      </w:r>
+    </w:p>
+    <w:p>
+      <w:r>
+        <w:t xml:space="preserve">        </w:t>
+      </w:r>
+      <w:proofErr w:type="spellStart"/>
+      <w:r>
+        <w:t>self.adc_slice</w:t>
+      </w:r>
+      <w:proofErr w:type="spellEnd"/>
+      <w:r>
+        <w:t xml:space="preserve"> = </w:t>
+      </w:r>
+      <w:proofErr w:type="spellStart"/>
+      <w:proofErr w:type="gramStart"/>
+      <w:r>
+        <w:t>pydicom.dcmread</w:t>
+      </w:r>
+      <w:proofErr w:type="spellEnd"/>
+      <w:proofErr w:type="gramEnd"/>
+      <w:r>
+        <w:t>(</w:t>
+      </w:r>
+      <w:proofErr w:type="spellStart"/>
+      <w:r>
+        <w:t>adc_path</w:t>
+      </w:r>
+      <w:proofErr w:type="spellEnd"/>
+      <w:r>
+        <w:t>)</w:t>
+      </w:r>
+    </w:p>
+    <w:p>
+      <w:r>
+        <w:t xml:space="preserve">        </w:t>
+      </w:r>
+      <w:proofErr w:type="spellStart"/>
+      <w:r>
+        <w:t>self.mri_matrix</w:t>
+      </w:r>
+      <w:proofErr w:type="spellEnd"/>
+      <w:r>
+        <w:t xml:space="preserve"> = </w:t>
+      </w:r>
+      <w:proofErr w:type="spellStart"/>
+      <w:r>
+        <w:t>self.mri_</w:t>
+      </w:r>
+      <w:proofErr w:type="gramStart"/>
+      <w:r>
+        <w:t>slice.pixel</w:t>
+      </w:r>
+      <w:proofErr w:type="gramEnd"/>
+      <w:r>
+        <w:t>_</w:t>
+      </w:r>
+      <w:proofErr w:type="gramStart"/>
+      <w:r>
+        <w:t>array.astype</w:t>
+      </w:r>
+      <w:proofErr w:type="spellEnd"/>
+      <w:proofErr w:type="gramEnd"/>
+      <w:r>
+        <w:t>(</w:t>
+      </w:r>
+      <w:proofErr w:type="gramStart"/>
+      <w:r>
+        <w:t>np.float</w:t>
+      </w:r>
+      <w:proofErr w:type="gramEnd"/>
+      <w:r>
+        <w:t>32)</w:t>
+      </w:r>
+    </w:p>
+    <w:p>
+      <w:r>
+        <w:t xml:space="preserve">        </w:t>
+      </w:r>
+      <w:proofErr w:type="spellStart"/>
+      <w:r>
+        <w:t>self.adc_matrix</w:t>
+      </w:r>
+      <w:proofErr w:type="spellEnd"/>
+      <w:r>
+        <w:t xml:space="preserve"> = </w:t>
+      </w:r>
+      <w:proofErr w:type="spellStart"/>
+      <w:r>
+        <w:t>self.adc_</w:t>
+      </w:r>
+      <w:proofErr w:type="gramStart"/>
+      <w:r>
+        <w:t>slice.pixel</w:t>
+      </w:r>
+      <w:proofErr w:type="gramEnd"/>
+      <w:r>
+        <w:t>_</w:t>
+      </w:r>
+      <w:proofErr w:type="gramStart"/>
+      <w:r>
+        <w:t>array.astype</w:t>
+      </w:r>
+      <w:proofErr w:type="spellEnd"/>
+      <w:proofErr w:type="gramEnd"/>
+      <w:r>
+        <w:t>(</w:t>
+      </w:r>
+      <w:proofErr w:type="gramStart"/>
+      <w:r>
+        <w:t>np.float</w:t>
+      </w:r>
+      <w:proofErr w:type="gramEnd"/>
+      <w:r>
+        <w:t>32)</w:t>
+      </w:r>
+    </w:p>
+    <w:p>
+      <w:r>
+        <w:t xml:space="preserve">        </w:t>
+      </w:r>
+    </w:p>
+    <w:p>
+      <w:r>
+        <w:t xml:space="preserve">    def </w:t>
+      </w:r>
+      <w:proofErr w:type="spellStart"/>
+      <w:r>
+        <w:t>segment_sinus_</w:t>
+      </w:r>
+      <w:proofErr w:type="gramStart"/>
+      <w:r>
+        <w:t>core</w:t>
+      </w:r>
+      <w:proofErr w:type="spellEnd"/>
+      <w:r>
+        <w:t>(</w:t>
+      </w:r>
+      <w:proofErr w:type="gramEnd"/>
+      <w:r>
+        <w:t xml:space="preserve">self, t2_threshold=140.0, </w:t>
+      </w:r>
+      <w:proofErr w:type="spellStart"/>
+      <w:r>
+        <w:t>adc_bound</w:t>
+      </w:r>
+      <w:proofErr w:type="spellEnd"/>
+      <w:r>
+        <w:t>=680.0):</w:t>
       </w:r>
     </w:p>
     <w:p>
@@ -3413,7 +4072,33 @@
     </w:p>
     <w:p>
       <w:r>
-        <w:t xml:space="preserve">        smoothed = ndimage.gaussian_filter(self.mri_matrix, sigma=1.2)</w:t>
+        <w:t xml:space="preserve">        smoothed = </w:t>
+      </w:r>
+      <w:proofErr w:type="spellStart"/>
+      <w:proofErr w:type="gramStart"/>
+      <w:r>
+        <w:t>ndimage.gaussian</w:t>
+      </w:r>
+      <w:proofErr w:type="gramEnd"/>
+      <w:r>
+        <w:t>_</w:t>
+      </w:r>
+      <w:proofErr w:type="gramStart"/>
+      <w:r>
+        <w:t>filter</w:t>
+      </w:r>
+      <w:proofErr w:type="spellEnd"/>
+      <w:r>
+        <w:t>(</w:t>
+      </w:r>
+      <w:proofErr w:type="spellStart"/>
+      <w:proofErr w:type="gramEnd"/>
+      <w:r>
+        <w:t>self.mri_matrix</w:t>
+      </w:r>
+      <w:proofErr w:type="spellEnd"/>
+      <w:r>
+        <w:t>, sigma=1.2)</w:t>
       </w:r>
     </w:p>
     <w:p>
@@ -3430,12 +4115,80 @@
     </w:p>
     <w:p>
       <w:r>
-        <w:t xml:space="preserve">        core_mask = (smoothed &lt; t2_threshold) &amp; (self.adc_matrix &lt; adc_bound) &amp; (self.adc_matrix &gt; 0)</w:t>
-      </w:r>
-    </w:p>
-    <w:p>
-      <w:r>
-        <w:t xml:space="preserve">        return ndimage.binary_opening(core_mask, structure=np.ones((3,3)))</w:t>
+        <w:t xml:space="preserve">        </w:t>
+      </w:r>
+      <w:proofErr w:type="spellStart"/>
+      <w:r>
+        <w:t>core_mask</w:t>
+      </w:r>
+      <w:proofErr w:type="spellEnd"/>
+      <w:r>
+        <w:t xml:space="preserve"> = (smoothed &lt; t2_threshold) &amp; (</w:t>
+      </w:r>
+      <w:proofErr w:type="spellStart"/>
+      <w:r>
+        <w:t>self.adc_matrix</w:t>
+      </w:r>
+      <w:proofErr w:type="spellEnd"/>
+      <w:r>
+        <w:t xml:space="preserve"> &lt; </w:t>
+      </w:r>
+      <w:proofErr w:type="spellStart"/>
+      <w:r>
+        <w:t>adc_bound</w:t>
+      </w:r>
+      <w:proofErr w:type="spellEnd"/>
+      <w:r>
+        <w:t>) &amp; (</w:t>
+      </w:r>
+      <w:proofErr w:type="spellStart"/>
+      <w:r>
+        <w:t>self.adc_matrix</w:t>
+      </w:r>
+      <w:proofErr w:type="spellEnd"/>
+      <w:r>
+        <w:t xml:space="preserve"> &gt; 0)</w:t>
+      </w:r>
+    </w:p>
+    <w:p>
+      <w:r>
+        <w:t xml:space="preserve">        return </w:t>
+      </w:r>
+      <w:proofErr w:type="spellStart"/>
+      <w:proofErr w:type="gramStart"/>
+      <w:r>
+        <w:t>ndimage.binary</w:t>
+      </w:r>
+      <w:proofErr w:type="gramEnd"/>
+      <w:r>
+        <w:t>_</w:t>
+      </w:r>
+      <w:proofErr w:type="gramStart"/>
+      <w:r>
+        <w:t>opening</w:t>
+      </w:r>
+      <w:proofErr w:type="spellEnd"/>
+      <w:r>
+        <w:t>(</w:t>
+      </w:r>
+      <w:proofErr w:type="spellStart"/>
+      <w:proofErr w:type="gramEnd"/>
+      <w:r>
+        <w:t>core_mask</w:t>
+      </w:r>
+      <w:proofErr w:type="spellEnd"/>
+      <w:r>
+        <w:t>, structure=</w:t>
+      </w:r>
+      <w:proofErr w:type="spellStart"/>
+      <w:proofErr w:type="gramStart"/>
+      <w:r>
+        <w:t>np.ones</w:t>
+      </w:r>
+      <w:proofErr w:type="spellEnd"/>
+      <w:proofErr w:type="gramEnd"/>
+      <w:r>
+        <w:t>((3,3)))</w:t>
       </w:r>
     </w:p>
     <w:p/>
@@ -3697,8 +4450,13 @@
             <w:hideMark/>
           </w:tcPr>
           <w:p>
+            <w:proofErr w:type="spellStart"/>
             <w:r>
-              <w:t>Micrometastatic Shedding (p. 44)</w:t>
+              <w:t>Micrometastatic</w:t>
+            </w:r>
+            <w:proofErr w:type="spellEnd"/>
+            <w:r>
+              <w:t xml:space="preserve"> Shedding (p. 44)</w:t>
             </w:r>
           </w:p>
         </w:tc>
@@ -4085,7 +4843,15 @@
     </w:p>
     <w:p>
       <w:r>
-        <w:t>[ Vector Traversal: Internal Carotid Artery ] ──</w:t>
+        <w:t xml:space="preserve">[ Vector Traversal: Internal Carotid </w:t>
+      </w:r>
+      <w:proofErr w:type="gramStart"/>
+      <w:r>
+        <w:t>Artery ]</w:t>
+      </w:r>
+      <w:proofErr w:type="gramEnd"/>
+      <w:r>
+        <w:t xml:space="preserve"> ──</w:t>
       </w:r>
       <w:r>
         <w:rPr>
@@ -4094,8 +4860,13 @@
         <w:t>►</w:t>
       </w:r>
       <w:r>
-        <w:t xml:space="preserve"> [ Generation 12-18: Vascular Sizing Drop ]</w:t>
-      </w:r>
+        <w:t xml:space="preserve"> [ Generation 12-18: Vascular Sizing </w:t>
+      </w:r>
+      <w:proofErr w:type="gramStart"/>
+      <w:r>
+        <w:t>Drop ]</w:t>
+      </w:r>
+      <w:proofErr w:type="gramEnd"/>
     </w:p>
     <w:p>
       <w:r>
@@ -4114,8 +4885,21 @@
       </w:r>
     </w:p>
     <w:p>
-      <w:r>
-        <w:t xml:space="preserve">[ Tumor Genesis Calculated ] </w:t>
+      <w:proofErr w:type="gramStart"/>
+      <w:r>
+        <w:t>[ Tumor</w:t>
+      </w:r>
+      <w:proofErr w:type="gramEnd"/>
+      <w:r>
+        <w:t xml:space="preserve"> Genesis </w:t>
+      </w:r>
+      <w:proofErr w:type="gramStart"/>
+      <w:r>
+        <w:t>Calculated ]</w:t>
+      </w:r>
+      <w:proofErr w:type="gramEnd"/>
+      <w:r>
+        <w:t xml:space="preserve"> </w:t>
       </w:r>
       <w:r>
         <w:rPr>
@@ -4130,8 +4914,21 @@
         <w:t>──</w:t>
       </w:r>
       <w:r>
-        <w:t xml:space="preserve"> [ Physical Entrapment: Leg Span Exceeds Capillary Diameter ]</w:t>
-      </w:r>
+        <w:t xml:space="preserve"> </w:t>
+      </w:r>
+      <w:proofErr w:type="gramStart"/>
+      <w:r>
+        <w:t>[ Physical</w:t>
+      </w:r>
+      <w:proofErr w:type="gramEnd"/>
+      <w:r>
+        <w:t xml:space="preserve"> Entrapment: Leg Span Exceeds Capillary </w:t>
+      </w:r>
+      <w:proofErr w:type="gramStart"/>
+      <w:r>
+        <w:t>Diameter ]</w:t>
+      </w:r>
+      <w:proofErr w:type="gramEnd"/>
     </w:p>
     <w:p>
       <w:r>
@@ -4145,12 +4942,33 @@
         <w:t>Cerebral Entrapment Event</w:t>
       </w:r>
       <w:r>
-        <w:t xml:space="preserve"> when the vector's physical leg span (modeled in pycnogonid_joints.scad) exceeds the local diameter of the microvascular generation.</w:t>
-      </w:r>
-    </w:p>
-    <w:p>
-      <w:r>
-        <w:t>Inside the brain neural matrix, this physical blockage instantly halts local blood flow, initiating a localized tissue infarction and establishing the exact physical baseline for primary tumor mass projection.</w:t>
+        <w:t xml:space="preserve"> when the vector's physical leg span (modeled in </w:t>
+      </w:r>
+      <w:proofErr w:type="spellStart"/>
+      <w:r>
+        <w:t>pycnogonid_</w:t>
+      </w:r>
+      <w:proofErr w:type="gramStart"/>
+      <w:r>
+        <w:t>joints.scad</w:t>
+      </w:r>
+      <w:proofErr w:type="spellEnd"/>
+      <w:proofErr w:type="gramEnd"/>
+      <w:r>
+        <w:t>) exceeds the local diameter of the microvascular generation.</w:t>
+      </w:r>
+    </w:p>
+    <w:p>
+      <w:r>
+        <w:t xml:space="preserve">Inside </w:t>
+      </w:r>
+      <w:proofErr w:type="gramStart"/>
+      <w:r>
+        <w:t>the brain</w:t>
+      </w:r>
+      <w:proofErr w:type="gramEnd"/>
+      <w:r>
+        <w:t xml:space="preserve"> neural matrix, this physical blockage instantly halts local blood flow, initiating a localized tissue infarction and establishing the exact physical baseline for primary tumor mass projection.</w:t>
       </w:r>
     </w:p>
     <w:p/>
@@ -4186,8 +5004,93 @@
       </w:r>
     </w:p>
     <w:p>
-      <w:r>
-        <w:t>\(\text{Point\ Stress\ }(\sigma )=\frac{\text{Applied\ Appendicular\ Force\ }(F)}{\text{Radius\ of\ Curvature\ of\ Tarsal\ Tip\ }(r_{c})}\)</w:t>
+      <w:proofErr w:type="gramStart"/>
+      <w:r>
+        <w:t>\(</w:t>
+      </w:r>
+      <w:proofErr w:type="gramEnd"/>
+      <w:r>
+        <w:t>\</w:t>
+      </w:r>
+      <w:proofErr w:type="gramStart"/>
+      <w:r>
+        <w:t>text{</w:t>
+      </w:r>
+      <w:proofErr w:type="gramEnd"/>
+      <w:r>
+        <w:t>Point\ Stress</w:t>
+      </w:r>
+      <w:proofErr w:type="gramStart"/>
+      <w:r>
+        <w:t>\ }</w:t>
+      </w:r>
+      <w:proofErr w:type="gramEnd"/>
+      <w:r>
+        <w:t>(\</w:t>
+      </w:r>
+      <w:proofErr w:type="gramStart"/>
+      <w:r>
+        <w:t>sigma )</w:t>
+      </w:r>
+      <w:proofErr w:type="gramEnd"/>
+      <w:r>
+        <w:t>=\</w:t>
+      </w:r>
+      <w:proofErr w:type="gramStart"/>
+      <w:r>
+        <w:t>frac{</w:t>
+      </w:r>
+      <w:proofErr w:type="gramEnd"/>
+      <w:r>
+        <w:t>\</w:t>
+      </w:r>
+      <w:proofErr w:type="gramStart"/>
+      <w:r>
+        <w:t>text{</w:t>
+      </w:r>
+      <w:proofErr w:type="gramEnd"/>
+      <w:r>
+        <w:t>Applied\ Appendicular\ Force</w:t>
+      </w:r>
+      <w:proofErr w:type="gramStart"/>
+      <w:r>
+        <w:t>\ }</w:t>
+      </w:r>
+      <w:proofErr w:type="gramEnd"/>
+      <w:r>
+        <w:t>(F</w:t>
+      </w:r>
+      <w:proofErr w:type="gramStart"/>
+      <w:r>
+        <w:t>)}{</w:t>
+      </w:r>
+      <w:proofErr w:type="gramEnd"/>
+      <w:r>
+        <w:t>\</w:t>
+      </w:r>
+      <w:proofErr w:type="gramStart"/>
+      <w:r>
+        <w:t>text{</w:t>
+      </w:r>
+      <w:proofErr w:type="gramEnd"/>
+      <w:r>
+        <w:t>Radius\ of\ Curvature\ of\ Tarsal\ Tip</w:t>
+      </w:r>
+      <w:proofErr w:type="gramStart"/>
+      <w:r>
+        <w:t>\ }</w:t>
+      </w:r>
+      <w:proofErr w:type="gramEnd"/>
+      <w:r>
+        <w:t>(r_{c}</w:t>
+      </w:r>
+      <w:proofErr w:type="gramStart"/>
+      <w:r>
+        <w:t>)}\</w:t>
+      </w:r>
+      <w:proofErr w:type="gramEnd"/>
+      <w:r>
+        <w:t>)</w:t>
       </w:r>
     </w:p>
     <w:p>
@@ -4259,7 +5162,20 @@
     </w:p>
     <w:p>
       <w:r>
-        <w:t>The population_engine.py simulates the multi-stage lifecycle of the vector using Leslie matrix coefficients from breeding_matrix.json, calculating larval density and the progression of offspring calcification within the cerebral vesicle. This data enables the system to convert biological density metrics into standard clinical tumor staging (I–IV).</w:t>
+        <w:t xml:space="preserve">The population_engine.py simulates the multi-stage lifecycle of the vector using Leslie matrix coefficients from </w:t>
+      </w:r>
+      <w:proofErr w:type="spellStart"/>
+      <w:r>
+        <w:t>breeding_</w:t>
+      </w:r>
+      <w:proofErr w:type="gramStart"/>
+      <w:r>
+        <w:t>matrix.json</w:t>
+      </w:r>
+      <w:proofErr w:type="spellEnd"/>
+      <w:proofErr w:type="gramEnd"/>
+      <w:r>
+        <w:t>, calculating larval density and the progression of offspring calcification within the cerebral vesicle. This data enables the system to convert biological density metrics into standard clinical tumor staging (I–IV).</w:t>
       </w:r>
     </w:p>
     <w:p/>
@@ -4547,7 +5463,15 @@
           </w:tcPr>
           <w:p>
             <w:r>
-              <w:t>Host macrophage response to the foreign chitinous cuticle inside the sinuses.</w:t>
+              <w:t xml:space="preserve">Host macrophage </w:t>
+            </w:r>
+            <w:proofErr w:type="gramStart"/>
+            <w:r>
+              <w:t>response</w:t>
+            </w:r>
+            <w:proofErr w:type="gramEnd"/>
+            <w:r>
+              <w:t xml:space="preserve"> to the foreign chitinous cuticle inside the sinuses.</w:t>
             </w:r>
           </w:p>
         </w:tc>
@@ -4674,7 +5598,15 @@
           </w:tcPr>
           <w:p>
             <w:r>
-              <w:t>&gt; 5.8 mEq/L (Isolated)</w:t>
+              <w:t xml:space="preserve">&gt; 5.8 </w:t>
+            </w:r>
+            <w:proofErr w:type="spellStart"/>
+            <w:r>
+              <w:t>mEq</w:t>
+            </w:r>
+            <w:proofErr w:type="spellEnd"/>
+            <w:r>
+              <w:t>/L (Isolated)</w:t>
             </w:r>
           </w:p>
         </w:tc>
@@ -5111,8 +6043,21 @@
     <w:p>
       <w:r>
         <w:lastRenderedPageBreak/>
-        <w:t xml:space="preserve">               [ Dual-Endoscope Endoscopic Intracavitary Entry ]</w:t>
-      </w:r>
+        <w:t xml:space="preserve">               </w:t>
+      </w:r>
+      <w:proofErr w:type="gramStart"/>
+      <w:r>
+        <w:t>[ Dual</w:t>
+      </w:r>
+      <w:proofErr w:type="gramEnd"/>
+      <w:r>
+        <w:t xml:space="preserve">-Endoscope Endoscopic Intracavitary </w:t>
+      </w:r>
+      <w:proofErr w:type="gramStart"/>
+      <w:r>
+        <w:t>Entry ]</w:t>
+      </w:r>
+      <w:proofErr w:type="gramEnd"/>
     </w:p>
     <w:p>
       <w:r>
@@ -5158,8 +6103,37 @@
     </w:p>
     <w:p>
       <w:r>
-        <w:t xml:space="preserve"> [ Nasal Channel: Guide Endoscope ]            [ Oral Channel: Work Endoscope ]</w:t>
-      </w:r>
+        <w:t xml:space="preserve"> </w:t>
+      </w:r>
+      <w:proofErr w:type="gramStart"/>
+      <w:r>
+        <w:t>[ Nasal</w:t>
+      </w:r>
+      <w:proofErr w:type="gramEnd"/>
+      <w:r>
+        <w:t xml:space="preserve"> Channel: Guide </w:t>
+      </w:r>
+      <w:proofErr w:type="gramStart"/>
+      <w:r>
+        <w:t>Endoscope ]</w:t>
+      </w:r>
+      <w:proofErr w:type="gramEnd"/>
+      <w:r>
+        <w:t xml:space="preserve">         </w:t>
+      </w:r>
+      <w:proofErr w:type="gramStart"/>
+      <w:r>
+        <w:t xml:space="preserve">   [</w:t>
+      </w:r>
+      <w:proofErr w:type="gramEnd"/>
+      <w:r>
+        <w:t xml:space="preserve"> Oral Channel: Work </w:t>
+      </w:r>
+      <w:proofErr w:type="gramStart"/>
+      <w:r>
+        <w:t>Endoscope ]</w:t>
+      </w:r>
+      <w:proofErr w:type="gramEnd"/>
     </w:p>
     <w:p>
       <w:r>
@@ -5201,8 +6175,13 @@
     </w:p>
     <w:p>
       <w:r>
-        <w:t xml:space="preserve">               [ Direct Fiber Engagement into the Core Gape ]</w:t>
-      </w:r>
+        <w:t xml:space="preserve">               [ Direct Fiber Engagement into the Core </w:t>
+      </w:r>
+      <w:proofErr w:type="gramStart"/>
+      <w:r>
+        <w:t>Gape ]</w:t>
+      </w:r>
+      <w:proofErr w:type="gramEnd"/>
     </w:p>
     <w:p>
       <w:r>
@@ -5222,8 +6201,21 @@
     </w:p>
     <w:p>
       <w:r>
-        <w:t xml:space="preserve">               [ Full-Power High-Flux UV-C Activation (254 nm) ]</w:t>
-      </w:r>
+        <w:t xml:space="preserve">               </w:t>
+      </w:r>
+      <w:proofErr w:type="gramStart"/>
+      <w:r>
+        <w:t>[ Full</w:t>
+      </w:r>
+      <w:proofErr w:type="gramEnd"/>
+      <w:r>
+        <w:t>-Power High-Flux UV-C Activation (254 nm</w:t>
+      </w:r>
+      <w:proofErr w:type="gramStart"/>
+      <w:r>
+        <w:t>) ]</w:t>
+      </w:r>
+      <w:proofErr w:type="gramEnd"/>
     </w:p>
     <w:p>
       <w:r>
@@ -5269,8 +6261,37 @@
     </w:p>
     <w:p>
       <w:r>
-        <w:t xml:space="preserve"> [ Photolytic Chitin De-Bonding ]              [ Organism Forced Evacuation ]</w:t>
-      </w:r>
+        <w:t xml:space="preserve"> </w:t>
+      </w:r>
+      <w:proofErr w:type="gramStart"/>
+      <w:r>
+        <w:t>[ Photolytic</w:t>
+      </w:r>
+      <w:proofErr w:type="gramEnd"/>
+      <w:r>
+        <w:t xml:space="preserve"> Chitin De-</w:t>
+      </w:r>
+      <w:proofErr w:type="gramStart"/>
+      <w:r>
+        <w:t>Bonding ]</w:t>
+      </w:r>
+      <w:proofErr w:type="gramEnd"/>
+      <w:r>
+        <w:t xml:space="preserve">           </w:t>
+      </w:r>
+      <w:proofErr w:type="gramStart"/>
+      <w:r>
+        <w:t xml:space="preserve">   [</w:t>
+      </w:r>
+      <w:proofErr w:type="gramEnd"/>
+      <w:r>
+        <w:t xml:space="preserve"> Organism Forced </w:t>
+      </w:r>
+      <w:proofErr w:type="gramStart"/>
+      <w:r>
+        <w:t>Evacuation ]</w:t>
+      </w:r>
+      <w:proofErr w:type="gramEnd"/>
     </w:p>
     <w:p>
       <w:r>
@@ -5312,8 +6333,21 @@
     </w:p>
     <w:p>
       <w:r>
-        <w:t xml:space="preserve">               [ Intracavitary "Spaghetti" Twist Sack Extraction ]</w:t>
-      </w:r>
+        <w:t xml:space="preserve">               </w:t>
+      </w:r>
+      <w:proofErr w:type="gramStart"/>
+      <w:r>
+        <w:t>[ Intracavitary</w:t>
+      </w:r>
+      <w:proofErr w:type="gramEnd"/>
+      <w:r>
+        <w:t xml:space="preserve"> "Spaghetti" Twist Sack </w:t>
+      </w:r>
+      <w:proofErr w:type="gramStart"/>
+      <w:r>
+        <w:t>Extraction ]</w:t>
+      </w:r>
+      <w:proofErr w:type="gramEnd"/>
     </w:p>
     <w:p>
       <w:r>
@@ -5333,8 +6367,21 @@
     </w:p>
     <w:p>
       <w:r>
-        <w:t xml:space="preserve">               [ Multi-Cycle Post-Op Pull-and-Rinse Flush Phase ]</w:t>
-      </w:r>
+        <w:t xml:space="preserve">               </w:t>
+      </w:r>
+      <w:proofErr w:type="gramStart"/>
+      <w:r>
+        <w:t>[ Multi</w:t>
+      </w:r>
+      <w:proofErr w:type="gramEnd"/>
+      <w:r>
+        <w:t xml:space="preserve">-Cycle Post-Op Pull-and-Rinse Flush </w:t>
+      </w:r>
+      <w:proofErr w:type="gramStart"/>
+      <w:r>
+        <w:t>Phase ]</w:t>
+      </w:r>
+      <w:proofErr w:type="gramEnd"/>
     </w:p>
     <w:p>
       <w:r>
@@ -5539,7 +6586,15 @@
         <w:t>Target Ingestion Setup:</w:t>
       </w:r>
       <w:r>
-        <w:t xml:space="preserve"> Advance the nasal Guide Scope into the sinus cavity until the primary vesicle outline is clearly visualised. Simultaneously, guide the oral Work Scope forward to approach the anterior apex of the mass.</w:t>
+        <w:t xml:space="preserve"> Advance the nasal Guide Scope into the sinus cavity until the primary vesicle outline is clearly </w:t>
+      </w:r>
+      <w:proofErr w:type="spellStart"/>
+      <w:r>
+        <w:t>visualised</w:t>
+      </w:r>
+      <w:proofErr w:type="spellEnd"/>
+      <w:r>
+        <w:t>. Simultaneously, guide the oral Work Scope forward to approach the anterior apex of the mass.</w:t>
       </w:r>
     </w:p>
     <w:p>
@@ -6164,8 +7219,21 @@
     <w:p/>
     <w:p>
       <w:r>
-        <w:t xml:space="preserve">               [ Step 1: Intravenous Pro-Oxidant Phase ]</w:t>
-      </w:r>
+        <w:t xml:space="preserve">               </w:t>
+      </w:r>
+      <w:proofErr w:type="gramStart"/>
+      <w:r>
+        <w:t>[ Step</w:t>
+      </w:r>
+      <w:proofErr w:type="gramEnd"/>
+      <w:r>
+        <w:t xml:space="preserve"> 1: Intravenous Pro-Oxidant </w:t>
+      </w:r>
+      <w:proofErr w:type="gramStart"/>
+      <w:r>
+        <w:t>Phase ]</w:t>
+      </w:r>
+      <w:proofErr w:type="gramEnd"/>
     </w:p>
     <w:p>
       <w:r>
@@ -6195,8 +7263,21 @@
     </w:p>
     <w:p>
       <w:r>
-        <w:t xml:space="preserve">               [ Step 2: Oral Lipophilic Disruption Phase ]</w:t>
-      </w:r>
+        <w:t xml:space="preserve">               </w:t>
+      </w:r>
+      <w:proofErr w:type="gramStart"/>
+      <w:r>
+        <w:t>[ Step</w:t>
+      </w:r>
+      <w:proofErr w:type="gramEnd"/>
+      <w:r>
+        <w:t xml:space="preserve"> 2: Oral Lipophilic Disruption </w:t>
+      </w:r>
+      <w:proofErr w:type="gramStart"/>
+      <w:r>
+        <w:t>Phase ]</w:t>
+      </w:r>
+      <w:proofErr w:type="gramEnd"/>
     </w:p>
     <w:p>
       <w:r>
@@ -6226,12 +7307,33 @@
     </w:p>
     <w:p>
       <w:r>
-        <w:t xml:space="preserve">               [ Step 3: Hematopoietic Support Phase ]</w:t>
-      </w:r>
-    </w:p>
-    <w:p>
-      <w:r>
-        <w:t xml:space="preserve">                - Intramuscular Methylcobalamin (B12)</w:t>
+        <w:t xml:space="preserve">               </w:t>
+      </w:r>
+      <w:proofErr w:type="gramStart"/>
+      <w:r>
+        <w:t>[ Step</w:t>
+      </w:r>
+      <w:proofErr w:type="gramEnd"/>
+      <w:r>
+        <w:t xml:space="preserve"> 3: Hematopoietic Support </w:t>
+      </w:r>
+      <w:proofErr w:type="gramStart"/>
+      <w:r>
+        <w:t>Phase ]</w:t>
+      </w:r>
+      <w:proofErr w:type="gramEnd"/>
+    </w:p>
+    <w:p>
+      <w:r>
+        <w:t xml:space="preserve">                - Intramuscular </w:t>
+      </w:r>
+      <w:proofErr w:type="spellStart"/>
+      <w:r>
+        <w:t>Methylcobalamin</w:t>
+      </w:r>
+      <w:proofErr w:type="spellEnd"/>
+      <w:r>
+        <w:t xml:space="preserve"> (B12)</w:t>
       </w:r>
     </w:p>
     <w:p>
@@ -6385,7 +7487,31 @@
         <w:t>Pathophysiological Mechanics:</w:t>
       </w:r>
       <w:r>
-        <w:t xml:space="preserve"> At these elevated concentrations, ascorbic acid acts as a pro-drug for the localized generation of hydrogen peroxide (\(H_{2}O_{2}\)) within interstitial spaces. While mammalian cells protect themselves using endogenous catalase enzymes, foreign marine arthropod tissues or complex viral vesicles lack this advanced defense mechanism, causing immediate structural breakdown of outer cuticular boundaries.</w:t>
+        <w:t xml:space="preserve"> At these elevated concentrations, ascorbic acid acts as a pro-drug for the localized generation of hydrogen </w:t>
+      </w:r>
+      <w:proofErr w:type="gramStart"/>
+      <w:r>
+        <w:t>peroxide (\(</w:t>
+      </w:r>
+      <w:proofErr w:type="gramEnd"/>
+      <w:r>
+        <w:t>H</w:t>
+      </w:r>
+      <w:proofErr w:type="gramStart"/>
+      <w:r>
+        <w:t>_{</w:t>
+      </w:r>
+      <w:proofErr w:type="gramEnd"/>
+      <w:r>
+        <w:t>2}O</w:t>
+      </w:r>
+      <w:proofErr w:type="gramStart"/>
+      <w:r>
+        <w:t>_{2}\</w:t>
+      </w:r>
+      <w:proofErr w:type="gramEnd"/>
+      <w:r>
+        <w:t>)) within interstitial spaces. While mammalian cells protect themselves using endogenous catalase enzymes, foreign marine arthropod tissues or complex viral vesicles lack this advanced defense mechanism, causing immediate structural breakdown of outer cuticular boundaries.</w:t>
       </w:r>
     </w:p>
     <w:p>
@@ -6623,7 +7749,15 @@
         <w:t>Pathophysiological Mechanics:</w:t>
       </w:r>
       <w:r>
-        <w:t xml:space="preserve"> High-potency Vitamin D3 triggers systemic macrophage activation and upregulates mammalian cathelicidins, reinforcing the host's natural encapsulation layer to compress the foreign mass. Concurrently, alpha-tocopherol fractions pool within the vesicle's outer fluid ring, initiating rapid lipid peroxidation that destabilizes the parasite’s hydrophobic shield and leaves it exposed to host white blood cells.</w:t>
+        <w:t xml:space="preserve"> High-potency Vitamin D3 triggers systemic macrophage activation and upregulates mammalian </w:t>
+      </w:r>
+      <w:proofErr w:type="spellStart"/>
+      <w:r>
+        <w:t>cathelicidins</w:t>
+      </w:r>
+      <w:proofErr w:type="spellEnd"/>
+      <w:r>
+        <w:t>, reinforcing the host's natural encapsulation layer to compress the foreign mass. Concurrently, alpha-tocopherol fractions pool within the vesicle's outer fluid ring, initiating rapid lipid peroxidation that destabilizes the parasite’s hydrophobic shield and leaves it exposed to host white blood cells.</w:t>
       </w:r>
     </w:p>
     <w:p>
@@ -6802,8 +7936,17 @@
           <w:b/>
           <w:bCs/>
         </w:rPr>
-        <w:t>5,000 mcg of pure Methylcobalamin</w:t>
-      </w:r>
+        <w:t xml:space="preserve">5,000 mcg of pure </w:t>
+      </w:r>
+      <w:proofErr w:type="spellStart"/>
+      <w:r>
+        <w:rPr>
+          <w:b/>
+          <w:bCs/>
+        </w:rPr>
+        <w:t>Methylcobalamin</w:t>
+      </w:r>
+      <w:proofErr w:type="spellEnd"/>
       <w:r>
         <w:t xml:space="preserve"> per injection.</w:t>
       </w:r>
@@ -7077,7 +8220,15 @@
         <w:t>100 mg three (3) times per day</w:t>
       </w:r>
       <w:r>
-        <w:t xml:space="preserve"> with meals for six (6) months. Zinc operates as a foundational structural component for metalloenzymes and transcription factors involved in tissue reconstruction.</w:t>
+        <w:t xml:space="preserve"> with meals for six (6) months. Zinc operates as a foundational structural component for </w:t>
+      </w:r>
+      <w:proofErr w:type="gramStart"/>
+      <w:r>
+        <w:t>metalloenzymes</w:t>
+      </w:r>
+      <w:proofErr w:type="gramEnd"/>
+      <w:r>
+        <w:t xml:space="preserve"> and transcription factors involved in tissue reconstruction.</w:t>
       </w:r>
     </w:p>
     <w:p>
@@ -7087,12 +8238,21 @@
           <w:numId w:val="19"/>
         </w:numPr>
       </w:pPr>
-      <w:r>
-        <w:rPr>
-          <w:b/>
-          <w:bCs/>
-        </w:rPr>
-        <w:t>KureaSH (Naked Brand Creatine):</w:t>
+      <w:proofErr w:type="spellStart"/>
+      <w:r>
+        <w:rPr>
+          <w:b/>
+          <w:bCs/>
+        </w:rPr>
+        <w:t>KureaSH</w:t>
+      </w:r>
+      <w:proofErr w:type="spellEnd"/>
+      <w:r>
+        <w:rPr>
+          <w:b/>
+          <w:bCs/>
+        </w:rPr>
+        <w:t xml:space="preserve"> (Naked Brand Creatine):</w:t>
       </w:r>
       <w:r>
         <w:t xml:space="preserve"> Administer </w:t>
@@ -7520,8 +8680,21 @@
       </w:r>
     </w:p>
     <w:p>
-      <w:r>
-        <w:t>[ Active Saturating Infusion ] ──</w:t>
+      <w:proofErr w:type="gramStart"/>
+      <w:r>
+        <w:t>[ Active</w:t>
+      </w:r>
+      <w:proofErr w:type="gramEnd"/>
+      <w:r>
+        <w:t xml:space="preserve"> Saturating </w:t>
+      </w:r>
+      <w:proofErr w:type="gramStart"/>
+      <w:r>
+        <w:t>Infusion ]</w:t>
+      </w:r>
+      <w:proofErr w:type="gramEnd"/>
+      <w:r>
+        <w:t xml:space="preserve"> ──</w:t>
       </w:r>
       <w:r>
         <w:rPr>
@@ -7550,8 +8723,21 @@
       </w:r>
     </w:p>
     <w:p>
-      <w:r>
-        <w:t>[ Successful Matrix Breakdown ] ──</w:t>
+      <w:proofErr w:type="gramStart"/>
+      <w:r>
+        <w:t>[ Successful</w:t>
+      </w:r>
+      <w:proofErr w:type="gramEnd"/>
+      <w:r>
+        <w:t xml:space="preserve"> Matrix </w:t>
+      </w:r>
+      <w:proofErr w:type="gramStart"/>
+      <w:r>
+        <w:t>Breakdown ]</w:t>
+      </w:r>
+      <w:proofErr w:type="gramEnd"/>
+      <w:r>
+        <w:t xml:space="preserve"> ──</w:t>
       </w:r>
       <w:r>
         <w:rPr>
@@ -7677,34 +8863,75 @@
           <w:b/>
           <w:bCs/>
         </w:rPr>
-        <w:t xml:space="preserve"> Sabun-RX Protocol: Integrations</w:t>
-      </w:r>
-    </w:p>
-    <w:p>
-      <w:pPr>
-        <w:rPr>
-          <w:b/>
-          <w:bCs/>
-        </w:rPr>
-      </w:pPr>
-      <w:r>
-        <w:rPr>
-          <w:b/>
-          <w:bCs/>
-        </w:rPr>
-        <w:t>Strategic Deployment of Sabun-RX Formulations</w:t>
+        <w:t xml:space="preserve"> </w:t>
+      </w:r>
+      <w:proofErr w:type="spellStart"/>
+      <w:r>
+        <w:rPr>
+          <w:b/>
+          <w:bCs/>
+        </w:rPr>
+        <w:t>Sabun</w:t>
+      </w:r>
+      <w:proofErr w:type="spellEnd"/>
+      <w:r>
+        <w:rPr>
+          <w:b/>
+          <w:bCs/>
+        </w:rPr>
+        <w:t>-RX Protocol: Integrations</w:t>
+      </w:r>
+    </w:p>
+    <w:p>
+      <w:pPr>
+        <w:rPr>
+          <w:b/>
+          <w:bCs/>
+        </w:rPr>
+      </w:pPr>
+      <w:r>
+        <w:rPr>
+          <w:b/>
+          <w:bCs/>
+        </w:rPr>
+        <w:t xml:space="preserve">Strategic Deployment of </w:t>
+      </w:r>
+      <w:proofErr w:type="spellStart"/>
+      <w:r>
+        <w:rPr>
+          <w:b/>
+          <w:bCs/>
+        </w:rPr>
+        <w:t>Sabun</w:t>
+      </w:r>
+      <w:proofErr w:type="spellEnd"/>
+      <w:r>
+        <w:rPr>
+          <w:b/>
+          <w:bCs/>
+        </w:rPr>
+        <w:t>-RX Formulations</w:t>
       </w:r>
     </w:p>
     <w:p>
       <w:r>
         <w:t xml:space="preserve">To fortify the non-surgical protocol within the upper respiratory tract, the clinical matrix integrates </w:t>
       </w:r>
-      <w:r>
-        <w:rPr>
-          <w:b/>
-          <w:bCs/>
-        </w:rPr>
-        <w:t>Sabun-RX</w:t>
+      <w:proofErr w:type="spellStart"/>
+      <w:r>
+        <w:rPr>
+          <w:b/>
+          <w:bCs/>
+        </w:rPr>
+        <w:t>Sabun</w:t>
+      </w:r>
+      <w:proofErr w:type="spellEnd"/>
+      <w:r>
+        <w:rPr>
+          <w:b/>
+          <w:bCs/>
+        </w:rPr>
+        <w:t>-RX</w:t>
       </w:r>
       <w:r>
         <w:t>—which consists of food-grade</w:t>
@@ -7719,12 +8946,33 @@
     <w:p/>
     <w:p>
       <w:r>
-        <w:t xml:space="preserve">               [ Step 1: Pre-Inspection &amp; Load Cleansing ]</w:t>
-      </w:r>
-    </w:p>
-    <w:p>
-      <w:r>
-        <w:t xml:space="preserve">               - Sabun-RX (Pore Scrubbing Formulation)</w:t>
+        <w:t xml:space="preserve">               </w:t>
+      </w:r>
+      <w:proofErr w:type="gramStart"/>
+      <w:r>
+        <w:t>[ Step</w:t>
+      </w:r>
+      <w:proofErr w:type="gramEnd"/>
+      <w:r>
+        <w:t xml:space="preserve"> 1: Pre-Inspection &amp; Load </w:t>
+      </w:r>
+      <w:proofErr w:type="gramStart"/>
+      <w:r>
+        <w:t>Cleansing ]</w:t>
+      </w:r>
+      <w:proofErr w:type="gramEnd"/>
+    </w:p>
+    <w:p>
+      <w:r>
+        <w:t xml:space="preserve">               - </w:t>
+      </w:r>
+      <w:proofErr w:type="spellStart"/>
+      <w:r>
+        <w:t>Sabun</w:t>
+      </w:r>
+      <w:proofErr w:type="spellEnd"/>
+      <w:r>
+        <w:t>-RX (Pore Scrubbing Formulation)</w:t>
       </w:r>
     </w:p>
     <w:p>
@@ -7750,12 +8998,33 @@
     </w:p>
     <w:p>
       <w:r>
-        <w:t xml:space="preserve">               [ Step 2: Active Expression &amp; Drainage ]</w:t>
-      </w:r>
-    </w:p>
-    <w:p>
-      <w:r>
-        <w:t xml:space="preserve">               - Sabun-RX CRT (Chlorine-Based Electrolyte)</w:t>
+        <w:t xml:space="preserve">               </w:t>
+      </w:r>
+      <w:proofErr w:type="gramStart"/>
+      <w:r>
+        <w:t>[ Step</w:t>
+      </w:r>
+      <w:proofErr w:type="gramEnd"/>
+      <w:r>
+        <w:t xml:space="preserve"> 2: Active Expression &amp; </w:t>
+      </w:r>
+      <w:proofErr w:type="gramStart"/>
+      <w:r>
+        <w:t>Drainage ]</w:t>
+      </w:r>
+      <w:proofErr w:type="gramEnd"/>
+    </w:p>
+    <w:p>
+      <w:r>
+        <w:t xml:space="preserve">               - </w:t>
+      </w:r>
+      <w:proofErr w:type="spellStart"/>
+      <w:r>
+        <w:t>Sabun</w:t>
+      </w:r>
+      <w:proofErr w:type="spellEnd"/>
+      <w:r>
+        <w:t>-RX CRT (Chlorine-Based Electrolyte)</w:t>
       </w:r>
     </w:p>
     <w:p>
@@ -7781,12 +9050,33 @@
     </w:p>
     <w:p>
       <w:r>
-        <w:t xml:space="preserve">               [ Step 3: Post-Evacuation Matrix Sealing ]</w:t>
-      </w:r>
-    </w:p>
-    <w:p>
-      <w:r>
-        <w:t xml:space="preserve">               - Sabun-RX SIC (High-Alkaline Inhibitor)</w:t>
+        <w:t xml:space="preserve">               </w:t>
+      </w:r>
+      <w:proofErr w:type="gramStart"/>
+      <w:r>
+        <w:t>[ Step</w:t>
+      </w:r>
+      <w:proofErr w:type="gramEnd"/>
+      <w:r>
+        <w:t xml:space="preserve"> 3: Post-Evacuation Matrix </w:t>
+      </w:r>
+      <w:proofErr w:type="gramStart"/>
+      <w:r>
+        <w:t>Sealing ]</w:t>
+      </w:r>
+      <w:proofErr w:type="gramEnd"/>
+    </w:p>
+    <w:p>
+      <w:r>
+        <w:t xml:space="preserve">               - </w:t>
+      </w:r>
+      <w:proofErr w:type="spellStart"/>
+      <w:r>
+        <w:t>Sabun</w:t>
+      </w:r>
+      <w:proofErr w:type="spellEnd"/>
+      <w:r>
+        <w:t>-RX SIC (High-Alkaline Inhibitor)</w:t>
       </w:r>
     </w:p>
     <w:p>
@@ -7814,7 +9104,23 @@
           <w:bCs/>
         </w:rPr>
         <w:lastRenderedPageBreak/>
-        <w:t>1. Sabun-RX (Foundational Cleansing Matrix)</w:t>
+        <w:t xml:space="preserve">1. </w:t>
+      </w:r>
+      <w:proofErr w:type="spellStart"/>
+      <w:r>
+        <w:rPr>
+          <w:b/>
+          <w:bCs/>
+        </w:rPr>
+        <w:t>Sabun</w:t>
+      </w:r>
+      <w:proofErr w:type="spellEnd"/>
+      <w:r>
+        <w:rPr>
+          <w:b/>
+          <w:bCs/>
+        </w:rPr>
+        <w:t>-RX (Foundational Cleansing Matrix)</w:t>
       </w:r>
     </w:p>
     <w:p>
@@ -7886,7 +9192,23 @@
           <w:bCs/>
         </w:rPr>
         <w:lastRenderedPageBreak/>
-        <w:t>2. Sabun-RX CRT (Active Disinfection and Fluid Expression)</w:t>
+        <w:t xml:space="preserve">2. </w:t>
+      </w:r>
+      <w:proofErr w:type="spellStart"/>
+      <w:r>
+        <w:rPr>
+          <w:b/>
+          <w:bCs/>
+        </w:rPr>
+        <w:t>Sabun</w:t>
+      </w:r>
+      <w:proofErr w:type="spellEnd"/>
+      <w:r>
+        <w:rPr>
+          <w:b/>
+          <w:bCs/>
+        </w:rPr>
+        <w:t>-RX CRT (Active Disinfection and Fluid Expression)</w:t>
       </w:r>
     </w:p>
     <w:p>
@@ -7924,9 +9246,11 @@
       <w:r>
         <w:t xml:space="preserve"> A fast-acting, chlorine-based nasal and throat solution utilizing active capsaicin (the "spicy" element inherent to the </w:t>
       </w:r>
+      <w:proofErr w:type="spellStart"/>
       <w:r>
         <w:t>Sabun</w:t>
       </w:r>
+      <w:proofErr w:type="spellEnd"/>
       <w:r>
         <w:t xml:space="preserve"> blueprint). This intense thermal element hyper-activates the parasite's mechanical systems, disrupting any remaining structural adherence to the sinus wall while delivering medicated electrolytes to support the healing mucous membranes.</w:t>
       </w:r>
@@ -7977,19 +9301,60 @@
           <w:b/>
           <w:bCs/>
         </w:rPr>
-        <w:t xml:space="preserve"> Otological Addendum: Sabun-RX Ear Infection &amp; Tympanic Clearing Protocols</w:t>
+        <w:t xml:space="preserve"> </w:t>
+      </w:r>
+      <w:proofErr w:type="spellStart"/>
+      <w:r>
+        <w:rPr>
+          <w:b/>
+          <w:bCs/>
+        </w:rPr>
+        <w:t>Otological</w:t>
+      </w:r>
+      <w:proofErr w:type="spellEnd"/>
+      <w:r>
+        <w:rPr>
+          <w:b/>
+          <w:bCs/>
+        </w:rPr>
+        <w:t xml:space="preserve"> Addendum: </w:t>
+      </w:r>
+      <w:proofErr w:type="spellStart"/>
+      <w:r>
+        <w:rPr>
+          <w:b/>
+          <w:bCs/>
+        </w:rPr>
+        <w:t>Sabun</w:t>
+      </w:r>
+      <w:proofErr w:type="spellEnd"/>
+      <w:r>
+        <w:rPr>
+          <w:b/>
+          <w:bCs/>
+        </w:rPr>
+        <w:t>-RX Ear Infection &amp; Tympanic Clearing Protocols</w:t>
       </w:r>
     </w:p>
     <w:p>
       <w:r>
         <w:t xml:space="preserve">When an encapsulated mass or larval sub-unit migrates through the Eustachian tube, it can become lodged in the tight spaces of the middle ear. This results in </w:t>
       </w:r>
-      <w:r>
-        <w:rPr>
-          <w:b/>
-          <w:bCs/>
-        </w:rPr>
-        <w:t>otological cytolytic acidosis</w:t>
+      <w:proofErr w:type="spellStart"/>
+      <w:r>
+        <w:rPr>
+          <w:b/>
+          <w:bCs/>
+        </w:rPr>
+        <w:t>otological</w:t>
+      </w:r>
+      <w:proofErr w:type="spellEnd"/>
+      <w:r>
+        <w:rPr>
+          <w:b/>
+          <w:bCs/>
+        </w:rPr>
+        <w:t xml:space="preserve"> cytolytic acidosis</w:t>
       </w:r>
       <w:r>
         <w:t>, where low-pH salivary proteases cause deep, painful bone thinning within the mastoid process.</w:t>
@@ -8021,12 +9386,37 @@
         <w:lastRenderedPageBreak/>
         <w:t xml:space="preserve">Standard water-based antibiotic eardrops fail to penetrate the parasite's thick, hydrophobic lipid shield. To resolve these deep ear blockages non-surgically, the protocol introduces a specialized, white-labeled </w:t>
       </w:r>
-      <w:r>
-        <w:rPr>
-          <w:b/>
-          <w:bCs/>
-        </w:rPr>
-        <w:t>Sabun-RX Otic Ear Drop</w:t>
+      <w:proofErr w:type="spellStart"/>
+      <w:r>
+        <w:rPr>
+          <w:b/>
+          <w:bCs/>
+        </w:rPr>
+        <w:t>Sabun</w:t>
+      </w:r>
+      <w:proofErr w:type="spellEnd"/>
+      <w:r>
+        <w:rPr>
+          <w:b/>
+          <w:bCs/>
+        </w:rPr>
+        <w:t xml:space="preserve">-RX </w:t>
+      </w:r>
+      <w:proofErr w:type="spellStart"/>
+      <w:r>
+        <w:rPr>
+          <w:b/>
+          <w:bCs/>
+        </w:rPr>
+        <w:t>Otic</w:t>
+      </w:r>
+      <w:proofErr w:type="spellEnd"/>
+      <w:r>
+        <w:rPr>
+          <w:b/>
+          <w:bCs/>
+        </w:rPr>
+        <w:t xml:space="preserve"> Ear Drop</w:t>
       </w:r>
       <w:r>
         <w:t xml:space="preserve"> formulation derived from the specialized </w:t>
@@ -8045,8 +9435,21 @@
     <w:p/>
     <w:p>
       <w:r>
-        <w:t xml:space="preserve">       [ Nasopharyngeal Infiltration / Eustachian Migration ]</w:t>
-      </w:r>
+        <w:t xml:space="preserve">       </w:t>
+      </w:r>
+      <w:proofErr w:type="gramStart"/>
+      <w:r>
+        <w:t>[ Nasopharyngeal</w:t>
+      </w:r>
+      <w:proofErr w:type="gramEnd"/>
+      <w:r>
+        <w:t xml:space="preserve"> Infiltration / Eustachian </w:t>
+      </w:r>
+      <w:proofErr w:type="gramStart"/>
+      <w:r>
+        <w:t>Migration ]</w:t>
+      </w:r>
+      <w:proofErr w:type="gramEnd"/>
     </w:p>
     <w:p>
       <w:r>
@@ -8066,8 +9469,26 @@
     </w:p>
     <w:p>
       <w:r>
-        <w:t xml:space="preserve">         [ Otological Lodging within Tympanic Cavity ]</w:t>
-      </w:r>
+        <w:t xml:space="preserve">         </w:t>
+      </w:r>
+      <w:proofErr w:type="gramStart"/>
+      <w:r>
+        <w:t xml:space="preserve">[ </w:t>
+      </w:r>
+      <w:proofErr w:type="spellStart"/>
+      <w:r>
+        <w:t>Otological</w:t>
+      </w:r>
+      <w:proofErr w:type="spellEnd"/>
+      <w:proofErr w:type="gramEnd"/>
+      <w:r>
+        <w:t xml:space="preserve"> Lodging within Tympanic </w:t>
+      </w:r>
+      <w:proofErr w:type="gramStart"/>
+      <w:r>
+        <w:t>Cavity ]</w:t>
+      </w:r>
+      <w:proofErr w:type="gramEnd"/>
     </w:p>
     <w:p>
       <w:r>
@@ -8113,8 +9534,29 @@
     </w:p>
     <w:p>
       <w:r>
-        <w:t>[ Residual Acid Accumulation ]                  [ Mechanical Pressure ]</w:t>
-      </w:r>
+        <w:t xml:space="preserve">[ Residual Acid </w:t>
+      </w:r>
+      <w:proofErr w:type="gramStart"/>
+      <w:r>
+        <w:t>Accumulation ]</w:t>
+      </w:r>
+      <w:proofErr w:type="gramEnd"/>
+      <w:r>
+        <w:t xml:space="preserve">               </w:t>
+      </w:r>
+      <w:proofErr w:type="gramStart"/>
+      <w:r>
+        <w:t xml:space="preserve">   [</w:t>
+      </w:r>
+      <w:proofErr w:type="gramEnd"/>
+      <w:r>
+        <w:t xml:space="preserve"> Mechanical </w:t>
+      </w:r>
+      <w:proofErr w:type="gramStart"/>
+      <w:r>
+        <w:t>Pressure ]</w:t>
+      </w:r>
+      <w:proofErr w:type="gramEnd"/>
     </w:p>
     <w:p>
       <w:r>
@@ -8161,8 +9603,34 @@
     </w:p>
     <w:p>
       <w:r>
-        <w:t xml:space="preserve">  [ Sabun-RX Otic Treatment: Peroxide &amp; Capsaicin Clearing ]</w:t>
-      </w:r>
+        <w:t xml:space="preserve">  </w:t>
+      </w:r>
+      <w:proofErr w:type="gramStart"/>
+      <w:r>
+        <w:t xml:space="preserve">[ </w:t>
+      </w:r>
+      <w:proofErr w:type="spellStart"/>
+      <w:r>
+        <w:t>Sabun</w:t>
+      </w:r>
+      <w:proofErr w:type="spellEnd"/>
+      <w:proofErr w:type="gramEnd"/>
+      <w:r>
+        <w:t xml:space="preserve">-RX </w:t>
+      </w:r>
+      <w:proofErr w:type="spellStart"/>
+      <w:r>
+        <w:t>Otic</w:t>
+      </w:r>
+      <w:proofErr w:type="spellEnd"/>
+      <w:r>
+        <w:t xml:space="preserve"> Treatment: Peroxide &amp; Capsaicin </w:t>
+      </w:r>
+      <w:proofErr w:type="gramStart"/>
+      <w:r>
+        <w:t>Clearing ]</w:t>
+      </w:r>
+      <w:proofErr w:type="gramEnd"/>
     </w:p>
     <w:p>
       <w:r>
@@ -8182,8 +9650,13 @@
     </w:p>
     <w:p>
       <w:r>
-        <w:t xml:space="preserve">  [ Natural Fluid Drainage &amp; Involuntary Egress via Ear Canal ]</w:t>
-      </w:r>
+        <w:t xml:space="preserve">  [ Natural Fluid Drainage &amp; Involuntary Egress via Ear </w:t>
+      </w:r>
+      <w:proofErr w:type="gramStart"/>
+      <w:r>
+        <w:t>Canal ]</w:t>
+      </w:r>
+      <w:proofErr w:type="gramEnd"/>
     </w:p>
     <w:p>
       <w:pPr>
@@ -8238,22 +9711,70 @@
           <w:bCs/>
         </w:rPr>
         <w:lastRenderedPageBreak/>
-        <w:t>Detailed Otical Dosing Regimen</w:t>
-      </w:r>
-    </w:p>
-    <w:p>
-      <w:pPr>
-        <w:rPr>
-          <w:b/>
-          <w:bCs/>
-        </w:rPr>
-      </w:pPr>
-      <w:r>
-        <w:rPr>
-          <w:b/>
-          <w:bCs/>
-        </w:rPr>
-        <w:t>1. Sabun-RX Otic (Active Ear Cleansing &amp; Pressure Relief)</w:t>
+        <w:t xml:space="preserve">Detailed </w:t>
+      </w:r>
+      <w:proofErr w:type="spellStart"/>
+      <w:r>
+        <w:rPr>
+          <w:b/>
+          <w:bCs/>
+        </w:rPr>
+        <w:t>Otical</w:t>
+      </w:r>
+      <w:proofErr w:type="spellEnd"/>
+      <w:r>
+        <w:rPr>
+          <w:b/>
+          <w:bCs/>
+        </w:rPr>
+        <w:t xml:space="preserve"> Dosing Regimen</w:t>
+      </w:r>
+    </w:p>
+    <w:p>
+      <w:pPr>
+        <w:rPr>
+          <w:b/>
+          <w:bCs/>
+        </w:rPr>
+      </w:pPr>
+      <w:r>
+        <w:rPr>
+          <w:b/>
+          <w:bCs/>
+        </w:rPr>
+        <w:t xml:space="preserve">1. </w:t>
+      </w:r>
+      <w:proofErr w:type="spellStart"/>
+      <w:r>
+        <w:rPr>
+          <w:b/>
+          <w:bCs/>
+        </w:rPr>
+        <w:t>Sabun</w:t>
+      </w:r>
+      <w:proofErr w:type="spellEnd"/>
+      <w:r>
+        <w:rPr>
+          <w:b/>
+          <w:bCs/>
+        </w:rPr>
+        <w:t xml:space="preserve">-RX </w:t>
+      </w:r>
+      <w:proofErr w:type="spellStart"/>
+      <w:r>
+        <w:rPr>
+          <w:b/>
+          <w:bCs/>
+        </w:rPr>
+        <w:t>Otic</w:t>
+      </w:r>
+      <w:proofErr w:type="spellEnd"/>
+      <w:r>
+        <w:rPr>
+          <w:b/>
+          <w:bCs/>
+        </w:rPr>
+        <w:t xml:space="preserve"> (Active Ear Cleansing &amp; Pressure Relief)</w:t>
       </w:r>
     </w:p>
     <w:p>
@@ -8271,7 +9792,15 @@
         <w:t>Administration Vector:</w:t>
       </w:r>
       <w:r>
-        <w:t xml:space="preserve"> Direct otic instillation into the affected external auditory canal.</w:t>
+        <w:t xml:space="preserve"> Direct </w:t>
+      </w:r>
+      <w:proofErr w:type="spellStart"/>
+      <w:r>
+        <w:t>otic</w:t>
+      </w:r>
+      <w:proofErr w:type="spellEnd"/>
+      <w:r>
+        <w:t xml:space="preserve"> instillation into the affected external auditory canal.</w:t>
       </w:r>
     </w:p>
     <w:p>
@@ -8490,7 +10019,39 @@
           <w:bCs/>
         </w:rPr>
         <w:lastRenderedPageBreak/>
-        <w:t>2. Sabun-RX SIC Otic Sealing Rinse</w:t>
+        <w:t xml:space="preserve">2. </w:t>
+      </w:r>
+      <w:proofErr w:type="spellStart"/>
+      <w:r>
+        <w:rPr>
+          <w:b/>
+          <w:bCs/>
+        </w:rPr>
+        <w:t>Sabun</w:t>
+      </w:r>
+      <w:proofErr w:type="spellEnd"/>
+      <w:r>
+        <w:rPr>
+          <w:b/>
+          <w:bCs/>
+        </w:rPr>
+        <w:t xml:space="preserve">-RX SIC </w:t>
+      </w:r>
+      <w:proofErr w:type="spellStart"/>
+      <w:r>
+        <w:rPr>
+          <w:b/>
+          <w:bCs/>
+        </w:rPr>
+        <w:t>Otic</w:t>
+      </w:r>
+      <w:proofErr w:type="spellEnd"/>
+      <w:r>
+        <w:rPr>
+          <w:b/>
+          <w:bCs/>
+        </w:rPr>
+        <w:t xml:space="preserve"> Sealing Rinse</w:t>
       </w:r>
     </w:p>
     <w:p>
@@ -8690,7 +10251,23 @@
           <w:bCs/>
         </w:rPr>
         <w:lastRenderedPageBreak/>
-        <w:t>3. Sabun-RX SIC (Post-Treatment High-Alkaline Barrier)</w:t>
+        <w:t xml:space="preserve">3. </w:t>
+      </w:r>
+      <w:proofErr w:type="spellStart"/>
+      <w:r>
+        <w:rPr>
+          <w:b/>
+          <w:bCs/>
+        </w:rPr>
+        <w:t>Sabun</w:t>
+      </w:r>
+      <w:proofErr w:type="spellEnd"/>
+      <w:r>
+        <w:rPr>
+          <w:b/>
+          <w:bCs/>
+        </w:rPr>
+        <w:t>-RX SIC (Post-Treatment High-Alkaline Barrier)</w:t>
       </w:r>
     </w:p>
     <w:p>
@@ -8787,8 +10364,21 @@
     <w:p/>
     <w:p>
       <w:r>
-        <w:t xml:space="preserve">       [ Vitamin-Induced Sinus Saturation ]</w:t>
-      </w:r>
+        <w:t xml:space="preserve">       </w:t>
+      </w:r>
+      <w:proofErr w:type="gramStart"/>
+      <w:r>
+        <w:t>[ Vitamin</w:t>
+      </w:r>
+      <w:proofErr w:type="gramEnd"/>
+      <w:r>
+        <w:t xml:space="preserve">-Induced Sinus </w:t>
+      </w:r>
+      <w:proofErr w:type="gramStart"/>
+      <w:r>
+        <w:t>Saturation ]</w:t>
+      </w:r>
+      <w:proofErr w:type="gramEnd"/>
     </w:p>
     <w:p>
       <w:r>
@@ -8808,8 +10398,21 @@
     </w:p>
     <w:p>
       <w:r>
-        <w:t xml:space="preserve">       [ Mass Detachment &amp; Nasal / Oral Egress ]</w:t>
-      </w:r>
+        <w:t xml:space="preserve">       </w:t>
+      </w:r>
+      <w:proofErr w:type="gramStart"/>
+      <w:r>
+        <w:t>[ Mass</w:t>
+      </w:r>
+      <w:proofErr w:type="gramEnd"/>
+      <w:r>
+        <w:t xml:space="preserve"> Detachment &amp; Nasal / Oral </w:t>
+      </w:r>
+      <w:proofErr w:type="gramStart"/>
+      <w:r>
+        <w:t>Egress ]</w:t>
+      </w:r>
+      <w:proofErr w:type="gramEnd"/>
     </w:p>
     <w:p>
       <w:r>
@@ -8829,8 +10432,21 @@
     </w:p>
     <w:p>
       <w:r>
-        <w:t xml:space="preserve"> [ Direct Catch into Patient-Managed Bedside Waste Bin ]</w:t>
-      </w:r>
+        <w:t xml:space="preserve"> </w:t>
+      </w:r>
+      <w:proofErr w:type="gramStart"/>
+      <w:r>
+        <w:t>[ Direct</w:t>
+      </w:r>
+      <w:proofErr w:type="gramEnd"/>
+      <w:r>
+        <w:t xml:space="preserve"> Catch into Patient-Managed Bedside Waste </w:t>
+      </w:r>
+      <w:proofErr w:type="gramStart"/>
+      <w:r>
+        <w:t>Bin ]</w:t>
+      </w:r>
+      <w:proofErr w:type="gramEnd"/>
     </w:p>
     <w:p>
       <w:r>
@@ -8850,8 +10466,21 @@
     </w:p>
     <w:p>
       <w:r>
-        <w:t xml:space="preserve"> [ Immediate Formula 409 Spray Application (Immobilization) ]</w:t>
-      </w:r>
+        <w:t xml:space="preserve"> </w:t>
+      </w:r>
+      <w:proofErr w:type="gramStart"/>
+      <w:r>
+        <w:t>[ Immediate</w:t>
+      </w:r>
+      <w:proofErr w:type="gramEnd"/>
+      <w:r>
+        <w:t xml:space="preserve"> Formula 409 Spray Application (Immobilization</w:t>
+      </w:r>
+      <w:proofErr w:type="gramStart"/>
+      <w:r>
+        <w:t>) ]</w:t>
+      </w:r>
+      <w:proofErr w:type="gramEnd"/>
     </w:p>
     <w:p>
       <w:r>
@@ -8871,8 +10500,21 @@
     </w:p>
     <w:p>
       <w:r>
-        <w:t xml:space="preserve">       [ Secure Bin Closure &amp; Airway Scavenging Reset ]</w:t>
-      </w:r>
+        <w:t xml:space="preserve">       </w:t>
+      </w:r>
+      <w:proofErr w:type="gramStart"/>
+      <w:r>
+        <w:t>[ Secure</w:t>
+      </w:r>
+      <w:proofErr w:type="gramEnd"/>
+      <w:r>
+        <w:t xml:space="preserve"> Bin Closure &amp; Airway Scavenging </w:t>
+      </w:r>
+      <w:proofErr w:type="gramStart"/>
+      <w:r>
+        <w:t>Reset ]</w:t>
+      </w:r>
+      <w:proofErr w:type="gramEnd"/>
     </w:p>
     <w:p/>
     <w:p/>
@@ -9298,7 +10940,15 @@
         <w:t>Section 13:</w:t>
       </w:r>
       <w:r>
-        <w:t xml:space="preserve"> Sabun-RX Protocol: White-Labeled Sinus Plumber Integrations</w:t>
+        <w:t xml:space="preserve"> </w:t>
+      </w:r>
+      <w:proofErr w:type="spellStart"/>
+      <w:r>
+        <w:t>Sabun</w:t>
+      </w:r>
+      <w:proofErr w:type="spellEnd"/>
+      <w:r>
+        <w:t>-RX Protocol: White-Labeled Sinus Plumber Integrations</w:t>
       </w:r>
     </w:p>
     <w:p>
@@ -9522,12 +11172,21 @@
           <w:numId w:val="28"/>
         </w:numPr>
       </w:pPr>
-      <w:r>
-        <w:rPr>
-          <w:b/>
-          <w:bCs/>
-        </w:rPr>
-        <w:t>Sabun-RX:</w:t>
+      <w:proofErr w:type="spellStart"/>
+      <w:r>
+        <w:rPr>
+          <w:b/>
+          <w:bCs/>
+        </w:rPr>
+        <w:t>Sabun</w:t>
+      </w:r>
+      <w:proofErr w:type="spellEnd"/>
+      <w:r>
+        <w:rPr>
+          <w:b/>
+          <w:bCs/>
+        </w:rPr>
+        <w:t>-RX:</w:t>
       </w:r>
       <w:r>
         <w:t xml:space="preserve"> A suite of white-labeled Sinus Plumber formulations designed to scrub, express, and seal mucosal surfaces against viral and parasitic loads.</w:t>
@@ -9581,7 +11240,15 @@
     </w:p>
     <w:p>
       <w:r>
-        <w:t>This guide helps you manage your home treatment smoothly. While this organism is not a fish, its outer layers respond directly to high-dose vitamin loading and Sabun-RX washes. By changing your internal chemistry, we make your sinus passages unlivable, forcing the mass to exit safely on its own through natural nasal or oral pathways.</w:t>
+        <w:t xml:space="preserve">This guide helps you manage your home treatment smoothly. While this organism is not a fish, its outer layers respond directly to high-dose vitamin loading and </w:t>
+      </w:r>
+      <w:proofErr w:type="spellStart"/>
+      <w:r>
+        <w:t>Sabun</w:t>
+      </w:r>
+      <w:proofErr w:type="spellEnd"/>
+      <w:r>
+        <w:t>-RX washes. By changing your internal chemistry, we make your sinus passages unlivable, forcing the mass to exit safely on its own through natural nasal or oral pathways.</w:t>
       </w:r>
     </w:p>
     <w:p>
@@ -9591,72 +11258,106 @@
           <w:szCs w:val="18"/>
         </w:rPr>
       </w:pPr>
+      <w:proofErr w:type="gramStart"/>
       <w:r>
         <w:rPr>
           <w:sz w:val="18"/>
           <w:szCs w:val="18"/>
         </w:rPr>
-        <w:t>+--------------------------------------------------------------------------+</w:t>
-      </w:r>
-    </w:p>
-    <w:p>
-      <w:pPr>
+        <w:t>+-</w:t>
+      </w:r>
+      <w:proofErr w:type="gramEnd"/>
+      <w:r>
         <w:rPr>
           <w:sz w:val="18"/>
           <w:szCs w:val="18"/>
         </w:rPr>
-      </w:pPr>
-      <w:r>
+        <w:t>-------------------------------------------------------------------------+</w:t>
+      </w:r>
+    </w:p>
+    <w:p>
+      <w:pPr>
         <w:rPr>
           <w:sz w:val="18"/>
           <w:szCs w:val="18"/>
         </w:rPr>
-        <w:t>|                        1. BIOCHEMICAL ACTIVATION                         |</w:t>
-      </w:r>
-    </w:p>
-    <w:p>
-      <w:pPr>
+      </w:pPr>
+      <w:r>
         <w:rPr>
           <w:sz w:val="18"/>
           <w:szCs w:val="18"/>
         </w:rPr>
-      </w:pPr>
-      <w:r>
+        <w:t>|                        1. BIOCHEMICAL ACTIVATION                         |</w:t>
+      </w:r>
+    </w:p>
+    <w:p>
+      <w:pPr>
         <w:rPr>
           <w:sz w:val="18"/>
           <w:szCs w:val="18"/>
         </w:rPr>
-        <w:t>|   Take your prescribed high-dose Vitamin C infusions, oral capsules, and |</w:t>
-      </w:r>
-    </w:p>
-    <w:p>
-      <w:pPr>
+      </w:pPr>
+      <w:r>
         <w:rPr>
           <w:sz w:val="18"/>
           <w:szCs w:val="18"/>
         </w:rPr>
-      </w:pPr>
-      <w:r>
+        <w:t>|   Take your prescribed high-dose Vitamin C infusions, oral capsules, and |</w:t>
+      </w:r>
+    </w:p>
+    <w:p>
+      <w:pPr>
         <w:rPr>
           <w:sz w:val="18"/>
           <w:szCs w:val="18"/>
         </w:rPr>
-        <w:t>|   deploy the Sabun-RX pore-cleansing washes to weaken the outer shield.   |</w:t>
-      </w:r>
-    </w:p>
-    <w:p>
-      <w:pPr>
+      </w:pPr>
+      <w:r>
         <w:rPr>
           <w:sz w:val="18"/>
           <w:szCs w:val="18"/>
         </w:rPr>
-      </w:pPr>
+        <w:t xml:space="preserve">|   deploy the </w:t>
+      </w:r>
+      <w:proofErr w:type="spellStart"/>
       <w:r>
         <w:rPr>
           <w:sz w:val="18"/>
           <w:szCs w:val="18"/>
         </w:rPr>
-        <w:t>+--------------------------------------------------------------------------+</w:t>
+        <w:t>Sabun</w:t>
+      </w:r>
+      <w:proofErr w:type="spellEnd"/>
+      <w:r>
+        <w:rPr>
+          <w:sz w:val="18"/>
+          <w:szCs w:val="18"/>
+        </w:rPr>
+        <w:t>-RX pore-cleansing washes to weaken the outer shield.   |</w:t>
+      </w:r>
+    </w:p>
+    <w:p>
+      <w:pPr>
+        <w:rPr>
+          <w:sz w:val="18"/>
+          <w:szCs w:val="18"/>
+        </w:rPr>
+      </w:pPr>
+      <w:proofErr w:type="gramStart"/>
+      <w:r>
+        <w:rPr>
+          <w:sz w:val="18"/>
+          <w:szCs w:val="18"/>
+        </w:rPr>
+        <w:t>+-</w:t>
+      </w:r>
+      <w:proofErr w:type="gramEnd"/>
+      <w:r>
+        <w:rPr>
+          <w:sz w:val="18"/>
+          <w:szCs w:val="18"/>
+        </w:rPr>
+        <w:t>-------------------------------------------------------------------------+</w:t>
       </w:r>
     </w:p>
     <w:p>
@@ -9704,72 +11405,122 @@
           <w:szCs w:val="18"/>
         </w:rPr>
       </w:pPr>
+      <w:proofErr w:type="gramStart"/>
       <w:r>
         <w:rPr>
           <w:sz w:val="18"/>
           <w:szCs w:val="18"/>
         </w:rPr>
-        <w:t>+--------------------------------------------------------------------------+</w:t>
-      </w:r>
-    </w:p>
-    <w:p>
-      <w:pPr>
+        <w:t>+-</w:t>
+      </w:r>
+      <w:proofErr w:type="gramEnd"/>
+      <w:r>
         <w:rPr>
           <w:sz w:val="18"/>
           <w:szCs w:val="18"/>
         </w:rPr>
-      </w:pPr>
-      <w:r>
+        <w:t>-------------------------------------------------------------------------+</w:t>
+      </w:r>
+    </w:p>
+    <w:p>
+      <w:pPr>
         <w:rPr>
           <w:sz w:val="18"/>
           <w:szCs w:val="18"/>
         </w:rPr>
-        <w:t>|                        2. CONTAINMENT PREPARATION                        |</w:t>
-      </w:r>
-    </w:p>
-    <w:p>
-      <w:pPr>
+      </w:pPr>
+      <w:r>
         <w:rPr>
           <w:sz w:val="18"/>
           <w:szCs w:val="18"/>
         </w:rPr>
-      </w:pPr>
-      <w:r>
+        <w:t>|                        2. CONTAINMENT PREPARATION                        |</w:t>
+      </w:r>
+    </w:p>
+    <w:p>
+      <w:pPr>
         <w:rPr>
           <w:sz w:val="18"/>
           <w:szCs w:val="18"/>
         </w:rPr>
-        <w:t>|   Keep your bedside medical waste container and a spray bottle of         |</w:t>
-      </w:r>
-    </w:p>
-    <w:p>
-      <w:pPr>
+      </w:pPr>
+      <w:r>
         <w:rPr>
           <w:sz w:val="18"/>
           <w:szCs w:val="18"/>
         </w:rPr>
-      </w:pPr>
-      <w:r>
+        <w:t>|   Keep your bedside medical waste container and a spray bottle of         |</w:t>
+      </w:r>
+    </w:p>
+    <w:p>
+      <w:pPr>
         <w:rPr>
           <w:sz w:val="18"/>
           <w:szCs w:val="18"/>
         </w:rPr>
-        <w:t>|   Formula 409 ready at hand before applying your active Sabun-RX CRT.    |</w:t>
-      </w:r>
-    </w:p>
-    <w:p>
-      <w:pPr>
+      </w:pPr>
+      <w:r>
         <w:rPr>
           <w:sz w:val="18"/>
           <w:szCs w:val="18"/>
         </w:rPr>
-      </w:pPr>
+        <w:t xml:space="preserve">|   Formula 409 ready at hand before </w:t>
+      </w:r>
+      <w:proofErr w:type="gramStart"/>
       <w:r>
         <w:rPr>
           <w:sz w:val="18"/>
           <w:szCs w:val="18"/>
         </w:rPr>
-        <w:t>+--------------------------------------------------------------------------+</w:t>
+        <w:t>applying</w:t>
+      </w:r>
+      <w:proofErr w:type="gramEnd"/>
+      <w:r>
+        <w:rPr>
+          <w:sz w:val="18"/>
+          <w:szCs w:val="18"/>
+        </w:rPr>
+        <w:t xml:space="preserve"> your active </w:t>
+      </w:r>
+      <w:proofErr w:type="spellStart"/>
+      <w:r>
+        <w:rPr>
+          <w:sz w:val="18"/>
+          <w:szCs w:val="18"/>
+        </w:rPr>
+        <w:t>Sabun</w:t>
+      </w:r>
+      <w:proofErr w:type="spellEnd"/>
+      <w:r>
+        <w:rPr>
+          <w:sz w:val="18"/>
+          <w:szCs w:val="18"/>
+        </w:rPr>
+        <w:t>-RX CRT.    |</w:t>
+      </w:r>
+    </w:p>
+    <w:p>
+      <w:pPr>
+        <w:rPr>
+          <w:sz w:val="18"/>
+          <w:szCs w:val="18"/>
+        </w:rPr>
+      </w:pPr>
+      <w:proofErr w:type="gramStart"/>
+      <w:r>
+        <w:rPr>
+          <w:sz w:val="18"/>
+          <w:szCs w:val="18"/>
+        </w:rPr>
+        <w:t>+-</w:t>
+      </w:r>
+      <w:proofErr w:type="gramEnd"/>
+      <w:r>
+        <w:rPr>
+          <w:sz w:val="18"/>
+          <w:szCs w:val="18"/>
+        </w:rPr>
+        <w:t>-------------------------------------------------------------------------+</w:t>
       </w:r>
     </w:p>
     <w:p>
@@ -9817,72 +11568,106 @@
           <w:szCs w:val="18"/>
         </w:rPr>
       </w:pPr>
+      <w:proofErr w:type="gramStart"/>
       <w:r>
         <w:rPr>
           <w:sz w:val="18"/>
           <w:szCs w:val="18"/>
         </w:rPr>
-        <w:t>+--------------------------------------------------------------------------+</w:t>
-      </w:r>
-    </w:p>
-    <w:p>
-      <w:pPr>
+        <w:t>+-</w:t>
+      </w:r>
+      <w:proofErr w:type="gramEnd"/>
+      <w:r>
         <w:rPr>
           <w:sz w:val="18"/>
           <w:szCs w:val="18"/>
         </w:rPr>
-      </w:pPr>
-      <w:r>
+        <w:t>-------------------------------------------------------------------------+</w:t>
+      </w:r>
+    </w:p>
+    <w:p>
+      <w:pPr>
         <w:rPr>
           <w:sz w:val="18"/>
           <w:szCs w:val="18"/>
         </w:rPr>
-        <w:t>|                        3. EXPULSION &amp; NEUTRALIZATION                     |</w:t>
-      </w:r>
-    </w:p>
-    <w:p>
-      <w:pPr>
+      </w:pPr>
+      <w:r>
         <w:rPr>
           <w:sz w:val="18"/>
           <w:szCs w:val="18"/>
         </w:rPr>
-      </w:pPr>
-      <w:r>
+        <w:t>|                        3. EXPULSION &amp; NEUTRALIZATION                     |</w:t>
+      </w:r>
+    </w:p>
+    <w:p>
+      <w:pPr>
         <w:rPr>
           <w:sz w:val="18"/>
           <w:szCs w:val="18"/>
         </w:rPr>
-        <w:t>|   As the mass exits your nose or mouth, catch it in the bin, spray it   |</w:t>
-      </w:r>
-    </w:p>
-    <w:p>
-      <w:pPr>
+      </w:pPr>
+      <w:r>
         <w:rPr>
           <w:sz w:val="18"/>
           <w:szCs w:val="18"/>
         </w:rPr>
-      </w:pPr>
-      <w:r>
+        <w:t>|   As the mass exits your nose or mouth, catch it in the bin, spray it   |</w:t>
+      </w:r>
+    </w:p>
+    <w:p>
+      <w:pPr>
         <w:rPr>
           <w:sz w:val="18"/>
           <w:szCs w:val="18"/>
         </w:rPr>
-        <w:t>|   with Formula 409 to lock it into a ball, and snap the lid closed.      |</w:t>
-      </w:r>
-    </w:p>
-    <w:p>
-      <w:pPr>
+      </w:pPr>
+      <w:r>
         <w:rPr>
           <w:sz w:val="18"/>
           <w:szCs w:val="18"/>
         </w:rPr>
-      </w:pPr>
+        <w:t xml:space="preserve">|   with Formula 409 to lock it into a </w:t>
+      </w:r>
+      <w:proofErr w:type="gramStart"/>
       <w:r>
         <w:rPr>
           <w:sz w:val="18"/>
           <w:szCs w:val="18"/>
         </w:rPr>
-        <w:t>+--------------------------------------------------------------------------+</w:t>
+        <w:t>ball, and</w:t>
+      </w:r>
+      <w:proofErr w:type="gramEnd"/>
+      <w:r>
+        <w:rPr>
+          <w:sz w:val="18"/>
+          <w:szCs w:val="18"/>
+        </w:rPr>
+        <w:t xml:space="preserve"> snap the lid closed.      |</w:t>
+      </w:r>
+    </w:p>
+    <w:p>
+      <w:pPr>
+        <w:rPr>
+          <w:sz w:val="18"/>
+          <w:szCs w:val="18"/>
+        </w:rPr>
+      </w:pPr>
+      <w:proofErr w:type="gramStart"/>
+      <w:r>
+        <w:rPr>
+          <w:sz w:val="18"/>
+          <w:szCs w:val="18"/>
+        </w:rPr>
+        <w:t>+-</w:t>
+      </w:r>
+      <w:proofErr w:type="gramEnd"/>
+      <w:r>
+        <w:rPr>
+          <w:sz w:val="18"/>
+          <w:szCs w:val="18"/>
+        </w:rPr>
+        <w:t>-------------------------------------------------------------------------+</w:t>
       </w:r>
     </w:p>
     <w:p>
@@ -9930,72 +11715,106 @@
           <w:szCs w:val="18"/>
         </w:rPr>
       </w:pPr>
+      <w:proofErr w:type="gramStart"/>
       <w:r>
         <w:rPr>
           <w:sz w:val="18"/>
           <w:szCs w:val="18"/>
         </w:rPr>
-        <w:t>+--------------------------------------------------------------------------+</w:t>
-      </w:r>
-    </w:p>
-    <w:p>
-      <w:pPr>
+        <w:t>+-</w:t>
+      </w:r>
+      <w:proofErr w:type="gramEnd"/>
+      <w:r>
         <w:rPr>
           <w:sz w:val="18"/>
           <w:szCs w:val="18"/>
         </w:rPr>
-      </w:pPr>
-      <w:r>
+        <w:t>-------------------------------------------------------------------------+</w:t>
+      </w:r>
+    </w:p>
+    <w:p>
+      <w:pPr>
         <w:rPr>
           <w:sz w:val="18"/>
           <w:szCs w:val="18"/>
         </w:rPr>
-        <w:t>|                        4. SINUS IRRIGATION &amp; HEALING                     |</w:t>
-      </w:r>
-    </w:p>
-    <w:p>
-      <w:pPr>
+      </w:pPr>
+      <w:r>
         <w:rPr>
           <w:sz w:val="18"/>
           <w:szCs w:val="18"/>
         </w:rPr>
-      </w:pPr>
-      <w:r>
+        <w:t>|                        4. SINUS IRRIGATION &amp; HEALING                     |</w:t>
+      </w:r>
+    </w:p>
+    <w:p>
+      <w:pPr>
         <w:rPr>
           <w:sz w:val="18"/>
           <w:szCs w:val="18"/>
         </w:rPr>
-        <w:t>|   Rinse your sinuses with the alkaline saline kit, apply the Sabun-RX    |</w:t>
-      </w:r>
-    </w:p>
-    <w:p>
-      <w:pPr>
+      </w:pPr>
+      <w:r>
         <w:rPr>
           <w:sz w:val="18"/>
           <w:szCs w:val="18"/>
         </w:rPr>
-      </w:pPr>
+        <w:t xml:space="preserve">|   Rinse your sinuses with the alkaline saline kit, apply the </w:t>
+      </w:r>
+      <w:proofErr w:type="spellStart"/>
       <w:r>
         <w:rPr>
           <w:sz w:val="18"/>
           <w:szCs w:val="18"/>
         </w:rPr>
-        <w:t>|   SIC protective layer, and track recovery with follow-up scans.        |</w:t>
-      </w:r>
-    </w:p>
-    <w:p>
-      <w:pPr>
+        <w:t>Sabun</w:t>
+      </w:r>
+      <w:proofErr w:type="spellEnd"/>
+      <w:r>
         <w:rPr>
           <w:sz w:val="18"/>
           <w:szCs w:val="18"/>
         </w:rPr>
-      </w:pPr>
-      <w:r>
+        <w:t>-RX    |</w:t>
+      </w:r>
+    </w:p>
+    <w:p>
+      <w:pPr>
         <w:rPr>
           <w:sz w:val="18"/>
           <w:szCs w:val="18"/>
         </w:rPr>
-        <w:t>+--------------------------------------------------------------------------+</w:t>
+      </w:pPr>
+      <w:r>
+        <w:rPr>
+          <w:sz w:val="18"/>
+          <w:szCs w:val="18"/>
+        </w:rPr>
+        <w:t>|   SIC protective layer, and track recovery with follow-up scans.        |</w:t>
+      </w:r>
+    </w:p>
+    <w:p>
+      <w:pPr>
+        <w:rPr>
+          <w:sz w:val="18"/>
+          <w:szCs w:val="18"/>
+        </w:rPr>
+      </w:pPr>
+      <w:proofErr w:type="gramStart"/>
+      <w:r>
+        <w:rPr>
+          <w:sz w:val="18"/>
+          <w:szCs w:val="18"/>
+        </w:rPr>
+        <w:t>+-</w:t>
+      </w:r>
+      <w:proofErr w:type="gramEnd"/>
+      <w:r>
+        <w:rPr>
+          <w:sz w:val="18"/>
+          <w:szCs w:val="18"/>
+        </w:rPr>
+        <w:t>-------------------------------------------------------------------------+</w:t>
       </w:r>
     </w:p>
     <w:p>
@@ -10044,10 +11863,34 @@
           <w:b/>
           <w:bCs/>
         </w:rPr>
-        <w:t>Deploy the Sabun-RX Wash:</w:t>
-      </w:r>
-      <w:r>
-        <w:t xml:space="preserve"> Use the initial Sabun-RX spray to perform deep pore-scrubbing within the nasal passages, clearing out latent viral coatings.</w:t>
+        <w:t xml:space="preserve">Deploy the </w:t>
+      </w:r>
+      <w:proofErr w:type="spellStart"/>
+      <w:r>
+        <w:rPr>
+          <w:b/>
+          <w:bCs/>
+        </w:rPr>
+        <w:t>Sabun</w:t>
+      </w:r>
+      <w:proofErr w:type="spellEnd"/>
+      <w:r>
+        <w:rPr>
+          <w:b/>
+          <w:bCs/>
+        </w:rPr>
+        <w:t>-RX Wash:</w:t>
+      </w:r>
+      <w:r>
+        <w:t xml:space="preserve"> Use the initial </w:t>
+      </w:r>
+      <w:proofErr w:type="spellStart"/>
+      <w:r>
+        <w:t>Sabun</w:t>
+      </w:r>
+      <w:proofErr w:type="spellEnd"/>
+      <w:r>
+        <w:t>-RX spray to perform deep pore-scrubbing within the nasal passages, clearing out latent viral coatings.</w:t>
       </w:r>
     </w:p>
     <w:p>
@@ -10161,10 +12004,34 @@
           <w:b/>
           <w:bCs/>
         </w:rPr>
-        <w:t>Apply the Sabun-RX CRT Activation:</w:t>
-      </w:r>
-      <w:r>
-        <w:t xml:space="preserve"> Flush your sinuses with the spicy Sabun-RX CRT spray. The capsaicin and electrolyte profile will instantly stimulate the core, breaking its physical hold on the inner sinus bones.</w:t>
+        <w:t xml:space="preserve">Apply the </w:t>
+      </w:r>
+      <w:proofErr w:type="spellStart"/>
+      <w:r>
+        <w:rPr>
+          <w:b/>
+          <w:bCs/>
+        </w:rPr>
+        <w:t>Sabun</w:t>
+      </w:r>
+      <w:proofErr w:type="spellEnd"/>
+      <w:r>
+        <w:rPr>
+          <w:b/>
+          <w:bCs/>
+        </w:rPr>
+        <w:t>-RX CRT Activation:</w:t>
+      </w:r>
+      <w:r>
+        <w:t xml:space="preserve"> Flush your sinuses with the spicy </w:t>
+      </w:r>
+      <w:proofErr w:type="spellStart"/>
+      <w:r>
+        <w:t>Sabun</w:t>
+      </w:r>
+      <w:proofErr w:type="spellEnd"/>
+      <w:r>
+        <w:t>-RX CRT spray. The capsaicin and electrolyte profile will instantly stimulate the core, breaking its physical hold on the inner sinus bones.</w:t>
       </w:r>
     </w:p>
     <w:p>
@@ -10378,7 +12245,15 @@
         <w:t>Secure the Container Lid:</w:t>
       </w:r>
       <w:r>
-        <w:t xml:space="preserve"> Snap the lid on tightly immediately after spraying to ensure complete containment and clean ambient air (ingestion_... p. 12).</w:t>
+        <w:t xml:space="preserve"> Snap the </w:t>
+      </w:r>
+      <w:proofErr w:type="gramStart"/>
+      <w:r>
+        <w:t>lid on</w:t>
+      </w:r>
+      <w:proofErr w:type="gramEnd"/>
+      <w:r>
+        <w:t xml:space="preserve"> tightly immediately after spraying to ensure complete containment and clean ambient air (ingestion_... p. 12).</w:t>
       </w:r>
     </w:p>
     <w:p>
@@ -10579,10 +12454,34 @@
           <w:b/>
           <w:bCs/>
         </w:rPr>
-        <w:t>Apply the Sabun-RX SIC Seal:</w:t>
-      </w:r>
-      <w:r>
-        <w:t xml:space="preserve"> Spray the final Sabun-RX SIC solution into your passages to build a protective high-alkaline layer that locks out reinfection and provides cooling comfort.</w:t>
+        <w:t xml:space="preserve">Apply the </w:t>
+      </w:r>
+      <w:proofErr w:type="spellStart"/>
+      <w:r>
+        <w:rPr>
+          <w:b/>
+          <w:bCs/>
+        </w:rPr>
+        <w:t>Sabun</w:t>
+      </w:r>
+      <w:proofErr w:type="spellEnd"/>
+      <w:r>
+        <w:rPr>
+          <w:b/>
+          <w:bCs/>
+        </w:rPr>
+        <w:t>-RX SIC Seal:</w:t>
+      </w:r>
+      <w:r>
+        <w:t xml:space="preserve"> Spray the final </w:t>
+      </w:r>
+      <w:proofErr w:type="spellStart"/>
+      <w:r>
+        <w:t>Sabun</w:t>
+      </w:r>
+      <w:proofErr w:type="spellEnd"/>
+      <w:r>
+        <w:t>-RX SIC solution into your passages to build a protective high-alkaline layer that locks out reinfection and provides cooling comfort.</w:t>
       </w:r>
     </w:p>
     <w:p>
@@ -10670,10 +12569,42 @@
           <w:b/>
           <w:bCs/>
         </w:rPr>
-        <w:t>Apply Your Sabun-RX Drops:</w:t>
-      </w:r>
-      <w:r>
-        <w:t xml:space="preserve"> Tilt your head sideways and place 3 to 4 drops of the Sabun-RX Otic formula into your ear canal. You will feel a warm, bubbling sensation as the formula breaks down the mass's protective outer shell. [</w:t>
+        <w:t xml:space="preserve">Apply Your </w:t>
+      </w:r>
+      <w:proofErr w:type="spellStart"/>
+      <w:r>
+        <w:rPr>
+          <w:b/>
+          <w:bCs/>
+        </w:rPr>
+        <w:t>Sabun</w:t>
+      </w:r>
+      <w:proofErr w:type="spellEnd"/>
+      <w:r>
+        <w:rPr>
+          <w:b/>
+          <w:bCs/>
+        </w:rPr>
+        <w:t>-RX Drops:</w:t>
+      </w:r>
+      <w:r>
+        <w:t xml:space="preserve"> Tilt your head sideways and place 3 to 4 drops of the </w:t>
+      </w:r>
+      <w:proofErr w:type="spellStart"/>
+      <w:r>
+        <w:t>Sabun</w:t>
+      </w:r>
+      <w:proofErr w:type="spellEnd"/>
+      <w:r>
+        <w:t xml:space="preserve">-RX </w:t>
+      </w:r>
+      <w:proofErr w:type="spellStart"/>
+      <w:r>
+        <w:t>Otic</w:t>
+      </w:r>
+      <w:proofErr w:type="spellEnd"/>
+      <w:r>
+        <w:t xml:space="preserve"> formula into your ear canal. You will feel a warm, bubbling sensation as the formula breaks down the mass's protective outer shell. [</w:t>
       </w:r>
       <w:hyperlink r:id="rId11" w:history="1">
         <w:r>
@@ -10759,98 +12690,466 @@
         <w:t>Flush with the Sealing Rinse:</w:t>
       </w:r>
       <w:r>
-        <w:t xml:space="preserve"> Gently wash your ear canal with the alkaline saline kit and apply the final Sabun-RX SIC otic coating to protect your raw tissue walls and restore clear hearing.</w:t>
-      </w:r>
-    </w:p>
-    <w:p/>
-    <w:p>
-      <w:pPr>
-        <w:rPr>
-          <w:b/>
-          <w:bCs/>
-        </w:rPr>
-      </w:pPr>
-    </w:p>
-    <w:p>
-      <w:pPr>
-        <w:rPr>
-          <w:b/>
-          <w:bCs/>
-        </w:rPr>
-      </w:pPr>
-    </w:p>
-    <w:p>
-      <w:pPr>
-        <w:rPr>
-          <w:b/>
-          <w:bCs/>
-        </w:rPr>
-      </w:pPr>
-    </w:p>
-    <w:p>
-      <w:pPr>
-        <w:rPr>
-          <w:b/>
-          <w:bCs/>
-        </w:rPr>
-      </w:pPr>
-    </w:p>
-    <w:p>
-      <w:pPr>
-        <w:rPr>
-          <w:b/>
-          <w:bCs/>
-        </w:rPr>
-      </w:pPr>
-    </w:p>
-    <w:p>
-      <w:pPr>
-        <w:rPr>
-          <w:b/>
-          <w:bCs/>
-        </w:rPr>
-      </w:pPr>
-    </w:p>
-    <w:p>
-      <w:pPr>
-        <w:rPr>
-          <w:b/>
-          <w:bCs/>
-        </w:rPr>
-      </w:pPr>
-    </w:p>
-    <w:p>
-      <w:pPr>
-        <w:rPr>
-          <w:b/>
-          <w:bCs/>
-        </w:rPr>
-      </w:pPr>
-    </w:p>
-    <w:p>
-      <w:pPr>
-        <w:rPr>
-          <w:b/>
-          <w:bCs/>
-        </w:rPr>
-      </w:pPr>
-    </w:p>
-    <w:p>
-      <w:pPr>
-        <w:rPr>
-          <w:b/>
-          <w:bCs/>
-        </w:rPr>
-      </w:pPr>
-    </w:p>
-    <w:p>
-      <w:pPr>
-        <w:rPr>
-          <w:b/>
-          <w:bCs/>
-        </w:rPr>
-      </w:pPr>
-    </w:p>
+        <w:t xml:space="preserve"> Gently wash your ear canal with the alkaline saline kit and apply the final </w:t>
+      </w:r>
+      <w:proofErr w:type="spellStart"/>
+      <w:r>
+        <w:t>Sabun</w:t>
+      </w:r>
+      <w:proofErr w:type="spellEnd"/>
+      <w:r>
+        <w:t xml:space="preserve">-RX SIC </w:t>
+      </w:r>
+      <w:proofErr w:type="spellStart"/>
+      <w:r>
+        <w:t>otic</w:t>
+      </w:r>
+      <w:proofErr w:type="spellEnd"/>
+      <w:r>
+        <w:t xml:space="preserve"> coating to protect your raw tissue walls and restore clear hearing.</w:t>
+      </w:r>
+    </w:p>
+    <w:p/>
+    <w:p>
+      <w:pPr>
+        <w:rPr>
+          <w:b/>
+          <w:bCs/>
+        </w:rPr>
+      </w:pPr>
+    </w:p>
+    <w:p>
+      <w:pPr>
+        <w:rPr>
+          <w:b/>
+          <w:bCs/>
+        </w:rPr>
+      </w:pPr>
+    </w:p>
+    <w:p>
+      <w:pPr>
+        <w:rPr>
+          <w:b/>
+          <w:bCs/>
+        </w:rPr>
+      </w:pPr>
+    </w:p>
+    <w:p>
+      <w:pPr>
+        <w:rPr>
+          <w:b/>
+          <w:bCs/>
+        </w:rPr>
+      </w:pPr>
+    </w:p>
+    <w:p>
+      <w:pPr>
+        <w:rPr>
+          <w:b/>
+          <w:bCs/>
+        </w:rPr>
+      </w:pPr>
+    </w:p>
+    <w:p>
+      <w:pPr>
+        <w:rPr>
+          <w:b/>
+          <w:bCs/>
+        </w:rPr>
+      </w:pPr>
+    </w:p>
+    <w:p>
+      <w:pPr>
+        <w:rPr>
+          <w:b/>
+          <w:bCs/>
+        </w:rPr>
+      </w:pPr>
+    </w:p>
+    <w:p>
+      <w:pPr>
+        <w:rPr>
+          <w:b/>
+          <w:bCs/>
+        </w:rPr>
+      </w:pPr>
+    </w:p>
+    <w:p>
+      <w:pPr>
+        <w:rPr>
+          <w:b/>
+          <w:bCs/>
+        </w:rPr>
+      </w:pPr>
+    </w:p>
+    <w:p>
+      <w:pPr>
+        <w:rPr>
+          <w:b/>
+          <w:bCs/>
+        </w:rPr>
+      </w:pPr>
+    </w:p>
+    <w:p>
+      <w:pPr>
+        <w:rPr>
+          <w:b/>
+          <w:bCs/>
+        </w:rPr>
+      </w:pPr>
+    </w:p>
+    <w:p>
+      <w:pPr>
+        <w:rPr>
+          <w:b/>
+          <w:bCs/>
+        </w:rPr>
+      </w:pPr>
+      <w:r>
+        <w:rPr>
+          <w:b/>
+          <w:bCs/>
+        </w:rPr>
+        <w:lastRenderedPageBreak/>
+        <w:t>Patient Care Guide Update: Managing Your Post-Surgical Recovery</w:t>
+      </w:r>
+    </w:p>
+    <w:p>
+      <w:r>
+        <w:t>Following your non-invasive endoscopic fiber optic extraction, your internal sinus pathways will be protected by a temporary, soothing ointment spacer. Follow this daily medication and hydration schedule exactly to support your cells as they rebuild your nasal linings and close the vacated tissue pocket.</w:t>
+      </w:r>
+    </w:p>
+    <w:p>
+      <w:proofErr w:type="gramStart"/>
+      <w:r>
+        <w:t>+-</w:t>
+      </w:r>
+      <w:proofErr w:type="gramEnd"/>
+      <w:r>
+        <w:t>-------------------------------------------------------------------------+</w:t>
+      </w:r>
+    </w:p>
+    <w:p>
+      <w:r>
+        <w:t>|                  1. DAILY TISSUE-REBUILDING MEDICATIONS                  |</w:t>
+      </w:r>
+    </w:p>
+    <w:p>
+      <w:r>
+        <w:t>|   Take your baseline support scripts exactly as directed with food       |</w:t>
+      </w:r>
+    </w:p>
+    <w:p>
+      <w:r>
+        <w:t>|   to keep your recovery pathways steady and clear.                       |</w:t>
+      </w:r>
+    </w:p>
+    <w:p>
+      <w:proofErr w:type="gramStart"/>
+      <w:r>
+        <w:t>+-</w:t>
+      </w:r>
+      <w:proofErr w:type="gramEnd"/>
+      <w:r>
+        <w:t>-------------------------------------------------------------------------+</w:t>
+      </w:r>
+    </w:p>
+    <w:p>
+      <w:r>
+        <w:t xml:space="preserve">                                     │</w:t>
+      </w:r>
+    </w:p>
+    <w:p>
+      <w:r>
+        <w:t xml:space="preserve">                                     </w:t>
+      </w:r>
+      <w:r>
+        <w:rPr>
+          <w:rFonts w:ascii="Arial" w:hAnsi="Arial" w:cs="Arial"/>
+        </w:rPr>
+        <w:t>▼</w:t>
+      </w:r>
+    </w:p>
+    <w:p>
+      <w:proofErr w:type="gramStart"/>
+      <w:r>
+        <w:t>+-</w:t>
+      </w:r>
+      <w:proofErr w:type="gramEnd"/>
+      <w:r>
+        <w:t>-------------------------------------------------------------------------+</w:t>
+      </w:r>
+    </w:p>
+    <w:p>
+      <w:r>
+        <w:t>|                  2. INTENSIVE DISTILLED HYDRATION                        |</w:t>
+      </w:r>
+    </w:p>
+    <w:p>
+      <w:r>
+        <w:t>|   Drink exactly 1 gallon of distilled water daily to help your kidneys   |</w:t>
+      </w:r>
+    </w:p>
+    <w:p>
+      <w:r>
+        <w:t>|   flush out broken-down cellular residues cleanly.                       |</w:t>
+      </w:r>
+    </w:p>
+    <w:p>
+      <w:proofErr w:type="gramStart"/>
+      <w:r>
+        <w:t>+-</w:t>
+      </w:r>
+      <w:proofErr w:type="gramEnd"/>
+      <w:r>
+        <w:t>-------------------------------------------------------------------------+</w:t>
+      </w:r>
+    </w:p>
+    <w:p/>
+    <w:p/>
+    <w:p/>
+    <w:p/>
+    <w:p/>
+    <w:p/>
+    <w:p/>
+    <w:p/>
+    <w:p/>
+    <w:p/>
+    <w:p>
+      <w:pPr>
+        <w:rPr>
+          <w:b/>
+          <w:bCs/>
+        </w:rPr>
+      </w:pPr>
+      <w:r>
+        <w:rPr>
+          <w:b/>
+          <w:bCs/>
+        </w:rPr>
+        <w:lastRenderedPageBreak/>
+        <w:t>Daily Post-Op Medication Regimen</w:t>
+      </w:r>
+    </w:p>
+    <w:p>
+      <w:pPr>
+        <w:numPr>
+          <w:ilvl w:val="0"/>
+          <w:numId w:val="42"/>
+        </w:numPr>
+      </w:pPr>
+      <w:proofErr w:type="spellStart"/>
+      <w:r>
+        <w:rPr>
+          <w:b/>
+          <w:bCs/>
+        </w:rPr>
+        <w:t>AlnayaSN</w:t>
+      </w:r>
+      <w:proofErr w:type="spellEnd"/>
+      <w:r>
+        <w:rPr>
+          <w:b/>
+          <w:bCs/>
+        </w:rPr>
+        <w:t>:</w:t>
+      </w:r>
+      <w:r>
+        <w:t xml:space="preserve"> Take </w:t>
+      </w:r>
+      <w:r>
+        <w:rPr>
+          <w:b/>
+          <w:bCs/>
+        </w:rPr>
+        <w:t>1,000 mg daily</w:t>
+      </w:r>
+      <w:r>
+        <w:t xml:space="preserve"> to maintain active viral load rejection during the initial healing phase.</w:t>
+      </w:r>
+    </w:p>
+    <w:p>
+      <w:pPr>
+        <w:numPr>
+          <w:ilvl w:val="0"/>
+          <w:numId w:val="42"/>
+        </w:numPr>
+      </w:pPr>
+      <w:proofErr w:type="spellStart"/>
+      <w:r>
+        <w:rPr>
+          <w:b/>
+          <w:bCs/>
+        </w:rPr>
+        <w:t>TsinKX</w:t>
+      </w:r>
+      <w:proofErr w:type="spellEnd"/>
+      <w:r>
+        <w:rPr>
+          <w:b/>
+          <w:bCs/>
+        </w:rPr>
+        <w:t>:</w:t>
+      </w:r>
+      <w:r>
+        <w:t xml:space="preserve"> Take </w:t>
+      </w:r>
+      <w:r>
+        <w:rPr>
+          <w:b/>
+          <w:bCs/>
+        </w:rPr>
+        <w:t>300 mg daily with food</w:t>
+      </w:r>
+      <w:r>
+        <w:t xml:space="preserve"> to provide essential mineral building blocks for tissue reconstruction.</w:t>
+      </w:r>
+    </w:p>
+    <w:p>
+      <w:pPr>
+        <w:numPr>
+          <w:ilvl w:val="0"/>
+          <w:numId w:val="42"/>
+        </w:numPr>
+      </w:pPr>
+      <w:proofErr w:type="spellStart"/>
+      <w:r>
+        <w:rPr>
+          <w:b/>
+          <w:bCs/>
+        </w:rPr>
+        <w:t>HaldEX</w:t>
+      </w:r>
+      <w:proofErr w:type="spellEnd"/>
+      <w:r>
+        <w:rPr>
+          <w:b/>
+          <w:bCs/>
+        </w:rPr>
+        <w:t>:</w:t>
+      </w:r>
+      <w:r>
+        <w:t xml:space="preserve"> Take </w:t>
+      </w:r>
+      <w:r>
+        <w:rPr>
+          <w:b/>
+          <w:bCs/>
+        </w:rPr>
+        <w:t>1,950 mg daily</w:t>
+      </w:r>
+      <w:r>
+        <w:t xml:space="preserve"> to stabilize nerve pathways and manage localized tissue responses smoothly.</w:t>
+      </w:r>
+    </w:p>
+    <w:p>
+      <w:pPr>
+        <w:numPr>
+          <w:ilvl w:val="0"/>
+          <w:numId w:val="42"/>
+        </w:numPr>
+      </w:pPr>
+      <w:r>
+        <w:rPr>
+          <w:b/>
+          <w:bCs/>
+        </w:rPr>
+        <w:t>MusKT:</w:t>
+      </w:r>
+      <w:r>
+        <w:t xml:space="preserve"> Take </w:t>
+      </w:r>
+      <w:r>
+        <w:rPr>
+          <w:b/>
+          <w:bCs/>
+        </w:rPr>
+        <w:t>1,000 mg daily</w:t>
+      </w:r>
+      <w:r>
+        <w:t xml:space="preserve"> to support adjacent facial muscle recovery.</w:t>
+      </w:r>
+    </w:p>
+    <w:p>
+      <w:pPr>
+        <w:numPr>
+          <w:ilvl w:val="0"/>
+          <w:numId w:val="42"/>
+        </w:numPr>
+      </w:pPr>
+      <w:proofErr w:type="spellStart"/>
+      <w:r>
+        <w:rPr>
+          <w:b/>
+          <w:bCs/>
+        </w:rPr>
+        <w:t>KureaSH</w:t>
+      </w:r>
+      <w:proofErr w:type="spellEnd"/>
+      <w:r>
+        <w:rPr>
+          <w:b/>
+          <w:bCs/>
+        </w:rPr>
+        <w:t xml:space="preserve"> (Naked Brand Creatine):</w:t>
+      </w:r>
+      <w:r>
+        <w:t xml:space="preserve"> Take </w:t>
+      </w:r>
+      <w:r>
+        <w:rPr>
+          <w:b/>
+          <w:bCs/>
+        </w:rPr>
+        <w:t>5,000 mg daily</w:t>
+      </w:r>
+      <w:r>
+        <w:t xml:space="preserve"> dissolved in distilled water to preserve your cells' energy reserves during active healing.</w:t>
+      </w:r>
+    </w:p>
+    <w:p>
+      <w:pPr>
+        <w:numPr>
+          <w:ilvl w:val="0"/>
+          <w:numId w:val="42"/>
+        </w:numPr>
+      </w:pPr>
+      <w:r>
+        <w:rPr>
+          <w:b/>
+          <w:bCs/>
+        </w:rPr>
+        <w:t>Distilled Water Intake:</w:t>
+      </w:r>
+      <w:r>
+        <w:t xml:space="preserve"> Drink exactly </w:t>
+      </w:r>
+      <w:r>
+        <w:rPr>
+          <w:b/>
+          <w:bCs/>
+        </w:rPr>
+        <w:t>1 gallon of distilled water every day</w:t>
+      </w:r>
+      <w:r>
+        <w:t>. This continuous hydration helps your system flush out remaining chemical salts and cellular debris, keeping your internal pathways flat, clean, and perfectly clear.</w:t>
+      </w:r>
+    </w:p>
+    <w:p/>
+    <w:p/>
+    <w:p/>
+    <w:p/>
+    <w:p/>
+    <w:p/>
+    <w:p/>
+    <w:p/>
+    <w:p/>
+    <w:p/>
+    <w:p/>
+    <w:p/>
+    <w:p/>
+    <w:p/>
+    <w:p/>
     <w:p>
       <w:pPr>
         <w:rPr>
@@ -10879,7 +13178,23 @@
           <w:b/>
           <w:bCs/>
         </w:rPr>
-        <w:t>Dietz L, Dömel JS, Leese F, et al.</w:t>
+        <w:t xml:space="preserve">Dietz L, </w:t>
+      </w:r>
+      <w:proofErr w:type="spellStart"/>
+      <w:r>
+        <w:rPr>
+          <w:b/>
+          <w:bCs/>
+        </w:rPr>
+        <w:t>Dömel</w:t>
+      </w:r>
+      <w:proofErr w:type="spellEnd"/>
+      <w:r>
+        <w:rPr>
+          <w:b/>
+          <w:bCs/>
+        </w:rPr>
+        <w:t xml:space="preserve"> JS, Leese F, et al.</w:t>
       </w:r>
       <w:r>
         <w:t xml:space="preserve"> Feeding ecology in sea spiders (Arthropoda: Pycnogonida): A review of food preferences and morphological correlates. </w:t>
@@ -10892,7 +13207,15 @@
         <w:t>Front Zool</w:t>
       </w:r>
       <w:r>
-        <w:t xml:space="preserve">. 2018;15:7. </w:t>
+        <w:t xml:space="preserve">. </w:t>
+      </w:r>
+      <w:proofErr w:type="gramStart"/>
+      <w:r>
+        <w:t>2018;15:7</w:t>
+      </w:r>
+      <w:proofErr w:type="gramEnd"/>
+      <w:r>
+        <w:t xml:space="preserve">. </w:t>
       </w:r>
       <w:r>
         <w:rPr>
@@ -10923,7 +13246,15 @@
         </w:r>
       </w:hyperlink>
       <w:r>
-        <w:t xml:space="preserve"> [site:gov]</w:t>
+        <w:t xml:space="preserve"> [</w:t>
+      </w:r>
+      <w:proofErr w:type="spellStart"/>
+      <w:r>
+        <w:t>site:gov</w:t>
+      </w:r>
+      <w:proofErr w:type="spellEnd"/>
+      <w:r>
+        <w:t>]</w:t>
       </w:r>
     </w:p>
     <w:p>
@@ -10938,10 +13269,34 @@
           <w:b/>
           <w:bCs/>
         </w:rPr>
-        <w:t>Katija K, Orenstein E, Schlining B, et al.</w:t>
-      </w:r>
-      <w:r>
-        <w:t xml:space="preserve"> FathomNet: A global image database for enabling artificial intelligence in the ocean. </w:t>
+        <w:t xml:space="preserve">Katija K, Orenstein E, </w:t>
+      </w:r>
+      <w:proofErr w:type="spellStart"/>
+      <w:r>
+        <w:rPr>
+          <w:b/>
+          <w:bCs/>
+        </w:rPr>
+        <w:t>Schlining</w:t>
+      </w:r>
+      <w:proofErr w:type="spellEnd"/>
+      <w:r>
+        <w:rPr>
+          <w:b/>
+          <w:bCs/>
+        </w:rPr>
+        <w:t xml:space="preserve"> B, et al.</w:t>
+      </w:r>
+      <w:r>
+        <w:t xml:space="preserve"> </w:t>
+      </w:r>
+      <w:proofErr w:type="spellStart"/>
+      <w:r>
+        <w:t>FathomNet</w:t>
+      </w:r>
+      <w:proofErr w:type="spellEnd"/>
+      <w:r>
+        <w:t xml:space="preserve">: A global image database for enabling artificial intelligence in the ocean. </w:t>
       </w:r>
       <w:r>
         <w:rPr>
@@ -10982,7 +13337,15 @@
         </w:r>
       </w:hyperlink>
       <w:r>
-        <w:t xml:space="preserve"> [site:gov]</w:t>
+        <w:t xml:space="preserve"> [</w:t>
+      </w:r>
+      <w:proofErr w:type="spellStart"/>
+      <w:r>
+        <w:t>site:gov</w:t>
+      </w:r>
+      <w:proofErr w:type="spellEnd"/>
+      <w:r>
+        <w:t>]</w:t>
       </w:r>
     </w:p>
     <w:p>
@@ -11034,7 +13397,15 @@
         </w:r>
       </w:hyperlink>
       <w:r>
-        <w:t xml:space="preserve"> [site:gov]</w:t>
+        <w:t xml:space="preserve"> [</w:t>
+      </w:r>
+      <w:proofErr w:type="spellStart"/>
+      <w:r>
+        <w:t>site:gov</w:t>
+      </w:r>
+      <w:proofErr w:type="spellEnd"/>
+      <w:r>
+        <w:t>]</w:t>
       </w:r>
     </w:p>
     <w:p>
@@ -11052,7 +13423,15 @@
         <w:t>Pickett H.</w:t>
       </w:r>
       <w:r>
-        <w:t xml:space="preserve"> Desmoplastic small round cell tumour: the radiological, pathology and clinical features. </w:t>
+        <w:t xml:space="preserve"> Desmoplastic small round cell </w:t>
+      </w:r>
+      <w:proofErr w:type="spellStart"/>
+      <w:r>
+        <w:t>tumour</w:t>
+      </w:r>
+      <w:proofErr w:type="spellEnd"/>
+      <w:r>
+        <w:t xml:space="preserve">: the radiological, pathology and clinical features. </w:t>
       </w:r>
       <w:r>
         <w:rPr>
@@ -11093,7 +13472,15 @@
         </w:r>
       </w:hyperlink>
       <w:r>
-        <w:t xml:space="preserve"> [site:gov]</w:t>
+        <w:t xml:space="preserve"> [</w:t>
+      </w:r>
+      <w:proofErr w:type="spellStart"/>
+      <w:r>
+        <w:t>site:gov</w:t>
+      </w:r>
+      <w:proofErr w:type="spellEnd"/>
+      <w:r>
+        <w:t>]</w:t>
       </w:r>
     </w:p>
     <w:p>
@@ -11121,7 +13508,15 @@
         <w:t>Minnesota Law Review</w:t>
       </w:r>
       <w:r>
-        <w:t>. 2024;109:75.</w:t>
+        <w:t xml:space="preserve">. </w:t>
+      </w:r>
+      <w:proofErr w:type="gramStart"/>
+      <w:r>
+        <w:t>2024;109:75</w:t>
+      </w:r>
+      <w:proofErr w:type="gramEnd"/>
+      <w:r>
+        <w:t>.</w:t>
       </w:r>
       <w:r>
         <w:br/>
@@ -11145,7 +13540,15 @@
         </w:r>
       </w:hyperlink>
       <w:r>
-        <w:t xml:space="preserve"> [site:edu]</w:t>
+        <w:t xml:space="preserve"> [</w:t>
+      </w:r>
+      <w:proofErr w:type="spellStart"/>
+      <w:r>
+        <w:t>site:edu</w:t>
+      </w:r>
+      <w:proofErr w:type="spellEnd"/>
+      <w:r>
+        <w:t>]</w:t>
       </w:r>
     </w:p>
     <w:p>
@@ -11163,7 +13566,15 @@
         <w:t>Brennan DD, et al.</w:t>
       </w:r>
       <w:r>
-        <w:t xml:space="preserve"> Microscopic anatomy of Pycnogonida: II. Digestive system and appendicular structural grids. </w:t>
+        <w:t xml:space="preserve"> </w:t>
+      </w:r>
+      <w:proofErr w:type="gramStart"/>
+      <w:r>
+        <w:t>Microscopic</w:t>
+      </w:r>
+      <w:proofErr w:type="gramEnd"/>
+      <w:r>
+        <w:t xml:space="preserve"> anatomy of Pycnogonida: II. Digestive system and appendicular structural grids. </w:t>
       </w:r>
       <w:r>
         <w:rPr>
@@ -11204,7 +13615,15 @@
         </w:r>
       </w:hyperlink>
       <w:r>
-        <w:t xml:space="preserve"> [site:gov]</w:t>
+        <w:t xml:space="preserve"> [</w:t>
+      </w:r>
+      <w:proofErr w:type="spellStart"/>
+      <w:r>
+        <w:t>site:gov</w:t>
+      </w:r>
+      <w:proofErr w:type="spellEnd"/>
+      <w:r>
+        <w:t>]</w:t>
       </w:r>
     </w:p>
     <w:p>
@@ -11256,7 +13675,15 @@
         </w:r>
       </w:hyperlink>
       <w:r>
-        <w:t xml:space="preserve"> [site:edu]</w:t>
+        <w:t xml:space="preserve"> [</w:t>
+      </w:r>
+      <w:proofErr w:type="spellStart"/>
+      <w:r>
+        <w:t>site:edu</w:t>
+      </w:r>
+      <w:proofErr w:type="spellEnd"/>
+      <w:r>
+        <w:t>]</w:t>
       </w:r>
     </w:p>
     <w:p>
@@ -11281,10 +13708,27 @@
           <w:i/>
           <w:iCs/>
         </w:rPr>
-        <w:t>J Korean Soc Radiol</w:t>
-      </w:r>
-      <w:r>
-        <w:t>. 2013;69:385.</w:t>
+        <w:t xml:space="preserve">J Korean Soc </w:t>
+      </w:r>
+      <w:proofErr w:type="spellStart"/>
+      <w:r>
+        <w:rPr>
+          <w:i/>
+          <w:iCs/>
+        </w:rPr>
+        <w:t>Radiol</w:t>
+      </w:r>
+      <w:proofErr w:type="spellEnd"/>
+      <w:r>
+        <w:t xml:space="preserve">. </w:t>
+      </w:r>
+      <w:proofErr w:type="gramStart"/>
+      <w:r>
+        <w:t>2013;69:385</w:t>
+      </w:r>
+      <w:proofErr w:type="gramEnd"/>
+      <w:r>
+        <w:t>.</w:t>
       </w:r>
       <w:r>
         <w:br/>
@@ -11308,7 +13752,15 @@
         </w:r>
       </w:hyperlink>
       <w:r>
-        <w:t xml:space="preserve"> [site:gov]</w:t>
+        <w:t xml:space="preserve"> [</w:t>
+      </w:r>
+      <w:proofErr w:type="spellStart"/>
+      <w:r>
+        <w:t>site:gov</w:t>
+      </w:r>
+      <w:proofErr w:type="spellEnd"/>
+      <w:r>
+        <w:t>]</w:t>
       </w:r>
     </w:p>
     <w:p>
@@ -11326,7 +13778,15 @@
         <w:t>National Science Foundation (NSF).</w:t>
       </w:r>
       <w:r>
-        <w:t xml:space="preserve"> NSF expanding national AI infrastructure with new data systems and computing resources for biological network modeling. </w:t>
+        <w:t xml:space="preserve"> NSF </w:t>
+      </w:r>
+      <w:proofErr w:type="gramStart"/>
+      <w:r>
+        <w:t>expanding</w:t>
+      </w:r>
+      <w:proofErr w:type="gramEnd"/>
+      <w:r>
+        <w:t xml:space="preserve"> national AI infrastructure with new data systems and computing resources for biological network modeling. </w:t>
       </w:r>
       <w:r>
         <w:rPr>
@@ -11360,7 +13820,15 @@
         </w:r>
       </w:hyperlink>
       <w:r>
-        <w:t xml:space="preserve"> [site:gov]</w:t>
+        <w:t xml:space="preserve"> [</w:t>
+      </w:r>
+      <w:proofErr w:type="spellStart"/>
+      <w:r>
+        <w:t>site:gov</w:t>
+      </w:r>
+      <w:proofErr w:type="spellEnd"/>
+      <w:r>
+        <w:t>]</w:t>
       </w:r>
     </w:p>
     <w:p/>
@@ -11415,7 +13883,15 @@
         </w:r>
       </w:hyperlink>
       <w:r>
-        <w:t xml:space="preserve"> [site:mil]</w:t>
+        <w:t xml:space="preserve"> [</w:t>
+      </w:r>
+      <w:proofErr w:type="spellStart"/>
+      <w:r>
+        <w:t>site:mil</w:t>
+      </w:r>
+      <w:proofErr w:type="spellEnd"/>
+      <w:r>
+        <w:t>]</w:t>
       </w:r>
     </w:p>
     <w:p/>
@@ -11771,6 +14247,155 @@
     </w:lvl>
   </w:abstractNum>
   <w:abstractNum w:abstractNumId="1" w15:restartNumberingAfterBreak="0">
+    <w:nsid w:val="00724010"/>
+    <w:multiLevelType w:val="multilevel"/>
+    <w:tmpl w:val="ACFAA4DC"/>
+    <w:lvl w:ilvl="0">
+      <w:start w:val="1"/>
+      <w:numFmt w:val="bullet"/>
+      <w:lvlText w:val=""/>
+      <w:lvlJc w:val="left"/>
+      <w:pPr>
+        <w:tabs>
+          <w:tab w:val="num" w:pos="720"/>
+        </w:tabs>
+        <w:ind w:left="720" w:hanging="360"/>
+      </w:pPr>
+      <w:rPr>
+        <w:rFonts w:ascii="Symbol" w:hAnsi="Symbol" w:hint="default"/>
+        <w:sz w:val="20"/>
+      </w:rPr>
+    </w:lvl>
+    <w:lvl w:ilvl="1" w:tentative="1">
+      <w:start w:val="1"/>
+      <w:numFmt w:val="bullet"/>
+      <w:lvlText w:val="o"/>
+      <w:lvlJc w:val="left"/>
+      <w:pPr>
+        <w:tabs>
+          <w:tab w:val="num" w:pos="1440"/>
+        </w:tabs>
+        <w:ind w:left="1440" w:hanging="360"/>
+      </w:pPr>
+      <w:rPr>
+        <w:rFonts w:ascii="Courier New" w:hAnsi="Courier New" w:hint="default"/>
+        <w:sz w:val="20"/>
+      </w:rPr>
+    </w:lvl>
+    <w:lvl w:ilvl="2" w:tentative="1">
+      <w:start w:val="1"/>
+      <w:numFmt w:val="bullet"/>
+      <w:lvlText w:val=""/>
+      <w:lvlJc w:val="left"/>
+      <w:pPr>
+        <w:tabs>
+          <w:tab w:val="num" w:pos="2160"/>
+        </w:tabs>
+        <w:ind w:left="2160" w:hanging="360"/>
+      </w:pPr>
+      <w:rPr>
+        <w:rFonts w:ascii="Wingdings" w:hAnsi="Wingdings" w:hint="default"/>
+        <w:sz w:val="20"/>
+      </w:rPr>
+    </w:lvl>
+    <w:lvl w:ilvl="3" w:tentative="1">
+      <w:start w:val="1"/>
+      <w:numFmt w:val="bullet"/>
+      <w:lvlText w:val=""/>
+      <w:lvlJc w:val="left"/>
+      <w:pPr>
+        <w:tabs>
+          <w:tab w:val="num" w:pos="2880"/>
+        </w:tabs>
+        <w:ind w:left="2880" w:hanging="360"/>
+      </w:pPr>
+      <w:rPr>
+        <w:rFonts w:ascii="Wingdings" w:hAnsi="Wingdings" w:hint="default"/>
+        <w:sz w:val="20"/>
+      </w:rPr>
+    </w:lvl>
+    <w:lvl w:ilvl="4" w:tentative="1">
+      <w:start w:val="1"/>
+      <w:numFmt w:val="bullet"/>
+      <w:lvlText w:val=""/>
+      <w:lvlJc w:val="left"/>
+      <w:pPr>
+        <w:tabs>
+          <w:tab w:val="num" w:pos="3600"/>
+        </w:tabs>
+        <w:ind w:left="3600" w:hanging="360"/>
+      </w:pPr>
+      <w:rPr>
+        <w:rFonts w:ascii="Wingdings" w:hAnsi="Wingdings" w:hint="default"/>
+        <w:sz w:val="20"/>
+      </w:rPr>
+    </w:lvl>
+    <w:lvl w:ilvl="5" w:tentative="1">
+      <w:start w:val="1"/>
+      <w:numFmt w:val="bullet"/>
+      <w:lvlText w:val=""/>
+      <w:lvlJc w:val="left"/>
+      <w:pPr>
+        <w:tabs>
+          <w:tab w:val="num" w:pos="4320"/>
+        </w:tabs>
+        <w:ind w:left="4320" w:hanging="360"/>
+      </w:pPr>
+      <w:rPr>
+        <w:rFonts w:ascii="Wingdings" w:hAnsi="Wingdings" w:hint="default"/>
+        <w:sz w:val="20"/>
+      </w:rPr>
+    </w:lvl>
+    <w:lvl w:ilvl="6" w:tentative="1">
+      <w:start w:val="1"/>
+      <w:numFmt w:val="bullet"/>
+      <w:lvlText w:val=""/>
+      <w:lvlJc w:val="left"/>
+      <w:pPr>
+        <w:tabs>
+          <w:tab w:val="num" w:pos="5040"/>
+        </w:tabs>
+        <w:ind w:left="5040" w:hanging="360"/>
+      </w:pPr>
+      <w:rPr>
+        <w:rFonts w:ascii="Wingdings" w:hAnsi="Wingdings" w:hint="default"/>
+        <w:sz w:val="20"/>
+      </w:rPr>
+    </w:lvl>
+    <w:lvl w:ilvl="7" w:tentative="1">
+      <w:start w:val="1"/>
+      <w:numFmt w:val="bullet"/>
+      <w:lvlText w:val=""/>
+      <w:lvlJc w:val="left"/>
+      <w:pPr>
+        <w:tabs>
+          <w:tab w:val="num" w:pos="5760"/>
+        </w:tabs>
+        <w:ind w:left="5760" w:hanging="360"/>
+      </w:pPr>
+      <w:rPr>
+        <w:rFonts w:ascii="Wingdings" w:hAnsi="Wingdings" w:hint="default"/>
+        <w:sz w:val="20"/>
+      </w:rPr>
+    </w:lvl>
+    <w:lvl w:ilvl="8" w:tentative="1">
+      <w:start w:val="1"/>
+      <w:numFmt w:val="bullet"/>
+      <w:lvlText w:val=""/>
+      <w:lvlJc w:val="left"/>
+      <w:pPr>
+        <w:tabs>
+          <w:tab w:val="num" w:pos="6480"/>
+        </w:tabs>
+        <w:ind w:left="6480" w:hanging="360"/>
+      </w:pPr>
+      <w:rPr>
+        <w:rFonts w:ascii="Wingdings" w:hAnsi="Wingdings" w:hint="default"/>
+        <w:sz w:val="20"/>
+      </w:rPr>
+    </w:lvl>
+  </w:abstractNum>
+  <w:abstractNum w:abstractNumId="2" w15:restartNumberingAfterBreak="0">
     <w:nsid w:val="079D332A"/>
     <w:multiLevelType w:val="multilevel"/>
     <w:tmpl w:val="FEC6937C"/>
@@ -11919,7 +14544,7 @@
       </w:rPr>
     </w:lvl>
   </w:abstractNum>
-  <w:abstractNum w:abstractNumId="2" w15:restartNumberingAfterBreak="0">
+  <w:abstractNum w:abstractNumId="3" w15:restartNumberingAfterBreak="0">
     <w:nsid w:val="0B764FD9"/>
     <w:multiLevelType w:val="multilevel"/>
     <w:tmpl w:val="E130A9AA"/>
@@ -12068,7 +14693,7 @@
       </w:rPr>
     </w:lvl>
   </w:abstractNum>
-  <w:abstractNum w:abstractNumId="3" w15:restartNumberingAfterBreak="0">
+  <w:abstractNum w:abstractNumId="4" w15:restartNumberingAfterBreak="0">
     <w:nsid w:val="0DBF1BD9"/>
     <w:multiLevelType w:val="multilevel"/>
     <w:tmpl w:val="12F6E02C"/>
@@ -12217,7 +14842,7 @@
       </w:rPr>
     </w:lvl>
   </w:abstractNum>
-  <w:abstractNum w:abstractNumId="4" w15:restartNumberingAfterBreak="0">
+  <w:abstractNum w:abstractNumId="5" w15:restartNumberingAfterBreak="0">
     <w:nsid w:val="0E01653E"/>
     <w:multiLevelType w:val="multilevel"/>
     <w:tmpl w:val="84F0506E"/>
@@ -12366,7 +14991,7 @@
       </w:rPr>
     </w:lvl>
   </w:abstractNum>
-  <w:abstractNum w:abstractNumId="5" w15:restartNumberingAfterBreak="0">
+  <w:abstractNum w:abstractNumId="6" w15:restartNumberingAfterBreak="0">
     <w:nsid w:val="0E477AF2"/>
     <w:multiLevelType w:val="multilevel"/>
     <w:tmpl w:val="AF8E4ADC"/>
@@ -12511,7 +15136,7 @@
       </w:rPr>
     </w:lvl>
   </w:abstractNum>
-  <w:abstractNum w:abstractNumId="6" w15:restartNumberingAfterBreak="0">
+  <w:abstractNum w:abstractNumId="7" w15:restartNumberingAfterBreak="0">
     <w:nsid w:val="0E70172B"/>
     <w:multiLevelType w:val="multilevel"/>
     <w:tmpl w:val="17489C24"/>
@@ -12624,7 +15249,7 @@
       </w:pPr>
     </w:lvl>
   </w:abstractNum>
-  <w:abstractNum w:abstractNumId="7" w15:restartNumberingAfterBreak="0">
+  <w:abstractNum w:abstractNumId="8" w15:restartNumberingAfterBreak="0">
     <w:nsid w:val="115934EC"/>
     <w:multiLevelType w:val="multilevel"/>
     <w:tmpl w:val="DDEEAA34"/>
@@ -12773,7 +15398,7 @@
       </w:rPr>
     </w:lvl>
   </w:abstractNum>
-  <w:abstractNum w:abstractNumId="8" w15:restartNumberingAfterBreak="0">
+  <w:abstractNum w:abstractNumId="9" w15:restartNumberingAfterBreak="0">
     <w:nsid w:val="165E3D51"/>
     <w:multiLevelType w:val="multilevel"/>
     <w:tmpl w:val="1354F31A"/>
@@ -12922,7 +15547,7 @@
       </w:rPr>
     </w:lvl>
   </w:abstractNum>
-  <w:abstractNum w:abstractNumId="9" w15:restartNumberingAfterBreak="0">
+  <w:abstractNum w:abstractNumId="10" w15:restartNumberingAfterBreak="0">
     <w:nsid w:val="1D725B86"/>
     <w:multiLevelType w:val="multilevel"/>
     <w:tmpl w:val="E8DE2BBC"/>
@@ -13071,7 +15696,7 @@
       </w:rPr>
     </w:lvl>
   </w:abstractNum>
-  <w:abstractNum w:abstractNumId="10" w15:restartNumberingAfterBreak="0">
+  <w:abstractNum w:abstractNumId="11" w15:restartNumberingAfterBreak="0">
     <w:nsid w:val="26205B5F"/>
     <w:multiLevelType w:val="multilevel"/>
     <w:tmpl w:val="43E89CA6"/>
@@ -13220,7 +15845,7 @@
       </w:rPr>
     </w:lvl>
   </w:abstractNum>
-  <w:abstractNum w:abstractNumId="11" w15:restartNumberingAfterBreak="0">
+  <w:abstractNum w:abstractNumId="12" w15:restartNumberingAfterBreak="0">
     <w:nsid w:val="26AE0E12"/>
     <w:multiLevelType w:val="multilevel"/>
     <w:tmpl w:val="0F9E6398"/>
@@ -13369,7 +15994,7 @@
       </w:rPr>
     </w:lvl>
   </w:abstractNum>
-  <w:abstractNum w:abstractNumId="12" w15:restartNumberingAfterBreak="0">
+  <w:abstractNum w:abstractNumId="13" w15:restartNumberingAfterBreak="0">
     <w:nsid w:val="28255B44"/>
     <w:multiLevelType w:val="multilevel"/>
     <w:tmpl w:val="151E5DF4"/>
@@ -13482,7 +16107,7 @@
       </w:pPr>
     </w:lvl>
   </w:abstractNum>
-  <w:abstractNum w:abstractNumId="13" w15:restartNumberingAfterBreak="0">
+  <w:abstractNum w:abstractNumId="14" w15:restartNumberingAfterBreak="0">
     <w:nsid w:val="385F65C5"/>
     <w:multiLevelType w:val="multilevel"/>
     <w:tmpl w:val="01F8E13A"/>
@@ -13631,7 +16256,7 @@
       </w:rPr>
     </w:lvl>
   </w:abstractNum>
-  <w:abstractNum w:abstractNumId="14" w15:restartNumberingAfterBreak="0">
+  <w:abstractNum w:abstractNumId="15" w15:restartNumberingAfterBreak="0">
     <w:nsid w:val="39595538"/>
     <w:multiLevelType w:val="multilevel"/>
     <w:tmpl w:val="29BC8FC0"/>
@@ -13780,7 +16405,7 @@
       </w:rPr>
     </w:lvl>
   </w:abstractNum>
-  <w:abstractNum w:abstractNumId="15" w15:restartNumberingAfterBreak="0">
+  <w:abstractNum w:abstractNumId="16" w15:restartNumberingAfterBreak="0">
     <w:nsid w:val="4308460D"/>
     <w:multiLevelType w:val="multilevel"/>
     <w:tmpl w:val="44DABB00"/>
@@ -13929,7 +16554,7 @@
       </w:rPr>
     </w:lvl>
   </w:abstractNum>
-  <w:abstractNum w:abstractNumId="16" w15:restartNumberingAfterBreak="0">
+  <w:abstractNum w:abstractNumId="17" w15:restartNumberingAfterBreak="0">
     <w:nsid w:val="46F4461C"/>
     <w:multiLevelType w:val="multilevel"/>
     <w:tmpl w:val="B78AD0D2"/>
@@ -14042,7 +16667,7 @@
       </w:pPr>
     </w:lvl>
   </w:abstractNum>
-  <w:abstractNum w:abstractNumId="17" w15:restartNumberingAfterBreak="0">
+  <w:abstractNum w:abstractNumId="18" w15:restartNumberingAfterBreak="0">
     <w:nsid w:val="4C290163"/>
     <w:multiLevelType w:val="multilevel"/>
     <w:tmpl w:val="AC32A9C8"/>
@@ -14191,7 +16816,7 @@
       </w:rPr>
     </w:lvl>
   </w:abstractNum>
-  <w:abstractNum w:abstractNumId="18" w15:restartNumberingAfterBreak="0">
+  <w:abstractNum w:abstractNumId="19" w15:restartNumberingAfterBreak="0">
     <w:nsid w:val="4CE3604D"/>
     <w:multiLevelType w:val="multilevel"/>
     <w:tmpl w:val="512A4012"/>
@@ -14340,7 +16965,7 @@
       </w:rPr>
     </w:lvl>
   </w:abstractNum>
-  <w:abstractNum w:abstractNumId="19" w15:restartNumberingAfterBreak="0">
+  <w:abstractNum w:abstractNumId="20" w15:restartNumberingAfterBreak="0">
     <w:nsid w:val="522944F5"/>
     <w:multiLevelType w:val="multilevel"/>
     <w:tmpl w:val="7F845356"/>
@@ -14453,7 +17078,7 @@
       </w:pPr>
     </w:lvl>
   </w:abstractNum>
-  <w:abstractNum w:abstractNumId="20" w15:restartNumberingAfterBreak="0">
+  <w:abstractNum w:abstractNumId="21" w15:restartNumberingAfterBreak="0">
     <w:nsid w:val="52392713"/>
     <w:multiLevelType w:val="multilevel"/>
     <w:tmpl w:val="5F581292"/>
@@ -14566,7 +17191,7 @@
       </w:pPr>
     </w:lvl>
   </w:abstractNum>
-  <w:abstractNum w:abstractNumId="21" w15:restartNumberingAfterBreak="0">
+  <w:abstractNum w:abstractNumId="22" w15:restartNumberingAfterBreak="0">
     <w:nsid w:val="549B10AD"/>
     <w:multiLevelType w:val="multilevel"/>
     <w:tmpl w:val="03287548"/>
@@ -14715,7 +17340,7 @@
       </w:rPr>
     </w:lvl>
   </w:abstractNum>
-  <w:abstractNum w:abstractNumId="22" w15:restartNumberingAfterBreak="0">
+  <w:abstractNum w:abstractNumId="23" w15:restartNumberingAfterBreak="0">
     <w:nsid w:val="55E500E3"/>
     <w:multiLevelType w:val="multilevel"/>
     <w:tmpl w:val="85DCF2E4"/>
@@ -14864,7 +17489,7 @@
       </w:rPr>
     </w:lvl>
   </w:abstractNum>
-  <w:abstractNum w:abstractNumId="23" w15:restartNumberingAfterBreak="0">
+  <w:abstractNum w:abstractNumId="24" w15:restartNumberingAfterBreak="0">
     <w:nsid w:val="579C43AE"/>
     <w:multiLevelType w:val="multilevel"/>
     <w:tmpl w:val="3A44C06E"/>
@@ -15013,7 +17638,7 @@
       </w:rPr>
     </w:lvl>
   </w:abstractNum>
-  <w:abstractNum w:abstractNumId="24" w15:restartNumberingAfterBreak="0">
+  <w:abstractNum w:abstractNumId="25" w15:restartNumberingAfterBreak="0">
     <w:nsid w:val="584A4632"/>
     <w:multiLevelType w:val="multilevel"/>
     <w:tmpl w:val="83B2C84C"/>
@@ -15162,7 +17787,7 @@
       </w:rPr>
     </w:lvl>
   </w:abstractNum>
-  <w:abstractNum w:abstractNumId="25" w15:restartNumberingAfterBreak="0">
+  <w:abstractNum w:abstractNumId="26" w15:restartNumberingAfterBreak="0">
     <w:nsid w:val="5DA70C10"/>
     <w:multiLevelType w:val="multilevel"/>
     <w:tmpl w:val="CACEFDC4"/>
@@ -15311,7 +17936,7 @@
       </w:rPr>
     </w:lvl>
   </w:abstractNum>
-  <w:abstractNum w:abstractNumId="26" w15:restartNumberingAfterBreak="0">
+  <w:abstractNum w:abstractNumId="27" w15:restartNumberingAfterBreak="0">
     <w:nsid w:val="5E53613E"/>
     <w:multiLevelType w:val="multilevel"/>
     <w:tmpl w:val="9AF08086"/>
@@ -15460,7 +18085,7 @@
       </w:rPr>
     </w:lvl>
   </w:abstractNum>
-  <w:abstractNum w:abstractNumId="27" w15:restartNumberingAfterBreak="0">
+  <w:abstractNum w:abstractNumId="28" w15:restartNumberingAfterBreak="0">
     <w:nsid w:val="644C7182"/>
     <w:multiLevelType w:val="multilevel"/>
     <w:tmpl w:val="99468734"/>
@@ -15609,7 +18234,7 @@
       </w:rPr>
     </w:lvl>
   </w:abstractNum>
-  <w:abstractNum w:abstractNumId="28" w15:restartNumberingAfterBreak="0">
+  <w:abstractNum w:abstractNumId="29" w15:restartNumberingAfterBreak="0">
     <w:nsid w:val="67666FD6"/>
     <w:multiLevelType w:val="multilevel"/>
     <w:tmpl w:val="6E24E854"/>
@@ -15758,7 +18383,7 @@
       </w:rPr>
     </w:lvl>
   </w:abstractNum>
-  <w:abstractNum w:abstractNumId="29" w15:restartNumberingAfterBreak="0">
+  <w:abstractNum w:abstractNumId="30" w15:restartNumberingAfterBreak="0">
     <w:nsid w:val="67700CB4"/>
     <w:multiLevelType w:val="multilevel"/>
     <w:tmpl w:val="0FC2C2D6"/>
@@ -15907,7 +18532,7 @@
       </w:rPr>
     </w:lvl>
   </w:abstractNum>
-  <w:abstractNum w:abstractNumId="30" w15:restartNumberingAfterBreak="0">
+  <w:abstractNum w:abstractNumId="31" w15:restartNumberingAfterBreak="0">
     <w:nsid w:val="696E004F"/>
     <w:multiLevelType w:val="multilevel"/>
     <w:tmpl w:val="21EE0FEA"/>
@@ -16056,7 +18681,7 @@
       </w:rPr>
     </w:lvl>
   </w:abstractNum>
-  <w:abstractNum w:abstractNumId="31" w15:restartNumberingAfterBreak="0">
+  <w:abstractNum w:abstractNumId="32" w15:restartNumberingAfterBreak="0">
     <w:nsid w:val="6B8216BC"/>
     <w:multiLevelType w:val="multilevel"/>
     <w:tmpl w:val="BCB6387C"/>
@@ -16169,7 +18794,7 @@
       </w:pPr>
     </w:lvl>
   </w:abstractNum>
-  <w:abstractNum w:abstractNumId="32" w15:restartNumberingAfterBreak="0">
+  <w:abstractNum w:abstractNumId="33" w15:restartNumberingAfterBreak="0">
     <w:nsid w:val="6C6E7F67"/>
     <w:multiLevelType w:val="multilevel"/>
     <w:tmpl w:val="CAAE15D8"/>
@@ -16318,7 +18943,7 @@
       </w:rPr>
     </w:lvl>
   </w:abstractNum>
-  <w:abstractNum w:abstractNumId="33" w15:restartNumberingAfterBreak="0">
+  <w:abstractNum w:abstractNumId="34" w15:restartNumberingAfterBreak="0">
     <w:nsid w:val="72753193"/>
     <w:multiLevelType w:val="multilevel"/>
     <w:tmpl w:val="403A58C0"/>
@@ -16467,7 +19092,7 @@
       </w:rPr>
     </w:lvl>
   </w:abstractNum>
-  <w:abstractNum w:abstractNumId="34" w15:restartNumberingAfterBreak="0">
+  <w:abstractNum w:abstractNumId="35" w15:restartNumberingAfterBreak="0">
     <w:nsid w:val="76CA0618"/>
     <w:multiLevelType w:val="multilevel"/>
     <w:tmpl w:val="D02E0676"/>
@@ -16616,7 +19241,7 @@
       </w:rPr>
     </w:lvl>
   </w:abstractNum>
-  <w:abstractNum w:abstractNumId="35" w15:restartNumberingAfterBreak="0">
+  <w:abstractNum w:abstractNumId="36" w15:restartNumberingAfterBreak="0">
     <w:nsid w:val="77A6631C"/>
     <w:multiLevelType w:val="multilevel"/>
     <w:tmpl w:val="C5887608"/>
@@ -16765,7 +19390,7 @@
       </w:rPr>
     </w:lvl>
   </w:abstractNum>
-  <w:abstractNum w:abstractNumId="36" w15:restartNumberingAfterBreak="0">
+  <w:abstractNum w:abstractNumId="37" w15:restartNumberingAfterBreak="0">
     <w:nsid w:val="77FD716E"/>
     <w:multiLevelType w:val="multilevel"/>
     <w:tmpl w:val="AE6AB2BA"/>
@@ -16914,7 +19539,7 @@
       </w:rPr>
     </w:lvl>
   </w:abstractNum>
-  <w:abstractNum w:abstractNumId="37" w15:restartNumberingAfterBreak="0">
+  <w:abstractNum w:abstractNumId="38" w15:restartNumberingAfterBreak="0">
     <w:nsid w:val="787F7908"/>
     <w:multiLevelType w:val="multilevel"/>
     <w:tmpl w:val="D53877D2"/>
@@ -17063,7 +19688,7 @@
       </w:rPr>
     </w:lvl>
   </w:abstractNum>
-  <w:abstractNum w:abstractNumId="38" w15:restartNumberingAfterBreak="0">
+  <w:abstractNum w:abstractNumId="39" w15:restartNumberingAfterBreak="0">
     <w:nsid w:val="79D23820"/>
     <w:multiLevelType w:val="multilevel"/>
     <w:tmpl w:val="E116AA0A"/>
@@ -17212,7 +19837,7 @@
       </w:rPr>
     </w:lvl>
   </w:abstractNum>
-  <w:abstractNum w:abstractNumId="39" w15:restartNumberingAfterBreak="0">
+  <w:abstractNum w:abstractNumId="40" w15:restartNumberingAfterBreak="0">
     <w:nsid w:val="7A23716B"/>
     <w:multiLevelType w:val="multilevel"/>
     <w:tmpl w:val="C7628594"/>
@@ -17361,7 +19986,7 @@
       </w:rPr>
     </w:lvl>
   </w:abstractNum>
-  <w:abstractNum w:abstractNumId="40" w15:restartNumberingAfterBreak="0">
+  <w:abstractNum w:abstractNumId="41" w15:restartNumberingAfterBreak="0">
     <w:nsid w:val="7F3158EA"/>
     <w:multiLevelType w:val="multilevel"/>
     <w:tmpl w:val="8DA20F14"/>
@@ -17511,127 +20136,130 @@
     </w:lvl>
   </w:abstractNum>
   <w:num w:numId="1" w16cid:durableId="82262287">
+    <w:abstractNumId w:val="37"/>
+  </w:num>
+  <w:num w:numId="2" w16cid:durableId="298152070">
+    <w:abstractNumId w:val="40"/>
+  </w:num>
+  <w:num w:numId="3" w16cid:durableId="1442262531">
+    <w:abstractNumId w:val="7"/>
+  </w:num>
+  <w:num w:numId="4" w16cid:durableId="1835682814">
+    <w:abstractNumId w:val="31"/>
+  </w:num>
+  <w:num w:numId="5" w16cid:durableId="1439638696">
     <w:abstractNumId w:val="36"/>
   </w:num>
-  <w:num w:numId="2" w16cid:durableId="298152070">
+  <w:num w:numId="6" w16cid:durableId="465657568">
+    <w:abstractNumId w:val="32"/>
+  </w:num>
+  <w:num w:numId="7" w16cid:durableId="1744984593">
     <w:abstractNumId w:val="39"/>
   </w:num>
-  <w:num w:numId="3" w16cid:durableId="1442262531">
-    <w:abstractNumId w:val="6"/>
-  </w:num>
-  <w:num w:numId="4" w16cid:durableId="1835682814">
-    <w:abstractNumId w:val="30"/>
-  </w:num>
-  <w:num w:numId="5" w16cid:durableId="1439638696">
-    <w:abstractNumId w:val="35"/>
-  </w:num>
-  <w:num w:numId="6" w16cid:durableId="465657568">
-    <w:abstractNumId w:val="31"/>
-  </w:num>
-  <w:num w:numId="7" w16cid:durableId="1744984593">
-    <w:abstractNumId w:val="38"/>
-  </w:num>
   <w:num w:numId="8" w16cid:durableId="91125426">
-    <w:abstractNumId w:val="7"/>
+    <w:abstractNumId w:val="8"/>
   </w:num>
   <w:num w:numId="9" w16cid:durableId="607548720">
-    <w:abstractNumId w:val="18"/>
+    <w:abstractNumId w:val="19"/>
   </w:num>
   <w:num w:numId="10" w16cid:durableId="1542089330">
-    <w:abstractNumId w:val="40"/>
+    <w:abstractNumId w:val="41"/>
   </w:num>
   <w:num w:numId="11" w16cid:durableId="1456363701">
+    <w:abstractNumId w:val="25"/>
+  </w:num>
+  <w:num w:numId="12" w16cid:durableId="1357538794">
+    <w:abstractNumId w:val="23"/>
+  </w:num>
+  <w:num w:numId="13" w16cid:durableId="1169908347">
+    <w:abstractNumId w:val="2"/>
+  </w:num>
+  <w:num w:numId="14" w16cid:durableId="1886142495">
     <w:abstractNumId w:val="24"/>
   </w:num>
-  <w:num w:numId="12" w16cid:durableId="1357538794">
-    <w:abstractNumId w:val="22"/>
-  </w:num>
-  <w:num w:numId="13" w16cid:durableId="1169908347">
-    <w:abstractNumId w:val="1"/>
-  </w:num>
-  <w:num w:numId="14" w16cid:durableId="1886142495">
-    <w:abstractNumId w:val="23"/>
-  </w:num>
   <w:num w:numId="15" w16cid:durableId="2060543391">
-    <w:abstractNumId w:val="12"/>
+    <w:abstractNumId w:val="13"/>
   </w:num>
   <w:num w:numId="16" w16cid:durableId="1898664859">
-    <w:abstractNumId w:val="25"/>
+    <w:abstractNumId w:val="26"/>
   </w:num>
   <w:num w:numId="17" w16cid:durableId="344791541">
-    <w:abstractNumId w:val="9"/>
+    <w:abstractNumId w:val="10"/>
   </w:num>
   <w:num w:numId="18" w16cid:durableId="945769176">
-    <w:abstractNumId w:val="2"/>
+    <w:abstractNumId w:val="3"/>
   </w:num>
   <w:num w:numId="19" w16cid:durableId="1483346847">
     <w:abstractNumId w:val="0"/>
   </w:num>
   <w:num w:numId="20" w16cid:durableId="717893823">
+    <w:abstractNumId w:val="34"/>
+  </w:num>
+  <w:num w:numId="21" w16cid:durableId="1691107055">
+    <w:abstractNumId w:val="17"/>
+  </w:num>
+  <w:num w:numId="22" w16cid:durableId="900680322">
+    <w:abstractNumId w:val="16"/>
+  </w:num>
+  <w:num w:numId="23" w16cid:durableId="188186312">
+    <w:abstractNumId w:val="30"/>
+  </w:num>
+  <w:num w:numId="24" w16cid:durableId="898319674">
+    <w:abstractNumId w:val="28"/>
+  </w:num>
+  <w:num w:numId="25" w16cid:durableId="1726754194">
+    <w:abstractNumId w:val="9"/>
+  </w:num>
+  <w:num w:numId="26" w16cid:durableId="123622957">
+    <w:abstractNumId w:val="38"/>
+  </w:num>
+  <w:num w:numId="27" w16cid:durableId="1763791864">
+    <w:abstractNumId w:val="22"/>
+  </w:num>
+  <w:num w:numId="28" w16cid:durableId="295378193">
+    <w:abstractNumId w:val="11"/>
+  </w:num>
+  <w:num w:numId="29" w16cid:durableId="5794484">
+    <w:abstractNumId w:val="18"/>
+  </w:num>
+  <w:num w:numId="30" w16cid:durableId="2106268512">
+    <w:abstractNumId w:val="14"/>
+  </w:num>
+  <w:num w:numId="31" w16cid:durableId="371460582">
+    <w:abstractNumId w:val="27"/>
+  </w:num>
+  <w:num w:numId="32" w16cid:durableId="1037193755">
+    <w:abstractNumId w:val="29"/>
+  </w:num>
+  <w:num w:numId="33" w16cid:durableId="1551459604">
+    <w:abstractNumId w:val="4"/>
+  </w:num>
+  <w:num w:numId="34" w16cid:durableId="1701976209">
+    <w:abstractNumId w:val="21"/>
+  </w:num>
+  <w:num w:numId="35" w16cid:durableId="233245969">
+    <w:abstractNumId w:val="12"/>
+  </w:num>
+  <w:num w:numId="36" w16cid:durableId="571433912">
+    <w:abstractNumId w:val="35"/>
+  </w:num>
+  <w:num w:numId="37" w16cid:durableId="622007442">
+    <w:abstractNumId w:val="15"/>
+  </w:num>
+  <w:num w:numId="38" w16cid:durableId="1153571216">
+    <w:abstractNumId w:val="20"/>
+  </w:num>
+  <w:num w:numId="39" w16cid:durableId="646055759">
     <w:abstractNumId w:val="33"/>
   </w:num>
-  <w:num w:numId="21" w16cid:durableId="1691107055">
-    <w:abstractNumId w:val="16"/>
-  </w:num>
-  <w:num w:numId="22" w16cid:durableId="900680322">
-    <w:abstractNumId w:val="15"/>
-  </w:num>
-  <w:num w:numId="23" w16cid:durableId="188186312">
-    <w:abstractNumId w:val="29"/>
-  </w:num>
-  <w:num w:numId="24" w16cid:durableId="898319674">
-    <w:abstractNumId w:val="27"/>
-  </w:num>
-  <w:num w:numId="25" w16cid:durableId="1726754194">
-    <w:abstractNumId w:val="8"/>
-  </w:num>
-  <w:num w:numId="26" w16cid:durableId="123622957">
-    <w:abstractNumId w:val="37"/>
-  </w:num>
-  <w:num w:numId="27" w16cid:durableId="1763791864">
-    <w:abstractNumId w:val="21"/>
-  </w:num>
-  <w:num w:numId="28" w16cid:durableId="295378193">
-    <w:abstractNumId w:val="10"/>
-  </w:num>
-  <w:num w:numId="29" w16cid:durableId="5794484">
-    <w:abstractNumId w:val="17"/>
-  </w:num>
-  <w:num w:numId="30" w16cid:durableId="2106268512">
-    <w:abstractNumId w:val="13"/>
-  </w:num>
-  <w:num w:numId="31" w16cid:durableId="371460582">
-    <w:abstractNumId w:val="26"/>
-  </w:num>
-  <w:num w:numId="32" w16cid:durableId="1037193755">
-    <w:abstractNumId w:val="28"/>
-  </w:num>
-  <w:num w:numId="33" w16cid:durableId="1551459604">
-    <w:abstractNumId w:val="3"/>
-  </w:num>
-  <w:num w:numId="34" w16cid:durableId="1701976209">
-    <w:abstractNumId w:val="20"/>
-  </w:num>
-  <w:num w:numId="35" w16cid:durableId="233245969">
-    <w:abstractNumId w:val="11"/>
-  </w:num>
-  <w:num w:numId="36" w16cid:durableId="571433912">
-    <w:abstractNumId w:val="34"/>
-  </w:num>
-  <w:num w:numId="37" w16cid:durableId="622007442">
-    <w:abstractNumId w:val="14"/>
-  </w:num>
-  <w:num w:numId="38" w16cid:durableId="1153571216">
-    <w:abstractNumId w:val="19"/>
-  </w:num>
-  <w:num w:numId="39" w16cid:durableId="646055759">
-    <w:abstractNumId w:val="32"/>
-  </w:num>
   <w:num w:numId="40" w16cid:durableId="232086003">
-    <w:abstractNumId w:val="4"/>
+    <w:abstractNumId w:val="5"/>
   </w:num>
   <w:num w:numId="41" w16cid:durableId="578292227">
-    <w:abstractNumId w:val="5"/>
+    <w:abstractNumId w:val="6"/>
+  </w:num>
+  <w:num w:numId="42" w16cid:durableId="2116289532">
+    <w:abstractNumId w:val="1"/>
   </w:num>
 </w:numbering>
 </file>
@@ -18619,6 +21247,25 @@
     <w:uiPriority w:val="99"/>
     <w:rsid w:val="00FB453A"/>
   </w:style>
+  <w:style w:type="table" w:styleId="TableGrid">
+    <w:name w:val="Table Grid"/>
+    <w:basedOn w:val="TableNormal"/>
+    <w:uiPriority w:val="39"/>
+    <w:rsid w:val="00F342DC"/>
+    <w:pPr>
+      <w:spacing w:after="0" w:line="240" w:lineRule="auto"/>
+    </w:pPr>
+    <w:tblPr>
+      <w:tblBorders>
+        <w:top w:val="single" w:sz="4" w:space="0" w:color="auto"/>
+        <w:left w:val="single" w:sz="4" w:space="0" w:color="auto"/>
+        <w:bottom w:val="single" w:sz="4" w:space="0" w:color="auto"/>
+        <w:right w:val="single" w:sz="4" w:space="0" w:color="auto"/>
+        <w:insideH w:val="single" w:sz="4" w:space="0" w:color="auto"/>
+        <w:insideV w:val="single" w:sz="4" w:space="0" w:color="auto"/>
+      </w:tblBorders>
+    </w:tblPr>
+  </w:style>
 </w:styles>
 </file>
 

--- a/docs/head_tumor_journal.docx
+++ b/docs/head_tumor_journal.docx
@@ -13918,25 +13918,18 @@
     <w:p/>
     <w:p/>
     <w:p>
-      <w:r>
+      <w:pPr>
+        <w:rPr>
+          <w:b/>
+          <w:bCs/>
+        </w:rPr>
+      </w:pPr>
+      <w:r>
+        <w:rPr>
+          <w:b/>
+          <w:bCs/>
+        </w:rPr>
         <w:lastRenderedPageBreak/>
-        <w:pict w14:anchorId="21EEB5A0">
-          <v:rect id="_x0000_i1025" style="width:0;height:.75pt" o:hralign="center" o:hrstd="t" o:hr="t" fillcolor="#a0a0a0" stroked="f"/>
-        </w:pict>
-      </w:r>
-    </w:p>
-    <w:p>
-      <w:pPr>
-        <w:rPr>
-          <w:b/>
-          <w:bCs/>
-        </w:rPr>
-      </w:pPr>
-      <w:r>
-        <w:rPr>
-          <w:b/>
-          <w:bCs/>
-        </w:rPr>
         <w:t>Author Contribution Statement</w:t>
       </w:r>
     </w:p>
@@ -13965,32 +13958,283 @@
         <w:t>The authors declare no competing interests. The 3D tracking repository and associated datasets mentioned in the methodology are available for institutional review upon request.</w:t>
       </w:r>
     </w:p>
-    <w:p>
-      <w:r>
-        <w:pict w14:anchorId="5DBA7D6F">
-          <v:rect id="_x0000_i1026" style="width:0;height:.75pt" o:hralign="center" o:hrstd="t" o:hr="t" fillcolor="#a0a0a0" stroked="f"/>
-        </w:pict>
-      </w:r>
-    </w:p>
-    <w:p>
-      <w:pPr>
-        <w:rPr>
-          <w:b/>
-          <w:bCs/>
-        </w:rPr>
-      </w:pPr>
-      <w:r>
-        <w:rPr>
-          <w:b/>
-          <w:bCs/>
-        </w:rPr>
+    <w:p/>
+    <w:p/>
+    <w:p/>
+    <w:p/>
+    <w:p/>
+    <w:p/>
+    <w:p/>
+    <w:p/>
+    <w:p/>
+    <w:p/>
+    <w:p/>
+    <w:p/>
+    <w:p/>
+    <w:p/>
+    <w:p/>
+    <w:p/>
+    <w:p/>
+    <w:p/>
+    <w:p/>
+    <w:p>
+      <w:pPr>
+        <w:rPr>
+          <w:b/>
+          <w:bCs/>
+        </w:rPr>
+      </w:pPr>
+      <w:r>
+        <w:rPr>
+          <w:b/>
+          <w:bCs/>
+        </w:rPr>
+        <w:lastRenderedPageBreak/>
         <w:t>Trusted Official Resources</w:t>
       </w:r>
     </w:p>
     <w:p/>
+    <w:p/>
+    <w:p>
+      <w:pPr>
+        <w:rPr>
+          <w:b/>
+          <w:bCs/>
+        </w:rPr>
+      </w:pPr>
+    </w:p>
+    <w:p>
+      <w:pPr>
+        <w:rPr>
+          <w:b/>
+          <w:bCs/>
+        </w:rPr>
+      </w:pPr>
+    </w:p>
+    <w:p>
+      <w:pPr>
+        <w:rPr>
+          <w:b/>
+          <w:bCs/>
+        </w:rPr>
+      </w:pPr>
+    </w:p>
+    <w:p>
+      <w:pPr>
+        <w:rPr>
+          <w:b/>
+          <w:bCs/>
+        </w:rPr>
+      </w:pPr>
+    </w:p>
+    <w:p>
+      <w:pPr>
+        <w:rPr>
+          <w:b/>
+          <w:bCs/>
+        </w:rPr>
+      </w:pPr>
+    </w:p>
+    <w:p>
+      <w:pPr>
+        <w:rPr>
+          <w:b/>
+          <w:bCs/>
+        </w:rPr>
+      </w:pPr>
+    </w:p>
+    <w:p>
+      <w:pPr>
+        <w:rPr>
+          <w:b/>
+          <w:bCs/>
+        </w:rPr>
+      </w:pPr>
+    </w:p>
+    <w:p>
+      <w:pPr>
+        <w:rPr>
+          <w:b/>
+          <w:bCs/>
+        </w:rPr>
+      </w:pPr>
+    </w:p>
+    <w:p>
+      <w:pPr>
+        <w:rPr>
+          <w:b/>
+          <w:bCs/>
+        </w:rPr>
+      </w:pPr>
+    </w:p>
+    <w:p>
+      <w:pPr>
+        <w:rPr>
+          <w:b/>
+          <w:bCs/>
+        </w:rPr>
+      </w:pPr>
+    </w:p>
+    <w:p>
+      <w:pPr>
+        <w:rPr>
+          <w:b/>
+          <w:bCs/>
+        </w:rPr>
+      </w:pPr>
+    </w:p>
+    <w:p>
+      <w:pPr>
+        <w:rPr>
+          <w:b/>
+          <w:bCs/>
+        </w:rPr>
+      </w:pPr>
+    </w:p>
+    <w:p>
+      <w:pPr>
+        <w:rPr>
+          <w:b/>
+          <w:bCs/>
+        </w:rPr>
+      </w:pPr>
+    </w:p>
+    <w:p>
+      <w:pPr>
+        <w:rPr>
+          <w:b/>
+          <w:bCs/>
+        </w:rPr>
+      </w:pPr>
+    </w:p>
+    <w:p>
+      <w:pPr>
+        <w:rPr>
+          <w:b/>
+          <w:bCs/>
+        </w:rPr>
+      </w:pPr>
+    </w:p>
+    <w:p>
+      <w:pPr>
+        <w:rPr>
+          <w:b/>
+          <w:bCs/>
+        </w:rPr>
+      </w:pPr>
+    </w:p>
+    <w:p>
+      <w:pPr>
+        <w:rPr>
+          <w:b/>
+          <w:bCs/>
+        </w:rPr>
+      </w:pPr>
+    </w:p>
+    <w:p>
+      <w:pPr>
+        <w:rPr>
+          <w:b/>
+          <w:bCs/>
+        </w:rPr>
+      </w:pPr>
+    </w:p>
+    <w:p>
+      <w:pPr>
+        <w:rPr>
+          <w:b/>
+          <w:bCs/>
+        </w:rPr>
+      </w:pPr>
+      <w:r>
+        <w:rPr>
+          <w:b/>
+          <w:bCs/>
+        </w:rPr>
+        <w:t>Dr. Correo “Cory” Andrew Hofstad Med Sci. Educ, PO, ND, DO, PharmD, OEM, GPM, Psych, MD, JSD, JD, SEP, MPH, PhD, MBA/COGS, MLSCM, MDiv</w:t>
+      </w:r>
+      <w:r>
+        <w:drawing>
+          <wp:anchor distT="0" distB="0" distL="114300" distR="114300" simplePos="0" relativeHeight="251659264" behindDoc="1" locked="0" layoutInCell="1" allowOverlap="1" wp14:anchorId="5B119F4A" wp14:editId="4E18C76D">
+            <wp:simplePos x="0" y="0"/>
+            <wp:positionH relativeFrom="margin">
+              <wp:posOffset>3919220</wp:posOffset>
+            </wp:positionH>
+            <wp:positionV relativeFrom="paragraph">
+              <wp:posOffset>5080</wp:posOffset>
+            </wp:positionV>
+            <wp:extent cx="2036445" cy="1146810"/>
+            <wp:effectExtent l="0" t="0" r="1905" b="0"/>
+            <wp:wrapNone/>
+            <wp:docPr id="1366578592" name="Picture 2" descr="A black scribble on a white background&#10;&#10;Description automatically generated"/>
+            <wp:cNvGraphicFramePr>
+              <a:graphicFrameLocks xmlns:a="http://schemas.openxmlformats.org/drawingml/2006/main" noChangeAspect="1"/>
+            </wp:cNvGraphicFramePr>
+            <a:graphic xmlns:a="http://schemas.openxmlformats.org/drawingml/2006/main">
+              <a:graphicData uri="http://schemas.openxmlformats.org/drawingml/2006/picture">
+                <pic:pic xmlns:pic="http://schemas.openxmlformats.org/drawingml/2006/picture">
+                  <pic:nvPicPr>
+                    <pic:cNvPr id="0" name="Picture 2" descr="A black scribble on a white background&#10;&#10;Description automatically generated"/>
+                    <pic:cNvPicPr>
+                      <a:picLocks noChangeAspect="1" noChangeArrowheads="1"/>
+                    </pic:cNvPicPr>
+                  </pic:nvPicPr>
+                  <pic:blipFill>
+                    <a:blip r:embed="rId23">
+                      <a:extLst>
+                        <a:ext uri="{28A0092B-C50C-407E-A947-70E740481C1C}">
+                          <a14:useLocalDpi xmlns:a14="http://schemas.microsoft.com/office/drawing/2010/main" val="0"/>
+                        </a:ext>
+                      </a:extLst>
+                    </a:blip>
+                    <a:srcRect/>
+                    <a:stretch>
+                      <a:fillRect/>
+                    </a:stretch>
+                  </pic:blipFill>
+                  <pic:spPr bwMode="auto">
+                    <a:xfrm>
+                      <a:off x="0" y="0"/>
+                      <a:ext cx="2036445" cy="1146810"/>
+                    </a:xfrm>
+                    <a:prstGeom prst="rect">
+                      <a:avLst/>
+                    </a:prstGeom>
+                    <a:noFill/>
+                  </pic:spPr>
+                </pic:pic>
+              </a:graphicData>
+            </a:graphic>
+            <wp14:sizeRelH relativeFrom="page">
+              <wp14:pctWidth>0</wp14:pctWidth>
+            </wp14:sizeRelH>
+            <wp14:sizeRelV relativeFrom="page">
+              <wp14:pctHeight>0</wp14:pctHeight>
+            </wp14:sizeRelV>
+          </wp:anchor>
+        </w:drawing>
+      </w:r>
+    </w:p>
+    <w:p/>
+    <w:p/>
+    <w:p>
+      <w:pPr>
+        <w:jc w:val="right"/>
+      </w:pPr>
+      <w:hyperlink r:id="rId24" w:history="1">
+        <w:r>
+          <w:rPr>
+            <w:rStyle w:val="Hyperlink"/>
+          </w:rPr>
+          <w:t>https://virustreatmentcenters.com</w:t>
+        </w:r>
+      </w:hyperlink>
+    </w:p>
     <w:sectPr>
-      <w:headerReference w:type="first" r:id="rId23"/>
-      <w:footerReference w:type="first" r:id="rId24"/>
+      <w:footerReference w:type="even" r:id="rId25"/>
+      <w:footerReference w:type="default" r:id="rId26"/>
+      <w:headerReference w:type="first" r:id="rId27"/>
+      <w:footerReference w:type="first" r:id="rId28"/>
       <w:pgSz w:w="12240" w:h="15840"/>
       <w:pgMar w:top="1440" w:right="1440" w:bottom="1440" w:left="1440" w:header="720" w:footer="720" w:gutter="0"/>
       <w:cols w:space="720"/>
@@ -14027,6 +14271,52 @@
 </file>
 
 <file path=word/footer1.xml><?xml version="1.0" encoding="utf-8"?>
+<w:ftr xmlns:wpc="http://schemas.microsoft.com/office/word/2010/wordprocessingCanvas" xmlns:cx="http://schemas.microsoft.com/office/drawing/2014/chartex" xmlns:cx1="http://schemas.microsoft.com/office/drawing/2015/9/8/chartex" xmlns:cx2="http://schemas.microsoft.com/office/drawing/2015/10/21/chartex" xmlns:cx3="http://schemas.microsoft.com/office/drawing/2016/5/9/chartex" xmlns:cx4="http://schemas.microsoft.com/office/drawing/2016/5/10/chartex" xmlns:cx5="http://schemas.microsoft.com/office/drawing/2016/5/11/chartex" xmlns:cx6="http://schemas.microsoft.com/office/drawing/2016/5/12/chartex" xmlns:cx7="http://schemas.microsoft.com/office/drawing/2016/5/13/chartex" xmlns:cx8="http://schemas.microsoft.com/office/drawing/2016/5/14/chartex" xmlns:mc="http://schemas.openxmlformats.org/markup-compatibility/2006" xmlns:aink="http://schemas.microsoft.com/office/drawing/2016/ink" xmlns:am3d="http://schemas.microsoft.com/office/drawing/2017/model3d" xmlns:o="urn:schemas-microsoft-com:office:office" xmlns:oel="http://schemas.microsoft.com/office/2019/extlst" xmlns:r="http://schemas.openxmlformats.org/officeDocument/2006/relationships" xmlns:m="http://schemas.openxmlformats.org/officeDocument/2006/math" xmlns:v="urn:schemas-microsoft-com:vml" xmlns:wp14="http://schemas.microsoft.com/office/word/2010/wordprocessingDrawing" xmlns:wp="http://schemas.openxmlformats.org/drawingml/2006/wordprocessingDrawing" xmlns:w10="urn:schemas-microsoft-com:office:word" xmlns:w="http://schemas.openxmlformats.org/wordprocessingml/2006/main" xmlns:w14="http://schemas.microsoft.com/office/word/2010/wordml" xmlns:w15="http://schemas.microsoft.com/office/word/2012/wordml" xmlns:w16cex="http://schemas.microsoft.com/office/word/2018/wordml/cex" xmlns:w16cid="http://schemas.microsoft.com/office/word/2016/wordml/cid" xmlns:w16="http://schemas.microsoft.com/office/word/2018/wordml" xmlns:w16du="http://schemas.microsoft.com/office/word/2023/wordml/word16du" xmlns:w16sdtdh="http://schemas.microsoft.com/office/word/2020/wordml/sdtdatahash" xmlns:w16sdtfl="http://schemas.microsoft.com/office/word/2024/wordml/sdtformatlock" xmlns:w16se="http://schemas.microsoft.com/office/word/2015/wordml/symex" xmlns:wpg="http://schemas.microsoft.com/office/word/2010/wordprocessingGroup" xmlns:wpi="http://schemas.microsoft.com/office/word/2010/wordprocessingInk" xmlns:wne="http://schemas.microsoft.com/office/word/2006/wordml" xmlns:wps="http://schemas.microsoft.com/office/word/2010/wordprocessingShape" mc:Ignorable="w14 w15 w16se w16cid w16 w16cex w16sdtdh w16sdtfl w16du wp14">
+  <w:p>
+    <w:pPr>
+      <w:pStyle w:val="Footer"/>
+      <w:tabs>
+        <w:tab w:val="left" w:pos="8427"/>
+      </w:tabs>
+    </w:pPr>
+    <w:r>
+      <w:tab/>
+    </w:r>
+    <w:hyperlink r:id="rId1" w:history="1">
+      <w:r>
+        <w:rPr>
+          <w:rStyle w:val="Hyperlink"/>
+        </w:rPr>
+        <w:t>https://healthcarelawmatters.foxrothschild.com/contact/</w:t>
+      </w:r>
+    </w:hyperlink>
+    <w:r>
+      <w:tab/>
+    </w:r>
+  </w:p>
+</w:ftr>
+</file>
+
+<file path=word/footer2.xml><?xml version="1.0" encoding="utf-8"?>
+<w:ftr xmlns:wpc="http://schemas.microsoft.com/office/word/2010/wordprocessingCanvas" xmlns:cx="http://schemas.microsoft.com/office/drawing/2014/chartex" xmlns:cx1="http://schemas.microsoft.com/office/drawing/2015/9/8/chartex" xmlns:cx2="http://schemas.microsoft.com/office/drawing/2015/10/21/chartex" xmlns:cx3="http://schemas.microsoft.com/office/drawing/2016/5/9/chartex" xmlns:cx4="http://schemas.microsoft.com/office/drawing/2016/5/10/chartex" xmlns:cx5="http://schemas.microsoft.com/office/drawing/2016/5/11/chartex" xmlns:cx6="http://schemas.microsoft.com/office/drawing/2016/5/12/chartex" xmlns:cx7="http://schemas.microsoft.com/office/drawing/2016/5/13/chartex" xmlns:cx8="http://schemas.microsoft.com/office/drawing/2016/5/14/chartex" xmlns:mc="http://schemas.openxmlformats.org/markup-compatibility/2006" xmlns:aink="http://schemas.microsoft.com/office/drawing/2016/ink" xmlns:am3d="http://schemas.microsoft.com/office/drawing/2017/model3d" xmlns:o="urn:schemas-microsoft-com:office:office" xmlns:oel="http://schemas.microsoft.com/office/2019/extlst" xmlns:r="http://schemas.openxmlformats.org/officeDocument/2006/relationships" xmlns:m="http://schemas.openxmlformats.org/officeDocument/2006/math" xmlns:v="urn:schemas-microsoft-com:vml" xmlns:wp14="http://schemas.microsoft.com/office/word/2010/wordprocessingDrawing" xmlns:wp="http://schemas.openxmlformats.org/drawingml/2006/wordprocessingDrawing" xmlns:w10="urn:schemas-microsoft-com:office:word" xmlns:w="http://schemas.openxmlformats.org/wordprocessingml/2006/main" xmlns:w14="http://schemas.microsoft.com/office/word/2010/wordml" xmlns:w15="http://schemas.microsoft.com/office/word/2012/wordml" xmlns:w16cex="http://schemas.microsoft.com/office/word/2018/wordml/cex" xmlns:w16cid="http://schemas.microsoft.com/office/word/2016/wordml/cid" xmlns:w16="http://schemas.microsoft.com/office/word/2018/wordml" xmlns:w16du="http://schemas.microsoft.com/office/word/2023/wordml/word16du" xmlns:w16sdtdh="http://schemas.microsoft.com/office/word/2020/wordml/sdtdatahash" xmlns:w16sdtfl="http://schemas.microsoft.com/office/word/2024/wordml/sdtformatlock" xmlns:w16se="http://schemas.microsoft.com/office/word/2015/wordml/symex" xmlns:wpg="http://schemas.microsoft.com/office/word/2010/wordprocessingGroup" xmlns:wpi="http://schemas.microsoft.com/office/word/2010/wordprocessingInk" xmlns:wne="http://schemas.microsoft.com/office/word/2006/wordml" xmlns:wps="http://schemas.microsoft.com/office/word/2010/wordprocessingShape" mc:Ignorable="w14 w15 w16se w16cid w16 w16cex w16sdtdh w16sdtfl w16du wp14">
+  <w:p>
+    <w:pPr>
+      <w:pStyle w:val="Footer"/>
+      <w:jc w:val="center"/>
+    </w:pPr>
+    <w:hyperlink r:id="rId1" w:history="1">
+      <w:r>
+        <w:rPr>
+          <w:rStyle w:val="Hyperlink"/>
+        </w:rPr>
+        <w:t>https://www.foxrothschild.com/health-law</w:t>
+      </w:r>
+    </w:hyperlink>
+  </w:p>
+</w:ftr>
+</file>
+
+<file path=word/footer3.xml><?xml version="1.0" encoding="utf-8"?>
 <w:ftr xmlns:wpc="http://schemas.microsoft.com/office/word/2010/wordprocessingCanvas" xmlns:cx="http://schemas.microsoft.com/office/drawing/2014/chartex" xmlns:cx1="http://schemas.microsoft.com/office/drawing/2015/9/8/chartex" xmlns:cx2="http://schemas.microsoft.com/office/drawing/2015/10/21/chartex" xmlns:cx3="http://schemas.microsoft.com/office/drawing/2016/5/9/chartex" xmlns:cx4="http://schemas.microsoft.com/office/drawing/2016/5/10/chartex" xmlns:cx5="http://schemas.microsoft.com/office/drawing/2016/5/11/chartex" xmlns:cx6="http://schemas.microsoft.com/office/drawing/2016/5/12/chartex" xmlns:cx7="http://schemas.microsoft.com/office/drawing/2016/5/13/chartex" xmlns:cx8="http://schemas.microsoft.com/office/drawing/2016/5/14/chartex" xmlns:mc="http://schemas.openxmlformats.org/markup-compatibility/2006" xmlns:aink="http://schemas.microsoft.com/office/drawing/2016/ink" xmlns:am3d="http://schemas.microsoft.com/office/drawing/2017/model3d" xmlns:o="urn:schemas-microsoft-com:office:office" xmlns:oel="http://schemas.microsoft.com/office/2019/extlst" xmlns:r="http://schemas.openxmlformats.org/officeDocument/2006/relationships" xmlns:m="http://schemas.openxmlformats.org/officeDocument/2006/math" xmlns:v="urn:schemas-microsoft-com:vml" xmlns:wp14="http://schemas.microsoft.com/office/word/2010/wordprocessingDrawing" xmlns:wp="http://schemas.openxmlformats.org/drawingml/2006/wordprocessingDrawing" xmlns:w10="urn:schemas-microsoft-com:office:word" xmlns:w="http://schemas.openxmlformats.org/wordprocessingml/2006/main" xmlns:w14="http://schemas.microsoft.com/office/word/2010/wordml" xmlns:w15="http://schemas.microsoft.com/office/word/2012/wordml" xmlns:w16cex="http://schemas.microsoft.com/office/word/2018/wordml/cex" xmlns:w16cid="http://schemas.microsoft.com/office/word/2016/wordml/cid" xmlns:w16="http://schemas.microsoft.com/office/word/2018/wordml" xmlns:w16du="http://schemas.microsoft.com/office/word/2023/wordml/word16du" xmlns:w16sdtdh="http://schemas.microsoft.com/office/word/2020/wordml/sdtdatahash" xmlns:w16sdtfl="http://schemas.microsoft.com/office/word/2024/wordml/sdtformatlock" xmlns:w16se="http://schemas.microsoft.com/office/word/2015/wordml/symex" xmlns:wpg="http://schemas.microsoft.com/office/word/2010/wordprocessingGroup" xmlns:wpi="http://schemas.microsoft.com/office/word/2010/wordprocessingInk" xmlns:wne="http://schemas.microsoft.com/office/word/2006/wordml" xmlns:wps="http://schemas.microsoft.com/office/word/2010/wordprocessingShape" mc:Ignorable="w14 w15 w16se w16cid w16 w16cex w16sdtdh w16sdtfl w16du wp14">
   <w:p>
     <w:pPr>
@@ -20867,6 +21157,7 @@
   <w:style w:type="character" w:default="1" w:styleId="DefaultParagraphFont">
     <w:name w:val="Default Paragraph Font"/>
     <w:uiPriority w:val="1"/>
+    <w:semiHidden/>
     <w:unhideWhenUsed/>
   </w:style>
   <w:style w:type="table" w:default="1" w:styleId="TableNormal">

--- a/docs/head_tumor_journal.docx
+++ b/docs/head_tumor_journal.docx
@@ -584,55 +584,7 @@
         <w:t>Pycnogonida</w:t>
       </w:r>
       <w:r>
-        <w:t xml:space="preserve"> vesicle closely mimics the macroscopic appearance of high-grade scirrhous carcinomas or chronic fungal mucoceles, representing a significant risk for diagnostic misclassification. However, the lesion displays highly specific biophysical signatures: the central acellular matrix core exhibits complete signal suppression on T2-weighted SPAIR/STIR spectral fat-saturation sequences and profoundly restricted water diffusion (Apparent Diffusion Coefficient, \(\</w:t>
-      </w:r>
-      <w:proofErr w:type="gramStart"/>
-      <w:r>
-        <w:t>text{</w:t>
-      </w:r>
-      <w:proofErr w:type="gramEnd"/>
-      <w:r>
-        <w:t>ADC} &lt; 0.7 \times 10</w:t>
-      </w:r>
-      <w:proofErr w:type="gramStart"/>
-      <w:r>
-        <w:t>^{</w:t>
-      </w:r>
-      <w:proofErr w:type="gramEnd"/>
-      <w:r>
-        <w:t>-3} \</w:t>
-      </w:r>
-      <w:proofErr w:type="gramStart"/>
-      <w:r>
-        <w:t>text{ mm</w:t>
-      </w:r>
-      <w:proofErr w:type="gramEnd"/>
-      <w:r>
-        <w:t>}^2/\text{s}\)) driven by the dense, intra-capsular chitinous scaffolding. Systemic diffusion of the core matrix fluid results in cytolytic acidosis, serum chitotriosidase elevations (</w:t>
-      </w:r>
-      <w:proofErr w:type="gramStart"/>
-      <w:r>
-        <w:t>\(</w:t>
-      </w:r>
-      <w:proofErr w:type="gramEnd"/>
-      <w:r>
-        <w:t>&gt; 250 \</w:t>
-      </w:r>
-      <w:proofErr w:type="gramStart"/>
-      <w:r>
-        <w:t>text{ nmol</w:t>
-      </w:r>
-      <w:proofErr w:type="gramEnd"/>
-      <w:r>
-        <w:t>/mL/</w:t>
-      </w:r>
-      <w:proofErr w:type="gramStart"/>
-      <w:r>
-        <w:t>h}\</w:t>
-      </w:r>
-      <w:proofErr w:type="gramEnd"/>
-      <w:r>
-        <w:t>)), and secondary hematopoietic suppression mimicking Acute Radiation Syndrome (ARS) due to chemical isotopic rearrangements.</w:t>
+        <w:t xml:space="preserve"> vesicle closely mimics the macroscopic appearance of high-grade scirrhous carcinomas or chronic fungal mucoceles, representing a significant risk for diagnostic misclassification. However, the lesion displays highly specific biophysical signatures: the central acellular matrix core exhibits complete signal suppression on T2-weighted SPAIR/STIR spectral fat-saturation sequences and profoundly restricted water diffusion (Apparent Diffusion Coefficient, \(\text{ADC} &lt; 0.7 \times 10^{-3} \text{ mm}^2/\text{s}\)) driven by the dense, intra-capsular chitinous scaffolding. Systemic diffusion of the core matrix fluid results in cytolytic acidosis, serum chitotriosidase elevations (\(&gt; 250 \text{ nmol/mL/h}\)), and secondary hematopoietic suppression mimicking Acute Radiation Syndrome (ARS) due to chemical isotopic rearrangements.</w:t>
       </w:r>
     </w:p>
     <w:p/>
@@ -944,15 +896,7 @@
         <w:t>Pycnogonida</w:t>
       </w:r>
       <w:r>
-        <w:t xml:space="preserve">, Craniofacial Parasitology, Desmoplastic Stroma, Voxel </w:t>
-      </w:r>
-      <w:proofErr w:type="gramStart"/>
-      <w:r>
-        <w:t>Ray-Marching</w:t>
-      </w:r>
-      <w:proofErr w:type="gramEnd"/>
-      <w:r>
-        <w:t>, Isotopic Radiotoxic Mimicry, Duty to Warn.</w:t>
+        <w:t>, Craniofacial Parasitology, Desmoplastic Stroma, Voxel Ray-Marching, Isotopic Radiotoxic Mimicry, Duty to Warn.</w:t>
       </w:r>
     </w:p>
     <w:p/>
@@ -1045,50 +989,24 @@
     <w:p>
       <w:r>
         <w:lastRenderedPageBreak/>
-        <w:t xml:space="preserve">Standard operating room ventilation systems are entirely insufficient to capture or neutralize </w:t>
-      </w:r>
-      <w:proofErr w:type="gramStart"/>
-      <w:r>
-        <w:t>low-pH</w:t>
-      </w:r>
-      <w:proofErr w:type="gramEnd"/>
-      <w:r>
-        <w:t xml:space="preserve"> cytolytic cerebrospinal fluid (CSF) or volatile radiomimetic gases released during a sudden capsule breach. The neurosurgical theater must implement the following strict engineering controls:</w:t>
-      </w:r>
-    </w:p>
-    <w:p/>
-    <w:p>
-      <w:pPr>
-        <w:rPr>
-          <w:b/>
-          <w:bCs/>
-        </w:rPr>
-      </w:pPr>
-      <w:proofErr w:type="gramStart"/>
-      <w:r>
-        <w:rPr>
-          <w:b/>
-          <w:bCs/>
-        </w:rPr>
-        <w:t>[ Intracranial</w:t>
-      </w:r>
-      <w:proofErr w:type="gramEnd"/>
-      <w:r>
-        <w:rPr>
-          <w:b/>
-          <w:bCs/>
-        </w:rPr>
-        <w:t xml:space="preserve"> Operating Field: Negative Pressure Isolation </w:t>
-      </w:r>
-      <w:proofErr w:type="gramStart"/>
-      <w:r>
-        <w:rPr>
-          <w:b/>
-          <w:bCs/>
-        </w:rPr>
-        <w:t>Loop ]</w:t>
-      </w:r>
-      <w:proofErr w:type="gramEnd"/>
+        <w:t>Standard operating room ventilation systems are entirely insufficient to capture or neutralize low-pH cytolytic cerebrospinal fluid (CSF) or volatile radiomimetic gases released during a sudden capsule breach. The neurosurgical theater must implement the following strict engineering controls:</w:t>
+      </w:r>
+    </w:p>
+    <w:p/>
+    <w:p>
+      <w:pPr>
+        <w:rPr>
+          <w:b/>
+          <w:bCs/>
+        </w:rPr>
+      </w:pPr>
+      <w:r>
+        <w:rPr>
+          <w:b/>
+          <w:bCs/>
+        </w:rPr>
+        <w:t>[ Intracranial Operating Field: Negative Pressure Isolation Loop ]</w:t>
+      </w:r>
     </w:p>
     <w:p>
       <w:pPr>
@@ -1186,49 +1104,8 @@
           <w:b/>
           <w:bCs/>
         </w:rPr>
-        <w:t xml:space="preserve">[ Targeted CSF </w:t>
-      </w:r>
-      <w:proofErr w:type="gramStart"/>
-      <w:r>
-        <w:rPr>
-          <w:b/>
-          <w:bCs/>
-        </w:rPr>
-        <w:t>Aspiration ]</w:t>
-      </w:r>
-      <w:proofErr w:type="gramEnd"/>
-      <w:r>
-        <w:rPr>
-          <w:b/>
-          <w:bCs/>
-        </w:rPr>
-        <w:t xml:space="preserve">              </w:t>
-      </w:r>
-      <w:proofErr w:type="gramStart"/>
-      <w:r>
-        <w:rPr>
-          <w:b/>
-          <w:bCs/>
-        </w:rPr>
-        <w:t xml:space="preserve">   [</w:t>
-      </w:r>
-      <w:proofErr w:type="gramEnd"/>
-      <w:r>
-        <w:rPr>
-          <w:b/>
-          <w:bCs/>
-        </w:rPr>
-        <w:t xml:space="preserve"> Chemical Neutralization </w:t>
-      </w:r>
-      <w:proofErr w:type="gramStart"/>
-      <w:r>
-        <w:rPr>
-          <w:b/>
-          <w:bCs/>
-        </w:rPr>
-        <w:t>Zones ]</w:t>
-      </w:r>
-      <w:proofErr w:type="gramEnd"/>
+        <w:t>[ Targeted CSF Aspiration ]                 [ Chemical Neutralization Zones ]</w:t>
+      </w:r>
     </w:p>
     <w:p>
       <w:pPr>
@@ -1325,17 +1202,8 @@
           <w:b/>
           <w:bCs/>
         </w:rPr>
-        <w:t xml:space="preserve">               [ Secured Cerebral Containment </w:t>
-      </w:r>
-      <w:proofErr w:type="gramStart"/>
-      <w:r>
-        <w:rPr>
-          <w:b/>
-          <w:bCs/>
-        </w:rPr>
-        <w:t>Envelope ]</w:t>
-      </w:r>
-      <w:proofErr w:type="gramEnd"/>
+        <w:t xml:space="preserve">               [ Secured Cerebral Containment Envelope ]</w:t>
+      </w:r>
     </w:p>
     <w:p/>
     <w:p>
@@ -1412,21 +1280,12 @@
           <w:bCs/>
         </w:rPr>
       </w:pPr>
-      <w:proofErr w:type="gramStart"/>
-      <w:r>
-        <w:rPr>
-          <w:b/>
-          <w:bCs/>
-        </w:rPr>
-        <w:t>+-</w:t>
-      </w:r>
-      <w:proofErr w:type="gramEnd"/>
-      <w:r>
-        <w:rPr>
-          <w:b/>
-          <w:bCs/>
-        </w:rPr>
-        <w:t>-------------------------------------------------------------------------+</w:t>
+      <w:r>
+        <w:rPr>
+          <w:b/>
+          <w:bCs/>
+        </w:rPr>
+        <w:t>+--------------------------------------------------------------------------+</w:t>
       </w:r>
     </w:p>
     <w:p>
@@ -1456,23 +1315,7 @@
           <w:b/>
           <w:bCs/>
         </w:rPr>
-        <w:t>| 1. Airway Isolation: Positive-Pressure Supplied Air Respirator (</w:t>
-      </w:r>
-      <w:proofErr w:type="gramStart"/>
-      <w:r>
-        <w:rPr>
-          <w:b/>
-          <w:bCs/>
-        </w:rPr>
-        <w:t xml:space="preserve">PAPR)   </w:t>
-      </w:r>
-      <w:proofErr w:type="gramEnd"/>
-      <w:r>
-        <w:rPr>
-          <w:b/>
-          <w:bCs/>
-        </w:rPr>
-        <w:t xml:space="preserve">  |</w:t>
+        <w:t>| 1. Airway Isolation: Positive-Pressure Supplied Air Respirator (PAPR)     |</w:t>
       </w:r>
     </w:p>
     <w:p>
@@ -1527,21 +1370,12 @@
           <w:bCs/>
         </w:rPr>
       </w:pPr>
-      <w:proofErr w:type="gramStart"/>
-      <w:r>
-        <w:rPr>
-          <w:b/>
-          <w:bCs/>
-        </w:rPr>
-        <w:t>+-</w:t>
-      </w:r>
-      <w:proofErr w:type="gramEnd"/>
-      <w:r>
-        <w:rPr>
-          <w:b/>
-          <w:bCs/>
-        </w:rPr>
-        <w:t>-------------------------------------------------------------------------+</w:t>
+      <w:r>
+        <w:rPr>
+          <w:b/>
+          <w:bCs/>
+        </w:rPr>
+        <w:t>+--------------------------------------------------------------------------+</w:t>
       </w:r>
     </w:p>
     <w:p>
@@ -1682,15 +1516,7 @@
     </w:p>
     <w:p>
       <w:r>
-        <w:t xml:space="preserve">All personnel within the sterile field must </w:t>
-      </w:r>
-      <w:proofErr w:type="gramStart"/>
-      <w:r>
-        <w:t>don</w:t>
-      </w:r>
-      <w:proofErr w:type="gramEnd"/>
-      <w:r>
-        <w:t xml:space="preserve"> full-hood PAPR units equipped with specialized gas cartridges. This preserves respiratory safety against volatile, low-pH aerosolized compounds generated during intracranial capsule debridement.</w:t>
+        <w:t>All personnel within the sterile field must don full-hood PAPR units equipped with specialized gas cartridges. This preserves respiratory safety against volatile, low-pH aerosolized compounds generated during intracranial capsule debridement.</w:t>
       </w:r>
     </w:p>
     <w:p>
@@ -3064,21 +2890,8 @@
     </w:p>
     <w:p>
       <w:r>
-        <w:t xml:space="preserve">       </w:t>
-      </w:r>
-      <w:proofErr w:type="gramStart"/>
-      <w:r>
-        <w:t>[ Central</w:t>
-      </w:r>
-      <w:proofErr w:type="gramEnd"/>
-      <w:r>
-        <w:t xml:space="preserve"> Segmented Neoplastic Core (Craniofacial</w:t>
-      </w:r>
-      <w:proofErr w:type="gramStart"/>
-      <w:r>
-        <w:t>) ]</w:t>
-      </w:r>
-      <w:proofErr w:type="gramEnd"/>
+        <w:t xml:space="preserve">       [ Central Segmented Neoplastic Core (Craniofacial) ]</w:t>
+      </w:r>
     </w:p>
     <w:p>
       <w:r>
@@ -3124,29 +2937,8 @@
     </w:p>
     <w:p>
       <w:r>
-        <w:t xml:space="preserve">[ Maxillary Sinus </w:t>
-      </w:r>
-      <w:proofErr w:type="gramStart"/>
-      <w:r>
-        <w:t>Foci ]</w:t>
-      </w:r>
-      <w:proofErr w:type="gramEnd"/>
-      <w:r>
-        <w:t xml:space="preserve">                    </w:t>
-      </w:r>
-      <w:proofErr w:type="gramStart"/>
-      <w:r>
-        <w:t xml:space="preserve">   [</w:t>
-      </w:r>
-      <w:proofErr w:type="gramEnd"/>
-      <w:r>
-        <w:t xml:space="preserve"> Deep Retropharyngeal </w:t>
-      </w:r>
-      <w:proofErr w:type="gramStart"/>
-      <w:r>
-        <w:t>Nodes ]</w:t>
-      </w:r>
-      <w:proofErr w:type="gramEnd"/>
+        <w:t>[ Maxillary Sinus Foci ]                       [ Deep Retropharyngeal Nodes ]</w:t>
+      </w:r>
     </w:p>
     <w:p>
       <w:r>
@@ -3692,33 +3484,99 @@
           <w:b/>
           <w:bCs/>
         </w:rPr>
+        <w:t xml:space="preserve">       [ Raw Craniofacial DICOM Ingestion ]</w:t>
+      </w:r>
+    </w:p>
+    <w:p>
+      <w:pPr>
+        <w:rPr>
+          <w:b/>
+          <w:bCs/>
+        </w:rPr>
+      </w:pPr>
+      <w:r>
+        <w:rPr>
+          <w:b/>
+          <w:bCs/>
+        </w:rPr>
+        <w:t xml:space="preserve">                        │</w:t>
+      </w:r>
+    </w:p>
+    <w:p>
+      <w:pPr>
+        <w:rPr>
+          <w:b/>
+          <w:bCs/>
+        </w:rPr>
+      </w:pPr>
+      <w:r>
+        <w:rPr>
+          <w:b/>
+          <w:bCs/>
+        </w:rPr>
         <w:t xml:space="preserve">       </w:t>
       </w:r>
-      <w:proofErr w:type="gramStart"/>
-      <w:r>
-        <w:rPr>
-          <w:b/>
-          <w:bCs/>
-        </w:rPr>
-        <w:t>[ Raw</w:t>
-      </w:r>
-      <w:proofErr w:type="gramEnd"/>
-      <w:r>
-        <w:rPr>
-          <w:b/>
-          <w:bCs/>
-        </w:rPr>
-        <w:t xml:space="preserve"> Craniofacial DICOM </w:t>
-      </w:r>
-      <w:proofErr w:type="gramStart"/>
-      <w:r>
-        <w:rPr>
-          <w:b/>
-          <w:bCs/>
-        </w:rPr>
-        <w:t>Ingestion ]</w:t>
-      </w:r>
-      <w:proofErr w:type="gramEnd"/>
+      <w:r>
+        <w:rPr>
+          <w:rFonts w:ascii="MS Gothic" w:eastAsia="MS Gothic" w:hAnsi="MS Gothic" w:cs="MS Gothic" w:hint="eastAsia"/>
+          <w:b/>
+          <w:bCs/>
+        </w:rPr>
+        <w:t>├</w:t>
+      </w:r>
+      <w:r>
+        <w:rPr>
+          <w:rFonts w:ascii="Aptos" w:hAnsi="Aptos" w:cs="Aptos"/>
+          <w:b/>
+          <w:bCs/>
+        </w:rPr>
+        <w:t>──</w:t>
+      </w:r>
+      <w:r>
+        <w:rPr>
+          <w:rFonts w:ascii="Arial" w:hAnsi="Arial" w:cs="Arial"/>
+          <w:b/>
+          <w:bCs/>
+        </w:rPr>
+        <w:t>►</w:t>
+      </w:r>
+      <w:r>
+        <w:rPr>
+          <w:b/>
+          <w:bCs/>
+        </w:rPr>
+        <w:t xml:space="preserve"> Carestream X-Ray (Bony Erosion / Thinning Vectors)</w:t>
+      </w:r>
+    </w:p>
+    <w:p>
+      <w:pPr>
+        <w:rPr>
+          <w:b/>
+          <w:bCs/>
+        </w:rPr>
+      </w:pPr>
+      <w:r>
+        <w:rPr>
+          <w:b/>
+          <w:bCs/>
+        </w:rPr>
+        <w:t xml:space="preserve">       └──</w:t>
+      </w:r>
+      <w:r>
+        <w:rPr>
+          <w:rFonts w:ascii="Arial" w:hAnsi="Arial" w:cs="Arial"/>
+          <w:b/>
+          <w:bCs/>
+        </w:rPr>
+        <w:t>►</w:t>
+      </w:r>
+      <w:r>
+        <w:rPr>
+          <w:b/>
+          <w:bCs/>
+        </w:rPr>
+        <w:t xml:space="preserve"> GE Medical MRI (T1/T2 Hyperintense Sinus Lipid Mapping)</w:t>
+      </w:r>
     </w:p>
     <w:p>
       <w:pPr>
@@ -3747,23 +3605,7 @@
           <w:b/>
           <w:bCs/>
         </w:rPr>
-        <w:t xml:space="preserve">       </w:t>
-      </w:r>
-      <w:r>
-        <w:rPr>
-          <w:rFonts w:ascii="MS Gothic" w:eastAsia="MS Gothic" w:hAnsi="MS Gothic" w:cs="MS Gothic" w:hint="eastAsia"/>
-          <w:b/>
-          <w:bCs/>
-        </w:rPr>
-        <w:t>├</w:t>
-      </w:r>
-      <w:r>
-        <w:rPr>
-          <w:rFonts w:ascii="Aptos" w:hAnsi="Aptos" w:cs="Aptos"/>
-          <w:b/>
-          <w:bCs/>
-        </w:rPr>
-        <w:t>──</w:t>
+        <w:t xml:space="preserve">                        </w:t>
       </w:r>
       <w:r>
         <w:rPr>
@@ -3771,29 +3613,52 @@
           <w:b/>
           <w:bCs/>
         </w:rPr>
-        <w:t>►</w:t>
-      </w:r>
-      <w:r>
-        <w:rPr>
-          <w:b/>
-          <w:bCs/>
-        </w:rPr>
-        <w:t xml:space="preserve"> Carestream X-Ray (Bony Erosion / Thinning Vectors)</w:t>
-      </w:r>
-    </w:p>
-    <w:p>
-      <w:pPr>
-        <w:rPr>
-          <w:b/>
-          <w:bCs/>
-        </w:rPr>
-      </w:pPr>
-      <w:r>
-        <w:rPr>
-          <w:b/>
-          <w:bCs/>
-        </w:rPr>
-        <w:t xml:space="preserve">       └──</w:t>
+        <w:t>▼</w:t>
+      </w:r>
+    </w:p>
+    <w:p>
+      <w:pPr>
+        <w:rPr>
+          <w:b/>
+          <w:bCs/>
+        </w:rPr>
+      </w:pPr>
+      <w:r>
+        <w:rPr>
+          <w:b/>
+          <w:bCs/>
+        </w:rPr>
+        <w:t xml:space="preserve"> [ CUDA Ray-Marching &amp; Sinus Voxel Grid Generation ]</w:t>
+      </w:r>
+    </w:p>
+    <w:p>
+      <w:pPr>
+        <w:rPr>
+          <w:b/>
+          <w:bCs/>
+        </w:rPr>
+      </w:pPr>
+      <w:r>
+        <w:rPr>
+          <w:b/>
+          <w:bCs/>
+        </w:rPr>
+        <w:t xml:space="preserve">                        │</w:t>
+      </w:r>
+    </w:p>
+    <w:p>
+      <w:pPr>
+        <w:rPr>
+          <w:b/>
+          <w:bCs/>
+        </w:rPr>
+      </w:pPr>
+      <w:r>
+        <w:rPr>
+          <w:b/>
+          <w:bCs/>
+        </w:rPr>
+        <w:t xml:space="preserve">                        </w:t>
       </w:r>
       <w:r>
         <w:rPr>
@@ -3801,14 +3666,22 @@
           <w:b/>
           <w:bCs/>
         </w:rPr>
-        <w:t>►</w:t>
-      </w:r>
-      <w:r>
-        <w:rPr>
-          <w:b/>
-          <w:bCs/>
-        </w:rPr>
-        <w:t xml:space="preserve"> GE Medical MRI (T1/T2 Hyperintense Sinus Lipid Mapping)</w:t>
+        <w:t>▼</w:t>
+      </w:r>
+    </w:p>
+    <w:p>
+      <w:pPr>
+        <w:rPr>
+          <w:b/>
+          <w:bCs/>
+        </w:rPr>
+      </w:pPr>
+      <w:r>
+        <w:rPr>
+          <w:b/>
+          <w:bCs/>
+        </w:rPr>
+        <w:t xml:space="preserve">    [ Real-Time 3D Craniofacial Mesh Generation ]</w:t>
       </w:r>
     </w:p>
     <w:p>
@@ -3861,189 +3734,8 @@
           <w:b/>
           <w:bCs/>
         </w:rPr>
-        <w:t xml:space="preserve"> </w:t>
-      </w:r>
-      <w:proofErr w:type="gramStart"/>
-      <w:r>
-        <w:rPr>
-          <w:b/>
-          <w:bCs/>
-        </w:rPr>
-        <w:t>[ CUDA</w:t>
-      </w:r>
-      <w:proofErr w:type="gramEnd"/>
-      <w:r>
-        <w:rPr>
-          <w:b/>
-          <w:bCs/>
-        </w:rPr>
-        <w:t xml:space="preserve"> Ray-Marching &amp; Sinus Voxel Grid </w:t>
-      </w:r>
-      <w:proofErr w:type="gramStart"/>
-      <w:r>
-        <w:rPr>
-          <w:b/>
-          <w:bCs/>
-        </w:rPr>
-        <w:t>Generation ]</w:t>
-      </w:r>
-      <w:proofErr w:type="gramEnd"/>
-    </w:p>
-    <w:p>
-      <w:pPr>
-        <w:rPr>
-          <w:b/>
-          <w:bCs/>
-        </w:rPr>
-      </w:pPr>
-      <w:r>
-        <w:rPr>
-          <w:b/>
-          <w:bCs/>
-        </w:rPr>
-        <w:t xml:space="preserve">                        │</w:t>
-      </w:r>
-    </w:p>
-    <w:p>
-      <w:pPr>
-        <w:rPr>
-          <w:b/>
-          <w:bCs/>
-        </w:rPr>
-      </w:pPr>
-      <w:r>
-        <w:rPr>
-          <w:b/>
-          <w:bCs/>
-        </w:rPr>
-        <w:t xml:space="preserve">                        </w:t>
-      </w:r>
-      <w:r>
-        <w:rPr>
-          <w:rFonts w:ascii="Arial" w:hAnsi="Arial" w:cs="Arial"/>
-          <w:b/>
-          <w:bCs/>
-        </w:rPr>
-        <w:t>▼</w:t>
-      </w:r>
-    </w:p>
-    <w:p>
-      <w:pPr>
-        <w:rPr>
-          <w:b/>
-          <w:bCs/>
-        </w:rPr>
-      </w:pPr>
-      <w:r>
-        <w:rPr>
-          <w:b/>
-          <w:bCs/>
-        </w:rPr>
-        <w:t xml:space="preserve">    </w:t>
-      </w:r>
-      <w:proofErr w:type="gramStart"/>
-      <w:r>
-        <w:rPr>
-          <w:b/>
-          <w:bCs/>
-        </w:rPr>
-        <w:t>[ Real</w:t>
-      </w:r>
-      <w:proofErr w:type="gramEnd"/>
-      <w:r>
-        <w:rPr>
-          <w:b/>
-          <w:bCs/>
-        </w:rPr>
-        <w:t xml:space="preserve">-Time 3D Craniofacial Mesh </w:t>
-      </w:r>
-      <w:proofErr w:type="gramStart"/>
-      <w:r>
-        <w:rPr>
-          <w:b/>
-          <w:bCs/>
-        </w:rPr>
-        <w:t>Generation ]</w:t>
-      </w:r>
-      <w:proofErr w:type="gramEnd"/>
-    </w:p>
-    <w:p>
-      <w:pPr>
-        <w:rPr>
-          <w:b/>
-          <w:bCs/>
-        </w:rPr>
-      </w:pPr>
-      <w:r>
-        <w:rPr>
-          <w:b/>
-          <w:bCs/>
-        </w:rPr>
-        <w:t xml:space="preserve">                        │</w:t>
-      </w:r>
-    </w:p>
-    <w:p>
-      <w:pPr>
-        <w:rPr>
-          <w:b/>
-          <w:bCs/>
-        </w:rPr>
-      </w:pPr>
-      <w:r>
-        <w:rPr>
-          <w:b/>
-          <w:bCs/>
-        </w:rPr>
-        <w:t xml:space="preserve">                        </w:t>
-      </w:r>
-      <w:r>
-        <w:rPr>
-          <w:rFonts w:ascii="Arial" w:hAnsi="Arial" w:cs="Arial"/>
-          <w:b/>
-          <w:bCs/>
-        </w:rPr>
-        <w:t>▼</w:t>
-      </w:r>
-    </w:p>
-    <w:p>
-      <w:pPr>
-        <w:rPr>
-          <w:b/>
-          <w:bCs/>
-        </w:rPr>
-      </w:pPr>
-      <w:r>
-        <w:rPr>
-          <w:b/>
-          <w:bCs/>
-        </w:rPr>
-        <w:t xml:space="preserve"> </w:t>
-      </w:r>
-      <w:proofErr w:type="gramStart"/>
-      <w:r>
-        <w:rPr>
-          <w:b/>
-          <w:bCs/>
-        </w:rPr>
-        <w:t>[ Automated</w:t>
-      </w:r>
-      <w:proofErr w:type="gramEnd"/>
-      <w:r>
-        <w:rPr>
-          <w:b/>
-          <w:bCs/>
-        </w:rPr>
-        <w:t xml:space="preserve"> Volumetric Airway Infiltration </w:t>
-      </w:r>
-      <w:proofErr w:type="gramStart"/>
-      <w:r>
-        <w:rPr>
-          <w:b/>
-          <w:bCs/>
-        </w:rPr>
-        <w:t>Mapping ]</w:t>
-      </w:r>
-      <w:proofErr w:type="gramEnd"/>
+        <w:t xml:space="preserve"> [ Automated Volumetric Airway Infiltration Mapping ]</w:t>
+      </w:r>
     </w:p>
     <w:p>
       <w:pPr>
@@ -4696,21 +4388,8 @@
     <w:p/>
     <w:p>
       <w:r>
-        <w:t xml:space="preserve">       </w:t>
-      </w:r>
-      <w:proofErr w:type="gramStart"/>
-      <w:r>
-        <w:t>[ Multi</w:t>
-      </w:r>
-      <w:proofErr w:type="gramEnd"/>
-      <w:r>
-        <w:t xml:space="preserve">-Sequence Craniofacial MRI </w:t>
-      </w:r>
-      <w:proofErr w:type="gramStart"/>
-      <w:r>
-        <w:t>Acquisition ]</w:t>
-      </w:r>
-      <w:proofErr w:type="gramEnd"/>
+        <w:t xml:space="preserve">       [ Multi-Sequence Craniofacial MRI Acquisition ]</w:t>
+      </w:r>
     </w:p>
     <w:p>
       <w:r>
@@ -4755,35 +4434,9 @@
       </w:r>
     </w:p>
     <w:p>
-      <w:proofErr w:type="gramStart"/>
-      <w:r>
-        <w:t>[ T1</w:t>
-      </w:r>
-      <w:proofErr w:type="gramEnd"/>
-      <w:r>
-        <w:t xml:space="preserve">-Weighted </w:t>
-      </w:r>
-      <w:proofErr w:type="gramStart"/>
-      <w:r>
-        <w:t>CE ]</w:t>
-      </w:r>
-      <w:proofErr w:type="gramEnd"/>
-      <w:r>
-        <w:t xml:space="preserve">                         </w:t>
-      </w:r>
-      <w:proofErr w:type="gramStart"/>
-      <w:r>
-        <w:t xml:space="preserve">   [</w:t>
-      </w:r>
-      <w:proofErr w:type="gramEnd"/>
-      <w:r>
-        <w:t xml:space="preserve"> T2-Weighted </w:t>
-      </w:r>
-      <w:proofErr w:type="gramStart"/>
-      <w:r>
-        <w:t>Dixon ]</w:t>
-      </w:r>
-      <w:proofErr w:type="gramEnd"/>
+      <w:r>
+        <w:t>[ T1-Weighted CE ]                            [ T2-Weighted Dixon ]</w:t>
+      </w:r>
     </w:p>
     <w:p>
       <w:r>
@@ -4830,21 +4483,8 @@
     </w:p>
     <w:p>
       <w:r>
-        <w:t xml:space="preserve">         </w:t>
-      </w:r>
-      <w:proofErr w:type="gramStart"/>
-      <w:r>
-        <w:t>[ Apply</w:t>
-      </w:r>
-      <w:proofErr w:type="gramEnd"/>
-      <w:r>
-        <w:t xml:space="preserve"> Custom Proton-Density Fat-</w:t>
-      </w:r>
-      <w:proofErr w:type="gramStart"/>
-      <w:r>
-        <w:t>Sat ]</w:t>
-      </w:r>
-      <w:proofErr w:type="gramEnd"/>
+        <w:t xml:space="preserve">         [ Apply Custom Proton-Density Fat-Sat ]</w:t>
+      </w:r>
     </w:p>
     <w:p>
       <w:r>
@@ -4863,19 +4503,9 @@
       </w:r>
     </w:p>
     <w:p>
-      <w:proofErr w:type="gramStart"/>
-      <w:r>
-        <w:t>[ Result</w:t>
-      </w:r>
-      <w:proofErr w:type="gramEnd"/>
-      <w:r>
-        <w:t xml:space="preserve">: Complete Core Suppression / Restricted Diffusion </w:t>
-      </w:r>
-      <w:proofErr w:type="gramStart"/>
-      <w:r>
-        <w:t>Verified ]</w:t>
-      </w:r>
-      <w:proofErr w:type="gramEnd"/>
+      <w:r>
+        <w:t>[ Result: Complete Core Suppression / Restricted Diffusion Verified ]</w:t>
+      </w:r>
     </w:p>
     <w:p>
       <w:pPr>
@@ -5263,31 +4893,7 @@
           </w:tcPr>
           <w:p>
             <w:r>
-              <w:t>High Diffusion ($&gt; 2.0 \times 10</w:t>
-            </w:r>
-            <w:proofErr w:type="gramStart"/>
-            <w:r>
-              <w:t>^{</w:t>
-            </w:r>
-            <w:proofErr w:type="gramEnd"/>
-            <w:r>
-              <w:t>-</w:t>
-            </w:r>
-            <w:proofErr w:type="gramStart"/>
-            <w:r>
-              <w:t>3} \text{ mm</w:t>
-            </w:r>
-            <w:proofErr w:type="gramEnd"/>
-            <w:r>
-              <w:t>}^2/\</w:t>
-            </w:r>
-            <w:proofErr w:type="gramStart"/>
-            <w:r>
-              <w:t>text{s}</w:t>
-            </w:r>
-            <w:proofErr w:type="gramEnd"/>
-            <w:r>
-              <w:t>$)</w:t>
+              <w:t>High Diffusion ($&gt; 2.0 \times 10^{-3} \text{ mm}^2/\text{s}$)</w:t>
             </w:r>
           </w:p>
         </w:tc>
@@ -5416,55 +5022,7 @@
                 <w:b/>
                 <w:bCs/>
               </w:rPr>
-              <w:t>Restricted Diffusion ($&lt; 0.7 \times 10</w:t>
-            </w:r>
-            <w:proofErr w:type="gramStart"/>
-            <w:r>
-              <w:rPr>
-                <w:b/>
-                <w:bCs/>
-              </w:rPr>
-              <w:t>^{</w:t>
-            </w:r>
-            <w:proofErr w:type="gramEnd"/>
-            <w:r>
-              <w:rPr>
-                <w:b/>
-                <w:bCs/>
-              </w:rPr>
-              <w:t>-</w:t>
-            </w:r>
-            <w:proofErr w:type="gramStart"/>
-            <w:r>
-              <w:rPr>
-                <w:b/>
-                <w:bCs/>
-              </w:rPr>
-              <w:t>3} \text{ mm</w:t>
-            </w:r>
-            <w:proofErr w:type="gramEnd"/>
-            <w:r>
-              <w:rPr>
-                <w:b/>
-                <w:bCs/>
-              </w:rPr>
-              <w:t>}^2/\</w:t>
-            </w:r>
-            <w:proofErr w:type="gramStart"/>
-            <w:r>
-              <w:rPr>
-                <w:b/>
-                <w:bCs/>
-              </w:rPr>
-              <w:t>text{s}</w:t>
-            </w:r>
-            <w:proofErr w:type="gramEnd"/>
-            <w:r>
-              <w:rPr>
-                <w:b/>
-                <w:bCs/>
-              </w:rPr>
-              <w:t>$)</w:t>
+              <w:t>Restricted Diffusion ($&lt; 0.7 \times 10^{-3} \text{ mm}^2/\text{s}$)</w:t>
             </w:r>
           </w:p>
         </w:tc>
@@ -5590,13 +5148,8 @@
       </w:r>
     </w:p>
     <w:p>
-      <w:proofErr w:type="gramStart"/>
-      <w:r>
-        <w:t>import</w:t>
-      </w:r>
-      <w:proofErr w:type="gramEnd"/>
-      <w:r>
-        <w:t xml:space="preserve"> </w:t>
+      <w:r>
+        <w:t xml:space="preserve">import </w:t>
       </w:r>
       <w:proofErr w:type="spellStart"/>
       <w:r>
@@ -5622,12 +5175,10 @@
         <w:t xml:space="preserve">import </w:t>
       </w:r>
       <w:proofErr w:type="spellStart"/>
-      <w:proofErr w:type="gramStart"/>
       <w:r>
         <w:t>scipy.ndimage</w:t>
       </w:r>
       <w:proofErr w:type="spellEnd"/>
-      <w:proofErr w:type="gramEnd"/>
       <w:r>
         <w:t xml:space="preserve"> as </w:t>
       </w:r>
@@ -5661,15 +5212,7 @@
       </w:r>
       <w:proofErr w:type="spellEnd"/>
       <w:r>
-        <w:t>_</w:t>
-      </w:r>
-      <w:proofErr w:type="gramStart"/>
-      <w:r>
-        <w:t>_(</w:t>
-      </w:r>
-      <w:proofErr w:type="gramEnd"/>
-      <w:r>
-        <w:t xml:space="preserve">self, </w:t>
+        <w:t xml:space="preserve">__(self, </w:t>
       </w:r>
       <w:proofErr w:type="spellStart"/>
       <w:r>
@@ -5701,12 +5244,10 @@
         <w:t xml:space="preserve"> = </w:t>
       </w:r>
       <w:proofErr w:type="spellStart"/>
-      <w:proofErr w:type="gramStart"/>
       <w:r>
         <w:t>pydicom.dcmread</w:t>
       </w:r>
       <w:proofErr w:type="spellEnd"/>
-      <w:proofErr w:type="gramEnd"/>
       <w:r>
         <w:t>(</w:t>
       </w:r>
@@ -5732,12 +5273,10 @@
         <w:t xml:space="preserve"> = </w:t>
       </w:r>
       <w:proofErr w:type="spellStart"/>
-      <w:proofErr w:type="gramStart"/>
       <w:r>
         <w:t>pydicom.dcmread</w:t>
       </w:r>
       <w:proofErr w:type="spellEnd"/>
-      <w:proofErr w:type="gramEnd"/>
       <w:r>
         <w:t>(</w:t>
       </w:r>
@@ -5764,32 +5303,11 @@
       </w:r>
       <w:proofErr w:type="spellStart"/>
       <w:r>
-        <w:t>self.mri_</w:t>
-      </w:r>
-      <w:proofErr w:type="gramStart"/>
-      <w:r>
-        <w:t>slice.pixel</w:t>
-      </w:r>
-      <w:proofErr w:type="gramEnd"/>
-      <w:r>
-        <w:t>_</w:t>
-      </w:r>
-      <w:proofErr w:type="gramStart"/>
-      <w:r>
-        <w:t>array.astype</w:t>
+        <w:t>self.mri_slice.pixel_array.astype</w:t>
       </w:r>
       <w:proofErr w:type="spellEnd"/>
-      <w:proofErr w:type="gramEnd"/>
-      <w:r>
-        <w:t>(</w:t>
-      </w:r>
-      <w:proofErr w:type="gramStart"/>
-      <w:r>
-        <w:t>np.float</w:t>
-      </w:r>
-      <w:proofErr w:type="gramEnd"/>
-      <w:r>
-        <w:t>32)</w:t>
+      <w:r>
+        <w:t>(np.float32)</w:t>
       </w:r>
     </w:p>
     <w:p>
@@ -5806,32 +5324,11 @@
       </w:r>
       <w:proofErr w:type="spellStart"/>
       <w:r>
-        <w:t>self.adc_</w:t>
-      </w:r>
-      <w:proofErr w:type="gramStart"/>
-      <w:r>
-        <w:t>slice.pixel</w:t>
-      </w:r>
-      <w:proofErr w:type="gramEnd"/>
-      <w:r>
-        <w:t>_</w:t>
-      </w:r>
-      <w:proofErr w:type="gramStart"/>
-      <w:r>
-        <w:t>array.astype</w:t>
+        <w:t>self.adc_slice.pixel_array.astype</w:t>
       </w:r>
       <w:proofErr w:type="spellEnd"/>
-      <w:proofErr w:type="gramEnd"/>
-      <w:r>
-        <w:t>(</w:t>
-      </w:r>
-      <w:proofErr w:type="gramStart"/>
-      <w:r>
-        <w:t>np.float</w:t>
-      </w:r>
-      <w:proofErr w:type="gramEnd"/>
-      <w:r>
-        <w:t>32)</w:t>
+      <w:r>
+        <w:t>(np.float32)</w:t>
       </w:r>
     </w:p>
     <w:p>
@@ -5845,19 +5342,11 @@
       </w:r>
       <w:proofErr w:type="spellStart"/>
       <w:r>
-        <w:t>segment_sinus_</w:t>
-      </w:r>
-      <w:proofErr w:type="gramStart"/>
-      <w:r>
-        <w:t>core</w:t>
+        <w:t>segment_sinus_core</w:t>
       </w:r>
       <w:proofErr w:type="spellEnd"/>
       <w:r>
-        <w:t>(</w:t>
-      </w:r>
-      <w:proofErr w:type="gramEnd"/>
-      <w:r>
-        <w:t xml:space="preserve">self, t2_threshold=140.0, </w:t>
+        <w:t xml:space="preserve">(self, t2_threshold=140.0, </w:t>
       </w:r>
       <w:proofErr w:type="spellStart"/>
       <w:r>
@@ -5885,24 +5374,14 @@
         <w:t xml:space="preserve">        smoothed = </w:t>
       </w:r>
       <w:proofErr w:type="spellStart"/>
-      <w:proofErr w:type="gramStart"/>
-      <w:r>
-        <w:t>ndimage.gaussian</w:t>
-      </w:r>
-      <w:proofErr w:type="gramEnd"/>
-      <w:r>
-        <w:t>_</w:t>
-      </w:r>
-      <w:proofErr w:type="gramStart"/>
-      <w:r>
-        <w:t>filter</w:t>
+      <w:r>
+        <w:t>ndimage.gaussian_filter</w:t>
       </w:r>
       <w:proofErr w:type="spellEnd"/>
       <w:r>
         <w:t>(</w:t>
       </w:r>
       <w:proofErr w:type="spellStart"/>
-      <w:proofErr w:type="gramEnd"/>
       <w:r>
         <w:t>self.mri_matrix</w:t>
       </w:r>
@@ -5965,24 +5444,14 @@
         <w:t xml:space="preserve">        return </w:t>
       </w:r>
       <w:proofErr w:type="spellStart"/>
-      <w:proofErr w:type="gramStart"/>
-      <w:r>
-        <w:t>ndimage.binary</w:t>
-      </w:r>
-      <w:proofErr w:type="gramEnd"/>
-      <w:r>
-        <w:t>_</w:t>
-      </w:r>
-      <w:proofErr w:type="gramStart"/>
-      <w:r>
-        <w:t>opening</w:t>
+      <w:r>
+        <w:t>ndimage.binary_opening</w:t>
       </w:r>
       <w:proofErr w:type="spellEnd"/>
       <w:r>
         <w:t>(</w:t>
       </w:r>
       <w:proofErr w:type="spellStart"/>
-      <w:proofErr w:type="gramEnd"/>
       <w:r>
         <w:t>core_mask</w:t>
       </w:r>
@@ -5991,12 +5460,10 @@
         <w:t>, structure=</w:t>
       </w:r>
       <w:proofErr w:type="spellStart"/>
-      <w:proofErr w:type="gramStart"/>
       <w:r>
         <w:t>np.ones</w:t>
       </w:r>
       <w:proofErr w:type="spellEnd"/>
-      <w:proofErr w:type="gramEnd"/>
       <w:r>
         <w:t>((3,3)))</w:t>
       </w:r>
@@ -7261,23 +6728,7 @@
           <w:b/>
           <w:bCs/>
         </w:rPr>
-        <w:t xml:space="preserve">[ Vector Traversal: Internal Carotid </w:t>
-      </w:r>
-      <w:proofErr w:type="gramStart"/>
-      <w:r>
-        <w:rPr>
-          <w:b/>
-          <w:bCs/>
-        </w:rPr>
-        <w:t>Artery ]</w:t>
-      </w:r>
-      <w:proofErr w:type="gramEnd"/>
-      <w:r>
-        <w:rPr>
-          <w:b/>
-          <w:bCs/>
-        </w:rPr>
-        <w:t xml:space="preserve"> ──</w:t>
+        <w:t>[ Vector Traversal: Internal Carotid Artery ] ──</w:t>
       </w:r>
       <w:r>
         <w:rPr>
@@ -7292,17 +6743,8 @@
           <w:b/>
           <w:bCs/>
         </w:rPr>
-        <w:t xml:space="preserve"> [ Generation 12-18: Vascular Sizing </w:t>
-      </w:r>
-      <w:proofErr w:type="gramStart"/>
-      <w:r>
-        <w:rPr>
-          <w:b/>
-          <w:bCs/>
-        </w:rPr>
-        <w:t>Drop ]</w:t>
-      </w:r>
-      <w:proofErr w:type="gramEnd"/>
+        <w:t xml:space="preserve"> [ Generation 12-18: Vascular Sizing Drop ]</w:t>
+      </w:r>
     </w:p>
     <w:p>
       <w:pPr>
@@ -7349,37 +6791,12 @@
           <w:bCs/>
         </w:rPr>
       </w:pPr>
-      <w:proofErr w:type="gramStart"/>
-      <w:r>
-        <w:rPr>
-          <w:b/>
-          <w:bCs/>
-        </w:rPr>
-        <w:t>[ Tumor</w:t>
-      </w:r>
-      <w:proofErr w:type="gramEnd"/>
-      <w:r>
-        <w:rPr>
-          <w:b/>
-          <w:bCs/>
-        </w:rPr>
-        <w:t xml:space="preserve"> Genesis </w:t>
-      </w:r>
-      <w:proofErr w:type="gramStart"/>
-      <w:r>
-        <w:rPr>
-          <w:b/>
-          <w:bCs/>
-        </w:rPr>
-        <w:t>Calculated ]</w:t>
-      </w:r>
-      <w:proofErr w:type="gramEnd"/>
-      <w:r>
-        <w:rPr>
-          <w:b/>
-          <w:bCs/>
-        </w:rPr>
-        <w:t xml:space="preserve"> </w:t>
+      <w:r>
+        <w:rPr>
+          <w:b/>
+          <w:bCs/>
+        </w:rPr>
+        <w:t xml:space="preserve">[ Tumor Genesis Calculated ] </w:t>
       </w:r>
       <w:r>
         <w:rPr>
@@ -7402,33 +6819,8 @@
           <w:b/>
           <w:bCs/>
         </w:rPr>
-        <w:t xml:space="preserve"> </w:t>
-      </w:r>
-      <w:proofErr w:type="gramStart"/>
-      <w:r>
-        <w:rPr>
-          <w:b/>
-          <w:bCs/>
-        </w:rPr>
-        <w:t>[ Physical</w:t>
-      </w:r>
-      <w:proofErr w:type="gramEnd"/>
-      <w:r>
-        <w:rPr>
-          <w:b/>
-          <w:bCs/>
-        </w:rPr>
-        <w:t xml:space="preserve"> Entrapment: Leg Span Exceeds Capillary </w:t>
-      </w:r>
-      <w:proofErr w:type="gramStart"/>
-      <w:r>
-        <w:rPr>
-          <w:b/>
-          <w:bCs/>
-        </w:rPr>
-        <w:t>Diameter ]</w:t>
-      </w:r>
-      <w:proofErr w:type="gramEnd"/>
+        <w:t xml:space="preserve"> [ Physical Entrapment: Leg Span Exceeds Capillary Diameter ]</w:t>
+      </w:r>
     </w:p>
     <w:p/>
     <w:p>
@@ -7447,29 +6839,16 @@
       </w:r>
       <w:proofErr w:type="spellStart"/>
       <w:r>
-        <w:t>pycnogonid_</w:t>
-      </w:r>
-      <w:proofErr w:type="gramStart"/>
-      <w:r>
-        <w:t>joints.scad</w:t>
+        <w:t>pycnogonid_joints.scad</w:t>
       </w:r>
       <w:proofErr w:type="spellEnd"/>
-      <w:proofErr w:type="gramEnd"/>
       <w:r>
         <w:t>) exceeds the local diameter of the microvascular generation.</w:t>
       </w:r>
     </w:p>
     <w:p>
       <w:r>
-        <w:t xml:space="preserve">Inside </w:t>
-      </w:r>
-      <w:proofErr w:type="gramStart"/>
-      <w:r>
-        <w:t>the brain</w:t>
-      </w:r>
-      <w:proofErr w:type="gramEnd"/>
-      <w:r>
-        <w:t xml:space="preserve"> neural matrix, this physical blockage instantly halts local blood flow, initiating a localized tissue infarction and establishing the exact physical baseline for primary tumor mass projection.</w:t>
+        <w:t>Inside the brain neural matrix, this physical blockage instantly halts local blood flow, initiating a localized tissue infarction and establishing the exact physical baseline for primary tumor mass projection.</w:t>
       </w:r>
     </w:p>
     <w:p/>
@@ -7504,93 +6883,8 @@
       </w:r>
     </w:p>
     <w:p>
-      <w:proofErr w:type="gramStart"/>
-      <w:r>
-        <w:t>\(</w:t>
-      </w:r>
-      <w:proofErr w:type="gramEnd"/>
-      <w:r>
-        <w:t>\</w:t>
-      </w:r>
-      <w:proofErr w:type="gramStart"/>
-      <w:r>
-        <w:t>text{</w:t>
-      </w:r>
-      <w:proofErr w:type="gramEnd"/>
-      <w:r>
-        <w:t>Point\ Stress</w:t>
-      </w:r>
-      <w:proofErr w:type="gramStart"/>
-      <w:r>
-        <w:t>\ }</w:t>
-      </w:r>
-      <w:proofErr w:type="gramEnd"/>
-      <w:r>
-        <w:t>(\</w:t>
-      </w:r>
-      <w:proofErr w:type="gramStart"/>
-      <w:r>
-        <w:t>sigma )</w:t>
-      </w:r>
-      <w:proofErr w:type="gramEnd"/>
-      <w:r>
-        <w:t>=\</w:t>
-      </w:r>
-      <w:proofErr w:type="gramStart"/>
-      <w:r>
-        <w:t>frac{</w:t>
-      </w:r>
-      <w:proofErr w:type="gramEnd"/>
-      <w:r>
-        <w:t>\</w:t>
-      </w:r>
-      <w:proofErr w:type="gramStart"/>
-      <w:r>
-        <w:t>text{</w:t>
-      </w:r>
-      <w:proofErr w:type="gramEnd"/>
-      <w:r>
-        <w:t>Applied\ Appendicular\ Force</w:t>
-      </w:r>
-      <w:proofErr w:type="gramStart"/>
-      <w:r>
-        <w:t>\ }</w:t>
-      </w:r>
-      <w:proofErr w:type="gramEnd"/>
-      <w:r>
-        <w:t>(F</w:t>
-      </w:r>
-      <w:proofErr w:type="gramStart"/>
-      <w:r>
-        <w:t>)}{</w:t>
-      </w:r>
-      <w:proofErr w:type="gramEnd"/>
-      <w:r>
-        <w:t>\</w:t>
-      </w:r>
-      <w:proofErr w:type="gramStart"/>
-      <w:r>
-        <w:t>text{</w:t>
-      </w:r>
-      <w:proofErr w:type="gramEnd"/>
-      <w:r>
-        <w:t>Radius\ of\ Curvature\ of\ Tarsal\ Tip</w:t>
-      </w:r>
-      <w:proofErr w:type="gramStart"/>
-      <w:r>
-        <w:t>\ }</w:t>
-      </w:r>
-      <w:proofErr w:type="gramEnd"/>
-      <w:r>
-        <w:t>(r_{c}</w:t>
-      </w:r>
-      <w:proofErr w:type="gramStart"/>
-      <w:r>
-        <w:t>)}\</w:t>
-      </w:r>
-      <w:proofErr w:type="gramEnd"/>
-      <w:r>
-        <w:t>)</w:t>
+      <w:r>
+        <w:t>\(\text{Point\ Stress\ }(\sigma )=\frac{\text{Applied\ Appendicular\ Force\ }(F)}{\text{Radius\ of\ Curvature\ of\ Tarsal\ Tip\ }(r_{c})}\)</w:t>
       </w:r>
     </w:p>
     <w:p>
@@ -7852,14 +7146,9 @@
       </w:r>
       <w:proofErr w:type="spellStart"/>
       <w:r>
-        <w:t>breeding_</w:t>
-      </w:r>
-      <w:proofErr w:type="gramStart"/>
-      <w:r>
-        <w:t>matrix.json</w:t>
+        <w:t>breeding_matrix.json</w:t>
       </w:r>
       <w:proofErr w:type="spellEnd"/>
-      <w:proofErr w:type="gramEnd"/>
       <w:r>
         <w:t>, calculating larval density and the progression of offspring calcification within the cerebral vesicle. This data enables the system to convert biological density metrics into standard clinical tumor staging (I–IV).</w:t>
       </w:r>
@@ -8352,15 +7641,7 @@
           </w:tcPr>
           <w:p>
             <w:r>
-              <w:t xml:space="preserve">Host macrophage </w:t>
-            </w:r>
-            <w:proofErr w:type="gramStart"/>
-            <w:r>
-              <w:t>response</w:t>
-            </w:r>
-            <w:proofErr w:type="gramEnd"/>
-            <w:r>
-              <w:t xml:space="preserve"> to the foreign chitinous cuticle inside the sinuses.</w:t>
+              <w:t>Host macrophage response to the foreign chitinous cuticle inside the sinuses.</w:t>
             </w:r>
           </w:p>
         </w:tc>
@@ -9318,33 +8599,206 @@
           <w:bCs/>
         </w:rPr>
         <w:lastRenderedPageBreak/>
+        <w:t xml:space="preserve">               [ Dual-Endoscope Endoscopic Intracavitary Entry ]</w:t>
+      </w:r>
+    </w:p>
+    <w:p>
+      <w:pPr>
+        <w:rPr>
+          <w:b/>
+          <w:bCs/>
+        </w:rPr>
+      </w:pPr>
+      <w:r>
+        <w:rPr>
+          <w:b/>
+          <w:bCs/>
+        </w:rPr>
+        <w:t xml:space="preserve">                                      │</w:t>
+      </w:r>
+    </w:p>
+    <w:p>
+      <w:pPr>
+        <w:rPr>
+          <w:b/>
+          <w:bCs/>
+        </w:rPr>
+      </w:pPr>
+      <w:r>
+        <w:rPr>
+          <w:b/>
+          <w:bCs/>
+        </w:rPr>
+        <w:t xml:space="preserve">               ┌──────────────────────</w:t>
+      </w:r>
+      <w:r>
+        <w:rPr>
+          <w:rFonts w:ascii="MS Gothic" w:eastAsia="MS Gothic" w:hAnsi="MS Gothic" w:cs="MS Gothic" w:hint="eastAsia"/>
+          <w:b/>
+          <w:bCs/>
+        </w:rPr>
+        <w:t>┴</w:t>
+      </w:r>
+      <w:r>
+        <w:rPr>
+          <w:rFonts w:ascii="Aptos" w:hAnsi="Aptos" w:cs="Aptos"/>
+          <w:b/>
+          <w:bCs/>
+        </w:rPr>
+        <w:t>──────────────────────┐</w:t>
+      </w:r>
+    </w:p>
+    <w:p>
+      <w:pPr>
+        <w:rPr>
+          <w:b/>
+          <w:bCs/>
+        </w:rPr>
+      </w:pPr>
+      <w:r>
+        <w:rPr>
+          <w:b/>
+          <w:bCs/>
+        </w:rPr>
         <w:t xml:space="preserve">               </w:t>
       </w:r>
-      <w:proofErr w:type="gramStart"/>
-      <w:r>
-        <w:rPr>
-          <w:b/>
-          <w:bCs/>
-        </w:rPr>
-        <w:t>[ Dual</w:t>
-      </w:r>
-      <w:proofErr w:type="gramEnd"/>
-      <w:r>
-        <w:rPr>
-          <w:b/>
-          <w:bCs/>
-        </w:rPr>
-        <w:t xml:space="preserve">-Endoscope Endoscopic Intracavitary </w:t>
-      </w:r>
-      <w:proofErr w:type="gramStart"/>
-      <w:r>
-        <w:rPr>
-          <w:b/>
-          <w:bCs/>
-        </w:rPr>
-        <w:t>Entry ]</w:t>
-      </w:r>
-      <w:proofErr w:type="gramEnd"/>
+      <w:r>
+        <w:rPr>
+          <w:rFonts w:ascii="Arial" w:hAnsi="Arial" w:cs="Arial"/>
+          <w:b/>
+          <w:bCs/>
+        </w:rPr>
+        <w:t>▼</w:t>
+      </w:r>
+      <w:r>
+        <w:rPr>
+          <w:b/>
+          <w:bCs/>
+        </w:rPr>
+        <w:t xml:space="preserve">                                             </w:t>
+      </w:r>
+      <w:r>
+        <w:rPr>
+          <w:rFonts w:ascii="Arial" w:hAnsi="Arial" w:cs="Arial"/>
+          <w:b/>
+          <w:bCs/>
+        </w:rPr>
+        <w:t>▼</w:t>
+      </w:r>
+    </w:p>
+    <w:p>
+      <w:pPr>
+        <w:rPr>
+          <w:b/>
+          <w:bCs/>
+        </w:rPr>
+      </w:pPr>
+      <w:r>
+        <w:rPr>
+          <w:b/>
+          <w:bCs/>
+        </w:rPr>
+        <w:t xml:space="preserve"> [ Nasal Channel: Guide Endoscope ]            [ Oral Channel: Work Endoscope ]</w:t>
+      </w:r>
+    </w:p>
+    <w:p>
+      <w:pPr>
+        <w:rPr>
+          <w:b/>
+          <w:bCs/>
+        </w:rPr>
+      </w:pPr>
+      <w:r>
+        <w:rPr>
+          <w:b/>
+          <w:bCs/>
+        </w:rPr>
+        <w:t xml:space="preserve">   - Positions visual tracking matrix            - Inserts 1cm protruding fiber optic strand</w:t>
+      </w:r>
+    </w:p>
+    <w:p>
+      <w:pPr>
+        <w:rPr>
+          <w:b/>
+          <w:bCs/>
+        </w:rPr>
+      </w:pPr>
+      <w:r>
+        <w:rPr>
+          <w:b/>
+          <w:bCs/>
+        </w:rPr>
+        <w:t xml:space="preserve">               │                                             │</w:t>
+      </w:r>
+    </w:p>
+    <w:p>
+      <w:pPr>
+        <w:rPr>
+          <w:b/>
+          <w:bCs/>
+        </w:rPr>
+      </w:pPr>
+      <w:r>
+        <w:rPr>
+          <w:b/>
+          <w:bCs/>
+        </w:rPr>
+        <w:t xml:space="preserve">               └──────────────────────</w:t>
+      </w:r>
+      <w:r>
+        <w:rPr>
+          <w:rFonts w:ascii="MS Gothic" w:eastAsia="MS Gothic" w:hAnsi="MS Gothic" w:cs="MS Gothic" w:hint="eastAsia"/>
+          <w:b/>
+          <w:bCs/>
+        </w:rPr>
+        <w:t>┬</w:t>
+      </w:r>
+      <w:r>
+        <w:rPr>
+          <w:rFonts w:ascii="Aptos" w:hAnsi="Aptos" w:cs="Aptos"/>
+          <w:b/>
+          <w:bCs/>
+        </w:rPr>
+        <w:t>──────────────────────┘</w:t>
+      </w:r>
+    </w:p>
+    <w:p>
+      <w:pPr>
+        <w:rPr>
+          <w:b/>
+          <w:bCs/>
+        </w:rPr>
+      </w:pPr>
+      <w:r>
+        <w:rPr>
+          <w:b/>
+          <w:bCs/>
+        </w:rPr>
+        <w:t xml:space="preserve">                                      </w:t>
+      </w:r>
+      <w:r>
+        <w:rPr>
+          <w:rFonts w:ascii="Arial" w:hAnsi="Arial" w:cs="Arial"/>
+          <w:b/>
+          <w:bCs/>
+        </w:rPr>
+        <w:t>▼</w:t>
+      </w:r>
+    </w:p>
+    <w:p>
+      <w:pPr>
+        <w:rPr>
+          <w:b/>
+          <w:bCs/>
+        </w:rPr>
+      </w:pPr>
+      <w:r>
+        <w:rPr>
+          <w:b/>
+          <w:bCs/>
+        </w:rPr>
+        <w:t xml:space="preserve">               [ Direct Fiber Engagement into the Core Gape ]</w:t>
+      </w:r>
     </w:p>
     <w:p>
       <w:pPr>
@@ -9373,6 +8827,59 @@
           <w:b/>
           <w:bCs/>
         </w:rPr>
+        <w:t xml:space="preserve">                                      </w:t>
+      </w:r>
+      <w:r>
+        <w:rPr>
+          <w:rFonts w:ascii="Arial" w:hAnsi="Arial" w:cs="Arial"/>
+          <w:b/>
+          <w:bCs/>
+        </w:rPr>
+        <w:t>▼</w:t>
+      </w:r>
+    </w:p>
+    <w:p>
+      <w:pPr>
+        <w:rPr>
+          <w:b/>
+          <w:bCs/>
+        </w:rPr>
+      </w:pPr>
+      <w:r>
+        <w:rPr>
+          <w:b/>
+          <w:bCs/>
+        </w:rPr>
+        <w:t xml:space="preserve">               [ Full-Power High-Flux UV-C Activation (254 nm) ]</w:t>
+      </w:r>
+    </w:p>
+    <w:p>
+      <w:pPr>
+        <w:rPr>
+          <w:b/>
+          <w:bCs/>
+        </w:rPr>
+      </w:pPr>
+      <w:r>
+        <w:rPr>
+          <w:b/>
+          <w:bCs/>
+        </w:rPr>
+        <w:t xml:space="preserve">                                      │</w:t>
+      </w:r>
+    </w:p>
+    <w:p>
+      <w:pPr>
+        <w:rPr>
+          <w:b/>
+          <w:bCs/>
+        </w:rPr>
+      </w:pPr>
+      <w:r>
+        <w:rPr>
+          <w:b/>
+          <w:bCs/>
+        </w:rPr>
         <w:t xml:space="preserve">               ┌──────────────────────</w:t>
       </w:r>
       <w:r>
@@ -9442,79 +8949,22 @@
           <w:b/>
           <w:bCs/>
         </w:rPr>
-        <w:t xml:space="preserve"> </w:t>
-      </w:r>
-      <w:proofErr w:type="gramStart"/>
-      <w:r>
-        <w:rPr>
-          <w:b/>
-          <w:bCs/>
-        </w:rPr>
-        <w:t>[ Nasal</w:t>
-      </w:r>
-      <w:proofErr w:type="gramEnd"/>
-      <w:r>
-        <w:rPr>
-          <w:b/>
-          <w:bCs/>
-        </w:rPr>
-        <w:t xml:space="preserve"> Channel: Guide </w:t>
-      </w:r>
-      <w:proofErr w:type="gramStart"/>
-      <w:r>
-        <w:rPr>
-          <w:b/>
-          <w:bCs/>
-        </w:rPr>
-        <w:t>Endoscope ]</w:t>
-      </w:r>
-      <w:proofErr w:type="gramEnd"/>
-      <w:r>
-        <w:rPr>
-          <w:b/>
-          <w:bCs/>
-        </w:rPr>
-        <w:t xml:space="preserve">         </w:t>
-      </w:r>
-      <w:proofErr w:type="gramStart"/>
-      <w:r>
-        <w:rPr>
-          <w:b/>
-          <w:bCs/>
-        </w:rPr>
-        <w:t xml:space="preserve">   [</w:t>
-      </w:r>
-      <w:proofErr w:type="gramEnd"/>
-      <w:r>
-        <w:rPr>
-          <w:b/>
-          <w:bCs/>
-        </w:rPr>
-        <w:t xml:space="preserve"> Oral Channel: Work </w:t>
-      </w:r>
-      <w:proofErr w:type="gramStart"/>
-      <w:r>
-        <w:rPr>
-          <w:b/>
-          <w:bCs/>
-        </w:rPr>
-        <w:t>Endoscope ]</w:t>
-      </w:r>
-      <w:proofErr w:type="gramEnd"/>
-    </w:p>
-    <w:p>
-      <w:pPr>
-        <w:rPr>
-          <w:b/>
-          <w:bCs/>
-        </w:rPr>
-      </w:pPr>
-      <w:r>
-        <w:rPr>
-          <w:b/>
-          <w:bCs/>
-        </w:rPr>
-        <w:t xml:space="preserve">   - Positions visual tracking matrix            - Inserts 1cm protruding fiber optic strand</w:t>
+        <w:t xml:space="preserve"> [ Photolytic Chitin De-Bonding ]              [ Organism Forced Evacuation ]</w:t>
+      </w:r>
+    </w:p>
+    <w:p>
+      <w:pPr>
+        <w:rPr>
+          <w:b/>
+          <w:bCs/>
+        </w:rPr>
+      </w:pPr>
+      <w:r>
+        <w:rPr>
+          <w:b/>
+          <w:bCs/>
+        </w:rPr>
+        <w:t xml:space="preserve">   - Destabilizes vesicle wall stickiness        - Forced egress directly into waste bin</w:t>
       </w:r>
     </w:p>
     <w:p>
@@ -9598,17 +9048,8 @@
           <w:b/>
           <w:bCs/>
         </w:rPr>
-        <w:t xml:space="preserve">               [ Direct Fiber Engagement into the Core </w:t>
-      </w:r>
-      <w:proofErr w:type="gramStart"/>
-      <w:r>
-        <w:rPr>
-          <w:b/>
-          <w:bCs/>
-        </w:rPr>
-        <w:t>Gape ]</w:t>
-      </w:r>
-      <w:proofErr w:type="gramEnd"/>
+        <w:t xml:space="preserve">               [ Intracavitary "Spaghetti" Twist Sack Extraction ]</w:t>
+      </w:r>
     </w:p>
     <w:p>
       <w:pPr>
@@ -9660,391 +9101,8 @@
           <w:b/>
           <w:bCs/>
         </w:rPr>
-        <w:t xml:space="preserve">               </w:t>
-      </w:r>
-      <w:proofErr w:type="gramStart"/>
-      <w:r>
-        <w:rPr>
-          <w:b/>
-          <w:bCs/>
-        </w:rPr>
-        <w:t>[ Full</w:t>
-      </w:r>
-      <w:proofErr w:type="gramEnd"/>
-      <w:r>
-        <w:rPr>
-          <w:b/>
-          <w:bCs/>
-        </w:rPr>
-        <w:t>-Power High-Flux UV-C Activation (254 nm</w:t>
-      </w:r>
-      <w:proofErr w:type="gramStart"/>
-      <w:r>
-        <w:rPr>
-          <w:b/>
-          <w:bCs/>
-        </w:rPr>
-        <w:t>) ]</w:t>
-      </w:r>
-      <w:proofErr w:type="gramEnd"/>
-    </w:p>
-    <w:p>
-      <w:pPr>
-        <w:rPr>
-          <w:b/>
-          <w:bCs/>
-        </w:rPr>
-      </w:pPr>
-      <w:r>
-        <w:rPr>
-          <w:b/>
-          <w:bCs/>
-        </w:rPr>
-        <w:t xml:space="preserve">                                      │</w:t>
-      </w:r>
-    </w:p>
-    <w:p>
-      <w:pPr>
-        <w:rPr>
-          <w:b/>
-          <w:bCs/>
-        </w:rPr>
-      </w:pPr>
-      <w:r>
-        <w:rPr>
-          <w:b/>
-          <w:bCs/>
-        </w:rPr>
-        <w:t xml:space="preserve">               ┌──────────────────────</w:t>
-      </w:r>
-      <w:r>
-        <w:rPr>
-          <w:rFonts w:ascii="MS Gothic" w:eastAsia="MS Gothic" w:hAnsi="MS Gothic" w:cs="MS Gothic" w:hint="eastAsia"/>
-          <w:b/>
-          <w:bCs/>
-        </w:rPr>
-        <w:t>┴</w:t>
-      </w:r>
-      <w:r>
-        <w:rPr>
-          <w:rFonts w:ascii="Aptos" w:hAnsi="Aptos" w:cs="Aptos"/>
-          <w:b/>
-          <w:bCs/>
-        </w:rPr>
-        <w:t>──────────────────────┐</w:t>
-      </w:r>
-    </w:p>
-    <w:p>
-      <w:pPr>
-        <w:rPr>
-          <w:b/>
-          <w:bCs/>
-        </w:rPr>
-      </w:pPr>
-      <w:r>
-        <w:rPr>
-          <w:b/>
-          <w:bCs/>
-        </w:rPr>
-        <w:t xml:space="preserve">               </w:t>
-      </w:r>
-      <w:r>
-        <w:rPr>
-          <w:rFonts w:ascii="Arial" w:hAnsi="Arial" w:cs="Arial"/>
-          <w:b/>
-          <w:bCs/>
-        </w:rPr>
-        <w:t>▼</w:t>
-      </w:r>
-      <w:r>
-        <w:rPr>
-          <w:b/>
-          <w:bCs/>
-        </w:rPr>
-        <w:t xml:space="preserve">                                             </w:t>
-      </w:r>
-      <w:r>
-        <w:rPr>
-          <w:rFonts w:ascii="Arial" w:hAnsi="Arial" w:cs="Arial"/>
-          <w:b/>
-          <w:bCs/>
-        </w:rPr>
-        <w:t>▼</w:t>
-      </w:r>
-    </w:p>
-    <w:p>
-      <w:pPr>
-        <w:rPr>
-          <w:b/>
-          <w:bCs/>
-        </w:rPr>
-      </w:pPr>
-      <w:r>
-        <w:rPr>
-          <w:b/>
-          <w:bCs/>
-        </w:rPr>
-        <w:t xml:space="preserve"> </w:t>
-      </w:r>
-      <w:proofErr w:type="gramStart"/>
-      <w:r>
-        <w:rPr>
-          <w:b/>
-          <w:bCs/>
-        </w:rPr>
-        <w:t>[ Photolytic</w:t>
-      </w:r>
-      <w:proofErr w:type="gramEnd"/>
-      <w:r>
-        <w:rPr>
-          <w:b/>
-          <w:bCs/>
-        </w:rPr>
-        <w:t xml:space="preserve"> Chitin De-</w:t>
-      </w:r>
-      <w:proofErr w:type="gramStart"/>
-      <w:r>
-        <w:rPr>
-          <w:b/>
-          <w:bCs/>
-        </w:rPr>
-        <w:t>Bonding ]</w:t>
-      </w:r>
-      <w:proofErr w:type="gramEnd"/>
-      <w:r>
-        <w:rPr>
-          <w:b/>
-          <w:bCs/>
-        </w:rPr>
-        <w:t xml:space="preserve">           </w:t>
-      </w:r>
-      <w:proofErr w:type="gramStart"/>
-      <w:r>
-        <w:rPr>
-          <w:b/>
-          <w:bCs/>
-        </w:rPr>
-        <w:t xml:space="preserve">   [</w:t>
-      </w:r>
-      <w:proofErr w:type="gramEnd"/>
-      <w:r>
-        <w:rPr>
-          <w:b/>
-          <w:bCs/>
-        </w:rPr>
-        <w:t xml:space="preserve"> Organism Forced </w:t>
-      </w:r>
-      <w:proofErr w:type="gramStart"/>
-      <w:r>
-        <w:rPr>
-          <w:b/>
-          <w:bCs/>
-        </w:rPr>
-        <w:t>Evacuation ]</w:t>
-      </w:r>
-      <w:proofErr w:type="gramEnd"/>
-    </w:p>
-    <w:p>
-      <w:pPr>
-        <w:rPr>
-          <w:b/>
-          <w:bCs/>
-        </w:rPr>
-      </w:pPr>
-      <w:r>
-        <w:rPr>
-          <w:b/>
-          <w:bCs/>
-        </w:rPr>
-        <w:t xml:space="preserve">   - Destabilizes vesicle wall stickiness        - Forced egress directly into waste bin</w:t>
-      </w:r>
-    </w:p>
-    <w:p>
-      <w:pPr>
-        <w:rPr>
-          <w:b/>
-          <w:bCs/>
-        </w:rPr>
-      </w:pPr>
-      <w:r>
-        <w:rPr>
-          <w:b/>
-          <w:bCs/>
-        </w:rPr>
-        <w:t xml:space="preserve">               │                                             │</w:t>
-      </w:r>
-    </w:p>
-    <w:p>
-      <w:pPr>
-        <w:rPr>
-          <w:b/>
-          <w:bCs/>
-        </w:rPr>
-      </w:pPr>
-      <w:r>
-        <w:rPr>
-          <w:b/>
-          <w:bCs/>
-        </w:rPr>
-        <w:t xml:space="preserve">               └──────────────────────</w:t>
-      </w:r>
-      <w:r>
-        <w:rPr>
-          <w:rFonts w:ascii="MS Gothic" w:eastAsia="MS Gothic" w:hAnsi="MS Gothic" w:cs="MS Gothic" w:hint="eastAsia"/>
-          <w:b/>
-          <w:bCs/>
-        </w:rPr>
-        <w:t>┬</w:t>
-      </w:r>
-      <w:r>
-        <w:rPr>
-          <w:rFonts w:ascii="Aptos" w:hAnsi="Aptos" w:cs="Aptos"/>
-          <w:b/>
-          <w:bCs/>
-        </w:rPr>
-        <w:t>──────────────────────┘</w:t>
-      </w:r>
-    </w:p>
-    <w:p>
-      <w:pPr>
-        <w:rPr>
-          <w:b/>
-          <w:bCs/>
-        </w:rPr>
-      </w:pPr>
-      <w:r>
-        <w:rPr>
-          <w:b/>
-          <w:bCs/>
-        </w:rPr>
-        <w:t xml:space="preserve">                                      </w:t>
-      </w:r>
-      <w:r>
-        <w:rPr>
-          <w:rFonts w:ascii="Arial" w:hAnsi="Arial" w:cs="Arial"/>
-          <w:b/>
-          <w:bCs/>
-        </w:rPr>
-        <w:t>▼</w:t>
-      </w:r>
-    </w:p>
-    <w:p>
-      <w:pPr>
-        <w:rPr>
-          <w:b/>
-          <w:bCs/>
-        </w:rPr>
-      </w:pPr>
-      <w:r>
-        <w:rPr>
-          <w:b/>
-          <w:bCs/>
-        </w:rPr>
-        <w:t xml:space="preserve">               </w:t>
-      </w:r>
-      <w:proofErr w:type="gramStart"/>
-      <w:r>
-        <w:rPr>
-          <w:b/>
-          <w:bCs/>
-        </w:rPr>
-        <w:t>[ Intracavitary</w:t>
-      </w:r>
-      <w:proofErr w:type="gramEnd"/>
-      <w:r>
-        <w:rPr>
-          <w:b/>
-          <w:bCs/>
-        </w:rPr>
-        <w:t xml:space="preserve"> "Spaghetti" Twist Sack </w:t>
-      </w:r>
-      <w:proofErr w:type="gramStart"/>
-      <w:r>
-        <w:rPr>
-          <w:b/>
-          <w:bCs/>
-        </w:rPr>
-        <w:t>Extraction ]</w:t>
-      </w:r>
-      <w:proofErr w:type="gramEnd"/>
-    </w:p>
-    <w:p>
-      <w:pPr>
-        <w:rPr>
-          <w:b/>
-          <w:bCs/>
-        </w:rPr>
-      </w:pPr>
-      <w:r>
-        <w:rPr>
-          <w:b/>
-          <w:bCs/>
-        </w:rPr>
-        <w:t xml:space="preserve">                                      │</w:t>
-      </w:r>
-    </w:p>
-    <w:p>
-      <w:pPr>
-        <w:rPr>
-          <w:b/>
-          <w:bCs/>
-        </w:rPr>
-      </w:pPr>
-      <w:r>
-        <w:rPr>
-          <w:b/>
-          <w:bCs/>
-        </w:rPr>
-        <w:t xml:space="preserve">                                      </w:t>
-      </w:r>
-      <w:r>
-        <w:rPr>
-          <w:rFonts w:ascii="Arial" w:hAnsi="Arial" w:cs="Arial"/>
-          <w:b/>
-          <w:bCs/>
-        </w:rPr>
-        <w:t>▼</w:t>
-      </w:r>
-    </w:p>
-    <w:p>
-      <w:pPr>
-        <w:rPr>
-          <w:b/>
-          <w:bCs/>
-        </w:rPr>
-      </w:pPr>
-      <w:r>
-        <w:rPr>
-          <w:b/>
-          <w:bCs/>
-        </w:rPr>
-        <w:t xml:space="preserve">               </w:t>
-      </w:r>
-      <w:proofErr w:type="gramStart"/>
-      <w:r>
-        <w:rPr>
-          <w:b/>
-          <w:bCs/>
-        </w:rPr>
-        <w:t>[ Multi</w:t>
-      </w:r>
-      <w:proofErr w:type="gramEnd"/>
-      <w:r>
-        <w:rPr>
-          <w:b/>
-          <w:bCs/>
-        </w:rPr>
-        <w:t xml:space="preserve">-Cycle Post-Op Pull-and-Rinse Flush </w:t>
-      </w:r>
-      <w:proofErr w:type="gramStart"/>
-      <w:r>
-        <w:rPr>
-          <w:b/>
-          <w:bCs/>
-        </w:rPr>
-        <w:t>Phase ]</w:t>
-      </w:r>
-      <w:proofErr w:type="gramEnd"/>
+        <w:t xml:space="preserve">               [ Multi-Cycle Post-Op Pull-and-Rinse Flush Phase ]</w:t>
+      </w:r>
     </w:p>
     <w:p>
       <w:r>
@@ -11094,33 +10152,8 @@
           <w:b/>
           <w:bCs/>
         </w:rPr>
-        <w:t xml:space="preserve">               </w:t>
-      </w:r>
-      <w:proofErr w:type="gramStart"/>
-      <w:r>
-        <w:rPr>
-          <w:b/>
-          <w:bCs/>
-        </w:rPr>
-        <w:t>[ Step</w:t>
-      </w:r>
-      <w:proofErr w:type="gramEnd"/>
-      <w:r>
-        <w:rPr>
-          <w:b/>
-          <w:bCs/>
-        </w:rPr>
-        <w:t xml:space="preserve"> 1: Intravenous Pro-Oxidant </w:t>
-      </w:r>
-      <w:proofErr w:type="gramStart"/>
-      <w:r>
-        <w:rPr>
-          <w:b/>
-          <w:bCs/>
-        </w:rPr>
-        <w:t>Phase ]</w:t>
-      </w:r>
-      <w:proofErr w:type="gramEnd"/>
+        <w:t xml:space="preserve">               [ Step 1: Intravenous Pro-Oxidant Phase ]</w:t>
+      </w:r>
     </w:p>
     <w:p>
       <w:pPr>
@@ -11202,33 +10235,8 @@
           <w:b/>
           <w:bCs/>
         </w:rPr>
-        <w:t xml:space="preserve">               </w:t>
-      </w:r>
-      <w:proofErr w:type="gramStart"/>
-      <w:r>
-        <w:rPr>
-          <w:b/>
-          <w:bCs/>
-        </w:rPr>
-        <w:t>[ Step</w:t>
-      </w:r>
-      <w:proofErr w:type="gramEnd"/>
-      <w:r>
-        <w:rPr>
-          <w:b/>
-          <w:bCs/>
-        </w:rPr>
-        <w:t xml:space="preserve"> 2: Oral Lipophilic Disruption </w:t>
-      </w:r>
-      <w:proofErr w:type="gramStart"/>
-      <w:r>
-        <w:rPr>
-          <w:b/>
-          <w:bCs/>
-        </w:rPr>
-        <w:t>Phase ]</w:t>
-      </w:r>
-      <w:proofErr w:type="gramEnd"/>
+        <w:t xml:space="preserve">               [ Step 2: Oral Lipophilic Disruption Phase ]</w:t>
+      </w:r>
     </w:p>
     <w:p>
       <w:pPr>
@@ -11310,33 +10318,8 @@
           <w:b/>
           <w:bCs/>
         </w:rPr>
-        <w:t xml:space="preserve">               </w:t>
-      </w:r>
-      <w:proofErr w:type="gramStart"/>
-      <w:r>
-        <w:rPr>
-          <w:b/>
-          <w:bCs/>
-        </w:rPr>
-        <w:t>[ Step</w:t>
-      </w:r>
-      <w:proofErr w:type="gramEnd"/>
-      <w:r>
-        <w:rPr>
-          <w:b/>
-          <w:bCs/>
-        </w:rPr>
-        <w:t xml:space="preserve"> 3: Hematopoietic Support </w:t>
-      </w:r>
-      <w:proofErr w:type="gramStart"/>
-      <w:r>
-        <w:rPr>
-          <w:b/>
-          <w:bCs/>
-        </w:rPr>
-        <w:t>Phase ]</w:t>
-      </w:r>
-      <w:proofErr w:type="gramEnd"/>
+        <w:t xml:space="preserve">               [ Step 3: Hematopoietic Support Phase ]</w:t>
+      </w:r>
     </w:p>
     <w:p>
       <w:pPr>
@@ -11552,31 +10535,7 @@
         <w:t>Pathophysiological Mechanics:</w:t>
       </w:r>
       <w:r>
-        <w:t xml:space="preserve"> At these elevated concentrations, ascorbic acid acts as a pro-drug for the localized generation of hydrogen </w:t>
-      </w:r>
-      <w:proofErr w:type="gramStart"/>
-      <w:r>
-        <w:t>peroxide (\(</w:t>
-      </w:r>
-      <w:proofErr w:type="gramEnd"/>
-      <w:r>
-        <w:t>H</w:t>
-      </w:r>
-      <w:proofErr w:type="gramStart"/>
-      <w:r>
-        <w:t>_{</w:t>
-      </w:r>
-      <w:proofErr w:type="gramEnd"/>
-      <w:r>
-        <w:t>2}O</w:t>
-      </w:r>
-      <w:proofErr w:type="gramStart"/>
-      <w:r>
-        <w:t>_{2}\</w:t>
-      </w:r>
-      <w:proofErr w:type="gramEnd"/>
-      <w:r>
-        <w:t>)) within interstitial spaces. While mammalian cells protect themselves using endogenous catalase enzymes, foreign marine arthropod tissues or complex viral vesicles lack this advanced defense mechanism, causing immediate structural breakdown of outer cuticular boundaries.</w:t>
+        <w:t xml:space="preserve"> At these elevated concentrations, ascorbic acid acts as a pro-drug for the localized generation of hydrogen peroxide (\(H_{2}O_{2}\)) within interstitial spaces. While mammalian cells protect themselves using endogenous catalase enzymes, foreign marine arthropod tissues or complex viral vesicles lack this advanced defense mechanism, causing immediate structural breakdown of outer cuticular boundaries.</w:t>
       </w:r>
     </w:p>
     <w:p>
@@ -12285,15 +11244,7 @@
         <w:t>100 mg three (3) times per day</w:t>
       </w:r>
       <w:r>
-        <w:t xml:space="preserve"> with meals for six (6) months. Zinc operates as a foundational structural component for </w:t>
-      </w:r>
-      <w:proofErr w:type="gramStart"/>
-      <w:r>
-        <w:t>metalloenzymes</w:t>
-      </w:r>
-      <w:proofErr w:type="gramEnd"/>
-      <w:r>
-        <w:t xml:space="preserve"> and transcription factors involved in tissue reconstruction.</w:t>
+        <w:t xml:space="preserve"> with meals for six (6) months. Zinc operates as a foundational structural component for metalloenzymes and transcription factors involved in tissue reconstruction.</w:t>
       </w:r>
     </w:p>
     <w:p>
@@ -12745,21 +11696,8 @@
       </w:r>
     </w:p>
     <w:p>
-      <w:proofErr w:type="gramStart"/>
-      <w:r>
-        <w:t>[ Active</w:t>
-      </w:r>
-      <w:proofErr w:type="gramEnd"/>
-      <w:r>
-        <w:t xml:space="preserve"> Saturating </w:t>
-      </w:r>
-      <w:proofErr w:type="gramStart"/>
-      <w:r>
-        <w:t>Infusion ]</w:t>
-      </w:r>
-      <w:proofErr w:type="gramEnd"/>
-      <w:r>
-        <w:t xml:space="preserve"> ──</w:t>
+      <w:r>
+        <w:t>[ Active Saturating Infusion ] ──</w:t>
       </w:r>
       <w:r>
         <w:rPr>
@@ -12788,21 +11726,8 @@
       </w:r>
     </w:p>
     <w:p>
-      <w:proofErr w:type="gramStart"/>
-      <w:r>
-        <w:t>[ Successful</w:t>
-      </w:r>
-      <w:proofErr w:type="gramEnd"/>
-      <w:r>
-        <w:t xml:space="preserve"> Matrix </w:t>
-      </w:r>
-      <w:proofErr w:type="gramStart"/>
-      <w:r>
-        <w:t>Breakdown ]</w:t>
-      </w:r>
-      <w:proofErr w:type="gramEnd"/>
-      <w:r>
-        <w:t xml:space="preserve"> ──</w:t>
+      <w:r>
+        <w:t>[ Successful Matrix Breakdown ] ──</w:t>
       </w:r>
       <w:r>
         <w:rPr>
@@ -13011,21 +11936,8 @@
     <w:p/>
     <w:p>
       <w:r>
-        <w:t xml:space="preserve">               </w:t>
-      </w:r>
-      <w:proofErr w:type="gramStart"/>
-      <w:r>
-        <w:t>[ Step</w:t>
-      </w:r>
-      <w:proofErr w:type="gramEnd"/>
-      <w:r>
-        <w:t xml:space="preserve"> 1: Pre-Inspection &amp; Load </w:t>
-      </w:r>
-      <w:proofErr w:type="gramStart"/>
-      <w:r>
-        <w:t>Cleansing ]</w:t>
-      </w:r>
-      <w:proofErr w:type="gramEnd"/>
+        <w:t xml:space="preserve">               [ Step 1: Pre-Inspection &amp; Load Cleansing ]</w:t>
+      </w:r>
     </w:p>
     <w:p>
       <w:r>
@@ -13063,21 +11975,8 @@
     </w:p>
     <w:p>
       <w:r>
-        <w:t xml:space="preserve">               </w:t>
-      </w:r>
-      <w:proofErr w:type="gramStart"/>
-      <w:r>
-        <w:t>[ Step</w:t>
-      </w:r>
-      <w:proofErr w:type="gramEnd"/>
-      <w:r>
-        <w:t xml:space="preserve"> 2: Active Expression &amp; </w:t>
-      </w:r>
-      <w:proofErr w:type="gramStart"/>
-      <w:r>
-        <w:t>Drainage ]</w:t>
-      </w:r>
-      <w:proofErr w:type="gramEnd"/>
+        <w:t xml:space="preserve">               [ Step 2: Active Expression &amp; Drainage ]</w:t>
+      </w:r>
     </w:p>
     <w:p>
       <w:r>
@@ -13115,21 +12014,8 @@
     </w:p>
     <w:p>
       <w:r>
-        <w:t xml:space="preserve">               </w:t>
-      </w:r>
-      <w:proofErr w:type="gramStart"/>
-      <w:r>
-        <w:t>[ Step</w:t>
-      </w:r>
-      <w:proofErr w:type="gramEnd"/>
-      <w:r>
-        <w:t xml:space="preserve"> 3: Post-Evacuation Matrix </w:t>
-      </w:r>
-      <w:proofErr w:type="gramStart"/>
-      <w:r>
-        <w:t>Sealing ]</w:t>
-      </w:r>
-      <w:proofErr w:type="gramEnd"/>
+        <w:t xml:space="preserve">               [ Step 3: Post-Evacuation Matrix Sealing ]</w:t>
+      </w:r>
     </w:p>
     <w:p>
       <w:r>
@@ -13510,33 +12396,8 @@
           <w:b/>
           <w:bCs/>
         </w:rPr>
-        <w:t xml:space="preserve">       </w:t>
-      </w:r>
-      <w:proofErr w:type="gramStart"/>
-      <w:r>
-        <w:rPr>
-          <w:b/>
-          <w:bCs/>
-        </w:rPr>
-        <w:t>[ Nasopharyngeal</w:t>
-      </w:r>
-      <w:proofErr w:type="gramEnd"/>
-      <w:r>
-        <w:rPr>
-          <w:b/>
-          <w:bCs/>
-        </w:rPr>
-        <w:t xml:space="preserve"> Infiltration / Eustachian </w:t>
-      </w:r>
-      <w:proofErr w:type="gramStart"/>
-      <w:r>
-        <w:rPr>
-          <w:b/>
-          <w:bCs/>
-        </w:rPr>
-        <w:t>Migration ]</w:t>
-      </w:r>
-      <w:proofErr w:type="gramEnd"/>
+        <w:t xml:space="preserve">       [ Nasopharyngeal Infiltration / Eustachian Migration ]</w:t>
+      </w:r>
     </w:p>
     <w:p>
       <w:pPr>
@@ -13588,15 +12449,236 @@
           <w:b/>
           <w:bCs/>
         </w:rPr>
+        <w:t xml:space="preserve">         [ </w:t>
+      </w:r>
+      <w:proofErr w:type="spellStart"/>
+      <w:r>
+        <w:rPr>
+          <w:b/>
+          <w:bCs/>
+        </w:rPr>
+        <w:t>Otological</w:t>
+      </w:r>
+      <w:proofErr w:type="spellEnd"/>
+      <w:r>
+        <w:rPr>
+          <w:b/>
+          <w:bCs/>
+        </w:rPr>
+        <w:t xml:space="preserve"> Lodging within Tympanic Cavity ]</w:t>
+      </w:r>
+    </w:p>
+    <w:p>
+      <w:pPr>
+        <w:rPr>
+          <w:b/>
+          <w:bCs/>
+        </w:rPr>
+      </w:pPr>
+      <w:r>
+        <w:rPr>
+          <w:b/>
+          <w:bCs/>
+        </w:rPr>
+        <w:t xml:space="preserve">                                 │</w:t>
+      </w:r>
+    </w:p>
+    <w:p>
+      <w:pPr>
+        <w:rPr>
+          <w:b/>
+          <w:bCs/>
+        </w:rPr>
+      </w:pPr>
+      <w:r>
+        <w:rPr>
+          <w:b/>
+          <w:bCs/>
+        </w:rPr>
+        <w:t xml:space="preserve">         ┌───────────────────────</w:t>
+      </w:r>
+      <w:r>
+        <w:rPr>
+          <w:rFonts w:ascii="MS Gothic" w:eastAsia="MS Gothic" w:hAnsi="MS Gothic" w:cs="MS Gothic" w:hint="eastAsia"/>
+          <w:b/>
+          <w:bCs/>
+        </w:rPr>
+        <w:t>┴</w:t>
+      </w:r>
+      <w:r>
+        <w:rPr>
+          <w:rFonts w:ascii="Aptos" w:hAnsi="Aptos" w:cs="Aptos"/>
+          <w:b/>
+          <w:bCs/>
+        </w:rPr>
+        <w:t>───────────────────────┐</w:t>
+      </w:r>
+    </w:p>
+    <w:p>
+      <w:pPr>
+        <w:rPr>
+          <w:b/>
+          <w:bCs/>
+        </w:rPr>
+      </w:pPr>
+      <w:r>
+        <w:rPr>
+          <w:b/>
+          <w:bCs/>
+        </w:rPr>
         <w:t xml:space="preserve">         </w:t>
       </w:r>
-      <w:proofErr w:type="gramStart"/>
-      <w:r>
-        <w:rPr>
-          <w:b/>
-          <w:bCs/>
-        </w:rPr>
-        <w:t xml:space="preserve">[ </w:t>
+      <w:r>
+        <w:rPr>
+          <w:rFonts w:ascii="Arial" w:hAnsi="Arial" w:cs="Arial"/>
+          <w:b/>
+          <w:bCs/>
+        </w:rPr>
+        <w:t>▼</w:t>
+      </w:r>
+      <w:r>
+        <w:rPr>
+          <w:b/>
+          <w:bCs/>
+        </w:rPr>
+        <w:t xml:space="preserve">                                               </w:t>
+      </w:r>
+      <w:r>
+        <w:rPr>
+          <w:rFonts w:ascii="Arial" w:hAnsi="Arial" w:cs="Arial"/>
+          <w:b/>
+          <w:bCs/>
+        </w:rPr>
+        <w:t>▼</w:t>
+      </w:r>
+    </w:p>
+    <w:p>
+      <w:pPr>
+        <w:rPr>
+          <w:b/>
+          <w:bCs/>
+        </w:rPr>
+      </w:pPr>
+      <w:r>
+        <w:rPr>
+          <w:b/>
+          <w:bCs/>
+        </w:rPr>
+        <w:t>[ Residual Acid Accumulation ]                  [ Mechanical Pressure ]</w:t>
+      </w:r>
+    </w:p>
+    <w:p>
+      <w:pPr>
+        <w:rPr>
+          <w:b/>
+          <w:bCs/>
+        </w:rPr>
+      </w:pPr>
+      <w:r>
+        <w:rPr>
+          <w:b/>
+          <w:bCs/>
+        </w:rPr>
+        <w:t xml:space="preserve">  - Mastoid Bony Thinning                         - Ossicle Disruption</w:t>
+      </w:r>
+    </w:p>
+    <w:p>
+      <w:pPr>
+        <w:rPr>
+          <w:b/>
+          <w:bCs/>
+        </w:rPr>
+      </w:pPr>
+      <w:r>
+        <w:rPr>
+          <w:b/>
+          <w:bCs/>
+        </w:rPr>
+        <w:t xml:space="preserve">  - Low-pH Inflammatory Sepsis                    - Severe Otalgia</w:t>
+      </w:r>
+    </w:p>
+    <w:p>
+      <w:pPr>
+        <w:rPr>
+          <w:b/>
+          <w:bCs/>
+        </w:rPr>
+      </w:pPr>
+      <w:r>
+        <w:rPr>
+          <w:b/>
+          <w:bCs/>
+        </w:rPr>
+        <w:t xml:space="preserve">         │                                               │</w:t>
+      </w:r>
+    </w:p>
+    <w:p>
+      <w:pPr>
+        <w:rPr>
+          <w:b/>
+          <w:bCs/>
+        </w:rPr>
+      </w:pPr>
+      <w:r>
+        <w:rPr>
+          <w:b/>
+          <w:bCs/>
+        </w:rPr>
+        <w:t xml:space="preserve">         └───────────────────────</w:t>
+      </w:r>
+      <w:r>
+        <w:rPr>
+          <w:rFonts w:ascii="MS Gothic" w:eastAsia="MS Gothic" w:hAnsi="MS Gothic" w:cs="MS Gothic" w:hint="eastAsia"/>
+          <w:b/>
+          <w:bCs/>
+        </w:rPr>
+        <w:t>┬</w:t>
+      </w:r>
+      <w:r>
+        <w:rPr>
+          <w:rFonts w:ascii="Aptos" w:hAnsi="Aptos" w:cs="Aptos"/>
+          <w:b/>
+          <w:bCs/>
+        </w:rPr>
+        <w:t>───────────────────────┘</w:t>
+      </w:r>
+    </w:p>
+    <w:p>
+      <w:pPr>
+        <w:rPr>
+          <w:b/>
+          <w:bCs/>
+        </w:rPr>
+      </w:pPr>
+      <w:r>
+        <w:rPr>
+          <w:b/>
+          <w:bCs/>
+        </w:rPr>
+        <w:t xml:space="preserve">                                 </w:t>
+      </w:r>
+      <w:r>
+        <w:rPr>
+          <w:rFonts w:ascii="Arial" w:hAnsi="Arial" w:cs="Arial"/>
+          <w:b/>
+          <w:bCs/>
+        </w:rPr>
+        <w:t>▼</w:t>
+      </w:r>
+    </w:p>
+    <w:p>
+      <w:pPr>
+        <w:rPr>
+          <w:b/>
+          <w:bCs/>
+        </w:rPr>
+      </w:pPr>
+      <w:r>
+        <w:rPr>
+          <w:b/>
+          <w:bCs/>
+        </w:rPr>
+        <w:t xml:space="preserve">  [ </w:t>
       </w:r>
       <w:proofErr w:type="spellStart"/>
       <w:r>
@@ -13604,26 +12686,32 @@
           <w:b/>
           <w:bCs/>
         </w:rPr>
-        <w:t>Otological</w:t>
+        <w:t>Sabun</w:t>
       </w:r>
       <w:proofErr w:type="spellEnd"/>
-      <w:proofErr w:type="gramEnd"/>
-      <w:r>
-        <w:rPr>
-          <w:b/>
-          <w:bCs/>
-        </w:rPr>
-        <w:t xml:space="preserve"> Lodging within Tympanic </w:t>
-      </w:r>
-      <w:proofErr w:type="gramStart"/>
-      <w:r>
-        <w:rPr>
-          <w:b/>
-          <w:bCs/>
-        </w:rPr>
-        <w:t>Cavity ]</w:t>
-      </w:r>
-      <w:proofErr w:type="gramEnd"/>
+      <w:r>
+        <w:rPr>
+          <w:b/>
+          <w:bCs/>
+        </w:rPr>
+        <w:t xml:space="preserve">-RX </w:t>
+      </w:r>
+      <w:proofErr w:type="spellStart"/>
+      <w:r>
+        <w:rPr>
+          <w:b/>
+          <w:bCs/>
+        </w:rPr>
+        <w:t>Otic</w:t>
+      </w:r>
+      <w:proofErr w:type="spellEnd"/>
+      <w:r>
+        <w:rPr>
+          <w:b/>
+          <w:bCs/>
+        </w:rPr>
+        <w:t xml:space="preserve"> Treatment: Peroxide &amp; Capsaicin Clearing ]</w:t>
+      </w:r>
     </w:p>
     <w:p>
       <w:pPr>
@@ -13652,38 +12740,7 @@
           <w:b/>
           <w:bCs/>
         </w:rPr>
-        <w:t xml:space="preserve">         ┌───────────────────────</w:t>
-      </w:r>
-      <w:r>
-        <w:rPr>
-          <w:rFonts w:ascii="MS Gothic" w:eastAsia="MS Gothic" w:hAnsi="MS Gothic" w:cs="MS Gothic" w:hint="eastAsia"/>
-          <w:b/>
-          <w:bCs/>
-        </w:rPr>
-        <w:t>┴</w:t>
-      </w:r>
-      <w:r>
-        <w:rPr>
-          <w:rFonts w:ascii="Aptos" w:hAnsi="Aptos" w:cs="Aptos"/>
-          <w:b/>
-          <w:bCs/>
-        </w:rPr>
-        <w:t>───────────────────────┐</w:t>
-      </w:r>
-    </w:p>
-    <w:p>
-      <w:pPr>
-        <w:rPr>
-          <w:b/>
-          <w:bCs/>
-        </w:rPr>
-      </w:pPr>
-      <w:r>
-        <w:rPr>
-          <w:b/>
-          <w:bCs/>
-        </w:rPr>
-        <w:t xml:space="preserve">         </w:t>
+        <w:t xml:space="preserve">                                 </w:t>
       </w:r>
       <w:r>
         <w:rPr>
@@ -13693,303 +12750,21 @@
         </w:rPr>
         <w:t>▼</w:t>
       </w:r>
-      <w:r>
-        <w:rPr>
-          <w:b/>
-          <w:bCs/>
-        </w:rPr>
-        <w:t xml:space="preserve">                                               </w:t>
-      </w:r>
-      <w:r>
-        <w:rPr>
-          <w:rFonts w:ascii="Arial" w:hAnsi="Arial" w:cs="Arial"/>
-          <w:b/>
-          <w:bCs/>
-        </w:rPr>
-        <w:t>▼</w:t>
-      </w:r>
-    </w:p>
-    <w:p>
-      <w:pPr>
-        <w:rPr>
-          <w:b/>
-          <w:bCs/>
-        </w:rPr>
-      </w:pPr>
-      <w:r>
-        <w:rPr>
-          <w:b/>
-          <w:bCs/>
-        </w:rPr>
-        <w:t xml:space="preserve">[ Residual Acid </w:t>
-      </w:r>
-      <w:proofErr w:type="gramStart"/>
-      <w:r>
-        <w:rPr>
-          <w:b/>
-          <w:bCs/>
-        </w:rPr>
-        <w:t>Accumulation ]</w:t>
-      </w:r>
-      <w:proofErr w:type="gramEnd"/>
-      <w:r>
-        <w:rPr>
-          <w:b/>
-          <w:bCs/>
-        </w:rPr>
-        <w:t xml:space="preserve">               </w:t>
-      </w:r>
-      <w:proofErr w:type="gramStart"/>
-      <w:r>
-        <w:rPr>
-          <w:b/>
-          <w:bCs/>
-        </w:rPr>
-        <w:t xml:space="preserve">   [</w:t>
-      </w:r>
-      <w:proofErr w:type="gramEnd"/>
-      <w:r>
-        <w:rPr>
-          <w:b/>
-          <w:bCs/>
-        </w:rPr>
-        <w:t xml:space="preserve"> Mechanical </w:t>
-      </w:r>
-      <w:proofErr w:type="gramStart"/>
-      <w:r>
-        <w:rPr>
-          <w:b/>
-          <w:bCs/>
-        </w:rPr>
-        <w:t>Pressure ]</w:t>
-      </w:r>
-      <w:proofErr w:type="gramEnd"/>
-    </w:p>
-    <w:p>
-      <w:pPr>
-        <w:rPr>
-          <w:b/>
-          <w:bCs/>
-        </w:rPr>
-      </w:pPr>
-      <w:r>
-        <w:rPr>
-          <w:b/>
-          <w:bCs/>
-        </w:rPr>
-        <w:t xml:space="preserve">  - Mastoid Bony Thinning                         - Ossicle Disruption</w:t>
-      </w:r>
-    </w:p>
-    <w:p>
-      <w:pPr>
-        <w:rPr>
-          <w:b/>
-          <w:bCs/>
-        </w:rPr>
-      </w:pPr>
-      <w:r>
-        <w:rPr>
-          <w:b/>
-          <w:bCs/>
-        </w:rPr>
-        <w:t xml:space="preserve">  - Low-pH Inflammatory Sepsis                    - Severe Otalgia</w:t>
-      </w:r>
-    </w:p>
-    <w:p>
-      <w:pPr>
-        <w:rPr>
-          <w:b/>
-          <w:bCs/>
-        </w:rPr>
-      </w:pPr>
-      <w:r>
-        <w:rPr>
-          <w:b/>
-          <w:bCs/>
-        </w:rPr>
-        <w:t xml:space="preserve">         │                                               │</w:t>
-      </w:r>
-    </w:p>
-    <w:p>
-      <w:pPr>
-        <w:rPr>
-          <w:b/>
-          <w:bCs/>
-        </w:rPr>
-      </w:pPr>
-      <w:r>
-        <w:rPr>
-          <w:b/>
-          <w:bCs/>
-        </w:rPr>
-        <w:t xml:space="preserve">         └───────────────────────</w:t>
-      </w:r>
-      <w:r>
-        <w:rPr>
-          <w:rFonts w:ascii="MS Gothic" w:eastAsia="MS Gothic" w:hAnsi="MS Gothic" w:cs="MS Gothic" w:hint="eastAsia"/>
-          <w:b/>
-          <w:bCs/>
-        </w:rPr>
-        <w:t>┬</w:t>
-      </w:r>
-      <w:r>
-        <w:rPr>
-          <w:rFonts w:ascii="Aptos" w:hAnsi="Aptos" w:cs="Aptos"/>
-          <w:b/>
-          <w:bCs/>
-        </w:rPr>
-        <w:t>───────────────────────┘</w:t>
-      </w:r>
-    </w:p>
-    <w:p>
-      <w:pPr>
-        <w:rPr>
-          <w:b/>
-          <w:bCs/>
-        </w:rPr>
-      </w:pPr>
-      <w:r>
-        <w:rPr>
-          <w:b/>
-          <w:bCs/>
-        </w:rPr>
-        <w:t xml:space="preserve">                                 </w:t>
-      </w:r>
-      <w:r>
-        <w:rPr>
-          <w:rFonts w:ascii="Arial" w:hAnsi="Arial" w:cs="Arial"/>
-          <w:b/>
-          <w:bCs/>
-        </w:rPr>
-        <w:t>▼</w:t>
-      </w:r>
-    </w:p>
-    <w:p>
-      <w:pPr>
-        <w:rPr>
-          <w:b/>
-          <w:bCs/>
-        </w:rPr>
-      </w:pPr>
-      <w:r>
-        <w:rPr>
-          <w:b/>
-          <w:bCs/>
-        </w:rPr>
-        <w:t xml:space="preserve">  </w:t>
-      </w:r>
-      <w:proofErr w:type="gramStart"/>
-      <w:r>
-        <w:rPr>
-          <w:b/>
-          <w:bCs/>
-        </w:rPr>
-        <w:t xml:space="preserve">[ </w:t>
-      </w:r>
-      <w:proofErr w:type="spellStart"/>
-      <w:r>
-        <w:rPr>
-          <w:b/>
-          <w:bCs/>
-        </w:rPr>
-        <w:t>Sabun</w:t>
-      </w:r>
-      <w:proofErr w:type="spellEnd"/>
-      <w:proofErr w:type="gramEnd"/>
-      <w:r>
-        <w:rPr>
-          <w:b/>
-          <w:bCs/>
-        </w:rPr>
-        <w:t xml:space="preserve">-RX </w:t>
-      </w:r>
-      <w:proofErr w:type="spellStart"/>
-      <w:r>
-        <w:rPr>
-          <w:b/>
-          <w:bCs/>
-        </w:rPr>
-        <w:t>Otic</w:t>
-      </w:r>
-      <w:proofErr w:type="spellEnd"/>
-      <w:r>
-        <w:rPr>
-          <w:b/>
-          <w:bCs/>
-        </w:rPr>
-        <w:t xml:space="preserve"> Treatment: Peroxide &amp; Capsaicin </w:t>
-      </w:r>
-      <w:proofErr w:type="gramStart"/>
-      <w:r>
-        <w:rPr>
-          <w:b/>
-          <w:bCs/>
-        </w:rPr>
-        <w:t>Clearing ]</w:t>
-      </w:r>
-      <w:proofErr w:type="gramEnd"/>
-    </w:p>
-    <w:p>
-      <w:pPr>
-        <w:rPr>
-          <w:b/>
-          <w:bCs/>
-        </w:rPr>
-      </w:pPr>
-      <w:r>
-        <w:rPr>
-          <w:b/>
-          <w:bCs/>
-        </w:rPr>
-        <w:t xml:space="preserve">                                 │</w:t>
-      </w:r>
-    </w:p>
-    <w:p>
-      <w:pPr>
-        <w:rPr>
-          <w:b/>
-          <w:bCs/>
-        </w:rPr>
-      </w:pPr>
-      <w:r>
-        <w:rPr>
-          <w:b/>
-          <w:bCs/>
-        </w:rPr>
-        <w:t xml:space="preserve">                                 </w:t>
-      </w:r>
-      <w:r>
-        <w:rPr>
-          <w:rFonts w:ascii="Arial" w:hAnsi="Arial" w:cs="Arial"/>
-          <w:b/>
-          <w:bCs/>
-        </w:rPr>
-        <w:t>▼</w:t>
-      </w:r>
-    </w:p>
-    <w:p>
-      <w:pPr>
-        <w:rPr>
-          <w:b/>
-          <w:bCs/>
-        </w:rPr>
-      </w:pPr>
-      <w:r>
-        <w:rPr>
-          <w:b/>
-          <w:bCs/>
-        </w:rPr>
-        <w:t xml:space="preserve">  [ Natural Fluid Drainage &amp; Involuntary Egress via Ear </w:t>
-      </w:r>
-      <w:proofErr w:type="gramStart"/>
-      <w:r>
-        <w:rPr>
-          <w:b/>
-          <w:bCs/>
-        </w:rPr>
-        <w:t>Canal ]</w:t>
-      </w:r>
-      <w:proofErr w:type="gramEnd"/>
+    </w:p>
+    <w:p>
+      <w:pPr>
+        <w:rPr>
+          <w:b/>
+          <w:bCs/>
+        </w:rPr>
+      </w:pPr>
+      <w:r>
+        <w:rPr>
+          <w:b/>
+          <w:bCs/>
+        </w:rPr>
+        <w:t xml:space="preserve">  [ Natural Fluid Drainage &amp; Involuntary Egress via Ear Canal ]</w:t>
+      </w:r>
     </w:p>
     <w:p>
       <w:pPr>
@@ -14893,33 +13668,8 @@
           <w:b/>
           <w:bCs/>
         </w:rPr>
-        <w:t xml:space="preserve">       </w:t>
-      </w:r>
-      <w:proofErr w:type="gramStart"/>
-      <w:r>
-        <w:rPr>
-          <w:b/>
-          <w:bCs/>
-        </w:rPr>
-        <w:t>[ Vitamin</w:t>
-      </w:r>
-      <w:proofErr w:type="gramEnd"/>
-      <w:r>
-        <w:rPr>
-          <w:b/>
-          <w:bCs/>
-        </w:rPr>
-        <w:t xml:space="preserve">-Induced Sinus </w:t>
-      </w:r>
-      <w:proofErr w:type="gramStart"/>
-      <w:r>
-        <w:rPr>
-          <w:b/>
-          <w:bCs/>
-        </w:rPr>
-        <w:t>Saturation ]</w:t>
-      </w:r>
-      <w:proofErr w:type="gramEnd"/>
+        <w:t xml:space="preserve">       [ Vitamin-Induced Sinus Saturation ]</w:t>
+      </w:r>
     </w:p>
     <w:p>
       <w:pPr>
@@ -14971,33 +13721,8 @@
           <w:b/>
           <w:bCs/>
         </w:rPr>
-        <w:t xml:space="preserve">       </w:t>
-      </w:r>
-      <w:proofErr w:type="gramStart"/>
-      <w:r>
-        <w:rPr>
-          <w:b/>
-          <w:bCs/>
-        </w:rPr>
-        <w:t>[ Mass</w:t>
-      </w:r>
-      <w:proofErr w:type="gramEnd"/>
-      <w:r>
-        <w:rPr>
-          <w:b/>
-          <w:bCs/>
-        </w:rPr>
-        <w:t xml:space="preserve"> Detachment &amp; Nasal / Oral </w:t>
-      </w:r>
-      <w:proofErr w:type="gramStart"/>
-      <w:r>
-        <w:rPr>
-          <w:b/>
-          <w:bCs/>
-        </w:rPr>
-        <w:t>Egress ]</w:t>
-      </w:r>
-      <w:proofErr w:type="gramEnd"/>
+        <w:t xml:space="preserve">       [ Mass Detachment &amp; Nasal / Oral Egress ]</w:t>
+      </w:r>
     </w:p>
     <w:p>
       <w:pPr>
@@ -15049,33 +13774,8 @@
           <w:b/>
           <w:bCs/>
         </w:rPr>
-        <w:t xml:space="preserve"> </w:t>
-      </w:r>
-      <w:proofErr w:type="gramStart"/>
-      <w:r>
-        <w:rPr>
-          <w:b/>
-          <w:bCs/>
-        </w:rPr>
-        <w:t>[ Direct</w:t>
-      </w:r>
-      <w:proofErr w:type="gramEnd"/>
-      <w:r>
-        <w:rPr>
-          <w:b/>
-          <w:bCs/>
-        </w:rPr>
-        <w:t xml:space="preserve"> Catch into Patient-Managed Bedside Waste </w:t>
-      </w:r>
-      <w:proofErr w:type="gramStart"/>
-      <w:r>
-        <w:rPr>
-          <w:b/>
-          <w:bCs/>
-        </w:rPr>
-        <w:t>Bin ]</w:t>
-      </w:r>
-      <w:proofErr w:type="gramEnd"/>
+        <w:t xml:space="preserve"> [ Direct Catch into Patient-Managed Bedside Waste Bin ]</w:t>
+      </w:r>
     </w:p>
     <w:p>
       <w:pPr>
@@ -15127,33 +13827,8 @@
           <w:b/>
           <w:bCs/>
         </w:rPr>
-        <w:t xml:space="preserve"> </w:t>
-      </w:r>
-      <w:proofErr w:type="gramStart"/>
-      <w:r>
-        <w:rPr>
-          <w:b/>
-          <w:bCs/>
-        </w:rPr>
-        <w:t>[ Immediate</w:t>
-      </w:r>
-      <w:proofErr w:type="gramEnd"/>
-      <w:r>
-        <w:rPr>
-          <w:b/>
-          <w:bCs/>
-        </w:rPr>
-        <w:t xml:space="preserve"> Formula 409 Spray Application (Immobilization</w:t>
-      </w:r>
-      <w:proofErr w:type="gramStart"/>
-      <w:r>
-        <w:rPr>
-          <w:b/>
-          <w:bCs/>
-        </w:rPr>
-        <w:t>) ]</w:t>
-      </w:r>
-      <w:proofErr w:type="gramEnd"/>
+        <w:t xml:space="preserve"> [ Immediate Formula 409 Spray Application (Immobilization) ]</w:t>
+      </w:r>
     </w:p>
     <w:p>
       <w:pPr>
@@ -15205,33 +13880,8 @@
           <w:b/>
           <w:bCs/>
         </w:rPr>
-        <w:t xml:space="preserve">       </w:t>
-      </w:r>
-      <w:proofErr w:type="gramStart"/>
-      <w:r>
-        <w:rPr>
-          <w:b/>
-          <w:bCs/>
-        </w:rPr>
-        <w:t>[ Secure</w:t>
-      </w:r>
-      <w:proofErr w:type="gramEnd"/>
-      <w:r>
-        <w:rPr>
-          <w:b/>
-          <w:bCs/>
-        </w:rPr>
-        <w:t xml:space="preserve"> Bin Closure &amp; Airway Scavenging </w:t>
-      </w:r>
-      <w:proofErr w:type="gramStart"/>
-      <w:r>
-        <w:rPr>
-          <w:b/>
-          <w:bCs/>
-        </w:rPr>
-        <w:t>Reset ]</w:t>
-      </w:r>
-      <w:proofErr w:type="gramEnd"/>
+        <w:t xml:space="preserve">       [ Secure Bin Closure &amp; Airway Scavenging Reset ]</w:t>
+      </w:r>
     </w:p>
     <w:p/>
     <w:p/>
@@ -16359,7 +15009,6 @@
           <w:szCs w:val="18"/>
         </w:rPr>
       </w:pPr>
-      <w:proofErr w:type="gramStart"/>
       <w:r>
         <w:rPr>
           <w:b/>
@@ -16367,66 +15016,66 @@
           <w:sz w:val="18"/>
           <w:szCs w:val="18"/>
         </w:rPr>
-        <w:t>+-</w:t>
-      </w:r>
-      <w:proofErr w:type="gramEnd"/>
-      <w:r>
+        <w:t>+--------------------------------------------------------------------------+</w:t>
+      </w:r>
+    </w:p>
+    <w:p>
+      <w:pPr>
         <w:rPr>
           <w:b/>
           <w:bCs/>
           <w:sz w:val="18"/>
           <w:szCs w:val="18"/>
         </w:rPr>
-        <w:t>-------------------------------------------------------------------------+</w:t>
-      </w:r>
-    </w:p>
-    <w:p>
-      <w:pPr>
+      </w:pPr>
+      <w:r>
         <w:rPr>
           <w:b/>
           <w:bCs/>
           <w:sz w:val="18"/>
           <w:szCs w:val="18"/>
         </w:rPr>
-      </w:pPr>
-      <w:r>
+        <w:t>|                        1. BIOCHEMICAL ACTIVATION                         |</w:t>
+      </w:r>
+    </w:p>
+    <w:p>
+      <w:pPr>
         <w:rPr>
           <w:b/>
           <w:bCs/>
           <w:sz w:val="18"/>
           <w:szCs w:val="18"/>
         </w:rPr>
-        <w:t>|                        1. BIOCHEMICAL ACTIVATION                         |</w:t>
-      </w:r>
-    </w:p>
-    <w:p>
-      <w:pPr>
+      </w:pPr>
+      <w:r>
         <w:rPr>
           <w:b/>
           <w:bCs/>
           <w:sz w:val="18"/>
           <w:szCs w:val="18"/>
         </w:rPr>
-      </w:pPr>
-      <w:r>
+        <w:t>|   Take your prescribed high-dose Vitamin C infusions, oral capsules, and |</w:t>
+      </w:r>
+    </w:p>
+    <w:p>
+      <w:pPr>
         <w:rPr>
           <w:b/>
           <w:bCs/>
           <w:sz w:val="18"/>
           <w:szCs w:val="18"/>
         </w:rPr>
-        <w:t>|   Take your prescribed high-dose Vitamin C infusions, oral capsules, and |</w:t>
-      </w:r>
-    </w:p>
-    <w:p>
-      <w:pPr>
+      </w:pPr>
+      <w:r>
         <w:rPr>
           <w:b/>
           <w:bCs/>
           <w:sz w:val="18"/>
           <w:szCs w:val="18"/>
         </w:rPr>
-      </w:pPr>
+        <w:t xml:space="preserve">|   deploy the </w:t>
+      </w:r>
+      <w:proofErr w:type="spellStart"/>
       <w:r>
         <w:rPr>
           <w:b/>
@@ -16434,9 +15083,9 @@
           <w:sz w:val="18"/>
           <w:szCs w:val="18"/>
         </w:rPr>
-        <w:t xml:space="preserve">|   deploy the </w:t>
-      </w:r>
-      <w:proofErr w:type="spellStart"/>
+        <w:t>Sabun</w:t>
+      </w:r>
+      <w:proofErr w:type="spellEnd"/>
       <w:r>
         <w:rPr>
           <w:b/>
@@ -16444,39 +15093,37 @@
           <w:sz w:val="18"/>
           <w:szCs w:val="18"/>
         </w:rPr>
-        <w:t>Sabun</w:t>
-      </w:r>
-      <w:proofErr w:type="spellEnd"/>
-      <w:r>
+        <w:t>-RX pore-cleansing washes to weaken the outer shield.   |</w:t>
+      </w:r>
+    </w:p>
+    <w:p>
+      <w:pPr>
         <w:rPr>
           <w:b/>
           <w:bCs/>
           <w:sz w:val="18"/>
           <w:szCs w:val="18"/>
         </w:rPr>
-        <w:t>-RX pore-cleansing washes to weaken the outer shield.   |</w:t>
-      </w:r>
-    </w:p>
-    <w:p>
-      <w:pPr>
+      </w:pPr>
+      <w:r>
         <w:rPr>
           <w:b/>
           <w:bCs/>
           <w:sz w:val="18"/>
           <w:szCs w:val="18"/>
         </w:rPr>
-      </w:pPr>
-      <w:proofErr w:type="gramStart"/>
-      <w:r>
+        <w:t>+--------------------------------------------------------------------------+</w:t>
+      </w:r>
+    </w:p>
+    <w:p>
+      <w:pPr>
         <w:rPr>
           <w:b/>
           <w:bCs/>
           <w:sz w:val="18"/>
           <w:szCs w:val="18"/>
         </w:rPr>
-        <w:t>+-</w:t>
-      </w:r>
-      <w:proofErr w:type="gramEnd"/>
+      </w:pPr>
       <w:r>
         <w:rPr>
           <w:b/>
@@ -16484,7 +15131,7 @@
           <w:sz w:val="18"/>
           <w:szCs w:val="18"/>
         </w:rPr>
-        <w:t>-------------------------------------------------------------------------+</w:t>
+        <w:t xml:space="preserve">                                     │</w:t>
       </w:r>
     </w:p>
     <w:p>
@@ -16503,36 +15150,36 @@
           <w:sz w:val="18"/>
           <w:szCs w:val="18"/>
         </w:rPr>
-        <w:t xml:space="preserve">                                     │</w:t>
-      </w:r>
-    </w:p>
-    <w:p>
-      <w:pPr>
-        <w:rPr>
+        <w:t xml:space="preserve">                                     </w:t>
+      </w:r>
+      <w:r>
+        <w:rPr>
+          <w:rFonts w:ascii="Arial" w:hAnsi="Arial" w:cs="Arial"/>
           <w:b/>
           <w:bCs/>
           <w:sz w:val="18"/>
           <w:szCs w:val="18"/>
         </w:rPr>
-      </w:pPr>
-      <w:r>
+        <w:t>▼</w:t>
+      </w:r>
+    </w:p>
+    <w:p>
+      <w:pPr>
         <w:rPr>
           <w:b/>
           <w:bCs/>
           <w:sz w:val="18"/>
           <w:szCs w:val="18"/>
         </w:rPr>
-        <w:t xml:space="preserve">                                     </w:t>
-      </w:r>
-      <w:r>
-        <w:rPr>
-          <w:rFonts w:ascii="Arial" w:hAnsi="Arial" w:cs="Arial"/>
+      </w:pPr>
+      <w:r>
+        <w:rPr>
           <w:b/>
           <w:bCs/>
           <w:sz w:val="18"/>
           <w:szCs w:val="18"/>
         </w:rPr>
-        <w:t>▼</w:t>
+        <w:t>+--------------------------------------------------------------------------+</w:t>
       </w:r>
     </w:p>
     <w:p>
@@ -16544,7 +15191,6 @@
           <w:szCs w:val="18"/>
         </w:rPr>
       </w:pPr>
-      <w:proofErr w:type="gramStart"/>
       <w:r>
         <w:rPr>
           <w:b/>
@@ -16552,47 +15198,47 @@
           <w:sz w:val="18"/>
           <w:szCs w:val="18"/>
         </w:rPr>
-        <w:t>+-</w:t>
-      </w:r>
-      <w:proofErr w:type="gramEnd"/>
-      <w:r>
+        <w:t>|                        2. CONTAINMENT PREPARATION                        |</w:t>
+      </w:r>
+    </w:p>
+    <w:p>
+      <w:pPr>
         <w:rPr>
           <w:b/>
           <w:bCs/>
           <w:sz w:val="18"/>
           <w:szCs w:val="18"/>
         </w:rPr>
-        <w:t>-------------------------------------------------------------------------+</w:t>
-      </w:r>
-    </w:p>
-    <w:p>
-      <w:pPr>
+      </w:pPr>
+      <w:r>
         <w:rPr>
           <w:b/>
           <w:bCs/>
           <w:sz w:val="18"/>
           <w:szCs w:val="18"/>
         </w:rPr>
-      </w:pPr>
-      <w:r>
+        <w:t>|   Keep your bedside medical waste container and a spray bottle of         |</w:t>
+      </w:r>
+    </w:p>
+    <w:p>
+      <w:pPr>
         <w:rPr>
           <w:b/>
           <w:bCs/>
           <w:sz w:val="18"/>
           <w:szCs w:val="18"/>
         </w:rPr>
-        <w:t>|                        2. CONTAINMENT PREPARATION                        |</w:t>
-      </w:r>
-    </w:p>
-    <w:p>
-      <w:pPr>
+      </w:pPr>
+      <w:r>
         <w:rPr>
           <w:b/>
           <w:bCs/>
           <w:sz w:val="18"/>
           <w:szCs w:val="18"/>
         </w:rPr>
-      </w:pPr>
+        <w:t xml:space="preserve">|   Formula 409 ready at hand before applying your active </w:t>
+      </w:r>
+      <w:proofErr w:type="spellStart"/>
       <w:r>
         <w:rPr>
           <w:b/>
@@ -16600,28 +15246,28 @@
           <w:sz w:val="18"/>
           <w:szCs w:val="18"/>
         </w:rPr>
-        <w:t>|   Keep your bedside medical waste container and a spray bottle of         |</w:t>
-      </w:r>
-    </w:p>
-    <w:p>
-      <w:pPr>
+        <w:t>Sabun</w:t>
+      </w:r>
+      <w:proofErr w:type="spellEnd"/>
+      <w:r>
         <w:rPr>
           <w:b/>
           <w:bCs/>
           <w:sz w:val="18"/>
           <w:szCs w:val="18"/>
         </w:rPr>
-      </w:pPr>
-      <w:r>
+        <w:t>-RX CRT.    |</w:t>
+      </w:r>
+    </w:p>
+    <w:p>
+      <w:pPr>
         <w:rPr>
           <w:b/>
           <w:bCs/>
           <w:sz w:val="18"/>
           <w:szCs w:val="18"/>
         </w:rPr>
-        <w:t xml:space="preserve">|   Formula 409 ready at hand before </w:t>
-      </w:r>
-      <w:proofErr w:type="gramStart"/>
+      </w:pPr>
       <w:r>
         <w:rPr>
           <w:b/>
@@ -16629,19 +15275,18 @@
           <w:sz w:val="18"/>
           <w:szCs w:val="18"/>
         </w:rPr>
-        <w:t>applying</w:t>
-      </w:r>
-      <w:proofErr w:type="gramEnd"/>
-      <w:r>
+        <w:t>+--------------------------------------------------------------------------+</w:t>
+      </w:r>
+    </w:p>
+    <w:p>
+      <w:pPr>
         <w:rPr>
           <w:b/>
           <w:bCs/>
           <w:sz w:val="18"/>
           <w:szCs w:val="18"/>
         </w:rPr>
-        <w:t xml:space="preserve"> your active </w:t>
-      </w:r>
-      <w:proofErr w:type="spellStart"/>
+      </w:pPr>
       <w:r>
         <w:rPr>
           <w:b/>
@@ -16649,95 +15294,93 @@
           <w:sz w:val="18"/>
           <w:szCs w:val="18"/>
         </w:rPr>
-        <w:t>Sabun</w:t>
-      </w:r>
-      <w:proofErr w:type="spellEnd"/>
-      <w:r>
+        <w:t xml:space="preserve">                                     │</w:t>
+      </w:r>
+    </w:p>
+    <w:p>
+      <w:pPr>
         <w:rPr>
           <w:b/>
           <w:bCs/>
           <w:sz w:val="18"/>
           <w:szCs w:val="18"/>
         </w:rPr>
-        <w:t>-RX CRT.    |</w:t>
-      </w:r>
-    </w:p>
-    <w:p>
-      <w:pPr>
+      </w:pPr>
+      <w:r>
         <w:rPr>
           <w:b/>
           <w:bCs/>
           <w:sz w:val="18"/>
           <w:szCs w:val="18"/>
         </w:rPr>
-      </w:pPr>
-      <w:proofErr w:type="gramStart"/>
-      <w:r>
-        <w:rPr>
+        <w:t xml:space="preserve">                                     </w:t>
+      </w:r>
+      <w:r>
+        <w:rPr>
+          <w:rFonts w:ascii="Arial" w:hAnsi="Arial" w:cs="Arial"/>
           <w:b/>
           <w:bCs/>
           <w:sz w:val="18"/>
           <w:szCs w:val="18"/>
         </w:rPr>
-        <w:t>+-</w:t>
-      </w:r>
-      <w:proofErr w:type="gramEnd"/>
-      <w:r>
+        <w:t>▼</w:t>
+      </w:r>
+    </w:p>
+    <w:p>
+      <w:pPr>
         <w:rPr>
           <w:b/>
           <w:bCs/>
           <w:sz w:val="18"/>
           <w:szCs w:val="18"/>
         </w:rPr>
-        <w:t>-------------------------------------------------------------------------+</w:t>
-      </w:r>
-    </w:p>
-    <w:p>
-      <w:pPr>
+      </w:pPr>
+      <w:r>
         <w:rPr>
           <w:b/>
           <w:bCs/>
           <w:sz w:val="18"/>
           <w:szCs w:val="18"/>
         </w:rPr>
-      </w:pPr>
-      <w:r>
+        <w:t>+--------------------------------------------------------------------------+</w:t>
+      </w:r>
+    </w:p>
+    <w:p>
+      <w:pPr>
         <w:rPr>
           <w:b/>
           <w:bCs/>
           <w:sz w:val="18"/>
           <w:szCs w:val="18"/>
         </w:rPr>
-        <w:t xml:space="preserve">                                     │</w:t>
-      </w:r>
-    </w:p>
-    <w:p>
-      <w:pPr>
+      </w:pPr>
+      <w:r>
         <w:rPr>
           <w:b/>
           <w:bCs/>
           <w:sz w:val="18"/>
           <w:szCs w:val="18"/>
         </w:rPr>
-      </w:pPr>
-      <w:r>
+        <w:t>|                        3. EXPULSION &amp; NEUTRALIZATION                     |</w:t>
+      </w:r>
+    </w:p>
+    <w:p>
+      <w:pPr>
         <w:rPr>
           <w:b/>
           <w:bCs/>
           <w:sz w:val="18"/>
           <w:szCs w:val="18"/>
         </w:rPr>
-        <w:t xml:space="preserve">                                     </w:t>
-      </w:r>
-      <w:r>
-        <w:rPr>
-          <w:rFonts w:ascii="Arial" w:hAnsi="Arial" w:cs="Arial"/>
+      </w:pPr>
+      <w:r>
+        <w:rPr>
           <w:b/>
           <w:bCs/>
           <w:sz w:val="18"/>
           <w:szCs w:val="18"/>
         </w:rPr>
-        <w:t>▼</w:t>
+        <w:t>|   As the mass exits your nose or mouth, catch it in the bin, spray it   |</w:t>
       </w:r>
     </w:p>
     <w:p>
@@ -16749,7 +15392,6 @@
           <w:szCs w:val="18"/>
         </w:rPr>
       </w:pPr>
-      <w:proofErr w:type="gramStart"/>
       <w:r>
         <w:rPr>
           <w:b/>
@@ -16757,86 +15399,85 @@
           <w:sz w:val="18"/>
           <w:szCs w:val="18"/>
         </w:rPr>
-        <w:t>+-</w:t>
-      </w:r>
-      <w:proofErr w:type="gramEnd"/>
-      <w:r>
+        <w:t>|   with Formula 409 to lock it into a ball, and snap the lid closed.      |</w:t>
+      </w:r>
+    </w:p>
+    <w:p>
+      <w:pPr>
         <w:rPr>
           <w:b/>
           <w:bCs/>
           <w:sz w:val="18"/>
           <w:szCs w:val="18"/>
         </w:rPr>
-        <w:t>-------------------------------------------------------------------------+</w:t>
-      </w:r>
-    </w:p>
-    <w:p>
-      <w:pPr>
+      </w:pPr>
+      <w:r>
         <w:rPr>
           <w:b/>
           <w:bCs/>
           <w:sz w:val="18"/>
           <w:szCs w:val="18"/>
         </w:rPr>
-      </w:pPr>
-      <w:r>
+        <w:t>+--------------------------------------------------------------------------+</w:t>
+      </w:r>
+    </w:p>
+    <w:p>
+      <w:pPr>
         <w:rPr>
           <w:b/>
           <w:bCs/>
           <w:sz w:val="18"/>
           <w:szCs w:val="18"/>
         </w:rPr>
-        <w:t>|                        3. EXPULSION &amp; NEUTRALIZATION                     |</w:t>
-      </w:r>
-    </w:p>
-    <w:p>
-      <w:pPr>
+      </w:pPr>
+      <w:r>
         <w:rPr>
           <w:b/>
           <w:bCs/>
           <w:sz w:val="18"/>
           <w:szCs w:val="18"/>
         </w:rPr>
-      </w:pPr>
-      <w:r>
+        <w:t xml:space="preserve">                                     │</w:t>
+      </w:r>
+    </w:p>
+    <w:p>
+      <w:pPr>
         <w:rPr>
           <w:b/>
           <w:bCs/>
           <w:sz w:val="18"/>
           <w:szCs w:val="18"/>
         </w:rPr>
-        <w:t>|   As the mass exits your nose or mouth, catch it in the bin, spray it   |</w:t>
-      </w:r>
-    </w:p>
-    <w:p>
-      <w:pPr>
+      </w:pPr>
+      <w:r>
         <w:rPr>
           <w:b/>
           <w:bCs/>
           <w:sz w:val="18"/>
           <w:szCs w:val="18"/>
         </w:rPr>
-      </w:pPr>
-      <w:r>
-        <w:rPr>
+        <w:t xml:space="preserve">                                     </w:t>
+      </w:r>
+      <w:r>
+        <w:rPr>
+          <w:rFonts w:ascii="Arial" w:hAnsi="Arial" w:cs="Arial"/>
           <w:b/>
           <w:bCs/>
           <w:sz w:val="18"/>
           <w:szCs w:val="18"/>
         </w:rPr>
-        <w:t xml:space="preserve">|   with Formula 409 to lock it into a </w:t>
-      </w:r>
-      <w:proofErr w:type="gramStart"/>
-      <w:r>
+        <w:t>▼</w:t>
+      </w:r>
+    </w:p>
+    <w:p>
+      <w:pPr>
         <w:rPr>
           <w:b/>
           <w:bCs/>
           <w:sz w:val="18"/>
           <w:szCs w:val="18"/>
         </w:rPr>
-        <w:t>ball, and</w:t>
-      </w:r>
-      <w:proofErr w:type="gramEnd"/>
+      </w:pPr>
       <w:r>
         <w:rPr>
           <w:b/>
@@ -16844,7 +15485,7 @@
           <w:sz w:val="18"/>
           <w:szCs w:val="18"/>
         </w:rPr>
-        <w:t xml:space="preserve"> snap the lid closed.      |</w:t>
+        <w:t>+--------------------------------------------------------------------------+</w:t>
       </w:r>
     </w:p>
     <w:p>
@@ -16856,7 +15497,6 @@
           <w:szCs w:val="18"/>
         </w:rPr>
       </w:pPr>
-      <w:proofErr w:type="gramStart"/>
       <w:r>
         <w:rPr>
           <w:b/>
@@ -16864,28 +15504,28 @@
           <w:sz w:val="18"/>
           <w:szCs w:val="18"/>
         </w:rPr>
-        <w:t>+-</w:t>
-      </w:r>
-      <w:proofErr w:type="gramEnd"/>
-      <w:r>
+        <w:t>|                        4. SINUS IRRIGATION &amp; HEALING                     |</w:t>
+      </w:r>
+    </w:p>
+    <w:p>
+      <w:pPr>
         <w:rPr>
           <w:b/>
           <w:bCs/>
           <w:sz w:val="18"/>
           <w:szCs w:val="18"/>
         </w:rPr>
-        <w:t>-------------------------------------------------------------------------+</w:t>
-      </w:r>
-    </w:p>
-    <w:p>
-      <w:pPr>
+      </w:pPr>
+      <w:r>
         <w:rPr>
           <w:b/>
           <w:bCs/>
           <w:sz w:val="18"/>
           <w:szCs w:val="18"/>
         </w:rPr>
-      </w:pPr>
+        <w:t xml:space="preserve">|   Rinse your sinuses with the alkaline saline kit, apply the </w:t>
+      </w:r>
+      <w:proofErr w:type="spellStart"/>
       <w:r>
         <w:rPr>
           <w:b/>
@@ -16893,36 +15533,36 @@
           <w:sz w:val="18"/>
           <w:szCs w:val="18"/>
         </w:rPr>
-        <w:t xml:space="preserve">                                     │</w:t>
-      </w:r>
-    </w:p>
-    <w:p>
-      <w:pPr>
+        <w:t>Sabun</w:t>
+      </w:r>
+      <w:proofErr w:type="spellEnd"/>
+      <w:r>
         <w:rPr>
           <w:b/>
           <w:bCs/>
           <w:sz w:val="18"/>
           <w:szCs w:val="18"/>
         </w:rPr>
-      </w:pPr>
-      <w:r>
+        <w:t>-RX    |</w:t>
+      </w:r>
+    </w:p>
+    <w:p>
+      <w:pPr>
         <w:rPr>
           <w:b/>
           <w:bCs/>
           <w:sz w:val="18"/>
           <w:szCs w:val="18"/>
         </w:rPr>
-        <w:t xml:space="preserve">                                     </w:t>
-      </w:r>
-      <w:r>
-        <w:rPr>
-          <w:rFonts w:ascii="Arial" w:hAnsi="Arial" w:cs="Arial"/>
+      </w:pPr>
+      <w:r>
+        <w:rPr>
           <w:b/>
           <w:bCs/>
           <w:sz w:val="18"/>
           <w:szCs w:val="18"/>
         </w:rPr>
-        <w:t>▼</w:t>
+        <w:t>|   SIC protective layer, and track recovery with follow-up scans.        |</w:t>
       </w:r>
     </w:p>
     <w:p>
@@ -16934,7 +15574,6 @@
           <w:szCs w:val="18"/>
         </w:rPr>
       </w:pPr>
-      <w:proofErr w:type="gramStart"/>
       <w:r>
         <w:rPr>
           <w:b/>
@@ -16942,124 +15581,7 @@
           <w:sz w:val="18"/>
           <w:szCs w:val="18"/>
         </w:rPr>
-        <w:t>+-</w:t>
-      </w:r>
-      <w:proofErr w:type="gramEnd"/>
-      <w:r>
-        <w:rPr>
-          <w:b/>
-          <w:bCs/>
-          <w:sz w:val="18"/>
-          <w:szCs w:val="18"/>
-        </w:rPr>
-        <w:t>-------------------------------------------------------------------------+</w:t>
-      </w:r>
-    </w:p>
-    <w:p>
-      <w:pPr>
-        <w:rPr>
-          <w:b/>
-          <w:bCs/>
-          <w:sz w:val="18"/>
-          <w:szCs w:val="18"/>
-        </w:rPr>
-      </w:pPr>
-      <w:r>
-        <w:rPr>
-          <w:b/>
-          <w:bCs/>
-          <w:sz w:val="18"/>
-          <w:szCs w:val="18"/>
-        </w:rPr>
-        <w:t>|                        4. SINUS IRRIGATION &amp; HEALING                     |</w:t>
-      </w:r>
-    </w:p>
-    <w:p>
-      <w:pPr>
-        <w:rPr>
-          <w:b/>
-          <w:bCs/>
-          <w:sz w:val="18"/>
-          <w:szCs w:val="18"/>
-        </w:rPr>
-      </w:pPr>
-      <w:r>
-        <w:rPr>
-          <w:b/>
-          <w:bCs/>
-          <w:sz w:val="18"/>
-          <w:szCs w:val="18"/>
-        </w:rPr>
-        <w:t xml:space="preserve">|   Rinse your sinuses with the alkaline saline kit, apply the </w:t>
-      </w:r>
-      <w:proofErr w:type="spellStart"/>
-      <w:r>
-        <w:rPr>
-          <w:b/>
-          <w:bCs/>
-          <w:sz w:val="18"/>
-          <w:szCs w:val="18"/>
-        </w:rPr>
-        <w:t>Sabun</w:t>
-      </w:r>
-      <w:proofErr w:type="spellEnd"/>
-      <w:r>
-        <w:rPr>
-          <w:b/>
-          <w:bCs/>
-          <w:sz w:val="18"/>
-          <w:szCs w:val="18"/>
-        </w:rPr>
-        <w:t>-RX    |</w:t>
-      </w:r>
-    </w:p>
-    <w:p>
-      <w:pPr>
-        <w:rPr>
-          <w:b/>
-          <w:bCs/>
-          <w:sz w:val="18"/>
-          <w:szCs w:val="18"/>
-        </w:rPr>
-      </w:pPr>
-      <w:r>
-        <w:rPr>
-          <w:b/>
-          <w:bCs/>
-          <w:sz w:val="18"/>
-          <w:szCs w:val="18"/>
-        </w:rPr>
-        <w:t>|   SIC protective layer, and track recovery with follow-up scans.        |</w:t>
-      </w:r>
-    </w:p>
-    <w:p>
-      <w:pPr>
-        <w:rPr>
-          <w:b/>
-          <w:bCs/>
-          <w:sz w:val="18"/>
-          <w:szCs w:val="18"/>
-        </w:rPr>
-      </w:pPr>
-      <w:proofErr w:type="gramStart"/>
-      <w:r>
-        <w:rPr>
-          <w:b/>
-          <w:bCs/>
-          <w:sz w:val="18"/>
-          <w:szCs w:val="18"/>
-        </w:rPr>
-        <w:t>+-</w:t>
-      </w:r>
-      <w:proofErr w:type="gramEnd"/>
-      <w:r>
-        <w:rPr>
-          <w:b/>
-          <w:bCs/>
-          <w:sz w:val="18"/>
-          <w:szCs w:val="18"/>
-        </w:rPr>
-        <w:t>-------------------------------------------------------------------------+</w:t>
+        <w:t>+--------------------------------------------------------------------------+</w:t>
       </w:r>
     </w:p>
     <w:p>
@@ -17490,15 +16012,7 @@
         <w:t>Secure the Container Lid:</w:t>
       </w:r>
       <w:r>
-        <w:t xml:space="preserve"> Snap the </w:t>
-      </w:r>
-      <w:proofErr w:type="gramStart"/>
-      <w:r>
-        <w:t>lid on</w:t>
-      </w:r>
-      <w:proofErr w:type="gramEnd"/>
-      <w:r>
-        <w:t xml:space="preserve"> tightly immediately after spraying to ensure complete containment and clean ambient air (ingestion_... p. 12).</w:t>
+        <w:t xml:space="preserve"> Snap the lid on tightly immediately after spraying to ensure complete containment and clean ambient air (ingestion_... p. 12).</w:t>
       </w:r>
     </w:p>
     <w:p>
@@ -18071,21 +16585,12 @@
           <w:bCs/>
         </w:rPr>
       </w:pPr>
-      <w:proofErr w:type="gramStart"/>
-      <w:r>
-        <w:rPr>
-          <w:b/>
-          <w:bCs/>
-        </w:rPr>
-        <w:t>+-</w:t>
-      </w:r>
-      <w:proofErr w:type="gramEnd"/>
-      <w:r>
-        <w:rPr>
-          <w:b/>
-          <w:bCs/>
-        </w:rPr>
-        <w:t>-------------------------------------------------------------------------+</w:t>
+      <w:r>
+        <w:rPr>
+          <w:b/>
+          <w:bCs/>
+        </w:rPr>
+        <w:t>+--------------------------------------------------------------------------+</w:t>
       </w:r>
     </w:p>
     <w:p>
@@ -18140,21 +16645,12 @@
           <w:bCs/>
         </w:rPr>
       </w:pPr>
-      <w:proofErr w:type="gramStart"/>
-      <w:r>
-        <w:rPr>
-          <w:b/>
-          <w:bCs/>
-        </w:rPr>
-        <w:t>+-</w:t>
-      </w:r>
-      <w:proofErr w:type="gramEnd"/>
-      <w:r>
-        <w:rPr>
-          <w:b/>
-          <w:bCs/>
-        </w:rPr>
-        <w:t>-------------------------------------------------------------------------+</w:t>
+      <w:r>
+        <w:rPr>
+          <w:b/>
+          <w:bCs/>
+        </w:rPr>
+        <w:t>+--------------------------------------------------------------------------+</w:t>
       </w:r>
     </w:p>
     <w:p>
@@ -18202,21 +16698,12 @@
           <w:bCs/>
         </w:rPr>
       </w:pPr>
-      <w:proofErr w:type="gramStart"/>
-      <w:r>
-        <w:rPr>
-          <w:b/>
-          <w:bCs/>
-        </w:rPr>
-        <w:t>+-</w:t>
-      </w:r>
-      <w:proofErr w:type="gramEnd"/>
-      <w:r>
-        <w:rPr>
-          <w:b/>
-          <w:bCs/>
-        </w:rPr>
-        <w:t>-------------------------------------------------------------------------+</w:t>
+      <w:r>
+        <w:rPr>
+          <w:b/>
+          <w:bCs/>
+        </w:rPr>
+        <w:t>+--------------------------------------------------------------------------+</w:t>
       </w:r>
     </w:p>
     <w:p>
@@ -18271,21 +16758,12 @@
           <w:bCs/>
         </w:rPr>
       </w:pPr>
-      <w:proofErr w:type="gramStart"/>
-      <w:r>
-        <w:rPr>
-          <w:b/>
-          <w:bCs/>
-        </w:rPr>
-        <w:t>+-</w:t>
-      </w:r>
-      <w:proofErr w:type="gramEnd"/>
-      <w:r>
-        <w:rPr>
-          <w:b/>
-          <w:bCs/>
-        </w:rPr>
-        <w:t>-------------------------------------------------------------------------+</w:t>
+      <w:r>
+        <w:rPr>
+          <w:b/>
+          <w:bCs/>
+        </w:rPr>
+        <w:t>+--------------------------------------------------------------------------+</w:t>
       </w:r>
     </w:p>
     <w:p>
@@ -18554,7 +17032,21 @@
           <w:bCs/>
         </w:rPr>
         <w:lastRenderedPageBreak/>
-        <w:t>References</w:t>
+        <w:t xml:space="preserve">Volume II </w:t>
+      </w:r>
+      <w:r>
+        <w:rPr>
+          <w:b/>
+          <w:bCs/>
+        </w:rPr>
+        <w:t>Reference</w:t>
+      </w:r>
+      <w:r>
+        <w:rPr>
+          <w:b/>
+          <w:bCs/>
+        </w:rPr>
+        <w:t xml:space="preserve"> List</w:t>
       </w:r>
       <w:r>
         <w:rPr>
@@ -18605,15 +17097,7 @@
         <w:t>Front Zool</w:t>
       </w:r>
       <w:r>
-        <w:t xml:space="preserve">. </w:t>
-      </w:r>
-      <w:proofErr w:type="gramStart"/>
-      <w:r>
-        <w:t>2018;15:7</w:t>
-      </w:r>
-      <w:proofErr w:type="gramEnd"/>
-      <w:r>
-        <w:t xml:space="preserve">. </w:t>
+        <w:t xml:space="preserve">. 2018;15:7. </w:t>
       </w:r>
       <w:r>
         <w:rPr>
@@ -18906,15 +17390,7 @@
         <w:t>Minnesota Law Review</w:t>
       </w:r>
       <w:r>
-        <w:t xml:space="preserve">. </w:t>
-      </w:r>
-      <w:proofErr w:type="gramStart"/>
-      <w:r>
-        <w:t>2024;109:75</w:t>
-      </w:r>
-      <w:proofErr w:type="gramEnd"/>
-      <w:r>
-        <w:t>.</w:t>
+        <w:t>. 2024;109:75.</w:t>
       </w:r>
       <w:r>
         <w:br/>
@@ -18964,15 +17440,7 @@
         <w:t>Brennan DD, et al.</w:t>
       </w:r>
       <w:r>
-        <w:t xml:space="preserve"> </w:t>
-      </w:r>
-      <w:proofErr w:type="gramStart"/>
-      <w:r>
-        <w:t>Microscopic</w:t>
-      </w:r>
-      <w:proofErr w:type="gramEnd"/>
-      <w:r>
-        <w:t xml:space="preserve"> anatomy of Pycnogonida: II. Digestive system and appendicular structural grids. </w:t>
+        <w:t xml:space="preserve"> Microscopic anatomy of Pycnogonida: II. Digestive system and appendicular structural grids. </w:t>
       </w:r>
       <w:r>
         <w:rPr>
@@ -19118,15 +17586,7 @@
       </w:r>
       <w:proofErr w:type="spellEnd"/>
       <w:r>
-        <w:t xml:space="preserve">. </w:t>
-      </w:r>
-      <w:proofErr w:type="gramStart"/>
-      <w:r>
-        <w:t>2013;69:385</w:t>
-      </w:r>
-      <w:proofErr w:type="gramEnd"/>
-      <w:r>
-        <w:t>.</w:t>
+        <w:t>. 2013;69:385.</w:t>
       </w:r>
       <w:r>
         <w:br/>
@@ -19176,15 +17636,7 @@
         <w:t>National Science Foundation (NSF).</w:t>
       </w:r>
       <w:r>
-        <w:t xml:space="preserve"> NSF </w:t>
-      </w:r>
-      <w:proofErr w:type="gramStart"/>
-      <w:r>
-        <w:t>expanding</w:t>
-      </w:r>
-      <w:proofErr w:type="gramEnd"/>
-      <w:r>
-        <w:t xml:space="preserve"> national AI infrastructure with new data systems and computing resources for biological network modeling. </w:t>
+        <w:t xml:space="preserve"> NSF expanding national AI infrastructure with new data systems and computing resources for biological network modeling. </w:t>
       </w:r>
       <w:r>
         <w:rPr>
@@ -19781,31 +18233,7 @@
         <w:t>National Institutes of Health (NIH) Bio-Registry:</w:t>
       </w:r>
       <w:r>
-        <w:t xml:space="preserve"> Tracks quantitative signatures of aggressive fibrous encapsulation (Zone I External Fibrotic Rim) and defines restricted diffusion parameters (\(\</w:t>
-      </w:r>
-      <w:proofErr w:type="gramStart"/>
-      <w:r>
-        <w:t>text{</w:t>
-      </w:r>
-      <w:proofErr w:type="gramEnd"/>
-      <w:r>
-        <w:t>ADC} &lt; 0.7 \times 10</w:t>
-      </w:r>
-      <w:proofErr w:type="gramStart"/>
-      <w:r>
-        <w:t>^{</w:t>
-      </w:r>
-      <w:proofErr w:type="gramEnd"/>
-      <w:r>
-        <w:t>-3} \</w:t>
-      </w:r>
-      <w:proofErr w:type="gramStart"/>
-      <w:r>
-        <w:t>text{ mm</w:t>
-      </w:r>
-      <w:proofErr w:type="gramEnd"/>
-      <w:r>
-        <w:t>}^2/\text{s}\)) to differentiate structured chitinous scaffolds from serous mucoceles (</w:t>
+        <w:t xml:space="preserve"> Tracks quantitative signatures of aggressive fibrous encapsulation (Zone I External Fibrotic Rim) and defines restricted diffusion parameters (\(\text{ADC} &lt; 0.7 \times 10^{-3} \text{ mm}^2/\text{s}\)) to differentiate structured chitinous scaffolds from serous mucoceles (</w:t>
       </w:r>
       <w:proofErr w:type="spellStart"/>
       <w:r>
@@ -19831,31 +18259,7 @@
         <w:t>Stanford University School of Medicine Repository:</w:t>
       </w:r>
       <w:r>
-        <w:t xml:space="preserve"> Clinical translation data mapping low-pH salivary proteases against bone stroma resorption, defining the markers for cytolytic acidosis and serum chitotriosidase elevations (</w:t>
-      </w:r>
-      <w:proofErr w:type="gramStart"/>
-      <w:r>
-        <w:t>\(</w:t>
-      </w:r>
-      <w:proofErr w:type="gramEnd"/>
-      <w:r>
-        <w:t>&gt; 250 \</w:t>
-      </w:r>
-      <w:proofErr w:type="gramStart"/>
-      <w:r>
-        <w:t>text{ nmol</w:t>
-      </w:r>
-      <w:proofErr w:type="gramEnd"/>
-      <w:r>
-        <w:t>/mL/</w:t>
-      </w:r>
-      <w:proofErr w:type="gramStart"/>
-      <w:r>
-        <w:t>h}\</w:t>
-      </w:r>
-      <w:proofErr w:type="gramEnd"/>
-      <w:r>
-        <w:t>)) (</w:t>
+        <w:t xml:space="preserve"> Clinical translation data mapping low-pH salivary proteases against bone stroma resorption, defining the markers for cytolytic acidosis and serum chitotriosidase elevations (\(&gt; 250 \text{ nmol/mL/h}\)) (</w:t>
       </w:r>
       <w:proofErr w:type="spellStart"/>
       <w:r>
@@ -20055,14 +18459,9 @@
       </w:r>
       <w:proofErr w:type="spellStart"/>
       <w:r>
-        <w:t>pycnogonid_</w:t>
-      </w:r>
-      <w:proofErr w:type="gramStart"/>
-      <w:r>
-        <w:t>joints.scad</w:t>
+        <w:t>pycnogonid_joints.scad</w:t>
       </w:r>
       <w:proofErr w:type="spellEnd"/>
-      <w:proofErr w:type="gramEnd"/>
       <w:r>
         <w:t>), cuticle density constants, and physical boundary constraints (</w:t>
       </w:r>
@@ -27653,6 +26052,7 @@
   <w:style w:type="character" w:default="1" w:styleId="DefaultParagraphFont">
     <w:name w:val="Default Paragraph Font"/>
     <w:uiPriority w:val="1"/>
+    <w:semiHidden/>
     <w:unhideWhenUsed/>
   </w:style>
   <w:style w:type="table" w:default="1" w:styleId="TableNormal">

--- a/docs/head_tumor_journal.docx
+++ b/docs/head_tumor_journal.docx
@@ -584,7 +584,55 @@
         <w:t>Pycnogonida</w:t>
       </w:r>
       <w:r>
-        <w:t xml:space="preserve"> vesicle closely mimics the macroscopic appearance of high-grade scirrhous carcinomas or chronic fungal mucoceles, representing a significant risk for diagnostic misclassification. However, the lesion displays highly specific biophysical signatures: the central acellular matrix core exhibits complete signal suppression on T2-weighted SPAIR/STIR spectral fat-saturation sequences and profoundly restricted water diffusion (Apparent Diffusion Coefficient, \(\text{ADC} &lt; 0.7 \times 10^{-3} \text{ mm}^2/\text{s}\)) driven by the dense, intra-capsular chitinous scaffolding. Systemic diffusion of the core matrix fluid results in cytolytic acidosis, serum chitotriosidase elevations (\(&gt; 250 \text{ nmol/mL/h}\)), and secondary hematopoietic suppression mimicking Acute Radiation Syndrome (ARS) due to chemical isotopic rearrangements.</w:t>
+        <w:t xml:space="preserve"> vesicle closely mimics the macroscopic appearance of high-grade scirrhous carcinomas or chronic fungal mucoceles, representing a significant risk for diagnostic misclassification. However, the lesion displays highly specific biophysical signatures: the central acellular matrix core exhibits complete signal suppression on T2-weighted SPAIR/STIR spectral fat-saturation sequences and profoundly restricted water diffusion (Apparent Diffusion Coefficient, \(\</w:t>
+      </w:r>
+      <w:proofErr w:type="gramStart"/>
+      <w:r>
+        <w:t>text{</w:t>
+      </w:r>
+      <w:proofErr w:type="gramEnd"/>
+      <w:r>
+        <w:t>ADC} &lt; 0.7 \times 10</w:t>
+      </w:r>
+      <w:proofErr w:type="gramStart"/>
+      <w:r>
+        <w:t>^{</w:t>
+      </w:r>
+      <w:proofErr w:type="gramEnd"/>
+      <w:r>
+        <w:t>-3} \</w:t>
+      </w:r>
+      <w:proofErr w:type="gramStart"/>
+      <w:r>
+        <w:t>text{ mm</w:t>
+      </w:r>
+      <w:proofErr w:type="gramEnd"/>
+      <w:r>
+        <w:t>}^2/\text{s}\)) driven by the dense, intra-capsular chitinous scaffolding. Systemic diffusion of the core matrix fluid results in cytolytic acidosis, serum chitotriosidase elevations (</w:t>
+      </w:r>
+      <w:proofErr w:type="gramStart"/>
+      <w:r>
+        <w:t>\(</w:t>
+      </w:r>
+      <w:proofErr w:type="gramEnd"/>
+      <w:r>
+        <w:t>&gt; 250 \</w:t>
+      </w:r>
+      <w:proofErr w:type="gramStart"/>
+      <w:r>
+        <w:t>text{ nmol</w:t>
+      </w:r>
+      <w:proofErr w:type="gramEnd"/>
+      <w:r>
+        <w:t>/mL/</w:t>
+      </w:r>
+      <w:proofErr w:type="gramStart"/>
+      <w:r>
+        <w:t>h}\</w:t>
+      </w:r>
+      <w:proofErr w:type="gramEnd"/>
+      <w:r>
+        <w:t>)), and secondary hematopoietic suppression mimicking Acute Radiation Syndrome (ARS) due to chemical isotopic rearrangements.</w:t>
       </w:r>
     </w:p>
     <w:p/>
@@ -896,7 +944,15 @@
         <w:t>Pycnogonida</w:t>
       </w:r>
       <w:r>
-        <w:t>, Craniofacial Parasitology, Desmoplastic Stroma, Voxel Ray-Marching, Isotopic Radiotoxic Mimicry, Duty to Warn.</w:t>
+        <w:t xml:space="preserve">, Craniofacial Parasitology, Desmoplastic Stroma, Voxel </w:t>
+      </w:r>
+      <w:proofErr w:type="gramStart"/>
+      <w:r>
+        <w:t>Ray-Marching</w:t>
+      </w:r>
+      <w:proofErr w:type="gramEnd"/>
+      <w:r>
+        <w:t>, Isotopic Radiotoxic Mimicry, Duty to Warn.</w:t>
       </w:r>
     </w:p>
     <w:p/>
@@ -989,24 +1045,50 @@
     <w:p>
       <w:r>
         <w:lastRenderedPageBreak/>
-        <w:t>Standard operating room ventilation systems are entirely insufficient to capture or neutralize low-pH cytolytic cerebrospinal fluid (CSF) or volatile radiomimetic gases released during a sudden capsule breach. The neurosurgical theater must implement the following strict engineering controls:</w:t>
-      </w:r>
-    </w:p>
-    <w:p/>
-    <w:p>
-      <w:pPr>
-        <w:rPr>
-          <w:b/>
-          <w:bCs/>
-        </w:rPr>
-      </w:pPr>
-      <w:r>
-        <w:rPr>
-          <w:b/>
-          <w:bCs/>
-        </w:rPr>
-        <w:t>[ Intracranial Operating Field: Negative Pressure Isolation Loop ]</w:t>
-      </w:r>
+        <w:t xml:space="preserve">Standard operating room ventilation systems are entirely insufficient to capture or neutralize </w:t>
+      </w:r>
+      <w:proofErr w:type="gramStart"/>
+      <w:r>
+        <w:t>low-pH</w:t>
+      </w:r>
+      <w:proofErr w:type="gramEnd"/>
+      <w:r>
+        <w:t xml:space="preserve"> cytolytic cerebrospinal fluid (CSF) or volatile radiomimetic gases released during a sudden capsule breach. The neurosurgical theater must implement the following strict engineering controls:</w:t>
+      </w:r>
+    </w:p>
+    <w:p/>
+    <w:p>
+      <w:pPr>
+        <w:rPr>
+          <w:b/>
+          <w:bCs/>
+        </w:rPr>
+      </w:pPr>
+      <w:proofErr w:type="gramStart"/>
+      <w:r>
+        <w:rPr>
+          <w:b/>
+          <w:bCs/>
+        </w:rPr>
+        <w:t>[ Intracranial</w:t>
+      </w:r>
+      <w:proofErr w:type="gramEnd"/>
+      <w:r>
+        <w:rPr>
+          <w:b/>
+          <w:bCs/>
+        </w:rPr>
+        <w:t xml:space="preserve"> Operating Field: Negative Pressure Isolation </w:t>
+      </w:r>
+      <w:proofErr w:type="gramStart"/>
+      <w:r>
+        <w:rPr>
+          <w:b/>
+          <w:bCs/>
+        </w:rPr>
+        <w:t>Loop ]</w:t>
+      </w:r>
+      <w:proofErr w:type="gramEnd"/>
     </w:p>
     <w:p>
       <w:pPr>
@@ -1104,8 +1186,49 @@
           <w:b/>
           <w:bCs/>
         </w:rPr>
-        <w:t>[ Targeted CSF Aspiration ]                 [ Chemical Neutralization Zones ]</w:t>
-      </w:r>
+        <w:t xml:space="preserve">[ Targeted CSF </w:t>
+      </w:r>
+      <w:proofErr w:type="gramStart"/>
+      <w:r>
+        <w:rPr>
+          <w:b/>
+          <w:bCs/>
+        </w:rPr>
+        <w:t>Aspiration ]</w:t>
+      </w:r>
+      <w:proofErr w:type="gramEnd"/>
+      <w:r>
+        <w:rPr>
+          <w:b/>
+          <w:bCs/>
+        </w:rPr>
+        <w:t xml:space="preserve">              </w:t>
+      </w:r>
+      <w:proofErr w:type="gramStart"/>
+      <w:r>
+        <w:rPr>
+          <w:b/>
+          <w:bCs/>
+        </w:rPr>
+        <w:t xml:space="preserve">   [</w:t>
+      </w:r>
+      <w:proofErr w:type="gramEnd"/>
+      <w:r>
+        <w:rPr>
+          <w:b/>
+          <w:bCs/>
+        </w:rPr>
+        <w:t xml:space="preserve"> Chemical Neutralization </w:t>
+      </w:r>
+      <w:proofErr w:type="gramStart"/>
+      <w:r>
+        <w:rPr>
+          <w:b/>
+          <w:bCs/>
+        </w:rPr>
+        <w:t>Zones ]</w:t>
+      </w:r>
+      <w:proofErr w:type="gramEnd"/>
     </w:p>
     <w:p>
       <w:pPr>
@@ -1202,8 +1325,17 @@
           <w:b/>
           <w:bCs/>
         </w:rPr>
-        <w:t xml:space="preserve">               [ Secured Cerebral Containment Envelope ]</w:t>
-      </w:r>
+        <w:t xml:space="preserve">               [ Secured Cerebral Containment </w:t>
+      </w:r>
+      <w:proofErr w:type="gramStart"/>
+      <w:r>
+        <w:rPr>
+          <w:b/>
+          <w:bCs/>
+        </w:rPr>
+        <w:t>Envelope ]</w:t>
+      </w:r>
+      <w:proofErr w:type="gramEnd"/>
     </w:p>
     <w:p/>
     <w:p>
@@ -1280,12 +1412,21 @@
           <w:bCs/>
         </w:rPr>
       </w:pPr>
-      <w:r>
-        <w:rPr>
-          <w:b/>
-          <w:bCs/>
-        </w:rPr>
-        <w:t>+--------------------------------------------------------------------------+</w:t>
+      <w:proofErr w:type="gramStart"/>
+      <w:r>
+        <w:rPr>
+          <w:b/>
+          <w:bCs/>
+        </w:rPr>
+        <w:t>+-</w:t>
+      </w:r>
+      <w:proofErr w:type="gramEnd"/>
+      <w:r>
+        <w:rPr>
+          <w:b/>
+          <w:bCs/>
+        </w:rPr>
+        <w:t>-------------------------------------------------------------------------+</w:t>
       </w:r>
     </w:p>
     <w:p>
@@ -1315,7 +1456,23 @@
           <w:b/>
           <w:bCs/>
         </w:rPr>
-        <w:t>| 1. Airway Isolation: Positive-Pressure Supplied Air Respirator (PAPR)     |</w:t>
+        <w:t>| 1. Airway Isolation: Positive-Pressure Supplied Air Respirator (</w:t>
+      </w:r>
+      <w:proofErr w:type="gramStart"/>
+      <w:r>
+        <w:rPr>
+          <w:b/>
+          <w:bCs/>
+        </w:rPr>
+        <w:t xml:space="preserve">PAPR)   </w:t>
+      </w:r>
+      <w:proofErr w:type="gramEnd"/>
+      <w:r>
+        <w:rPr>
+          <w:b/>
+          <w:bCs/>
+        </w:rPr>
+        <w:t xml:space="preserve">  |</w:t>
       </w:r>
     </w:p>
     <w:p>
@@ -1370,12 +1527,21 @@
           <w:bCs/>
         </w:rPr>
       </w:pPr>
-      <w:r>
-        <w:rPr>
-          <w:b/>
-          <w:bCs/>
-        </w:rPr>
-        <w:t>+--------------------------------------------------------------------------+</w:t>
+      <w:proofErr w:type="gramStart"/>
+      <w:r>
+        <w:rPr>
+          <w:b/>
+          <w:bCs/>
+        </w:rPr>
+        <w:t>+-</w:t>
+      </w:r>
+      <w:proofErr w:type="gramEnd"/>
+      <w:r>
+        <w:rPr>
+          <w:b/>
+          <w:bCs/>
+        </w:rPr>
+        <w:t>-------------------------------------------------------------------------+</w:t>
       </w:r>
     </w:p>
     <w:p>
@@ -1516,7 +1682,15 @@
     </w:p>
     <w:p>
       <w:r>
-        <w:t>All personnel within the sterile field must don full-hood PAPR units equipped with specialized gas cartridges. This preserves respiratory safety against volatile, low-pH aerosolized compounds generated during intracranial capsule debridement.</w:t>
+        <w:t xml:space="preserve">All personnel within the sterile field must </w:t>
+      </w:r>
+      <w:proofErr w:type="gramStart"/>
+      <w:r>
+        <w:t>don</w:t>
+      </w:r>
+      <w:proofErr w:type="gramEnd"/>
+      <w:r>
+        <w:t xml:space="preserve"> full-hood PAPR units equipped with specialized gas cartridges. This preserves respiratory safety against volatile, low-pH aerosolized compounds generated during intracranial capsule debridement.</w:t>
       </w:r>
     </w:p>
     <w:p>
@@ -2890,8 +3064,21 @@
     </w:p>
     <w:p>
       <w:r>
-        <w:t xml:space="preserve">       [ Central Segmented Neoplastic Core (Craniofacial) ]</w:t>
-      </w:r>
+        <w:t xml:space="preserve">       </w:t>
+      </w:r>
+      <w:proofErr w:type="gramStart"/>
+      <w:r>
+        <w:t>[ Central</w:t>
+      </w:r>
+      <w:proofErr w:type="gramEnd"/>
+      <w:r>
+        <w:t xml:space="preserve"> Segmented Neoplastic Core (Craniofacial</w:t>
+      </w:r>
+      <w:proofErr w:type="gramStart"/>
+      <w:r>
+        <w:t>) ]</w:t>
+      </w:r>
+      <w:proofErr w:type="gramEnd"/>
     </w:p>
     <w:p>
       <w:r>
@@ -2937,8 +3124,29 @@
     </w:p>
     <w:p>
       <w:r>
-        <w:t>[ Maxillary Sinus Foci ]                       [ Deep Retropharyngeal Nodes ]</w:t>
-      </w:r>
+        <w:t xml:space="preserve">[ Maxillary Sinus </w:t>
+      </w:r>
+      <w:proofErr w:type="gramStart"/>
+      <w:r>
+        <w:t>Foci ]</w:t>
+      </w:r>
+      <w:proofErr w:type="gramEnd"/>
+      <w:r>
+        <w:t xml:space="preserve">                    </w:t>
+      </w:r>
+      <w:proofErr w:type="gramStart"/>
+      <w:r>
+        <w:t xml:space="preserve">   [</w:t>
+      </w:r>
+      <w:proofErr w:type="gramEnd"/>
+      <w:r>
+        <w:t xml:space="preserve"> Deep Retropharyngeal </w:t>
+      </w:r>
+      <w:proofErr w:type="gramStart"/>
+      <w:r>
+        <w:t>Nodes ]</w:t>
+      </w:r>
+      <w:proofErr w:type="gramEnd"/>
     </w:p>
     <w:p>
       <w:r>
@@ -3484,8 +3692,33 @@
           <w:b/>
           <w:bCs/>
         </w:rPr>
-        <w:t xml:space="preserve">       [ Raw Craniofacial DICOM Ingestion ]</w:t>
-      </w:r>
+        <w:t xml:space="preserve">       </w:t>
+      </w:r>
+      <w:proofErr w:type="gramStart"/>
+      <w:r>
+        <w:rPr>
+          <w:b/>
+          <w:bCs/>
+        </w:rPr>
+        <w:t>[ Raw</w:t>
+      </w:r>
+      <w:proofErr w:type="gramEnd"/>
+      <w:r>
+        <w:rPr>
+          <w:b/>
+          <w:bCs/>
+        </w:rPr>
+        <w:t xml:space="preserve"> Craniofacial DICOM </w:t>
+      </w:r>
+      <w:proofErr w:type="gramStart"/>
+      <w:r>
+        <w:rPr>
+          <w:b/>
+          <w:bCs/>
+        </w:rPr>
+        <w:t>Ingestion ]</w:t>
+      </w:r>
+      <w:proofErr w:type="gramEnd"/>
     </w:p>
     <w:p>
       <w:pPr>
@@ -3628,8 +3861,33 @@
           <w:b/>
           <w:bCs/>
         </w:rPr>
-        <w:t xml:space="preserve"> [ CUDA Ray-Marching &amp; Sinus Voxel Grid Generation ]</w:t>
-      </w:r>
+        <w:t xml:space="preserve"> </w:t>
+      </w:r>
+      <w:proofErr w:type="gramStart"/>
+      <w:r>
+        <w:rPr>
+          <w:b/>
+          <w:bCs/>
+        </w:rPr>
+        <w:t>[ CUDA</w:t>
+      </w:r>
+      <w:proofErr w:type="gramEnd"/>
+      <w:r>
+        <w:rPr>
+          <w:b/>
+          <w:bCs/>
+        </w:rPr>
+        <w:t xml:space="preserve"> Ray-Marching &amp; Sinus Voxel Grid </w:t>
+      </w:r>
+      <w:proofErr w:type="gramStart"/>
+      <w:r>
+        <w:rPr>
+          <w:b/>
+          <w:bCs/>
+        </w:rPr>
+        <w:t>Generation ]</w:t>
+      </w:r>
+      <w:proofErr w:type="gramEnd"/>
     </w:p>
     <w:p>
       <w:pPr>
@@ -3681,8 +3939,33 @@
           <w:b/>
           <w:bCs/>
         </w:rPr>
-        <w:t xml:space="preserve">    [ Real-Time 3D Craniofacial Mesh Generation ]</w:t>
-      </w:r>
+        <w:t xml:space="preserve">    </w:t>
+      </w:r>
+      <w:proofErr w:type="gramStart"/>
+      <w:r>
+        <w:rPr>
+          <w:b/>
+          <w:bCs/>
+        </w:rPr>
+        <w:t>[ Real</w:t>
+      </w:r>
+      <w:proofErr w:type="gramEnd"/>
+      <w:r>
+        <w:rPr>
+          <w:b/>
+          <w:bCs/>
+        </w:rPr>
+        <w:t xml:space="preserve">-Time 3D Craniofacial Mesh </w:t>
+      </w:r>
+      <w:proofErr w:type="gramStart"/>
+      <w:r>
+        <w:rPr>
+          <w:b/>
+          <w:bCs/>
+        </w:rPr>
+        <w:t>Generation ]</w:t>
+      </w:r>
+      <w:proofErr w:type="gramEnd"/>
     </w:p>
     <w:p>
       <w:pPr>
@@ -3734,8 +4017,33 @@
           <w:b/>
           <w:bCs/>
         </w:rPr>
-        <w:t xml:space="preserve"> [ Automated Volumetric Airway Infiltration Mapping ]</w:t>
-      </w:r>
+        <w:t xml:space="preserve"> </w:t>
+      </w:r>
+      <w:proofErr w:type="gramStart"/>
+      <w:r>
+        <w:rPr>
+          <w:b/>
+          <w:bCs/>
+        </w:rPr>
+        <w:t>[ Automated</w:t>
+      </w:r>
+      <w:proofErr w:type="gramEnd"/>
+      <w:r>
+        <w:rPr>
+          <w:b/>
+          <w:bCs/>
+        </w:rPr>
+        <w:t xml:space="preserve"> Volumetric Airway Infiltration </w:t>
+      </w:r>
+      <w:proofErr w:type="gramStart"/>
+      <w:r>
+        <w:rPr>
+          <w:b/>
+          <w:bCs/>
+        </w:rPr>
+        <w:t>Mapping ]</w:t>
+      </w:r>
+      <w:proofErr w:type="gramEnd"/>
     </w:p>
     <w:p>
       <w:pPr>
@@ -4388,8 +4696,21 @@
     <w:p/>
     <w:p>
       <w:r>
-        <w:t xml:space="preserve">       [ Multi-Sequence Craniofacial MRI Acquisition ]</w:t>
-      </w:r>
+        <w:t xml:space="preserve">       </w:t>
+      </w:r>
+      <w:proofErr w:type="gramStart"/>
+      <w:r>
+        <w:t>[ Multi</w:t>
+      </w:r>
+      <w:proofErr w:type="gramEnd"/>
+      <w:r>
+        <w:t xml:space="preserve">-Sequence Craniofacial MRI </w:t>
+      </w:r>
+      <w:proofErr w:type="gramStart"/>
+      <w:r>
+        <w:t>Acquisition ]</w:t>
+      </w:r>
+      <w:proofErr w:type="gramEnd"/>
     </w:p>
     <w:p>
       <w:r>
@@ -4434,9 +4755,35 @@
       </w:r>
     </w:p>
     <w:p>
-      <w:r>
-        <w:t>[ T1-Weighted CE ]                            [ T2-Weighted Dixon ]</w:t>
-      </w:r>
+      <w:proofErr w:type="gramStart"/>
+      <w:r>
+        <w:t>[ T1</w:t>
+      </w:r>
+      <w:proofErr w:type="gramEnd"/>
+      <w:r>
+        <w:t xml:space="preserve">-Weighted </w:t>
+      </w:r>
+      <w:proofErr w:type="gramStart"/>
+      <w:r>
+        <w:t>CE ]</w:t>
+      </w:r>
+      <w:proofErr w:type="gramEnd"/>
+      <w:r>
+        <w:t xml:space="preserve">                         </w:t>
+      </w:r>
+      <w:proofErr w:type="gramStart"/>
+      <w:r>
+        <w:t xml:space="preserve">   [</w:t>
+      </w:r>
+      <w:proofErr w:type="gramEnd"/>
+      <w:r>
+        <w:t xml:space="preserve"> T2-Weighted </w:t>
+      </w:r>
+      <w:proofErr w:type="gramStart"/>
+      <w:r>
+        <w:t>Dixon ]</w:t>
+      </w:r>
+      <w:proofErr w:type="gramEnd"/>
     </w:p>
     <w:p>
       <w:r>
@@ -4483,8 +4830,21 @@
     </w:p>
     <w:p>
       <w:r>
-        <w:t xml:space="preserve">         [ Apply Custom Proton-Density Fat-Sat ]</w:t>
-      </w:r>
+        <w:t xml:space="preserve">         </w:t>
+      </w:r>
+      <w:proofErr w:type="gramStart"/>
+      <w:r>
+        <w:t>[ Apply</w:t>
+      </w:r>
+      <w:proofErr w:type="gramEnd"/>
+      <w:r>
+        <w:t xml:space="preserve"> Custom Proton-Density Fat-</w:t>
+      </w:r>
+      <w:proofErr w:type="gramStart"/>
+      <w:r>
+        <w:t>Sat ]</w:t>
+      </w:r>
+      <w:proofErr w:type="gramEnd"/>
     </w:p>
     <w:p>
       <w:r>
@@ -4503,9 +4863,19 @@
       </w:r>
     </w:p>
     <w:p>
-      <w:r>
-        <w:t>[ Result: Complete Core Suppression / Restricted Diffusion Verified ]</w:t>
-      </w:r>
+      <w:proofErr w:type="gramStart"/>
+      <w:r>
+        <w:t>[ Result</w:t>
+      </w:r>
+      <w:proofErr w:type="gramEnd"/>
+      <w:r>
+        <w:t xml:space="preserve">: Complete Core Suppression / Restricted Diffusion </w:t>
+      </w:r>
+      <w:proofErr w:type="gramStart"/>
+      <w:r>
+        <w:t>Verified ]</w:t>
+      </w:r>
+      <w:proofErr w:type="gramEnd"/>
     </w:p>
     <w:p>
       <w:pPr>
@@ -4893,7 +5263,31 @@
           </w:tcPr>
           <w:p>
             <w:r>
-              <w:t>High Diffusion ($&gt; 2.0 \times 10^{-3} \text{ mm}^2/\text{s}$)</w:t>
+              <w:t>High Diffusion ($&gt; 2.0 \times 10</w:t>
+            </w:r>
+            <w:proofErr w:type="gramStart"/>
+            <w:r>
+              <w:t>^{</w:t>
+            </w:r>
+            <w:proofErr w:type="gramEnd"/>
+            <w:r>
+              <w:t>-</w:t>
+            </w:r>
+            <w:proofErr w:type="gramStart"/>
+            <w:r>
+              <w:t>3} \text{ mm</w:t>
+            </w:r>
+            <w:proofErr w:type="gramEnd"/>
+            <w:r>
+              <w:t>}^2/\</w:t>
+            </w:r>
+            <w:proofErr w:type="gramStart"/>
+            <w:r>
+              <w:t>text{s}</w:t>
+            </w:r>
+            <w:proofErr w:type="gramEnd"/>
+            <w:r>
+              <w:t>$)</w:t>
             </w:r>
           </w:p>
         </w:tc>
@@ -5022,7 +5416,55 @@
                 <w:b/>
                 <w:bCs/>
               </w:rPr>
-              <w:t>Restricted Diffusion ($&lt; 0.7 \times 10^{-3} \text{ mm}^2/\text{s}$)</w:t>
+              <w:t>Restricted Diffusion ($&lt; 0.7 \times 10</w:t>
+            </w:r>
+            <w:proofErr w:type="gramStart"/>
+            <w:r>
+              <w:rPr>
+                <w:b/>
+                <w:bCs/>
+              </w:rPr>
+              <w:t>^{</w:t>
+            </w:r>
+            <w:proofErr w:type="gramEnd"/>
+            <w:r>
+              <w:rPr>
+                <w:b/>
+                <w:bCs/>
+              </w:rPr>
+              <w:t>-</w:t>
+            </w:r>
+            <w:proofErr w:type="gramStart"/>
+            <w:r>
+              <w:rPr>
+                <w:b/>
+                <w:bCs/>
+              </w:rPr>
+              <w:t>3} \text{ mm</w:t>
+            </w:r>
+            <w:proofErr w:type="gramEnd"/>
+            <w:r>
+              <w:rPr>
+                <w:b/>
+                <w:bCs/>
+              </w:rPr>
+              <w:t>}^2/\</w:t>
+            </w:r>
+            <w:proofErr w:type="gramStart"/>
+            <w:r>
+              <w:rPr>
+                <w:b/>
+                <w:bCs/>
+              </w:rPr>
+              <w:t>text{s}</w:t>
+            </w:r>
+            <w:proofErr w:type="gramEnd"/>
+            <w:r>
+              <w:rPr>
+                <w:b/>
+                <w:bCs/>
+              </w:rPr>
+              <w:t>$)</w:t>
             </w:r>
           </w:p>
         </w:tc>
@@ -5148,87 +5590,164 @@
       </w:r>
     </w:p>
     <w:p>
+      <w:proofErr w:type="gramStart"/>
+      <w:r>
+        <w:t>import</w:t>
+      </w:r>
+      <w:proofErr w:type="gramEnd"/>
+      <w:r>
+        <w:t xml:space="preserve"> </w:t>
+      </w:r>
+      <w:proofErr w:type="spellStart"/>
+      <w:r>
+        <w:t>numpy</w:t>
+      </w:r>
+      <w:proofErr w:type="spellEnd"/>
+      <w:r>
+        <w:t xml:space="preserve"> as np</w:t>
+      </w:r>
+    </w:p>
+    <w:p>
       <w:r>
         <w:t xml:space="preserve">import </w:t>
       </w:r>
       <w:proofErr w:type="spellStart"/>
       <w:r>
-        <w:t>numpy</w:t>
+        <w:t>pydicom</w:t>
       </w:r>
       <w:proofErr w:type="spellEnd"/>
-      <w:r>
-        <w:t xml:space="preserve"> as np</w:t>
-      </w:r>
     </w:p>
     <w:p>
       <w:r>
         <w:t xml:space="preserve">import </w:t>
       </w:r>
       <w:proofErr w:type="spellStart"/>
-      <w:r>
-        <w:t>pydicom</w:t>
+      <w:proofErr w:type="gramStart"/>
+      <w:r>
+        <w:t>scipy.ndimage</w:t>
       </w:r>
       <w:proofErr w:type="spellEnd"/>
-    </w:p>
-    <w:p>
-      <w:r>
-        <w:t xml:space="preserve">import </w:t>
+      <w:proofErr w:type="gramEnd"/>
+      <w:r>
+        <w:t xml:space="preserve"> as </w:t>
       </w:r>
       <w:proofErr w:type="spellStart"/>
       <w:r>
-        <w:t>scipy.ndimage</w:t>
+        <w:t>ndimage</w:t>
       </w:r>
       <w:proofErr w:type="spellEnd"/>
-      <w:r>
-        <w:t xml:space="preserve"> as </w:t>
+    </w:p>
+    <w:p/>
+    <w:p>
+      <w:r>
+        <w:t xml:space="preserve">class </w:t>
       </w:r>
       <w:proofErr w:type="spellStart"/>
       <w:r>
-        <w:t>ndimage</w:t>
+        <w:t>CraniofacialVoxelPipeline</w:t>
       </w:r>
       <w:proofErr w:type="spellEnd"/>
-    </w:p>
-    <w:p/>
-    <w:p>
-      <w:r>
-        <w:t xml:space="preserve">class </w:t>
+      <w:r>
+        <w:t>:</w:t>
+      </w:r>
+    </w:p>
+    <w:p>
+      <w:r>
+        <w:t xml:space="preserve">    def __</w:t>
       </w:r>
       <w:proofErr w:type="spellStart"/>
       <w:r>
-        <w:t>CraniofacialVoxelPipeline</w:t>
+        <w:t>init</w:t>
       </w:r>
       <w:proofErr w:type="spellEnd"/>
       <w:r>
-        <w:t>:</w:t>
-      </w:r>
-    </w:p>
-    <w:p>
-      <w:r>
-        <w:t xml:space="preserve">    def __</w:t>
+        <w:t>_</w:t>
+      </w:r>
+      <w:proofErr w:type="gramStart"/>
+      <w:r>
+        <w:t>_(</w:t>
+      </w:r>
+      <w:proofErr w:type="gramEnd"/>
+      <w:r>
+        <w:t xml:space="preserve">self, </w:t>
       </w:r>
       <w:proofErr w:type="spellStart"/>
       <w:r>
-        <w:t>init</w:t>
+        <w:t>sinus_mri_path</w:t>
       </w:r>
       <w:proofErr w:type="spellEnd"/>
       <w:r>
-        <w:t xml:space="preserve">__(self, </w:t>
+        <w:t xml:space="preserve">, </w:t>
       </w:r>
       <w:proofErr w:type="spellStart"/>
       <w:r>
+        <w:t>adc_path</w:t>
+      </w:r>
+      <w:proofErr w:type="spellEnd"/>
+      <w:r>
+        <w:t>):</w:t>
+      </w:r>
+    </w:p>
+    <w:p>
+      <w:r>
+        <w:t xml:space="preserve">        </w:t>
+      </w:r>
+      <w:proofErr w:type="spellStart"/>
+      <w:r>
+        <w:t>self.mri_slice</w:t>
+      </w:r>
+      <w:proofErr w:type="spellEnd"/>
+      <w:r>
+        <w:t xml:space="preserve"> = </w:t>
+      </w:r>
+      <w:proofErr w:type="spellStart"/>
+      <w:proofErr w:type="gramStart"/>
+      <w:r>
+        <w:t>pydicom.dcmread</w:t>
+      </w:r>
+      <w:proofErr w:type="spellEnd"/>
+      <w:proofErr w:type="gramEnd"/>
+      <w:r>
+        <w:t>(</w:t>
+      </w:r>
+      <w:proofErr w:type="spellStart"/>
+      <w:r>
         <w:t>sinus_mri_path</w:t>
       </w:r>
       <w:proofErr w:type="spellEnd"/>
       <w:r>
-        <w:t xml:space="preserve">, </w:t>
+        <w:t>)</w:t>
+      </w:r>
+    </w:p>
+    <w:p>
+      <w:r>
+        <w:t xml:space="preserve">        </w:t>
       </w:r>
       <w:proofErr w:type="spellStart"/>
       <w:r>
+        <w:t>self.adc_slice</w:t>
+      </w:r>
+      <w:proofErr w:type="spellEnd"/>
+      <w:r>
+        <w:t xml:space="preserve"> = </w:t>
+      </w:r>
+      <w:proofErr w:type="spellStart"/>
+      <w:proofErr w:type="gramStart"/>
+      <w:r>
+        <w:t>pydicom.dcmread</w:t>
+      </w:r>
+      <w:proofErr w:type="spellEnd"/>
+      <w:proofErr w:type="gramEnd"/>
+      <w:r>
+        <w:t>(</w:t>
+      </w:r>
+      <w:proofErr w:type="spellStart"/>
+      <w:r>
         <w:t>adc_path</w:t>
       </w:r>
       <w:proofErr w:type="spellEnd"/>
       <w:r>
-        <w:t>):</w:t>
+        <w:t>)</w:t>
       </w:r>
     </w:p>
     <w:p>
@@ -5237,7 +5756,7 @@
       </w:r>
       <w:proofErr w:type="spellStart"/>
       <w:r>
-        <w:t>self.mri_slice</w:t>
+        <w:t>self.mri_matrix</w:t>
       </w:r>
       <w:proofErr w:type="spellEnd"/>
       <w:r>
@@ -5245,108 +5764,100 @@
       </w:r>
       <w:proofErr w:type="spellStart"/>
       <w:r>
-        <w:t>pydicom.dcmread</w:t>
+        <w:t>self.mri_</w:t>
+      </w:r>
+      <w:proofErr w:type="gramStart"/>
+      <w:r>
+        <w:t>slice.pixel</w:t>
+      </w:r>
+      <w:proofErr w:type="gramEnd"/>
+      <w:r>
+        <w:t>_</w:t>
+      </w:r>
+      <w:proofErr w:type="gramStart"/>
+      <w:r>
+        <w:t>array.astype</w:t>
       </w:r>
       <w:proofErr w:type="spellEnd"/>
+      <w:proofErr w:type="gramEnd"/>
       <w:r>
         <w:t>(</w:t>
       </w:r>
+      <w:proofErr w:type="gramStart"/>
+      <w:r>
+        <w:t>np.float</w:t>
+      </w:r>
+      <w:proofErr w:type="gramEnd"/>
+      <w:r>
+        <w:t>32)</w:t>
+      </w:r>
+    </w:p>
+    <w:p>
+      <w:r>
+        <w:t xml:space="preserve">        </w:t>
+      </w:r>
       <w:proofErr w:type="spellStart"/>
       <w:r>
-        <w:t>sinus_mri_path</w:t>
+        <w:t>self.adc_matrix</w:t>
       </w:r>
       <w:proofErr w:type="spellEnd"/>
       <w:r>
-        <w:t>)</w:t>
+        <w:t xml:space="preserve"> = </w:t>
+      </w:r>
+      <w:proofErr w:type="spellStart"/>
+      <w:r>
+        <w:t>self.adc_</w:t>
+      </w:r>
+      <w:proofErr w:type="gramStart"/>
+      <w:r>
+        <w:t>slice.pixel</w:t>
+      </w:r>
+      <w:proofErr w:type="gramEnd"/>
+      <w:r>
+        <w:t>_</w:t>
+      </w:r>
+      <w:proofErr w:type="gramStart"/>
+      <w:r>
+        <w:t>array.astype</w:t>
+      </w:r>
+      <w:proofErr w:type="spellEnd"/>
+      <w:proofErr w:type="gramEnd"/>
+      <w:r>
+        <w:t>(</w:t>
+      </w:r>
+      <w:proofErr w:type="gramStart"/>
+      <w:r>
+        <w:t>np.float</w:t>
+      </w:r>
+      <w:proofErr w:type="gramEnd"/>
+      <w:r>
+        <w:t>32)</w:t>
       </w:r>
     </w:p>
     <w:p>
       <w:r>
         <w:t xml:space="preserve">        </w:t>
       </w:r>
+    </w:p>
+    <w:p>
+      <w:r>
+        <w:t xml:space="preserve">    def </w:t>
+      </w:r>
       <w:proofErr w:type="spellStart"/>
       <w:r>
-        <w:t>self.adc_slice</w:t>
+        <w:t>segment_sinus_</w:t>
+      </w:r>
+      <w:proofErr w:type="gramStart"/>
+      <w:r>
+        <w:t>core</w:t>
       </w:r>
       <w:proofErr w:type="spellEnd"/>
       <w:r>
-        <w:t xml:space="preserve"> = </w:t>
-      </w:r>
-      <w:proofErr w:type="spellStart"/>
-      <w:r>
-        <w:t>pydicom.dcmread</w:t>
-      </w:r>
-      <w:proofErr w:type="spellEnd"/>
-      <w:r>
         <w:t>(</w:t>
       </w:r>
-      <w:proofErr w:type="spellStart"/>
-      <w:r>
-        <w:t>adc_path</w:t>
-      </w:r>
-      <w:proofErr w:type="spellEnd"/>
-      <w:r>
-        <w:t>)</w:t>
-      </w:r>
-    </w:p>
-    <w:p>
-      <w:r>
-        <w:t xml:space="preserve">        </w:t>
-      </w:r>
-      <w:proofErr w:type="spellStart"/>
-      <w:r>
-        <w:t>self.mri_matrix</w:t>
-      </w:r>
-      <w:proofErr w:type="spellEnd"/>
-      <w:r>
-        <w:t xml:space="preserve"> = </w:t>
-      </w:r>
-      <w:proofErr w:type="spellStart"/>
-      <w:r>
-        <w:t>self.mri_slice.pixel_array.astype</w:t>
-      </w:r>
-      <w:proofErr w:type="spellEnd"/>
-      <w:r>
-        <w:t>(np.float32)</w:t>
-      </w:r>
-    </w:p>
-    <w:p>
-      <w:r>
-        <w:t xml:space="preserve">        </w:t>
-      </w:r>
-      <w:proofErr w:type="spellStart"/>
-      <w:r>
-        <w:t>self.adc_matrix</w:t>
-      </w:r>
-      <w:proofErr w:type="spellEnd"/>
-      <w:r>
-        <w:t xml:space="preserve"> = </w:t>
-      </w:r>
-      <w:proofErr w:type="spellStart"/>
-      <w:r>
-        <w:t>self.adc_slice.pixel_array.astype</w:t>
-      </w:r>
-      <w:proofErr w:type="spellEnd"/>
-      <w:r>
-        <w:t>(np.float32)</w:t>
-      </w:r>
-    </w:p>
-    <w:p>
-      <w:r>
-        <w:t xml:space="preserve">        </w:t>
-      </w:r>
-    </w:p>
-    <w:p>
-      <w:r>
-        <w:t xml:space="preserve">    def </w:t>
-      </w:r>
-      <w:proofErr w:type="spellStart"/>
-      <w:r>
-        <w:t>segment_sinus_core</w:t>
-      </w:r>
-      <w:proofErr w:type="spellEnd"/>
-      <w:r>
-        <w:t xml:space="preserve">(self, t2_threshold=140.0, </w:t>
+      <w:proofErr w:type="gramEnd"/>
+      <w:r>
+        <w:t xml:space="preserve">self, t2_threshold=140.0, </w:t>
       </w:r>
       <w:proofErr w:type="spellStart"/>
       <w:r>
@@ -5374,14 +5885,24 @@
         <w:t xml:space="preserve">        smoothed = </w:t>
       </w:r>
       <w:proofErr w:type="spellStart"/>
-      <w:r>
-        <w:t>ndimage.gaussian_filter</w:t>
+      <w:proofErr w:type="gramStart"/>
+      <w:r>
+        <w:t>ndimage.gaussian</w:t>
+      </w:r>
+      <w:proofErr w:type="gramEnd"/>
+      <w:r>
+        <w:t>_</w:t>
+      </w:r>
+      <w:proofErr w:type="gramStart"/>
+      <w:r>
+        <w:t>filter</w:t>
       </w:r>
       <w:proofErr w:type="spellEnd"/>
       <w:r>
         <w:t>(</w:t>
       </w:r>
       <w:proofErr w:type="spellStart"/>
+      <w:proofErr w:type="gramEnd"/>
       <w:r>
         <w:t>self.mri_matrix</w:t>
       </w:r>
@@ -5444,14 +5965,24 @@
         <w:t xml:space="preserve">        return </w:t>
       </w:r>
       <w:proofErr w:type="spellStart"/>
-      <w:r>
-        <w:t>ndimage.binary_opening</w:t>
+      <w:proofErr w:type="gramStart"/>
+      <w:r>
+        <w:t>ndimage.binary</w:t>
+      </w:r>
+      <w:proofErr w:type="gramEnd"/>
+      <w:r>
+        <w:t>_</w:t>
+      </w:r>
+      <w:proofErr w:type="gramStart"/>
+      <w:r>
+        <w:t>opening</w:t>
       </w:r>
       <w:proofErr w:type="spellEnd"/>
       <w:r>
         <w:t>(</w:t>
       </w:r>
       <w:proofErr w:type="spellStart"/>
+      <w:proofErr w:type="gramEnd"/>
       <w:r>
         <w:t>core_mask</w:t>
       </w:r>
@@ -5460,10 +5991,12 @@
         <w:t>, structure=</w:t>
       </w:r>
       <w:proofErr w:type="spellStart"/>
+      <w:proofErr w:type="gramStart"/>
       <w:r>
         <w:t>np.ones</w:t>
       </w:r>
       <w:proofErr w:type="spellEnd"/>
+      <w:proofErr w:type="gramEnd"/>
       <w:r>
         <w:t>((3,3)))</w:t>
       </w:r>
@@ -6728,7 +7261,23 @@
           <w:b/>
           <w:bCs/>
         </w:rPr>
-        <w:t>[ Vector Traversal: Internal Carotid Artery ] ──</w:t>
+        <w:t xml:space="preserve">[ Vector Traversal: Internal Carotid </w:t>
+      </w:r>
+      <w:proofErr w:type="gramStart"/>
+      <w:r>
+        <w:rPr>
+          <w:b/>
+          <w:bCs/>
+        </w:rPr>
+        <w:t>Artery ]</w:t>
+      </w:r>
+      <w:proofErr w:type="gramEnd"/>
+      <w:r>
+        <w:rPr>
+          <w:b/>
+          <w:bCs/>
+        </w:rPr>
+        <w:t xml:space="preserve"> ──</w:t>
       </w:r>
       <w:r>
         <w:rPr>
@@ -6743,8 +7292,17 @@
           <w:b/>
           <w:bCs/>
         </w:rPr>
-        <w:t xml:space="preserve"> [ Generation 12-18: Vascular Sizing Drop ]</w:t>
-      </w:r>
+        <w:t xml:space="preserve"> [ Generation 12-18: Vascular Sizing </w:t>
+      </w:r>
+      <w:proofErr w:type="gramStart"/>
+      <w:r>
+        <w:rPr>
+          <w:b/>
+          <w:bCs/>
+        </w:rPr>
+        <w:t>Drop ]</w:t>
+      </w:r>
+      <w:proofErr w:type="gramEnd"/>
     </w:p>
     <w:p>
       <w:pPr>
@@ -6791,12 +7349,37 @@
           <w:bCs/>
         </w:rPr>
       </w:pPr>
-      <w:r>
-        <w:rPr>
-          <w:b/>
-          <w:bCs/>
-        </w:rPr>
-        <w:t xml:space="preserve">[ Tumor Genesis Calculated ] </w:t>
+      <w:proofErr w:type="gramStart"/>
+      <w:r>
+        <w:rPr>
+          <w:b/>
+          <w:bCs/>
+        </w:rPr>
+        <w:t>[ Tumor</w:t>
+      </w:r>
+      <w:proofErr w:type="gramEnd"/>
+      <w:r>
+        <w:rPr>
+          <w:b/>
+          <w:bCs/>
+        </w:rPr>
+        <w:t xml:space="preserve"> Genesis </w:t>
+      </w:r>
+      <w:proofErr w:type="gramStart"/>
+      <w:r>
+        <w:rPr>
+          <w:b/>
+          <w:bCs/>
+        </w:rPr>
+        <w:t>Calculated ]</w:t>
+      </w:r>
+      <w:proofErr w:type="gramEnd"/>
+      <w:r>
+        <w:rPr>
+          <w:b/>
+          <w:bCs/>
+        </w:rPr>
+        <w:t xml:space="preserve"> </w:t>
       </w:r>
       <w:r>
         <w:rPr>
@@ -6819,8 +7402,33 @@
           <w:b/>
           <w:bCs/>
         </w:rPr>
-        <w:t xml:space="preserve"> [ Physical Entrapment: Leg Span Exceeds Capillary Diameter ]</w:t>
-      </w:r>
+        <w:t xml:space="preserve"> </w:t>
+      </w:r>
+      <w:proofErr w:type="gramStart"/>
+      <w:r>
+        <w:rPr>
+          <w:b/>
+          <w:bCs/>
+        </w:rPr>
+        <w:t>[ Physical</w:t>
+      </w:r>
+      <w:proofErr w:type="gramEnd"/>
+      <w:r>
+        <w:rPr>
+          <w:b/>
+          <w:bCs/>
+        </w:rPr>
+        <w:t xml:space="preserve"> Entrapment: Leg Span Exceeds Capillary </w:t>
+      </w:r>
+      <w:proofErr w:type="gramStart"/>
+      <w:r>
+        <w:rPr>
+          <w:b/>
+          <w:bCs/>
+        </w:rPr>
+        <w:t>Diameter ]</w:t>
+      </w:r>
+      <w:proofErr w:type="gramEnd"/>
     </w:p>
     <w:p/>
     <w:p>
@@ -6839,16 +7447,29 @@
       </w:r>
       <w:proofErr w:type="spellStart"/>
       <w:r>
-        <w:t>pycnogonid_joints.scad</w:t>
+        <w:t>pycnogonid_</w:t>
+      </w:r>
+      <w:proofErr w:type="gramStart"/>
+      <w:r>
+        <w:t>joints.scad</w:t>
       </w:r>
       <w:proofErr w:type="spellEnd"/>
+      <w:proofErr w:type="gramEnd"/>
       <w:r>
         <w:t>) exceeds the local diameter of the microvascular generation.</w:t>
       </w:r>
     </w:p>
     <w:p>
       <w:r>
-        <w:t>Inside the brain neural matrix, this physical blockage instantly halts local blood flow, initiating a localized tissue infarction and establishing the exact physical baseline for primary tumor mass projection.</w:t>
+        <w:t xml:space="preserve">Inside </w:t>
+      </w:r>
+      <w:proofErr w:type="gramStart"/>
+      <w:r>
+        <w:t>the brain</w:t>
+      </w:r>
+      <w:proofErr w:type="gramEnd"/>
+      <w:r>
+        <w:t xml:space="preserve"> neural matrix, this physical blockage instantly halts local blood flow, initiating a localized tissue infarction and establishing the exact physical baseline for primary tumor mass projection.</w:t>
       </w:r>
     </w:p>
     <w:p/>
@@ -6883,8 +7504,93 @@
       </w:r>
     </w:p>
     <w:p>
-      <w:r>
-        <w:t>\(\text{Point\ Stress\ }(\sigma )=\frac{\text{Applied\ Appendicular\ Force\ }(F)}{\text{Radius\ of\ Curvature\ of\ Tarsal\ Tip\ }(r_{c})}\)</w:t>
+      <w:proofErr w:type="gramStart"/>
+      <w:r>
+        <w:t>\(</w:t>
+      </w:r>
+      <w:proofErr w:type="gramEnd"/>
+      <w:r>
+        <w:t>\</w:t>
+      </w:r>
+      <w:proofErr w:type="gramStart"/>
+      <w:r>
+        <w:t>text{</w:t>
+      </w:r>
+      <w:proofErr w:type="gramEnd"/>
+      <w:r>
+        <w:t>Point\ Stress</w:t>
+      </w:r>
+      <w:proofErr w:type="gramStart"/>
+      <w:r>
+        <w:t>\ }</w:t>
+      </w:r>
+      <w:proofErr w:type="gramEnd"/>
+      <w:r>
+        <w:t>(\</w:t>
+      </w:r>
+      <w:proofErr w:type="gramStart"/>
+      <w:r>
+        <w:t>sigma )</w:t>
+      </w:r>
+      <w:proofErr w:type="gramEnd"/>
+      <w:r>
+        <w:t>=\</w:t>
+      </w:r>
+      <w:proofErr w:type="gramStart"/>
+      <w:r>
+        <w:t>frac{</w:t>
+      </w:r>
+      <w:proofErr w:type="gramEnd"/>
+      <w:r>
+        <w:t>\</w:t>
+      </w:r>
+      <w:proofErr w:type="gramStart"/>
+      <w:r>
+        <w:t>text{</w:t>
+      </w:r>
+      <w:proofErr w:type="gramEnd"/>
+      <w:r>
+        <w:t>Applied\ Appendicular\ Force</w:t>
+      </w:r>
+      <w:proofErr w:type="gramStart"/>
+      <w:r>
+        <w:t>\ }</w:t>
+      </w:r>
+      <w:proofErr w:type="gramEnd"/>
+      <w:r>
+        <w:t>(F</w:t>
+      </w:r>
+      <w:proofErr w:type="gramStart"/>
+      <w:r>
+        <w:t>)}{</w:t>
+      </w:r>
+      <w:proofErr w:type="gramEnd"/>
+      <w:r>
+        <w:t>\</w:t>
+      </w:r>
+      <w:proofErr w:type="gramStart"/>
+      <w:r>
+        <w:t>text{</w:t>
+      </w:r>
+      <w:proofErr w:type="gramEnd"/>
+      <w:r>
+        <w:t>Radius\ of\ Curvature\ of\ Tarsal\ Tip</w:t>
+      </w:r>
+      <w:proofErr w:type="gramStart"/>
+      <w:r>
+        <w:t>\ }</w:t>
+      </w:r>
+      <w:proofErr w:type="gramEnd"/>
+      <w:r>
+        <w:t>(r_{c}</w:t>
+      </w:r>
+      <w:proofErr w:type="gramStart"/>
+      <w:r>
+        <w:t>)}\</w:t>
+      </w:r>
+      <w:proofErr w:type="gramEnd"/>
+      <w:r>
+        <w:t>)</w:t>
       </w:r>
     </w:p>
     <w:p>
@@ -7146,9 +7852,14 @@
       </w:r>
       <w:proofErr w:type="spellStart"/>
       <w:r>
-        <w:t>breeding_matrix.json</w:t>
+        <w:t>breeding_</w:t>
+      </w:r>
+      <w:proofErr w:type="gramStart"/>
+      <w:r>
+        <w:t>matrix.json</w:t>
       </w:r>
       <w:proofErr w:type="spellEnd"/>
+      <w:proofErr w:type="gramEnd"/>
       <w:r>
         <w:t>, calculating larval density and the progression of offspring calcification within the cerebral vesicle. This data enables the system to convert biological density metrics into standard clinical tumor staging (I–IV).</w:t>
       </w:r>
@@ -7641,7 +8352,15 @@
           </w:tcPr>
           <w:p>
             <w:r>
-              <w:t>Host macrophage response to the foreign chitinous cuticle inside the sinuses.</w:t>
+              <w:t xml:space="preserve">Host macrophage </w:t>
+            </w:r>
+            <w:proofErr w:type="gramStart"/>
+            <w:r>
+              <w:t>response</w:t>
+            </w:r>
+            <w:proofErr w:type="gramEnd"/>
+            <w:r>
+              <w:t xml:space="preserve"> to the foreign chitinous cuticle inside the sinuses.</w:t>
             </w:r>
           </w:p>
         </w:tc>
@@ -8599,8 +9318,33 @@
           <w:bCs/>
         </w:rPr>
         <w:lastRenderedPageBreak/>
-        <w:t xml:space="preserve">               [ Dual-Endoscope Endoscopic Intracavitary Entry ]</w:t>
-      </w:r>
+        <w:t xml:space="preserve">               </w:t>
+      </w:r>
+      <w:proofErr w:type="gramStart"/>
+      <w:r>
+        <w:rPr>
+          <w:b/>
+          <w:bCs/>
+        </w:rPr>
+        <w:t>[ Dual</w:t>
+      </w:r>
+      <w:proofErr w:type="gramEnd"/>
+      <w:r>
+        <w:rPr>
+          <w:b/>
+          <w:bCs/>
+        </w:rPr>
+        <w:t xml:space="preserve">-Endoscope Endoscopic Intracavitary </w:t>
+      </w:r>
+      <w:proofErr w:type="gramStart"/>
+      <w:r>
+        <w:rPr>
+          <w:b/>
+          <w:bCs/>
+        </w:rPr>
+        <w:t>Entry ]</w:t>
+      </w:r>
+      <w:proofErr w:type="gramEnd"/>
     </w:p>
     <w:p>
       <w:pPr>
@@ -8698,8 +9442,65 @@
           <w:b/>
           <w:bCs/>
         </w:rPr>
-        <w:t xml:space="preserve"> [ Nasal Channel: Guide Endoscope ]            [ Oral Channel: Work Endoscope ]</w:t>
-      </w:r>
+        <w:t xml:space="preserve"> </w:t>
+      </w:r>
+      <w:proofErr w:type="gramStart"/>
+      <w:r>
+        <w:rPr>
+          <w:b/>
+          <w:bCs/>
+        </w:rPr>
+        <w:t>[ Nasal</w:t>
+      </w:r>
+      <w:proofErr w:type="gramEnd"/>
+      <w:r>
+        <w:rPr>
+          <w:b/>
+          <w:bCs/>
+        </w:rPr>
+        <w:t xml:space="preserve"> Channel: Guide </w:t>
+      </w:r>
+      <w:proofErr w:type="gramStart"/>
+      <w:r>
+        <w:rPr>
+          <w:b/>
+          <w:bCs/>
+        </w:rPr>
+        <w:t>Endoscope ]</w:t>
+      </w:r>
+      <w:proofErr w:type="gramEnd"/>
+      <w:r>
+        <w:rPr>
+          <w:b/>
+          <w:bCs/>
+        </w:rPr>
+        <w:t xml:space="preserve">         </w:t>
+      </w:r>
+      <w:proofErr w:type="gramStart"/>
+      <w:r>
+        <w:rPr>
+          <w:b/>
+          <w:bCs/>
+        </w:rPr>
+        <w:t xml:space="preserve">   [</w:t>
+      </w:r>
+      <w:proofErr w:type="gramEnd"/>
+      <w:r>
+        <w:rPr>
+          <w:b/>
+          <w:bCs/>
+        </w:rPr>
+        <w:t xml:space="preserve"> Oral Channel: Work </w:t>
+      </w:r>
+      <w:proofErr w:type="gramStart"/>
+      <w:r>
+        <w:rPr>
+          <w:b/>
+          <w:bCs/>
+        </w:rPr>
+        <w:t>Endoscope ]</w:t>
+      </w:r>
+      <w:proofErr w:type="gramEnd"/>
     </w:p>
     <w:p>
       <w:pPr>
@@ -8797,8 +9598,17 @@
           <w:b/>
           <w:bCs/>
         </w:rPr>
-        <w:t xml:space="preserve">               [ Direct Fiber Engagement into the Core Gape ]</w:t>
-      </w:r>
+        <w:t xml:space="preserve">               [ Direct Fiber Engagement into the Core </w:t>
+      </w:r>
+      <w:proofErr w:type="gramStart"/>
+      <w:r>
+        <w:rPr>
+          <w:b/>
+          <w:bCs/>
+        </w:rPr>
+        <w:t>Gape ]</w:t>
+      </w:r>
+      <w:proofErr w:type="gramEnd"/>
     </w:p>
     <w:p>
       <w:pPr>
@@ -8850,8 +9660,33 @@
           <w:b/>
           <w:bCs/>
         </w:rPr>
-        <w:t xml:space="preserve">               [ Full-Power High-Flux UV-C Activation (254 nm) ]</w:t>
-      </w:r>
+        <w:t xml:space="preserve">               </w:t>
+      </w:r>
+      <w:proofErr w:type="gramStart"/>
+      <w:r>
+        <w:rPr>
+          <w:b/>
+          <w:bCs/>
+        </w:rPr>
+        <w:t>[ Full</w:t>
+      </w:r>
+      <w:proofErr w:type="gramEnd"/>
+      <w:r>
+        <w:rPr>
+          <w:b/>
+          <w:bCs/>
+        </w:rPr>
+        <w:t>-Power High-Flux UV-C Activation (254 nm</w:t>
+      </w:r>
+      <w:proofErr w:type="gramStart"/>
+      <w:r>
+        <w:rPr>
+          <w:b/>
+          <w:bCs/>
+        </w:rPr>
+        <w:t>) ]</w:t>
+      </w:r>
+      <w:proofErr w:type="gramEnd"/>
     </w:p>
     <w:p>
       <w:pPr>
@@ -8949,8 +9784,65 @@
           <w:b/>
           <w:bCs/>
         </w:rPr>
-        <w:t xml:space="preserve"> [ Photolytic Chitin De-Bonding ]              [ Organism Forced Evacuation ]</w:t>
-      </w:r>
+        <w:t xml:space="preserve"> </w:t>
+      </w:r>
+      <w:proofErr w:type="gramStart"/>
+      <w:r>
+        <w:rPr>
+          <w:b/>
+          <w:bCs/>
+        </w:rPr>
+        <w:t>[ Photolytic</w:t>
+      </w:r>
+      <w:proofErr w:type="gramEnd"/>
+      <w:r>
+        <w:rPr>
+          <w:b/>
+          <w:bCs/>
+        </w:rPr>
+        <w:t xml:space="preserve"> Chitin De-</w:t>
+      </w:r>
+      <w:proofErr w:type="gramStart"/>
+      <w:r>
+        <w:rPr>
+          <w:b/>
+          <w:bCs/>
+        </w:rPr>
+        <w:t>Bonding ]</w:t>
+      </w:r>
+      <w:proofErr w:type="gramEnd"/>
+      <w:r>
+        <w:rPr>
+          <w:b/>
+          <w:bCs/>
+        </w:rPr>
+        <w:t xml:space="preserve">           </w:t>
+      </w:r>
+      <w:proofErr w:type="gramStart"/>
+      <w:r>
+        <w:rPr>
+          <w:b/>
+          <w:bCs/>
+        </w:rPr>
+        <w:t xml:space="preserve">   [</w:t>
+      </w:r>
+      <w:proofErr w:type="gramEnd"/>
+      <w:r>
+        <w:rPr>
+          <w:b/>
+          <w:bCs/>
+        </w:rPr>
+        <w:t xml:space="preserve"> Organism Forced </w:t>
+      </w:r>
+      <w:proofErr w:type="gramStart"/>
+      <w:r>
+        <w:rPr>
+          <w:b/>
+          <w:bCs/>
+        </w:rPr>
+        <w:t>Evacuation ]</w:t>
+      </w:r>
+      <w:proofErr w:type="gramEnd"/>
     </w:p>
     <w:p>
       <w:pPr>
@@ -9048,8 +9940,33 @@
           <w:b/>
           <w:bCs/>
         </w:rPr>
-        <w:t xml:space="preserve">               [ Intracavitary "Spaghetti" Twist Sack Extraction ]</w:t>
-      </w:r>
+        <w:t xml:space="preserve">               </w:t>
+      </w:r>
+      <w:proofErr w:type="gramStart"/>
+      <w:r>
+        <w:rPr>
+          <w:b/>
+          <w:bCs/>
+        </w:rPr>
+        <w:t>[ Intracavitary</w:t>
+      </w:r>
+      <w:proofErr w:type="gramEnd"/>
+      <w:r>
+        <w:rPr>
+          <w:b/>
+          <w:bCs/>
+        </w:rPr>
+        <w:t xml:space="preserve"> "Spaghetti" Twist Sack </w:t>
+      </w:r>
+      <w:proofErr w:type="gramStart"/>
+      <w:r>
+        <w:rPr>
+          <w:b/>
+          <w:bCs/>
+        </w:rPr>
+        <w:t>Extraction ]</w:t>
+      </w:r>
+      <w:proofErr w:type="gramEnd"/>
     </w:p>
     <w:p>
       <w:pPr>
@@ -9101,8 +10018,33 @@
           <w:b/>
           <w:bCs/>
         </w:rPr>
-        <w:t xml:space="preserve">               [ Multi-Cycle Post-Op Pull-and-Rinse Flush Phase ]</w:t>
-      </w:r>
+        <w:t xml:space="preserve">               </w:t>
+      </w:r>
+      <w:proofErr w:type="gramStart"/>
+      <w:r>
+        <w:rPr>
+          <w:b/>
+          <w:bCs/>
+        </w:rPr>
+        <w:t>[ Multi</w:t>
+      </w:r>
+      <w:proofErr w:type="gramEnd"/>
+      <w:r>
+        <w:rPr>
+          <w:b/>
+          <w:bCs/>
+        </w:rPr>
+        <w:t xml:space="preserve">-Cycle Post-Op Pull-and-Rinse Flush </w:t>
+      </w:r>
+      <w:proofErr w:type="gramStart"/>
+      <w:r>
+        <w:rPr>
+          <w:b/>
+          <w:bCs/>
+        </w:rPr>
+        <w:t>Phase ]</w:t>
+      </w:r>
+      <w:proofErr w:type="gramEnd"/>
     </w:p>
     <w:p>
       <w:r>
@@ -10152,8 +11094,33 @@
           <w:b/>
           <w:bCs/>
         </w:rPr>
-        <w:t xml:space="preserve">               [ Step 1: Intravenous Pro-Oxidant Phase ]</w:t>
-      </w:r>
+        <w:t xml:space="preserve">               </w:t>
+      </w:r>
+      <w:proofErr w:type="gramStart"/>
+      <w:r>
+        <w:rPr>
+          <w:b/>
+          <w:bCs/>
+        </w:rPr>
+        <w:t>[ Step</w:t>
+      </w:r>
+      <w:proofErr w:type="gramEnd"/>
+      <w:r>
+        <w:rPr>
+          <w:b/>
+          <w:bCs/>
+        </w:rPr>
+        <w:t xml:space="preserve"> 1: Intravenous Pro-Oxidant </w:t>
+      </w:r>
+      <w:proofErr w:type="gramStart"/>
+      <w:r>
+        <w:rPr>
+          <w:b/>
+          <w:bCs/>
+        </w:rPr>
+        <w:t>Phase ]</w:t>
+      </w:r>
+      <w:proofErr w:type="gramEnd"/>
     </w:p>
     <w:p>
       <w:pPr>
@@ -10235,8 +11202,33 @@
           <w:b/>
           <w:bCs/>
         </w:rPr>
-        <w:t xml:space="preserve">               [ Step 2: Oral Lipophilic Disruption Phase ]</w:t>
-      </w:r>
+        <w:t xml:space="preserve">               </w:t>
+      </w:r>
+      <w:proofErr w:type="gramStart"/>
+      <w:r>
+        <w:rPr>
+          <w:b/>
+          <w:bCs/>
+        </w:rPr>
+        <w:t>[ Step</w:t>
+      </w:r>
+      <w:proofErr w:type="gramEnd"/>
+      <w:r>
+        <w:rPr>
+          <w:b/>
+          <w:bCs/>
+        </w:rPr>
+        <w:t xml:space="preserve"> 2: Oral Lipophilic Disruption </w:t>
+      </w:r>
+      <w:proofErr w:type="gramStart"/>
+      <w:r>
+        <w:rPr>
+          <w:b/>
+          <w:bCs/>
+        </w:rPr>
+        <w:t>Phase ]</w:t>
+      </w:r>
+      <w:proofErr w:type="gramEnd"/>
     </w:p>
     <w:p>
       <w:pPr>
@@ -10318,8 +11310,33 @@
           <w:b/>
           <w:bCs/>
         </w:rPr>
-        <w:t xml:space="preserve">               [ Step 3: Hematopoietic Support Phase ]</w:t>
-      </w:r>
+        <w:t xml:space="preserve">               </w:t>
+      </w:r>
+      <w:proofErr w:type="gramStart"/>
+      <w:r>
+        <w:rPr>
+          <w:b/>
+          <w:bCs/>
+        </w:rPr>
+        <w:t>[ Step</w:t>
+      </w:r>
+      <w:proofErr w:type="gramEnd"/>
+      <w:r>
+        <w:rPr>
+          <w:b/>
+          <w:bCs/>
+        </w:rPr>
+        <w:t xml:space="preserve"> 3: Hematopoietic Support </w:t>
+      </w:r>
+      <w:proofErr w:type="gramStart"/>
+      <w:r>
+        <w:rPr>
+          <w:b/>
+          <w:bCs/>
+        </w:rPr>
+        <w:t>Phase ]</w:t>
+      </w:r>
+      <w:proofErr w:type="gramEnd"/>
     </w:p>
     <w:p>
       <w:pPr>
@@ -10535,7 +11552,31 @@
         <w:t>Pathophysiological Mechanics:</w:t>
       </w:r>
       <w:r>
-        <w:t xml:space="preserve"> At these elevated concentrations, ascorbic acid acts as a pro-drug for the localized generation of hydrogen peroxide (\(H_{2}O_{2}\)) within interstitial spaces. While mammalian cells protect themselves using endogenous catalase enzymes, foreign marine arthropod tissues or complex viral vesicles lack this advanced defense mechanism, causing immediate structural breakdown of outer cuticular boundaries.</w:t>
+        <w:t xml:space="preserve"> At these elevated concentrations, ascorbic acid acts as a pro-drug for the localized generation of hydrogen </w:t>
+      </w:r>
+      <w:proofErr w:type="gramStart"/>
+      <w:r>
+        <w:t>peroxide (\(</w:t>
+      </w:r>
+      <w:proofErr w:type="gramEnd"/>
+      <w:r>
+        <w:t>H</w:t>
+      </w:r>
+      <w:proofErr w:type="gramStart"/>
+      <w:r>
+        <w:t>_{</w:t>
+      </w:r>
+      <w:proofErr w:type="gramEnd"/>
+      <w:r>
+        <w:t>2}O</w:t>
+      </w:r>
+      <w:proofErr w:type="gramStart"/>
+      <w:r>
+        <w:t>_{2}\</w:t>
+      </w:r>
+      <w:proofErr w:type="gramEnd"/>
+      <w:r>
+        <w:t>)) within interstitial spaces. While mammalian cells protect themselves using endogenous catalase enzymes, foreign marine arthropod tissues or complex viral vesicles lack this advanced defense mechanism, causing immediate structural breakdown of outer cuticular boundaries.</w:t>
       </w:r>
     </w:p>
     <w:p>
@@ -11198,12 +12239,37 @@
           <w:numId w:val="19"/>
         </w:numPr>
       </w:pPr>
-      <w:r>
-        <w:rPr>
-          <w:b/>
-          <w:bCs/>
-        </w:rPr>
-        <w:t>Niacin (Vitamin B3):</w:t>
+      <w:proofErr w:type="spellStart"/>
+      <w:r>
+        <w:rPr>
+          <w:b/>
+          <w:bCs/>
+        </w:rPr>
+        <w:t>Acidum</w:t>
+      </w:r>
+      <w:proofErr w:type="spellEnd"/>
+      <w:r>
+        <w:rPr>
+          <w:b/>
+          <w:bCs/>
+        </w:rPr>
+        <w:t xml:space="preserve"> </w:t>
+      </w:r>
+      <w:proofErr w:type="spellStart"/>
+      <w:r>
+        <w:rPr>
+          <w:b/>
+          <w:bCs/>
+        </w:rPr>
+        <w:t>nicotinicum</w:t>
+      </w:r>
+      <w:proofErr w:type="spellEnd"/>
+      <w:r>
+        <w:rPr>
+          <w:b/>
+          <w:bCs/>
+        </w:rPr>
+        <w:t>:</w:t>
       </w:r>
       <w:r>
         <w:t xml:space="preserve"> Administer </w:t>
@@ -11226,12 +12292,53 @@
           <w:numId w:val="19"/>
         </w:numPr>
       </w:pPr>
-      <w:r>
-        <w:rPr>
-          <w:b/>
-          <w:bCs/>
-        </w:rPr>
-        <w:t>Zinc:</w:t>
+      <w:proofErr w:type="spellStart"/>
+      <w:r>
+        <w:rPr>
+          <w:b/>
+          <w:bCs/>
+        </w:rPr>
+        <w:t>Chellated</w:t>
+      </w:r>
+      <w:proofErr w:type="spellEnd"/>
+      <w:r>
+        <w:rPr>
+          <w:b/>
+          <w:bCs/>
+        </w:rPr>
+        <w:t xml:space="preserve"> </w:t>
+      </w:r>
+      <w:proofErr w:type="spellStart"/>
+      <w:r>
+        <w:rPr>
+          <w:b/>
+          <w:bCs/>
+        </w:rPr>
+        <w:t>Zincum</w:t>
+      </w:r>
+      <w:proofErr w:type="spellEnd"/>
+      <w:r>
+        <w:rPr>
+          <w:b/>
+          <w:bCs/>
+        </w:rPr>
+        <w:t xml:space="preserve"> </w:t>
+      </w:r>
+      <w:proofErr w:type="spellStart"/>
+      <w:r>
+        <w:rPr>
+          <w:b/>
+          <w:bCs/>
+        </w:rPr>
+        <w:t>gluconicum</w:t>
+      </w:r>
+      <w:proofErr w:type="spellEnd"/>
+      <w:r>
+        <w:rPr>
+          <w:b/>
+          <w:bCs/>
+        </w:rPr>
+        <w:t>:</w:t>
       </w:r>
       <w:r>
         <w:t xml:space="preserve"> Administer </w:t>
@@ -11244,7 +12351,15 @@
         <w:t>100 mg three (3) times per day</w:t>
       </w:r>
       <w:r>
-        <w:t xml:space="preserve"> with meals for six (6) months. Zinc operates as a foundational structural component for metalloenzymes and transcription factors involved in tissue reconstruction.</w:t>
+        <w:t xml:space="preserve"> with meals for six (6) months. Zinc operates as a foundational structural component for </w:t>
+      </w:r>
+      <w:proofErr w:type="gramStart"/>
+      <w:r>
+        <w:t>metalloenzymes</w:t>
+      </w:r>
+      <w:proofErr w:type="gramEnd"/>
+      <w:r>
+        <w:t xml:space="preserve"> and transcription factors involved in tissue reconstruction.</w:t>
       </w:r>
     </w:p>
     <w:p>
@@ -11260,7 +12375,7 @@
           <w:b/>
           <w:bCs/>
         </w:rPr>
-        <w:t>KureaSH</w:t>
+        <w:t>Creatinum</w:t>
       </w:r>
       <w:proofErr w:type="spellEnd"/>
       <w:r>
@@ -11268,7 +12383,23 @@
           <w:b/>
           <w:bCs/>
         </w:rPr>
-        <w:t xml:space="preserve"> (Naked Brand Creatine):</w:t>
+        <w:t xml:space="preserve"> </w:t>
+      </w:r>
+      <w:proofErr w:type="spellStart"/>
+      <w:r>
+        <w:rPr>
+          <w:b/>
+          <w:bCs/>
+        </w:rPr>
+        <w:t>monohydricum</w:t>
+      </w:r>
+      <w:proofErr w:type="spellEnd"/>
+      <w:r>
+        <w:rPr>
+          <w:b/>
+          <w:bCs/>
+        </w:rPr>
+        <w:t>:</w:t>
       </w:r>
       <w:r>
         <w:t xml:space="preserve"> Administer </w:t>
@@ -11281,7 +12412,39 @@
         <w:t>20 g daily</w:t>
       </w:r>
       <w:r>
-        <w:t xml:space="preserve"> of pure micronized creatine monohydrate dissolved exclusively in distilled water for six (6) months. Creatine acts as an immediate energy buffer, donating phosphate groups to preserve intracellular ATP levels in environments compromised by cellular stress.</w:t>
+        <w:t xml:space="preserve"> of pure micronized </w:t>
+      </w:r>
+      <w:proofErr w:type="spellStart"/>
+      <w:r>
+        <w:t>Creatinum</w:t>
+      </w:r>
+      <w:proofErr w:type="spellEnd"/>
+      <w:r>
+        <w:t xml:space="preserve"> </w:t>
+      </w:r>
+      <w:proofErr w:type="spellStart"/>
+      <w:r>
+        <w:t>monohydricum</w:t>
+      </w:r>
+      <w:proofErr w:type="spellEnd"/>
+      <w:r>
+        <w:t xml:space="preserve"> dissolved exclusively in distilled water for six (6) months. </w:t>
+      </w:r>
+      <w:proofErr w:type="spellStart"/>
+      <w:r>
+        <w:t>Creatinum</w:t>
+      </w:r>
+      <w:proofErr w:type="spellEnd"/>
+      <w:r>
+        <w:t xml:space="preserve"> </w:t>
+      </w:r>
+      <w:proofErr w:type="spellStart"/>
+      <w:r>
+        <w:t>monohydricum</w:t>
+      </w:r>
+      <w:proofErr w:type="spellEnd"/>
+      <w:r>
+        <w:t xml:space="preserve"> acts as an immediate energy buffer, donating phosphate groups to preserve intracellular ATP levels in environments compromised by cellular stress.</w:t>
       </w:r>
     </w:p>
     <w:p>
@@ -11296,7 +12459,23 @@
           <w:b/>
           <w:bCs/>
         </w:rPr>
-        <w:t>Beta Carotene:</w:t>
+        <w:t>Beta-</w:t>
+      </w:r>
+      <w:proofErr w:type="spellStart"/>
+      <w:r>
+        <w:rPr>
+          <w:b/>
+          <w:bCs/>
+        </w:rPr>
+        <w:t>carotenum</w:t>
+      </w:r>
+      <w:proofErr w:type="spellEnd"/>
+      <w:r>
+        <w:rPr>
+          <w:b/>
+          <w:bCs/>
+        </w:rPr>
+        <w:t>:</w:t>
       </w:r>
       <w:r>
         <w:t xml:space="preserve"> Administer </w:t>
@@ -11324,7 +12503,21 @@
           <w:b/>
           <w:bCs/>
         </w:rPr>
-        <w:t>Magnesium:</w:t>
+        <w:t>Magnesi</w:t>
+      </w:r>
+      <w:r>
+        <w:rPr>
+          <w:b/>
+          <w:bCs/>
+        </w:rPr>
+        <w:t>a</w:t>
+      </w:r>
+      <w:r>
+        <w:rPr>
+          <w:b/>
+          <w:bCs/>
+        </w:rPr>
+        <w:t>:</w:t>
       </w:r>
       <w:r>
         <w:t xml:space="preserve"> Administer </w:t>
@@ -11486,7 +12679,14 @@
           <w:b/>
           <w:bCs/>
         </w:rPr>
-        <w:t>Turmeric:</w:t>
+        <w:t>Curcuma longa</w:t>
+      </w:r>
+      <w:r>
+        <w:rPr>
+          <w:b/>
+          <w:bCs/>
+        </w:rPr>
+        <w:t>:</w:t>
       </w:r>
       <w:r>
         <w:t xml:space="preserve"> Administer </w:t>
@@ -11514,7 +12714,14 @@
           <w:b/>
           <w:bCs/>
         </w:rPr>
-        <w:t>Nutmeg:</w:t>
+        <w:t>Myristica fragrans</w:t>
+      </w:r>
+      <w:r>
+        <w:rPr>
+          <w:b/>
+          <w:bCs/>
+        </w:rPr>
+        <w:t>:</w:t>
       </w:r>
       <w:r>
         <w:t xml:space="preserve"> Administer </w:t>
@@ -11696,8 +12903,21 @@
       </w:r>
     </w:p>
     <w:p>
-      <w:r>
-        <w:t>[ Active Saturating Infusion ] ──</w:t>
+      <w:proofErr w:type="gramStart"/>
+      <w:r>
+        <w:t>[ Active</w:t>
+      </w:r>
+      <w:proofErr w:type="gramEnd"/>
+      <w:r>
+        <w:t xml:space="preserve"> Saturating </w:t>
+      </w:r>
+      <w:proofErr w:type="gramStart"/>
+      <w:r>
+        <w:t>Infusion ]</w:t>
+      </w:r>
+      <w:proofErr w:type="gramEnd"/>
+      <w:r>
+        <w:t xml:space="preserve"> ──</w:t>
       </w:r>
       <w:r>
         <w:rPr>
@@ -11726,8 +12946,21 @@
       </w:r>
     </w:p>
     <w:p>
-      <w:r>
-        <w:t>[ Successful Matrix Breakdown ] ──</w:t>
+      <w:proofErr w:type="gramStart"/>
+      <w:r>
+        <w:t>[ Successful</w:t>
+      </w:r>
+      <w:proofErr w:type="gramEnd"/>
+      <w:r>
+        <w:t xml:space="preserve"> Matrix </w:t>
+      </w:r>
+      <w:proofErr w:type="gramStart"/>
+      <w:r>
+        <w:t>Breakdown ]</w:t>
+      </w:r>
+      <w:proofErr w:type="gramEnd"/>
+      <w:r>
+        <w:t xml:space="preserve"> ──</w:t>
       </w:r>
       <w:r>
         <w:rPr>
@@ -11936,8 +13169,21 @@
     <w:p/>
     <w:p>
       <w:r>
-        <w:t xml:space="preserve">               [ Step 1: Pre-Inspection &amp; Load Cleansing ]</w:t>
-      </w:r>
+        <w:t xml:space="preserve">               </w:t>
+      </w:r>
+      <w:proofErr w:type="gramStart"/>
+      <w:r>
+        <w:t>[ Step</w:t>
+      </w:r>
+      <w:proofErr w:type="gramEnd"/>
+      <w:r>
+        <w:t xml:space="preserve"> 1: Pre-Inspection &amp; Load </w:t>
+      </w:r>
+      <w:proofErr w:type="gramStart"/>
+      <w:r>
+        <w:t>Cleansing ]</w:t>
+      </w:r>
+      <w:proofErr w:type="gramEnd"/>
     </w:p>
     <w:p>
       <w:r>
@@ -11975,8 +13221,21 @@
     </w:p>
     <w:p>
       <w:r>
-        <w:t xml:space="preserve">               [ Step 2: Active Expression &amp; Drainage ]</w:t>
-      </w:r>
+        <w:t xml:space="preserve">               </w:t>
+      </w:r>
+      <w:proofErr w:type="gramStart"/>
+      <w:r>
+        <w:t>[ Step</w:t>
+      </w:r>
+      <w:proofErr w:type="gramEnd"/>
+      <w:r>
+        <w:t xml:space="preserve"> 2: Active Expression &amp; </w:t>
+      </w:r>
+      <w:proofErr w:type="gramStart"/>
+      <w:r>
+        <w:t>Drainage ]</w:t>
+      </w:r>
+      <w:proofErr w:type="gramEnd"/>
     </w:p>
     <w:p>
       <w:r>
@@ -12014,8 +13273,21 @@
     </w:p>
     <w:p>
       <w:r>
-        <w:t xml:space="preserve">               [ Step 3: Post-Evacuation Matrix Sealing ]</w:t>
-      </w:r>
+        <w:t xml:space="preserve">               </w:t>
+      </w:r>
+      <w:proofErr w:type="gramStart"/>
+      <w:r>
+        <w:t>[ Step</w:t>
+      </w:r>
+      <w:proofErr w:type="gramEnd"/>
+      <w:r>
+        <w:t xml:space="preserve"> 3: Post-Evacuation Matrix </w:t>
+      </w:r>
+      <w:proofErr w:type="gramStart"/>
+      <w:r>
+        <w:t>Sealing ]</w:t>
+      </w:r>
+      <w:proofErr w:type="gramEnd"/>
     </w:p>
     <w:p>
       <w:r>
@@ -12396,8 +13668,33 @@
           <w:b/>
           <w:bCs/>
         </w:rPr>
-        <w:t xml:space="preserve">       [ Nasopharyngeal Infiltration / Eustachian Migration ]</w:t>
-      </w:r>
+        <w:t xml:space="preserve">       </w:t>
+      </w:r>
+      <w:proofErr w:type="gramStart"/>
+      <w:r>
+        <w:rPr>
+          <w:b/>
+          <w:bCs/>
+        </w:rPr>
+        <w:t>[ Nasopharyngeal</w:t>
+      </w:r>
+      <w:proofErr w:type="gramEnd"/>
+      <w:r>
+        <w:rPr>
+          <w:b/>
+          <w:bCs/>
+        </w:rPr>
+        <w:t xml:space="preserve"> Infiltration / Eustachian </w:t>
+      </w:r>
+      <w:proofErr w:type="gramStart"/>
+      <w:r>
+        <w:rPr>
+          <w:b/>
+          <w:bCs/>
+        </w:rPr>
+        <w:t>Migration ]</w:t>
+      </w:r>
+      <w:proofErr w:type="gramEnd"/>
     </w:p>
     <w:p>
       <w:pPr>
@@ -12449,7 +13746,15 @@
           <w:b/>
           <w:bCs/>
         </w:rPr>
-        <w:t xml:space="preserve">         [ </w:t>
+        <w:t xml:space="preserve">         </w:t>
+      </w:r>
+      <w:proofErr w:type="gramStart"/>
+      <w:r>
+        <w:rPr>
+          <w:b/>
+          <w:bCs/>
+        </w:rPr>
+        <w:t xml:space="preserve">[ </w:t>
       </w:r>
       <w:proofErr w:type="spellStart"/>
       <w:r>
@@ -12460,13 +13765,23 @@
         <w:t>Otological</w:t>
       </w:r>
       <w:proofErr w:type="spellEnd"/>
-      <w:r>
-        <w:rPr>
-          <w:b/>
-          <w:bCs/>
-        </w:rPr>
-        <w:t xml:space="preserve"> Lodging within Tympanic Cavity ]</w:t>
-      </w:r>
+      <w:proofErr w:type="gramEnd"/>
+      <w:r>
+        <w:rPr>
+          <w:b/>
+          <w:bCs/>
+        </w:rPr>
+        <w:t xml:space="preserve"> Lodging within Tympanic </w:t>
+      </w:r>
+      <w:proofErr w:type="gramStart"/>
+      <w:r>
+        <w:rPr>
+          <w:b/>
+          <w:bCs/>
+        </w:rPr>
+        <w:t>Cavity ]</w:t>
+      </w:r>
+      <w:proofErr w:type="gramEnd"/>
     </w:p>
     <w:p>
       <w:pPr>
@@ -12564,8 +13879,49 @@
           <w:b/>
           <w:bCs/>
         </w:rPr>
-        <w:t>[ Residual Acid Accumulation ]                  [ Mechanical Pressure ]</w:t>
-      </w:r>
+        <w:t xml:space="preserve">[ Residual Acid </w:t>
+      </w:r>
+      <w:proofErr w:type="gramStart"/>
+      <w:r>
+        <w:rPr>
+          <w:b/>
+          <w:bCs/>
+        </w:rPr>
+        <w:t>Accumulation ]</w:t>
+      </w:r>
+      <w:proofErr w:type="gramEnd"/>
+      <w:r>
+        <w:rPr>
+          <w:b/>
+          <w:bCs/>
+        </w:rPr>
+        <w:t xml:space="preserve">               </w:t>
+      </w:r>
+      <w:proofErr w:type="gramStart"/>
+      <w:r>
+        <w:rPr>
+          <w:b/>
+          <w:bCs/>
+        </w:rPr>
+        <w:t xml:space="preserve">   [</w:t>
+      </w:r>
+      <w:proofErr w:type="gramEnd"/>
+      <w:r>
+        <w:rPr>
+          <w:b/>
+          <w:bCs/>
+        </w:rPr>
+        <w:t xml:space="preserve"> Mechanical </w:t>
+      </w:r>
+      <w:proofErr w:type="gramStart"/>
+      <w:r>
+        <w:rPr>
+          <w:b/>
+          <w:bCs/>
+        </w:rPr>
+        <w:t>Pressure ]</w:t>
+      </w:r>
+      <w:proofErr w:type="gramEnd"/>
     </w:p>
     <w:p>
       <w:pPr>
@@ -12678,7 +14034,15 @@
           <w:b/>
           <w:bCs/>
         </w:rPr>
-        <w:t xml:space="preserve">  [ </w:t>
+        <w:t xml:space="preserve">  </w:t>
+      </w:r>
+      <w:proofErr w:type="gramStart"/>
+      <w:r>
+        <w:rPr>
+          <w:b/>
+          <w:bCs/>
+        </w:rPr>
+        <w:t xml:space="preserve">[ </w:t>
       </w:r>
       <w:proofErr w:type="spellStart"/>
       <w:r>
@@ -12689,6 +14053,7 @@
         <w:t>Sabun</w:t>
       </w:r>
       <w:proofErr w:type="spellEnd"/>
+      <w:proofErr w:type="gramEnd"/>
       <w:r>
         <w:rPr>
           <w:b/>
@@ -12710,8 +14075,17 @@
           <w:b/>
           <w:bCs/>
         </w:rPr>
-        <w:t xml:space="preserve"> Treatment: Peroxide &amp; Capsaicin Clearing ]</w:t>
-      </w:r>
+        <w:t xml:space="preserve"> Treatment: Peroxide &amp; Capsaicin </w:t>
+      </w:r>
+      <w:proofErr w:type="gramStart"/>
+      <w:r>
+        <w:rPr>
+          <w:b/>
+          <w:bCs/>
+        </w:rPr>
+        <w:t>Clearing ]</w:t>
+      </w:r>
+      <w:proofErr w:type="gramEnd"/>
     </w:p>
     <w:p>
       <w:pPr>
@@ -12763,8 +14137,17 @@
           <w:b/>
           <w:bCs/>
         </w:rPr>
-        <w:t xml:space="preserve">  [ Natural Fluid Drainage &amp; Involuntary Egress via Ear Canal ]</w:t>
-      </w:r>
+        <w:t xml:space="preserve">  [ Natural Fluid Drainage &amp; Involuntary Egress via Ear </w:t>
+      </w:r>
+      <w:proofErr w:type="gramStart"/>
+      <w:r>
+        <w:rPr>
+          <w:b/>
+          <w:bCs/>
+        </w:rPr>
+        <w:t>Canal ]</w:t>
+      </w:r>
+      <w:proofErr w:type="gramEnd"/>
     </w:p>
     <w:p>
       <w:pPr>
@@ -13668,8 +15051,33 @@
           <w:b/>
           <w:bCs/>
         </w:rPr>
-        <w:t xml:space="preserve">       [ Vitamin-Induced Sinus Saturation ]</w:t>
-      </w:r>
+        <w:t xml:space="preserve">       </w:t>
+      </w:r>
+      <w:proofErr w:type="gramStart"/>
+      <w:r>
+        <w:rPr>
+          <w:b/>
+          <w:bCs/>
+        </w:rPr>
+        <w:t>[ Vitamin</w:t>
+      </w:r>
+      <w:proofErr w:type="gramEnd"/>
+      <w:r>
+        <w:rPr>
+          <w:b/>
+          <w:bCs/>
+        </w:rPr>
+        <w:t xml:space="preserve">-Induced Sinus </w:t>
+      </w:r>
+      <w:proofErr w:type="gramStart"/>
+      <w:r>
+        <w:rPr>
+          <w:b/>
+          <w:bCs/>
+        </w:rPr>
+        <w:t>Saturation ]</w:t>
+      </w:r>
+      <w:proofErr w:type="gramEnd"/>
     </w:p>
     <w:p>
       <w:pPr>
@@ -13721,8 +15129,33 @@
           <w:b/>
           <w:bCs/>
         </w:rPr>
-        <w:t xml:space="preserve">       [ Mass Detachment &amp; Nasal / Oral Egress ]</w:t>
-      </w:r>
+        <w:t xml:space="preserve">       </w:t>
+      </w:r>
+      <w:proofErr w:type="gramStart"/>
+      <w:r>
+        <w:rPr>
+          <w:b/>
+          <w:bCs/>
+        </w:rPr>
+        <w:t>[ Mass</w:t>
+      </w:r>
+      <w:proofErr w:type="gramEnd"/>
+      <w:r>
+        <w:rPr>
+          <w:b/>
+          <w:bCs/>
+        </w:rPr>
+        <w:t xml:space="preserve"> Detachment &amp; Nasal / Oral </w:t>
+      </w:r>
+      <w:proofErr w:type="gramStart"/>
+      <w:r>
+        <w:rPr>
+          <w:b/>
+          <w:bCs/>
+        </w:rPr>
+        <w:t>Egress ]</w:t>
+      </w:r>
+      <w:proofErr w:type="gramEnd"/>
     </w:p>
     <w:p>
       <w:pPr>
@@ -13774,8 +15207,33 @@
           <w:b/>
           <w:bCs/>
         </w:rPr>
-        <w:t xml:space="preserve"> [ Direct Catch into Patient-Managed Bedside Waste Bin ]</w:t>
-      </w:r>
+        <w:t xml:space="preserve"> </w:t>
+      </w:r>
+      <w:proofErr w:type="gramStart"/>
+      <w:r>
+        <w:rPr>
+          <w:b/>
+          <w:bCs/>
+        </w:rPr>
+        <w:t>[ Direct</w:t>
+      </w:r>
+      <w:proofErr w:type="gramEnd"/>
+      <w:r>
+        <w:rPr>
+          <w:b/>
+          <w:bCs/>
+        </w:rPr>
+        <w:t xml:space="preserve"> Catch into Patient-Managed Bedside Waste </w:t>
+      </w:r>
+      <w:proofErr w:type="gramStart"/>
+      <w:r>
+        <w:rPr>
+          <w:b/>
+          <w:bCs/>
+        </w:rPr>
+        <w:t>Bin ]</w:t>
+      </w:r>
+      <w:proofErr w:type="gramEnd"/>
     </w:p>
     <w:p>
       <w:pPr>
@@ -13827,8 +15285,33 @@
           <w:b/>
           <w:bCs/>
         </w:rPr>
-        <w:t xml:space="preserve"> [ Immediate Formula 409 Spray Application (Immobilization) ]</w:t>
-      </w:r>
+        <w:t xml:space="preserve"> </w:t>
+      </w:r>
+      <w:proofErr w:type="gramStart"/>
+      <w:r>
+        <w:rPr>
+          <w:b/>
+          <w:bCs/>
+        </w:rPr>
+        <w:t>[ Immediate</w:t>
+      </w:r>
+      <w:proofErr w:type="gramEnd"/>
+      <w:r>
+        <w:rPr>
+          <w:b/>
+          <w:bCs/>
+        </w:rPr>
+        <w:t xml:space="preserve"> Formula 409 Spray Application (Immobilization</w:t>
+      </w:r>
+      <w:proofErr w:type="gramStart"/>
+      <w:r>
+        <w:rPr>
+          <w:b/>
+          <w:bCs/>
+        </w:rPr>
+        <w:t>) ]</w:t>
+      </w:r>
+      <w:proofErr w:type="gramEnd"/>
     </w:p>
     <w:p>
       <w:pPr>
@@ -13880,8 +15363,33 @@
           <w:b/>
           <w:bCs/>
         </w:rPr>
-        <w:t xml:space="preserve">       [ Secure Bin Closure &amp; Airway Scavenging Reset ]</w:t>
-      </w:r>
+        <w:t xml:space="preserve">       </w:t>
+      </w:r>
+      <w:proofErr w:type="gramStart"/>
+      <w:r>
+        <w:rPr>
+          <w:b/>
+          <w:bCs/>
+        </w:rPr>
+        <w:t>[ Secure</w:t>
+      </w:r>
+      <w:proofErr w:type="gramEnd"/>
+      <w:r>
+        <w:rPr>
+          <w:b/>
+          <w:bCs/>
+        </w:rPr>
+        <w:t xml:space="preserve"> Bin Closure &amp; Airway Scavenging </w:t>
+      </w:r>
+      <w:proofErr w:type="gramStart"/>
+      <w:r>
+        <w:rPr>
+          <w:b/>
+          <w:bCs/>
+        </w:rPr>
+        <w:t>Reset ]</w:t>
+      </w:r>
+      <w:proofErr w:type="gramEnd"/>
     </w:p>
     <w:p/>
     <w:p/>
@@ -15009,6 +16517,7 @@
           <w:szCs w:val="18"/>
         </w:rPr>
       </w:pPr>
+      <w:proofErr w:type="gramStart"/>
       <w:r>
         <w:rPr>
           <w:b/>
@@ -15016,66 +16525,66 @@
           <w:sz w:val="18"/>
           <w:szCs w:val="18"/>
         </w:rPr>
-        <w:t>+--------------------------------------------------------------------------+</w:t>
-      </w:r>
-    </w:p>
-    <w:p>
-      <w:pPr>
+        <w:t>+-</w:t>
+      </w:r>
+      <w:proofErr w:type="gramEnd"/>
+      <w:r>
         <w:rPr>
           <w:b/>
           <w:bCs/>
           <w:sz w:val="18"/>
           <w:szCs w:val="18"/>
         </w:rPr>
-      </w:pPr>
-      <w:r>
+        <w:t>-------------------------------------------------------------------------+</w:t>
+      </w:r>
+    </w:p>
+    <w:p>
+      <w:pPr>
         <w:rPr>
           <w:b/>
           <w:bCs/>
           <w:sz w:val="18"/>
           <w:szCs w:val="18"/>
         </w:rPr>
-        <w:t>|                        1. BIOCHEMICAL ACTIVATION                         |</w:t>
-      </w:r>
-    </w:p>
-    <w:p>
-      <w:pPr>
+      </w:pPr>
+      <w:r>
         <w:rPr>
           <w:b/>
           <w:bCs/>
           <w:sz w:val="18"/>
           <w:szCs w:val="18"/>
         </w:rPr>
-      </w:pPr>
-      <w:r>
+        <w:t>|                        1. BIOCHEMICAL ACTIVATION                         |</w:t>
+      </w:r>
+    </w:p>
+    <w:p>
+      <w:pPr>
         <w:rPr>
           <w:b/>
           <w:bCs/>
           <w:sz w:val="18"/>
           <w:szCs w:val="18"/>
         </w:rPr>
-        <w:t>|   Take your prescribed high-dose Vitamin C infusions, oral capsules, and |</w:t>
-      </w:r>
-    </w:p>
-    <w:p>
-      <w:pPr>
+      </w:pPr>
+      <w:r>
         <w:rPr>
           <w:b/>
           <w:bCs/>
           <w:sz w:val="18"/>
           <w:szCs w:val="18"/>
         </w:rPr>
-      </w:pPr>
-      <w:r>
+        <w:t>|   Take your prescribed high-dose Vitamin C infusions, oral capsules, and |</w:t>
+      </w:r>
+    </w:p>
+    <w:p>
+      <w:pPr>
         <w:rPr>
           <w:b/>
           <w:bCs/>
           <w:sz w:val="18"/>
           <w:szCs w:val="18"/>
         </w:rPr>
-        <w:t xml:space="preserve">|   deploy the </w:t>
-      </w:r>
-      <w:proofErr w:type="spellStart"/>
+      </w:pPr>
       <w:r>
         <w:rPr>
           <w:b/>
@@ -15083,9 +16592,9 @@
           <w:sz w:val="18"/>
           <w:szCs w:val="18"/>
         </w:rPr>
-        <w:t>Sabun</w:t>
-      </w:r>
-      <w:proofErr w:type="spellEnd"/>
+        <w:t xml:space="preserve">|   deploy the </w:t>
+      </w:r>
+      <w:proofErr w:type="spellStart"/>
       <w:r>
         <w:rPr>
           <w:b/>
@@ -15093,37 +16602,39 @@
           <w:sz w:val="18"/>
           <w:szCs w:val="18"/>
         </w:rPr>
-        <w:t>-RX pore-cleansing washes to weaken the outer shield.   |</w:t>
-      </w:r>
-    </w:p>
-    <w:p>
-      <w:pPr>
+        <w:t>Sabun</w:t>
+      </w:r>
+      <w:proofErr w:type="spellEnd"/>
+      <w:r>
         <w:rPr>
           <w:b/>
           <w:bCs/>
           <w:sz w:val="18"/>
           <w:szCs w:val="18"/>
         </w:rPr>
-      </w:pPr>
-      <w:r>
+        <w:t>-RX pore-cleansing washes to weaken the outer shield.   |</w:t>
+      </w:r>
+    </w:p>
+    <w:p>
+      <w:pPr>
         <w:rPr>
           <w:b/>
           <w:bCs/>
           <w:sz w:val="18"/>
           <w:szCs w:val="18"/>
         </w:rPr>
-        <w:t>+--------------------------------------------------------------------------+</w:t>
-      </w:r>
-    </w:p>
-    <w:p>
-      <w:pPr>
+      </w:pPr>
+      <w:proofErr w:type="gramStart"/>
+      <w:r>
         <w:rPr>
           <w:b/>
           <w:bCs/>
           <w:sz w:val="18"/>
           <w:szCs w:val="18"/>
         </w:rPr>
-      </w:pPr>
+        <w:t>+-</w:t>
+      </w:r>
+      <w:proofErr w:type="gramEnd"/>
       <w:r>
         <w:rPr>
           <w:b/>
@@ -15131,7 +16642,7 @@
           <w:sz w:val="18"/>
           <w:szCs w:val="18"/>
         </w:rPr>
-        <w:t xml:space="preserve">                                     │</w:t>
+        <w:t>-------------------------------------------------------------------------+</w:t>
       </w:r>
     </w:p>
     <w:p>
@@ -15150,36 +16661,36 @@
           <w:sz w:val="18"/>
           <w:szCs w:val="18"/>
         </w:rPr>
-        <w:t xml:space="preserve">                                     </w:t>
-      </w:r>
-      <w:r>
-        <w:rPr>
-          <w:rFonts w:ascii="Arial" w:hAnsi="Arial" w:cs="Arial"/>
+        <w:t xml:space="preserve">                                     │</w:t>
+      </w:r>
+    </w:p>
+    <w:p>
+      <w:pPr>
+        <w:rPr>
           <w:b/>
           <w:bCs/>
           <w:sz w:val="18"/>
           <w:szCs w:val="18"/>
         </w:rPr>
-        <w:t>▼</w:t>
-      </w:r>
-    </w:p>
-    <w:p>
-      <w:pPr>
+      </w:pPr>
+      <w:r>
         <w:rPr>
           <w:b/>
           <w:bCs/>
           <w:sz w:val="18"/>
           <w:szCs w:val="18"/>
         </w:rPr>
-      </w:pPr>
-      <w:r>
-        <w:rPr>
+        <w:t xml:space="preserve">                                     </w:t>
+      </w:r>
+      <w:r>
+        <w:rPr>
+          <w:rFonts w:ascii="Arial" w:hAnsi="Arial" w:cs="Arial"/>
           <w:b/>
           <w:bCs/>
           <w:sz w:val="18"/>
           <w:szCs w:val="18"/>
         </w:rPr>
-        <w:t>+--------------------------------------------------------------------------+</w:t>
+        <w:t>▼</w:t>
       </w:r>
     </w:p>
     <w:p>
@@ -15191,6 +16702,7 @@
           <w:szCs w:val="18"/>
         </w:rPr>
       </w:pPr>
+      <w:proofErr w:type="gramStart"/>
       <w:r>
         <w:rPr>
           <w:b/>
@@ -15198,47 +16710,47 @@
           <w:sz w:val="18"/>
           <w:szCs w:val="18"/>
         </w:rPr>
-        <w:t>|                        2. CONTAINMENT PREPARATION                        |</w:t>
-      </w:r>
-    </w:p>
-    <w:p>
-      <w:pPr>
+        <w:t>+-</w:t>
+      </w:r>
+      <w:proofErr w:type="gramEnd"/>
+      <w:r>
         <w:rPr>
           <w:b/>
           <w:bCs/>
           <w:sz w:val="18"/>
           <w:szCs w:val="18"/>
         </w:rPr>
-      </w:pPr>
-      <w:r>
+        <w:t>-------------------------------------------------------------------------+</w:t>
+      </w:r>
+    </w:p>
+    <w:p>
+      <w:pPr>
         <w:rPr>
           <w:b/>
           <w:bCs/>
           <w:sz w:val="18"/>
           <w:szCs w:val="18"/>
         </w:rPr>
-        <w:t>|   Keep your bedside medical waste container and a spray bottle of         |</w:t>
-      </w:r>
-    </w:p>
-    <w:p>
-      <w:pPr>
+      </w:pPr>
+      <w:r>
         <w:rPr>
           <w:b/>
           <w:bCs/>
           <w:sz w:val="18"/>
           <w:szCs w:val="18"/>
         </w:rPr>
-      </w:pPr>
-      <w:r>
+        <w:t>|                        2. CONTAINMENT PREPARATION                        |</w:t>
+      </w:r>
+    </w:p>
+    <w:p>
+      <w:pPr>
         <w:rPr>
           <w:b/>
           <w:bCs/>
           <w:sz w:val="18"/>
           <w:szCs w:val="18"/>
         </w:rPr>
-        <w:t xml:space="preserve">|   Formula 409 ready at hand before applying your active </w:t>
-      </w:r>
-      <w:proofErr w:type="spellStart"/>
+      </w:pPr>
       <w:r>
         <w:rPr>
           <w:b/>
@@ -15246,28 +16758,28 @@
           <w:sz w:val="18"/>
           <w:szCs w:val="18"/>
         </w:rPr>
-        <w:t>Sabun</w:t>
-      </w:r>
-      <w:proofErr w:type="spellEnd"/>
-      <w:r>
+        <w:t>|   Keep your bedside medical waste container and a spray bottle of         |</w:t>
+      </w:r>
+    </w:p>
+    <w:p>
+      <w:pPr>
         <w:rPr>
           <w:b/>
           <w:bCs/>
           <w:sz w:val="18"/>
           <w:szCs w:val="18"/>
         </w:rPr>
-        <w:t>-RX CRT.    |</w:t>
-      </w:r>
-    </w:p>
-    <w:p>
-      <w:pPr>
+      </w:pPr>
+      <w:r>
         <w:rPr>
           <w:b/>
           <w:bCs/>
           <w:sz w:val="18"/>
           <w:szCs w:val="18"/>
         </w:rPr>
-      </w:pPr>
+        <w:t xml:space="preserve">|   Formula 409 ready at hand before </w:t>
+      </w:r>
+      <w:proofErr w:type="gramStart"/>
       <w:r>
         <w:rPr>
           <w:b/>
@@ -15275,18 +16787,19 @@
           <w:sz w:val="18"/>
           <w:szCs w:val="18"/>
         </w:rPr>
-        <w:t>+--------------------------------------------------------------------------+</w:t>
-      </w:r>
-    </w:p>
-    <w:p>
-      <w:pPr>
+        <w:t>applying</w:t>
+      </w:r>
+      <w:proofErr w:type="gramEnd"/>
+      <w:r>
         <w:rPr>
           <w:b/>
           <w:bCs/>
           <w:sz w:val="18"/>
           <w:szCs w:val="18"/>
         </w:rPr>
-      </w:pPr>
+        <w:t xml:space="preserve"> your active </w:t>
+      </w:r>
+      <w:proofErr w:type="spellStart"/>
       <w:r>
         <w:rPr>
           <w:b/>
@@ -15294,93 +16807,95 @@
           <w:sz w:val="18"/>
           <w:szCs w:val="18"/>
         </w:rPr>
-        <w:t xml:space="preserve">                                     │</w:t>
-      </w:r>
-    </w:p>
-    <w:p>
-      <w:pPr>
+        <w:t>Sabun</w:t>
+      </w:r>
+      <w:proofErr w:type="spellEnd"/>
+      <w:r>
         <w:rPr>
           <w:b/>
           <w:bCs/>
           <w:sz w:val="18"/>
           <w:szCs w:val="18"/>
         </w:rPr>
-      </w:pPr>
-      <w:r>
+        <w:t>-RX CRT.    |</w:t>
+      </w:r>
+    </w:p>
+    <w:p>
+      <w:pPr>
         <w:rPr>
           <w:b/>
           <w:bCs/>
           <w:sz w:val="18"/>
           <w:szCs w:val="18"/>
         </w:rPr>
-        <w:t xml:space="preserve">                                     </w:t>
-      </w:r>
-      <w:r>
-        <w:rPr>
-          <w:rFonts w:ascii="Arial" w:hAnsi="Arial" w:cs="Arial"/>
+      </w:pPr>
+      <w:proofErr w:type="gramStart"/>
+      <w:r>
+        <w:rPr>
           <w:b/>
           <w:bCs/>
           <w:sz w:val="18"/>
           <w:szCs w:val="18"/>
         </w:rPr>
-        <w:t>▼</w:t>
-      </w:r>
-    </w:p>
-    <w:p>
-      <w:pPr>
+        <w:t>+-</w:t>
+      </w:r>
+      <w:proofErr w:type="gramEnd"/>
+      <w:r>
         <w:rPr>
           <w:b/>
           <w:bCs/>
           <w:sz w:val="18"/>
           <w:szCs w:val="18"/>
         </w:rPr>
-      </w:pPr>
-      <w:r>
+        <w:t>-------------------------------------------------------------------------+</w:t>
+      </w:r>
+    </w:p>
+    <w:p>
+      <w:pPr>
         <w:rPr>
           <w:b/>
           <w:bCs/>
           <w:sz w:val="18"/>
           <w:szCs w:val="18"/>
         </w:rPr>
-        <w:t>+--------------------------------------------------------------------------+</w:t>
-      </w:r>
-    </w:p>
-    <w:p>
-      <w:pPr>
+      </w:pPr>
+      <w:r>
         <w:rPr>
           <w:b/>
           <w:bCs/>
           <w:sz w:val="18"/>
           <w:szCs w:val="18"/>
         </w:rPr>
-      </w:pPr>
-      <w:r>
+        <w:t xml:space="preserve">                                     │</w:t>
+      </w:r>
+    </w:p>
+    <w:p>
+      <w:pPr>
         <w:rPr>
           <w:b/>
           <w:bCs/>
           <w:sz w:val="18"/>
           <w:szCs w:val="18"/>
         </w:rPr>
-        <w:t>|                        3. EXPULSION &amp; NEUTRALIZATION                     |</w:t>
-      </w:r>
-    </w:p>
-    <w:p>
-      <w:pPr>
+      </w:pPr>
+      <w:r>
         <w:rPr>
           <w:b/>
           <w:bCs/>
           <w:sz w:val="18"/>
           <w:szCs w:val="18"/>
         </w:rPr>
-      </w:pPr>
-      <w:r>
-        <w:rPr>
+        <w:t xml:space="preserve">                                     </w:t>
+      </w:r>
+      <w:r>
+        <w:rPr>
+          <w:rFonts w:ascii="Arial" w:hAnsi="Arial" w:cs="Arial"/>
           <w:b/>
           <w:bCs/>
           <w:sz w:val="18"/>
           <w:szCs w:val="18"/>
         </w:rPr>
-        <w:t>|   As the mass exits your nose or mouth, catch it in the bin, spray it   |</w:t>
+        <w:t>▼</w:t>
       </w:r>
     </w:p>
     <w:p>
@@ -15392,6 +16907,7 @@
           <w:szCs w:val="18"/>
         </w:rPr>
       </w:pPr>
+      <w:proofErr w:type="gramStart"/>
       <w:r>
         <w:rPr>
           <w:b/>
@@ -15399,85 +16915,86 @@
           <w:sz w:val="18"/>
           <w:szCs w:val="18"/>
         </w:rPr>
-        <w:t>|   with Formula 409 to lock it into a ball, and snap the lid closed.      |</w:t>
-      </w:r>
-    </w:p>
-    <w:p>
-      <w:pPr>
+        <w:t>+-</w:t>
+      </w:r>
+      <w:proofErr w:type="gramEnd"/>
+      <w:r>
         <w:rPr>
           <w:b/>
           <w:bCs/>
           <w:sz w:val="18"/>
           <w:szCs w:val="18"/>
         </w:rPr>
-      </w:pPr>
-      <w:r>
+        <w:t>-------------------------------------------------------------------------+</w:t>
+      </w:r>
+    </w:p>
+    <w:p>
+      <w:pPr>
         <w:rPr>
           <w:b/>
           <w:bCs/>
           <w:sz w:val="18"/>
           <w:szCs w:val="18"/>
         </w:rPr>
-        <w:t>+--------------------------------------------------------------------------+</w:t>
-      </w:r>
-    </w:p>
-    <w:p>
-      <w:pPr>
+      </w:pPr>
+      <w:r>
         <w:rPr>
           <w:b/>
           <w:bCs/>
           <w:sz w:val="18"/>
           <w:szCs w:val="18"/>
         </w:rPr>
-      </w:pPr>
-      <w:r>
+        <w:t>|                        3. EXPULSION &amp; NEUTRALIZATION                     |</w:t>
+      </w:r>
+    </w:p>
+    <w:p>
+      <w:pPr>
         <w:rPr>
           <w:b/>
           <w:bCs/>
           <w:sz w:val="18"/>
           <w:szCs w:val="18"/>
         </w:rPr>
-        <w:t xml:space="preserve">                                     │</w:t>
-      </w:r>
-    </w:p>
-    <w:p>
-      <w:pPr>
+      </w:pPr>
+      <w:r>
         <w:rPr>
           <w:b/>
           <w:bCs/>
           <w:sz w:val="18"/>
           <w:szCs w:val="18"/>
         </w:rPr>
-      </w:pPr>
-      <w:r>
+        <w:t>|   As the mass exits your nose or mouth, catch it in the bin, spray it   |</w:t>
+      </w:r>
+    </w:p>
+    <w:p>
+      <w:pPr>
         <w:rPr>
           <w:b/>
           <w:bCs/>
           <w:sz w:val="18"/>
           <w:szCs w:val="18"/>
         </w:rPr>
-        <w:t xml:space="preserve">                                     </w:t>
-      </w:r>
-      <w:r>
-        <w:rPr>
-          <w:rFonts w:ascii="Arial" w:hAnsi="Arial" w:cs="Arial"/>
+      </w:pPr>
+      <w:r>
+        <w:rPr>
           <w:b/>
           <w:bCs/>
           <w:sz w:val="18"/>
           <w:szCs w:val="18"/>
         </w:rPr>
-        <w:t>▼</w:t>
-      </w:r>
-    </w:p>
-    <w:p>
-      <w:pPr>
+        <w:t xml:space="preserve">|   with Formula 409 to lock it into a </w:t>
+      </w:r>
+      <w:proofErr w:type="gramStart"/>
+      <w:r>
         <w:rPr>
           <w:b/>
           <w:bCs/>
           <w:sz w:val="18"/>
           <w:szCs w:val="18"/>
         </w:rPr>
-      </w:pPr>
+        <w:t>ball, and</w:t>
+      </w:r>
+      <w:proofErr w:type="gramEnd"/>
       <w:r>
         <w:rPr>
           <w:b/>
@@ -15485,7 +17002,7 @@
           <w:sz w:val="18"/>
           <w:szCs w:val="18"/>
         </w:rPr>
-        <w:t>+--------------------------------------------------------------------------+</w:t>
+        <w:t xml:space="preserve"> snap the lid closed.      |</w:t>
       </w:r>
     </w:p>
     <w:p>
@@ -15497,6 +17014,7 @@
           <w:szCs w:val="18"/>
         </w:rPr>
       </w:pPr>
+      <w:proofErr w:type="gramStart"/>
       <w:r>
         <w:rPr>
           <w:b/>
@@ -15504,28 +17022,28 @@
           <w:sz w:val="18"/>
           <w:szCs w:val="18"/>
         </w:rPr>
-        <w:t>|                        4. SINUS IRRIGATION &amp; HEALING                     |</w:t>
-      </w:r>
-    </w:p>
-    <w:p>
-      <w:pPr>
+        <w:t>+-</w:t>
+      </w:r>
+      <w:proofErr w:type="gramEnd"/>
+      <w:r>
         <w:rPr>
           <w:b/>
           <w:bCs/>
           <w:sz w:val="18"/>
           <w:szCs w:val="18"/>
         </w:rPr>
-      </w:pPr>
-      <w:r>
+        <w:t>-------------------------------------------------------------------------+</w:t>
+      </w:r>
+    </w:p>
+    <w:p>
+      <w:pPr>
         <w:rPr>
           <w:b/>
           <w:bCs/>
           <w:sz w:val="18"/>
           <w:szCs w:val="18"/>
         </w:rPr>
-        <w:t xml:space="preserve">|   Rinse your sinuses with the alkaline saline kit, apply the </w:t>
-      </w:r>
-      <w:proofErr w:type="spellStart"/>
+      </w:pPr>
       <w:r>
         <w:rPr>
           <w:b/>
@@ -15533,36 +17051,36 @@
           <w:sz w:val="18"/>
           <w:szCs w:val="18"/>
         </w:rPr>
-        <w:t>Sabun</w:t>
-      </w:r>
-      <w:proofErr w:type="spellEnd"/>
-      <w:r>
+        <w:t xml:space="preserve">                                     │</w:t>
+      </w:r>
+    </w:p>
+    <w:p>
+      <w:pPr>
         <w:rPr>
           <w:b/>
           <w:bCs/>
           <w:sz w:val="18"/>
           <w:szCs w:val="18"/>
         </w:rPr>
-        <w:t>-RX    |</w:t>
-      </w:r>
-    </w:p>
-    <w:p>
-      <w:pPr>
+      </w:pPr>
+      <w:r>
         <w:rPr>
           <w:b/>
           <w:bCs/>
           <w:sz w:val="18"/>
           <w:szCs w:val="18"/>
         </w:rPr>
-      </w:pPr>
-      <w:r>
-        <w:rPr>
+        <w:t xml:space="preserve">                                     </w:t>
+      </w:r>
+      <w:r>
+        <w:rPr>
+          <w:rFonts w:ascii="Arial" w:hAnsi="Arial" w:cs="Arial"/>
           <w:b/>
           <w:bCs/>
           <w:sz w:val="18"/>
           <w:szCs w:val="18"/>
         </w:rPr>
-        <w:t>|   SIC protective layer, and track recovery with follow-up scans.        |</w:t>
+        <w:t>▼</w:t>
       </w:r>
     </w:p>
     <w:p>
@@ -15574,6 +17092,7 @@
           <w:szCs w:val="18"/>
         </w:rPr>
       </w:pPr>
+      <w:proofErr w:type="gramStart"/>
       <w:r>
         <w:rPr>
           <w:b/>
@@ -15581,7 +17100,124 @@
           <w:sz w:val="18"/>
           <w:szCs w:val="18"/>
         </w:rPr>
-        <w:t>+--------------------------------------------------------------------------+</w:t>
+        <w:t>+-</w:t>
+      </w:r>
+      <w:proofErr w:type="gramEnd"/>
+      <w:r>
+        <w:rPr>
+          <w:b/>
+          <w:bCs/>
+          <w:sz w:val="18"/>
+          <w:szCs w:val="18"/>
+        </w:rPr>
+        <w:t>-------------------------------------------------------------------------+</w:t>
+      </w:r>
+    </w:p>
+    <w:p>
+      <w:pPr>
+        <w:rPr>
+          <w:b/>
+          <w:bCs/>
+          <w:sz w:val="18"/>
+          <w:szCs w:val="18"/>
+        </w:rPr>
+      </w:pPr>
+      <w:r>
+        <w:rPr>
+          <w:b/>
+          <w:bCs/>
+          <w:sz w:val="18"/>
+          <w:szCs w:val="18"/>
+        </w:rPr>
+        <w:t>|                        4. SINUS IRRIGATION &amp; HEALING                     |</w:t>
+      </w:r>
+    </w:p>
+    <w:p>
+      <w:pPr>
+        <w:rPr>
+          <w:b/>
+          <w:bCs/>
+          <w:sz w:val="18"/>
+          <w:szCs w:val="18"/>
+        </w:rPr>
+      </w:pPr>
+      <w:r>
+        <w:rPr>
+          <w:b/>
+          <w:bCs/>
+          <w:sz w:val="18"/>
+          <w:szCs w:val="18"/>
+        </w:rPr>
+        <w:t xml:space="preserve">|   Rinse your sinuses with the alkaline saline kit, apply the </w:t>
+      </w:r>
+      <w:proofErr w:type="spellStart"/>
+      <w:r>
+        <w:rPr>
+          <w:b/>
+          <w:bCs/>
+          <w:sz w:val="18"/>
+          <w:szCs w:val="18"/>
+        </w:rPr>
+        <w:t>Sabun</w:t>
+      </w:r>
+      <w:proofErr w:type="spellEnd"/>
+      <w:r>
+        <w:rPr>
+          <w:b/>
+          <w:bCs/>
+          <w:sz w:val="18"/>
+          <w:szCs w:val="18"/>
+        </w:rPr>
+        <w:t>-RX    |</w:t>
+      </w:r>
+    </w:p>
+    <w:p>
+      <w:pPr>
+        <w:rPr>
+          <w:b/>
+          <w:bCs/>
+          <w:sz w:val="18"/>
+          <w:szCs w:val="18"/>
+        </w:rPr>
+      </w:pPr>
+      <w:r>
+        <w:rPr>
+          <w:b/>
+          <w:bCs/>
+          <w:sz w:val="18"/>
+          <w:szCs w:val="18"/>
+        </w:rPr>
+        <w:t>|   SIC protective layer, and track recovery with follow-up scans.        |</w:t>
+      </w:r>
+    </w:p>
+    <w:p>
+      <w:pPr>
+        <w:rPr>
+          <w:b/>
+          <w:bCs/>
+          <w:sz w:val="18"/>
+          <w:szCs w:val="18"/>
+        </w:rPr>
+      </w:pPr>
+      <w:proofErr w:type="gramStart"/>
+      <w:r>
+        <w:rPr>
+          <w:b/>
+          <w:bCs/>
+          <w:sz w:val="18"/>
+          <w:szCs w:val="18"/>
+        </w:rPr>
+        <w:t>+-</w:t>
+      </w:r>
+      <w:proofErr w:type="gramEnd"/>
+      <w:r>
+        <w:rPr>
+          <w:b/>
+          <w:bCs/>
+          <w:sz w:val="18"/>
+          <w:szCs w:val="18"/>
+        </w:rPr>
+        <w:t>-------------------------------------------------------------------------+</w:t>
       </w:r>
     </w:p>
     <w:p>
@@ -16012,7 +17648,15 @@
         <w:t>Secure the Container Lid:</w:t>
       </w:r>
       <w:r>
-        <w:t xml:space="preserve"> Snap the lid on tightly immediately after spraying to ensure complete containment and clean ambient air (ingestion_... p. 12).</w:t>
+        <w:t xml:space="preserve"> Snap the </w:t>
+      </w:r>
+      <w:proofErr w:type="gramStart"/>
+      <w:r>
+        <w:t>lid on</w:t>
+      </w:r>
+      <w:proofErr w:type="gramEnd"/>
+      <w:r>
+        <w:t xml:space="preserve"> tightly immediately after spraying to ensure complete containment and clean ambient air (ingestion_... p. 12).</w:t>
       </w:r>
     </w:p>
     <w:p>
@@ -16585,12 +18229,21 @@
           <w:bCs/>
         </w:rPr>
       </w:pPr>
-      <w:r>
-        <w:rPr>
-          <w:b/>
-          <w:bCs/>
-        </w:rPr>
-        <w:t>+--------------------------------------------------------------------------+</w:t>
+      <w:proofErr w:type="gramStart"/>
+      <w:r>
+        <w:rPr>
+          <w:b/>
+          <w:bCs/>
+        </w:rPr>
+        <w:t>+-</w:t>
+      </w:r>
+      <w:proofErr w:type="gramEnd"/>
+      <w:r>
+        <w:rPr>
+          <w:b/>
+          <w:bCs/>
+        </w:rPr>
+        <w:t>-------------------------------------------------------------------------+</w:t>
       </w:r>
     </w:p>
     <w:p>
@@ -16645,12 +18298,21 @@
           <w:bCs/>
         </w:rPr>
       </w:pPr>
-      <w:r>
-        <w:rPr>
-          <w:b/>
-          <w:bCs/>
-        </w:rPr>
-        <w:t>+--------------------------------------------------------------------------+</w:t>
+      <w:proofErr w:type="gramStart"/>
+      <w:r>
+        <w:rPr>
+          <w:b/>
+          <w:bCs/>
+        </w:rPr>
+        <w:t>+-</w:t>
+      </w:r>
+      <w:proofErr w:type="gramEnd"/>
+      <w:r>
+        <w:rPr>
+          <w:b/>
+          <w:bCs/>
+        </w:rPr>
+        <w:t>-------------------------------------------------------------------------+</w:t>
       </w:r>
     </w:p>
     <w:p>
@@ -16698,12 +18360,21 @@
           <w:bCs/>
         </w:rPr>
       </w:pPr>
-      <w:r>
-        <w:rPr>
-          <w:b/>
-          <w:bCs/>
-        </w:rPr>
-        <w:t>+--------------------------------------------------------------------------+</w:t>
+      <w:proofErr w:type="gramStart"/>
+      <w:r>
+        <w:rPr>
+          <w:b/>
+          <w:bCs/>
+        </w:rPr>
+        <w:t>+-</w:t>
+      </w:r>
+      <w:proofErr w:type="gramEnd"/>
+      <w:r>
+        <w:rPr>
+          <w:b/>
+          <w:bCs/>
+        </w:rPr>
+        <w:t>-------------------------------------------------------------------------+</w:t>
       </w:r>
     </w:p>
     <w:p>
@@ -16758,12 +18429,21 @@
           <w:bCs/>
         </w:rPr>
       </w:pPr>
-      <w:r>
-        <w:rPr>
-          <w:b/>
-          <w:bCs/>
-        </w:rPr>
-        <w:t>+--------------------------------------------------------------------------+</w:t>
+      <w:proofErr w:type="gramStart"/>
+      <w:r>
+        <w:rPr>
+          <w:b/>
+          <w:bCs/>
+        </w:rPr>
+        <w:t>+-</w:t>
+      </w:r>
+      <w:proofErr w:type="gramEnd"/>
+      <w:r>
+        <w:rPr>
+          <w:b/>
+          <w:bCs/>
+        </w:rPr>
+        <w:t>-------------------------------------------------------------------------+</w:t>
       </w:r>
     </w:p>
     <w:p>
@@ -16959,7 +18639,7 @@
           <w:b/>
           <w:bCs/>
         </w:rPr>
-        <w:t xml:space="preserve"> (Naked Brand Creatine):</w:t>
+        <w:t>:</w:t>
       </w:r>
       <w:r>
         <w:t xml:space="preserve"> Take </w:t>
@@ -17097,7 +18777,15 @@
         <w:t>Front Zool</w:t>
       </w:r>
       <w:r>
-        <w:t xml:space="preserve">. 2018;15:7. </w:t>
+        <w:t xml:space="preserve">. </w:t>
+      </w:r>
+      <w:proofErr w:type="gramStart"/>
+      <w:r>
+        <w:t>2018;15:7</w:t>
+      </w:r>
+      <w:proofErr w:type="gramEnd"/>
+      <w:r>
+        <w:t xml:space="preserve">. </w:t>
       </w:r>
       <w:r>
         <w:rPr>
@@ -17390,7 +19078,15 @@
         <w:t>Minnesota Law Review</w:t>
       </w:r>
       <w:r>
-        <w:t>. 2024;109:75.</w:t>
+        <w:t xml:space="preserve">. </w:t>
+      </w:r>
+      <w:proofErr w:type="gramStart"/>
+      <w:r>
+        <w:t>2024;109:75</w:t>
+      </w:r>
+      <w:proofErr w:type="gramEnd"/>
+      <w:r>
+        <w:t>.</w:t>
       </w:r>
       <w:r>
         <w:br/>
@@ -17440,7 +19136,15 @@
         <w:t>Brennan DD, et al.</w:t>
       </w:r>
       <w:r>
-        <w:t xml:space="preserve"> Microscopic anatomy of Pycnogonida: II. Digestive system and appendicular structural grids. </w:t>
+        <w:t xml:space="preserve"> </w:t>
+      </w:r>
+      <w:proofErr w:type="gramStart"/>
+      <w:r>
+        <w:t>Microscopic</w:t>
+      </w:r>
+      <w:proofErr w:type="gramEnd"/>
+      <w:r>
+        <w:t xml:space="preserve"> anatomy of Pycnogonida: II. Digestive system and appendicular structural grids. </w:t>
       </w:r>
       <w:r>
         <w:rPr>
@@ -17586,7 +19290,15 @@
       </w:r>
       <w:proofErr w:type="spellEnd"/>
       <w:r>
-        <w:t>. 2013;69:385.</w:t>
+        <w:t xml:space="preserve">. </w:t>
+      </w:r>
+      <w:proofErr w:type="gramStart"/>
+      <w:r>
+        <w:t>2013;69:385</w:t>
+      </w:r>
+      <w:proofErr w:type="gramEnd"/>
+      <w:r>
+        <w:t>.</w:t>
       </w:r>
       <w:r>
         <w:br/>
@@ -17636,7 +19348,15 @@
         <w:t>National Science Foundation (NSF).</w:t>
       </w:r>
       <w:r>
-        <w:t xml:space="preserve"> NSF expanding national AI infrastructure with new data systems and computing resources for biological network modeling. </w:t>
+        <w:t xml:space="preserve"> NSF </w:t>
+      </w:r>
+      <w:proofErr w:type="gramStart"/>
+      <w:r>
+        <w:t>expanding</w:t>
+      </w:r>
+      <w:proofErr w:type="gramEnd"/>
+      <w:r>
+        <w:t xml:space="preserve"> national AI infrastructure with new data systems and computing resources for biological network modeling. </w:t>
       </w:r>
       <w:r>
         <w:rPr>
@@ -18233,7 +19953,31 @@
         <w:t>National Institutes of Health (NIH) Bio-Registry:</w:t>
       </w:r>
       <w:r>
-        <w:t xml:space="preserve"> Tracks quantitative signatures of aggressive fibrous encapsulation (Zone I External Fibrotic Rim) and defines restricted diffusion parameters (\(\text{ADC} &lt; 0.7 \times 10^{-3} \text{ mm}^2/\text{s}\)) to differentiate structured chitinous scaffolds from serous mucoceles (</w:t>
+        <w:t xml:space="preserve"> Tracks quantitative signatures of aggressive fibrous encapsulation (Zone I External Fibrotic Rim) and defines restricted diffusion parameters (\(\</w:t>
+      </w:r>
+      <w:proofErr w:type="gramStart"/>
+      <w:r>
+        <w:t>text{</w:t>
+      </w:r>
+      <w:proofErr w:type="gramEnd"/>
+      <w:r>
+        <w:t>ADC} &lt; 0.7 \times 10</w:t>
+      </w:r>
+      <w:proofErr w:type="gramStart"/>
+      <w:r>
+        <w:t>^{</w:t>
+      </w:r>
+      <w:proofErr w:type="gramEnd"/>
+      <w:r>
+        <w:t>-3} \</w:t>
+      </w:r>
+      <w:proofErr w:type="gramStart"/>
+      <w:r>
+        <w:t>text{ mm</w:t>
+      </w:r>
+      <w:proofErr w:type="gramEnd"/>
+      <w:r>
+        <w:t>}^2/\text{s}\)) to differentiate structured chitinous scaffolds from serous mucoceles (</w:t>
       </w:r>
       <w:proofErr w:type="spellStart"/>
       <w:r>
@@ -18259,7 +20003,31 @@
         <w:t>Stanford University School of Medicine Repository:</w:t>
       </w:r>
       <w:r>
-        <w:t xml:space="preserve"> Clinical translation data mapping low-pH salivary proteases against bone stroma resorption, defining the markers for cytolytic acidosis and serum chitotriosidase elevations (\(&gt; 250 \text{ nmol/mL/h}\)) (</w:t>
+        <w:t xml:space="preserve"> Clinical translation data mapping low-pH salivary proteases against bone stroma resorption, defining the markers for cytolytic acidosis and serum chitotriosidase elevations (</w:t>
+      </w:r>
+      <w:proofErr w:type="gramStart"/>
+      <w:r>
+        <w:t>\(</w:t>
+      </w:r>
+      <w:proofErr w:type="gramEnd"/>
+      <w:r>
+        <w:t>&gt; 250 \</w:t>
+      </w:r>
+      <w:proofErr w:type="gramStart"/>
+      <w:r>
+        <w:t>text{ nmol</w:t>
+      </w:r>
+      <w:proofErr w:type="gramEnd"/>
+      <w:r>
+        <w:t>/mL/</w:t>
+      </w:r>
+      <w:proofErr w:type="gramStart"/>
+      <w:r>
+        <w:t>h}\</w:t>
+      </w:r>
+      <w:proofErr w:type="gramEnd"/>
+      <w:r>
+        <w:t>)) (</w:t>
       </w:r>
       <w:proofErr w:type="spellStart"/>
       <w:r>
@@ -18459,9 +20227,14 @@
       </w:r>
       <w:proofErr w:type="spellStart"/>
       <w:r>
-        <w:t>pycnogonid_joints.scad</w:t>
+        <w:t>pycnogonid_</w:t>
+      </w:r>
+      <w:proofErr w:type="gramStart"/>
+      <w:r>
+        <w:t>joints.scad</w:t>
       </w:r>
       <w:proofErr w:type="spellEnd"/>
+      <w:proofErr w:type="gramEnd"/>
       <w:r>
         <w:t>), cuticle density constants, and physical boundary constraints (</w:t>
       </w:r>
@@ -26052,7 +27825,6 @@
   <w:style w:type="character" w:default="1" w:styleId="DefaultParagraphFont">
     <w:name w:val="Default Paragraph Font"/>
     <w:uiPriority w:val="1"/>
-    <w:semiHidden/>
     <w:unhideWhenUsed/>
   </w:style>
   <w:style w:type="table" w:default="1" w:styleId="TableNormal">
